--- a/zht/docx/029.content.docx
+++ b/zht/docx/029.content.docx
@@ -150,26 +150,6 @@
           <w:lang w:val="zh_TW" w:bidi="zh_TW"/>
         </w:rPr>
         <w:t>dui</w:t>
-      </w:r>
-      <w:r>
-        <w:rPr>
-          <w:lang w:val="zh_TW" w:bidi="zh_TW"/>
-        </w:rPr>
-      </w:r>
-    </w:p>
-    <w:p>
-      <w:pPr/>
-      <w:r>
-        <w:rPr>
-          <w:lang w:val="zh_TW" w:bidi="zh_TW"/>
-        </w:rPr>
-      </w:r>
-      <w:r>
-        <w:rPr>
-          <w:i/>
-          <w:lang w:val="zh_TW" w:bidi="zh_TW"/>
-        </w:rPr>
-        <w:t>兌換銀錢的人，兌換銀錢, 兌換銀錢之人, 對觀福音書</w:t>
       </w:r>
       <w:r>
         <w:rPr>

--- a/zht/docx/029.content.docx
+++ b/zht/docx/029.content.docx
@@ -149,7 +149,7 @@
         <w:rPr>
           <w:lang w:val="zh_TW" w:bidi="zh_TW"/>
         </w:rPr>
-        <w:t>ding</w:t>
+        <w:t>diao</w:t>
       </w:r>
       <w:r>
         <w:rPr>
@@ -212,7 +212,7 @@
         <w:rPr>
           <w:lang w:val="zh_TW" w:bidi="zh_TW"/>
         </w:rPr>
-        <w:t>釘十字架</w:t>
+        <w:t>弔詭/反合性</w:t>
       </w:r>
       <w:r>
         <w:rPr>
@@ -231,7 +231,18 @@
         <w:rPr>
           <w:lang w:val="zh_TW" w:bidi="zh_TW"/>
         </w:rPr>
-        <w:t>用於處決耶穌基督的刑罰。聖經中有兩個涉及十字架刑罰的概念：「十字架」是一種異教的死刑方式，而「木頭」則是一種猶太人的刑罰。耶穌被釘十字架是祂為人類贖罪的方式。耶穌也用「十字架」這個詞來形象地比喻作為門徒所需做出的犧牲，使徒保羅則用它來象徵在靈命成長過程中自我的死亡。</w:t>
+        <w:t>一種表達形式，看似自相矛盾或荒謬不實，但也表達出基本的真理。人們常用它來引發更深刻和批判性的思考。它可能與誇張法（誇大的陳述）密切相關。弔詭中包含明顯的矛盾元素。弔詭的驚人特性使人們停下來仔細思考其意義。</w:t>
+      </w:r>
+    </w:p>
+    <w:p>
+      <w:pPr>
+        <w:pStyle w:val="Heading3"/>
+      </w:pPr>
+      <w:r>
+        <w:rPr>
+          <w:lang w:val="zh_TW" w:bidi="zh_TW"/>
+        </w:rPr>
+        <w:t>耶穌如何使用弔詭？</w:t>
       </w:r>
     </w:p>
     <w:p>
@@ -245,136 +256,7 @@
         <w:rPr>
           <w:lang w:val="zh_TW" w:bidi="zh_TW"/>
         </w:rPr>
-        <w:t>概述</w:t>
-      </w:r>
-    </w:p>
-    <w:p>
-      <w:pPr/>
-      <w:r>
-        <w:rPr>
-          <w:lang w:val="zh_TW" w:bidi="zh_TW"/>
-        </w:rPr>
-      </w:r>
-      <w:r>
-        <w:rPr>
-          <w:lang w:val="zh_TW" w:bidi="zh_TW"/>
-        </w:rPr>
-        <w:t>• 歷史背景</w:t>
-      </w:r>
-    </w:p>
-    <w:p>
-      <w:pPr/>
-      <w:r>
-        <w:rPr>
-          <w:lang w:val="zh_TW" w:bidi="zh_TW"/>
-        </w:rPr>
-      </w:r>
-      <w:r>
-        <w:rPr>
-          <w:lang w:val="zh_TW" w:bidi="zh_TW"/>
-        </w:rPr>
-        <w:t>• 基督被釘十字架</w:t>
-      </w:r>
-    </w:p>
-    <w:p>
-      <w:pPr/>
-      <w:r>
-        <w:rPr>
-          <w:lang w:val="zh_TW" w:bidi="zh_TW"/>
-        </w:rPr>
-      </w:r>
-      <w:r>
-        <w:rPr>
-          <w:lang w:val="zh_TW" w:bidi="zh_TW"/>
-        </w:rPr>
-        <w:t>• 基督被釘十字架的神學意義</w:t>
-      </w:r>
-    </w:p>
-    <w:p>
-      <w:pPr>
-        <w:pStyle w:val="Heading3"/>
-      </w:pPr>
-      <w:r>
-        <w:rPr>
-          <w:lang w:val="zh_TW" w:bidi="zh_TW"/>
-        </w:rPr>
-        <w:t>歷史背景</w:t>
-      </w:r>
-    </w:p>
-    <w:p>
-      <w:pPr>
-        <w:pStyle w:val="Heading4"/>
-      </w:pPr>
-      <w:r>
-        <w:rPr>
-          <w:lang w:val="zh_TW" w:bidi="zh_TW"/>
-        </w:rPr>
-        <w:t>異教的刑罰</w:t>
-      </w:r>
-    </w:p>
-    <w:p>
-      <w:pPr/>
-      <w:r>
-        <w:rPr>
-          <w:lang w:val="zh_TW" w:bidi="zh_TW"/>
-        </w:rPr>
-      </w:r>
-      <w:r>
-        <w:rPr>
-          <w:lang w:val="zh_TW" w:bidi="zh_TW"/>
-        </w:rPr>
-        <w:t>從字面上來看，希臘文中的「十字架」一詞是指用於各種用途的尖木樁，包括作為處決的工具。它可能是一根豎立的木樁，用來將罪犯刺穿，或者是一根垂直的木樁，頂部有橫梁（T字形）或中間有橫梁（+字形），用來懸掛或釘死罪犯，並使罪犯受到公開示眾的恥辱。十字架刑罰最早由米底亞人和波斯人使用，後來由亞歷山大大帝（公元前356–323年）、迦太基人（</w:t>
-      </w:r>
-      <w:r>
-        <w:rPr>
-          <w:lang w:val="zh_TW" w:bidi="zh_TW"/>
-        </w:rPr>
-        <w:t>Carthaginians</w:t>
-      </w:r>
-      <w:r>
-        <w:rPr>
-          <w:lang w:val="zh_TW" w:bidi="zh_TW"/>
-        </w:rPr>
-        <w:t>）和羅馬人採用。希臘人和羅馬人都限制其使用範圍，僅用於奴隸，他們認為對公民使用過於殘忍。在帝國時代，羅馬人將十字架刑罰的使用範圍擴展到外族人，但即便如此，它仍主要用於危害國家的罪行。</w:t>
-      </w:r>
-    </w:p>
-    <w:p>
-      <w:pPr/>
-      <w:r>
-        <w:rPr>
-          <w:lang w:val="zh_TW" w:bidi="zh_TW"/>
-        </w:rPr>
-      </w:r>
-      <w:r>
-        <w:rPr>
-          <w:lang w:val="zh_TW" w:bidi="zh_TW"/>
-        </w:rPr>
-        <w:t>普遍認為，十字架刑罰是最可怕的處決方式。事實上，在東方十字架僅作為對已經被處決的囚犯進一步羞辱的表徵，通常這些囚犯已被斬首。在西方，受刑的罪犯通常在處決地點被鞭打，並被迫將橫木扛到已經豎立樁子的地方。一塊寫有罪行的牌子通常掛在罪犯的脖子上，並在行刑後被固定在十字架上。囚犯通常被綁在橫樑上，有時會被釘在橫樑上（釘子穿過手腕，因為手部的骨頭無法承受重量）。然後將橫樑舉起並固定在直立的柱子上。如果劊子手希望某個犯人受到緩慢而痛苦的死亡，他們可能會在木樁上釘上木塊或釘子，作為支撐座或支撐腳的台階。犯人死亡的原因可能是血液循環中斷，導致冠狀動脈衰竭，另一種是肺部塌陷導致窒息而死。這可能需要幾天的時間，因此通常會用棍棒將犯人膝蓋以下的腿骨打斷，造成劇烈的休克，並消除任何減輕被捆綁或帶有尖刺手腕的壓力的可能性。通常屍體會留在十字架上腐爛，但在某些情況下會交給親屬或朋友埋葬。</w:t>
-      </w:r>
-    </w:p>
-    <w:p>
-      <w:pPr>
-        <w:pStyle w:val="Heading4"/>
-      </w:pPr>
-      <w:r>
-        <w:rPr>
-          <w:lang w:val="zh_TW" w:bidi="zh_TW"/>
-        </w:rPr>
-        <w:t>猶太人的刑罰</w:t>
-      </w:r>
-    </w:p>
-    <w:p>
-      <w:pPr/>
-      <w:r>
-        <w:rPr>
-          <w:lang w:val="zh_TW" w:bidi="zh_TW"/>
-        </w:rPr>
-      </w:r>
-      <w:r>
-        <w:rPr>
-          <w:lang w:val="zh_TW" w:bidi="zh_TW"/>
-        </w:rPr>
-        <w:t>舊約聖經中猶太人使用一種不同的釘死形式，與耶穌基督不同。掃羅王的屍體被非利士人斬首並掛在城牆上（</w:t>
+        <w:t>耶穌在祂的教導事工中使用了弔詭/反合性的表達。比如，祂說成年人必須重生。在</w:t>
       </w:r>
       <w:hyperlink r:id="rId13">
         <w:r>
@@ -385,14 +267,40 @@
             <w:color w:val="0000EE"/>
             <w:u w:val="single"/>
           </w:rPr>
-          <w:t>撒上31:9–10</w:t>
+          <w:t>約翰福音三章4節</w:t>
         </w:r>
       </w:hyperlink>
       <w:r>
         <w:rPr>
           <w:lang w:val="zh_TW" w:bidi="zh_TW"/>
         </w:rPr>
-        <w:t>），波斯王大流士將更改他的法令的人判處「插在樑上」（</w:t>
+        <w:t>，尼哥德慕問：「</w:t>
+      </w:r>
+      <w:r>
+        <w:rPr>
+          <w:lang w:val="zh_TW" w:bidi="zh_TW"/>
+        </w:rPr>
+        <w:t>人已經老了，如何能重生呢？豈能再進母腹生出來嗎？</w:t>
+      </w:r>
+      <w:r>
+        <w:rPr>
+          <w:lang w:val="zh_TW" w:bidi="zh_TW"/>
+        </w:rPr>
+        <w:t>」</w:t>
+      </w:r>
+    </w:p>
+    <w:p>
+      <w:pPr/>
+      <w:r>
+        <w:rPr>
+          <w:lang w:val="zh_TW" w:bidi="zh_TW"/>
+        </w:rPr>
+      </w:r>
+      <w:r>
+        <w:rPr>
+          <w:lang w:val="zh_TW" w:bidi="zh_TW"/>
+        </w:rPr>
+        <w:t>另一個例子是當耶穌對富人談論進入神的國時。耶穌說，駱駝穿過針眼（不可能的事情）比富人進入神的國還容易（</w:t>
       </w:r>
       <w:hyperlink r:id="rId14">
         <w:r>
@@ -403,14 +311,58 @@
             <w:color w:val="0000EE"/>
             <w:u w:val="single"/>
           </w:rPr>
-          <w:t>拉6:11</w:t>
+          <w:t>馬可福音10:25</w:t>
         </w:r>
       </w:hyperlink>
       <w:r>
         <w:rPr>
           <w:lang w:val="zh_TW" w:bidi="zh_TW"/>
         </w:rPr>
-        <w:t>）的刑罰。根據</w:t>
+        <w:t>）。重點不是專注於字面上的陳述或逐字理解，而是要理解其基本目的。這句話是為了讓人驚訝並讓他們改變思維。耶穌迫使富人看到他們對財富的態度如何將他們排除在神的國之外。</w:t>
+      </w:r>
+    </w:p>
+    <w:p>
+      <w:pPr/>
+      <w:r>
+        <w:rPr>
+          <w:lang w:val="zh_TW" w:bidi="zh_TW"/>
+        </w:rPr>
+      </w:r>
+      <w:r>
+        <w:rPr>
+          <w:lang w:val="zh_TW" w:bidi="zh_TW"/>
+        </w:rPr>
+        <w:t>耶穌的事工中大量使用弔詭/反合性表達，顯示出神的國如何顛覆人們生活的價值觀：</w:t>
+      </w:r>
+    </w:p>
+    <w:p>
+      <w:pPr>
+        <w:pStyle w:val="ListBullet"/>
+        <w:spacing w:line="240" w:lineRule="auto"/>
+        <w:ind w:left="720"/>
+      </w:pPr>
+      <w:r>
+        <w:rPr>
+          <w:lang w:val="zh_TW" w:bidi="zh_TW"/>
+        </w:rPr>
+      </w:r>
+      <w:r>
+        <w:rPr>
+          <w:lang w:val="zh_TW" w:bidi="zh_TW"/>
+        </w:rPr>
+        <w:t>凡</w:t>
+      </w:r>
+      <w:r>
+        <w:rPr>
+          <w:lang w:val="zh_TW" w:bidi="zh_TW"/>
+        </w:rPr>
+        <w:t>失喪生命的，將要得着生命</w:t>
+      </w:r>
+      <w:r>
+        <w:rPr>
+          <w:lang w:val="zh_TW" w:bidi="zh_TW"/>
+        </w:rPr>
+        <w:t>（</w:t>
       </w:r>
       <w:hyperlink r:id="rId15">
         <w:r>
@@ -421,14 +373,50 @@
             <w:color w:val="0000EE"/>
             <w:u w:val="single"/>
           </w:rPr>
-          <w:t>申命記21:22–23</w:t>
+          <w:t>馬太福音10:39</w:t>
         </w:r>
       </w:hyperlink>
       <w:r>
         <w:rPr>
           <w:lang w:val="zh_TW" w:bidi="zh_TW"/>
         </w:rPr>
-        <w:t>，猶太人採用了東方的刑罰，並附加了一個條件，即屍體必須在日落前從「木頭」上取下，因為受害者是「被咒詛的」（參</w:t>
+        <w:t>）。</w:t>
+      </w:r>
+    </w:p>
+    <w:p>
+      <w:pPr>
+        <w:pStyle w:val="ListBullet"/>
+        <w:spacing w:line="240" w:lineRule="auto"/>
+        <w:ind w:left="720"/>
+      </w:pPr>
+      <w:r>
+        <w:rPr>
+          <w:lang w:val="zh_TW" w:bidi="zh_TW"/>
+        </w:rPr>
+      </w:r>
+      <w:r>
+        <w:rPr>
+          <w:lang w:val="zh_TW" w:bidi="zh_TW"/>
+        </w:rPr>
+        <w:t>在後的，將要在前</w:t>
+      </w:r>
+      <w:r>
+        <w:rPr>
+          <w:lang w:val="zh_TW" w:bidi="zh_TW"/>
+        </w:rPr>
+        <w:t>，</w:t>
+      </w:r>
+      <w:r>
+        <w:rPr>
+          <w:lang w:val="zh_TW" w:bidi="zh_TW"/>
+        </w:rPr>
+        <w:t>在前的，將要在後</w:t>
+      </w:r>
+      <w:r>
+        <w:rPr>
+          <w:lang w:val="zh_TW" w:bidi="zh_TW"/>
+        </w:rPr>
+        <w:t>（</w:t>
       </w:r>
       <w:hyperlink r:id="rId16">
         <w:r>
@@ -439,88 +427,38 @@
             <w:color w:val="0000EE"/>
             <w:u w:val="single"/>
           </w:rPr>
-          <w:t>加3:13</w:t>
+          <w:t>路加福音13:30</w:t>
         </w:r>
       </w:hyperlink>
       <w:r>
         <w:rPr>
           <w:lang w:val="zh_TW" w:bidi="zh_TW"/>
         </w:rPr>
-        <w:t>），不能留下來「玷污土地」。猶太人並沒有採用羅馬式的釘十字架刑罰。唯一的例外是猶太統治者亞歷山大·</w:t>
-      </w:r>
-      <w:r>
-        <w:rPr>
-          <w:lang w:val="zh_TW" w:bidi="zh_TW"/>
-        </w:rPr>
-        <w:t>詹納烏斯（</w:t>
-      </w:r>
-      <w:r>
-        <w:rPr>
-          <w:lang w:val="zh_TW" w:bidi="zh_TW"/>
-        </w:rPr>
-        <w:t>Alexander Janneus</w:t>
-      </w:r>
-      <w:r>
-        <w:rPr>
-          <w:lang w:val="zh_TW" w:bidi="zh_TW"/>
-        </w:rPr>
-        <w:t>）</w:t>
-      </w:r>
-      <w:r>
-        <w:rPr>
-          <w:lang w:val="zh_TW" w:bidi="zh_TW"/>
-        </w:rPr>
-        <w:t>在公元前76年對800名叛亂者大規模集體釘死，據猶太歷史學家約瑟夫記載，這件事受到猶太人普遍的譴責。有些人認為猶太法庭在公元前二世紀後確實採用了西方的十字架刑罰。</w:t>
+        <w:t>）。</w:t>
       </w:r>
     </w:p>
     <w:p>
       <w:pPr>
-        <w:pStyle w:val="Heading3"/>
-      </w:pPr>
-      <w:r>
-        <w:rPr>
-          <w:lang w:val="zh_TW" w:bidi="zh_TW"/>
-        </w:rPr>
-        <w:t>基督被釘十字架</w:t>
-      </w:r>
-    </w:p>
-    <w:p>
-      <w:pPr/>
-      <w:r>
-        <w:rPr>
-          <w:lang w:val="zh_TW" w:bidi="zh_TW"/>
-        </w:rPr>
-      </w:r>
-      <w:r>
-        <w:rPr>
-          <w:lang w:val="zh_TW" w:bidi="zh_TW"/>
-        </w:rPr>
-        <w:t>新約聖經有許多關於基督被釘十字架的論述，因為這是基督教信仰的核心主題。</w:t>
-      </w:r>
-    </w:p>
-    <w:p>
-      <w:pPr>
-        <w:pStyle w:val="Heading4"/>
-      </w:pPr>
-      <w:r>
-        <w:rPr>
-          <w:lang w:val="zh_TW" w:bidi="zh_TW"/>
-        </w:rPr>
-        <w:t>預言</w:t>
-      </w:r>
-    </w:p>
-    <w:p>
-      <w:pPr/>
-      <w:r>
-        <w:rPr>
-          <w:lang w:val="zh_TW" w:bidi="zh_TW"/>
-        </w:rPr>
-      </w:r>
-      <w:r>
-        <w:rPr>
-          <w:lang w:val="zh_TW" w:bidi="zh_TW"/>
-        </w:rPr>
-        <w:t>福音書記載了基督對自己被釘十字架的三次預言（</w:t>
+        <w:pStyle w:val="ListBullet"/>
+        <w:spacing w:line="240" w:lineRule="auto"/>
+        <w:ind w:left="720"/>
+      </w:pPr>
+      <w:r>
+        <w:rPr>
+          <w:lang w:val="zh_TW" w:bidi="zh_TW"/>
+        </w:rPr>
+      </w:r>
+      <w:r>
+        <w:rPr>
+          <w:lang w:val="zh_TW" w:bidi="zh_TW"/>
+        </w:rPr>
+        <w:t>誰願為大，就必作眾人的用人</w:t>
+      </w:r>
+      <w:r>
+        <w:rPr>
+          <w:lang w:val="zh_TW" w:bidi="zh_TW"/>
+        </w:rPr>
+        <w:t>（</w:t>
       </w:r>
       <w:hyperlink r:id="rId17">
         <w:r>
@@ -531,14 +469,14 @@
             <w:color w:val="0000EE"/>
             <w:u w:val="single"/>
           </w:rPr>
-          <w:t>可8:31</w:t>
+          <w:t>馬可福音10:43</w:t>
         </w:r>
       </w:hyperlink>
       <w:r>
         <w:rPr>
           <w:lang w:val="zh_TW" w:bidi="zh_TW"/>
         </w:rPr>
-        <w:t>，</w:t>
+        <w:t>；</w:t>
       </w:r>
       <w:hyperlink r:id="rId18">
         <w:r>
@@ -549,14 +487,28 @@
             <w:color w:val="0000EE"/>
             <w:u w:val="single"/>
           </w:rPr>
-          <w:t>9:31</w:t>
+          <w:t>路加福音22:26</w:t>
         </w:r>
       </w:hyperlink>
       <w:r>
         <w:rPr>
           <w:lang w:val="zh_TW" w:bidi="zh_TW"/>
         </w:rPr>
-        <w:t>，</w:t>
+        <w:t>）。</w:t>
+      </w:r>
+    </w:p>
+    <w:p>
+      <w:pPr/>
+      <w:r>
+        <w:rPr>
+          <w:lang w:val="zh_TW" w:bidi="zh_TW"/>
+        </w:rPr>
+      </w:r>
+      <w:r>
+        <w:rPr>
+          <w:lang w:val="zh_TW" w:bidi="zh_TW"/>
+        </w:rPr>
+        <w:t>事實上，耶穌自己的僕人事工強調了神的國的巨大逆轉。耶穌為門徒洗腳後，說：「你們稱呼我夫子，稱呼我主，你們說的不錯，我本來是。我是你們的主，你們的夫子，尚且洗你們的腳，你們也當彼此洗腳」(</w:t>
       </w:r>
       <w:hyperlink r:id="rId19">
         <w:r>
@@ -567,299 +519,25 @@
             <w:color w:val="0000EE"/>
             <w:u w:val="single"/>
           </w:rPr>
-          <w:t>10:33–34</w:t>
+          <w:t>約翰福音13:13–14</w:t>
         </w:r>
       </w:hyperlink>
       <w:r>
         <w:rPr>
           <w:lang w:val="zh_TW" w:bidi="zh_TW"/>
         </w:rPr>
-        <w:t>及平行經文）。 此外，約翰記錄了三句有關人子被「舉起」的話語（</w:t>
-      </w:r>
-      <w:hyperlink r:id="rId20">
-        <w:r>
-          <w:rPr>
-            <w:lang w:val="zh_TW" w:bidi="zh_TW"/>
-          </w:rPr>
-          <w:rPr>
-            <w:color w:val="0000EE"/>
-            <w:u w:val="single"/>
-          </w:rPr>
-          <w:t>約3:14</w:t>
-        </w:r>
-      </w:hyperlink>
-      <w:r>
-        <w:rPr>
-          <w:lang w:val="zh_TW" w:bidi="zh_TW"/>
-        </w:rPr>
-        <w:t>，</w:t>
-      </w:r>
-      <w:hyperlink r:id="rId21">
-        <w:r>
-          <w:rPr>
-            <w:lang w:val="zh_TW" w:bidi="zh_TW"/>
-          </w:rPr>
-          <w:rPr>
-            <w:color w:val="0000EE"/>
-            <w:u w:val="single"/>
-          </w:rPr>
-          <w:t>8:28</w:t>
-        </w:r>
-      </w:hyperlink>
-      <w:r>
-        <w:rPr>
-          <w:lang w:val="zh_TW" w:bidi="zh_TW"/>
-        </w:rPr>
-        <w:t>，</w:t>
-      </w:r>
-      <w:hyperlink r:id="rId22">
-        <w:r>
-          <w:rPr>
-            <w:lang w:val="zh_TW" w:bidi="zh_TW"/>
-          </w:rPr>
-          <w:rPr>
-            <w:color w:val="0000EE"/>
-            <w:u w:val="single"/>
-          </w:rPr>
-          <w:t>12:32–33</w:t>
-        </w:r>
-      </w:hyperlink>
-      <w:r>
-        <w:rPr>
-          <w:lang w:val="zh_TW" w:bidi="zh_TW"/>
-        </w:rPr>
-        <w:t>），這與對觀福音的預言相平行。這些經文中交織著幾個主題：</w:t>
+        <w:t>)。</w:t>
       </w:r>
     </w:p>
     <w:p>
       <w:pPr>
-        <w:pStyle w:val="ListNumber"/>
-        <w:numPr>
-          <w:ilvl w:val="0"/>
-          <w:numId w:val="14"/>
-        </w:numPr>
-        <w:spacing w:line="240" w:lineRule="auto"/>
-        <w:ind w:left="720"/>
-      </w:pPr>
-      <w:r>
-        <w:rPr>
-          <w:lang w:val="zh_TW" w:bidi="zh_TW"/>
-        </w:rPr>
-      </w:r>
-      <w:r>
-        <w:rPr>
-          <w:lang w:val="zh_TW" w:bidi="zh_TW"/>
-        </w:rPr>
-        <w:t>基督的受難（指祂在十字架上受苦）是神救贖計劃的一部分（</w:t>
-      </w:r>
-      <w:hyperlink r:id="rId17">
-        <w:r>
-          <w:rPr>
-            <w:lang w:val="zh_TW" w:bidi="zh_TW"/>
-          </w:rPr>
-          <w:rPr>
-            <w:color w:val="0000EE"/>
-            <w:u w:val="single"/>
-          </w:rPr>
-          <w:t>可8:31</w:t>
-        </w:r>
-      </w:hyperlink>
-      <w:r>
-        <w:rPr>
-          <w:lang w:val="zh_TW" w:bidi="zh_TW"/>
-        </w:rPr>
-        <w:t>，「必須」）。</w:t>
-      </w:r>
-    </w:p>
-    <w:p>
-      <w:pPr>
-        <w:pStyle w:val="ListNumber"/>
-        <w:spacing w:line="240" w:lineRule="auto"/>
-        <w:ind w:left="720"/>
-      </w:pPr>
-      <w:r>
-        <w:rPr>
-          <w:lang w:val="zh_TW" w:bidi="zh_TW"/>
-        </w:rPr>
-      </w:r>
-      <w:r>
-        <w:rPr>
-          <w:lang w:val="zh_TW" w:bidi="zh_TW"/>
-        </w:rPr>
-        <w:t>猶太人和羅馬人都因「交付」和「殺害」耶穌而有罪。</w:t>
-      </w:r>
-    </w:p>
-    <w:p>
-      <w:pPr>
-        <w:pStyle w:val="ListNumber"/>
-        <w:spacing w:line="240" w:lineRule="auto"/>
-        <w:ind w:left="720"/>
-      </w:pPr>
-      <w:r>
-        <w:rPr>
-          <w:lang w:val="zh_TW" w:bidi="zh_TW"/>
-        </w:rPr>
-      </w:r>
-      <w:r>
-        <w:rPr>
-          <w:lang w:val="zh_TW" w:bidi="zh_TW"/>
-        </w:rPr>
-        <w:t>祂的死亡將通過復活得到平反。</w:t>
-      </w:r>
-    </w:p>
-    <w:p>
-      <w:pPr>
-        <w:pStyle w:val="ListNumber"/>
-        <w:spacing w:line="240" w:lineRule="auto"/>
-        <w:ind w:left="720"/>
-      </w:pPr>
-      <w:r>
-        <w:rPr>
-          <w:lang w:val="zh_TW" w:bidi="zh_TW"/>
-        </w:rPr>
-      </w:r>
-      <w:r>
-        <w:rPr>
-          <w:lang w:val="zh_TW" w:bidi="zh_TW"/>
-        </w:rPr>
-        <w:t>祂的死亡本身，以一種看似矛盾的方式，被視為祂進入「榮耀」的途徑（見約翰附加於「舉起」的象徵意義）。其它暗示耶穌命運的話語包括祂對先知被殺害的評論（</w:t>
-      </w:r>
-      <w:hyperlink r:id="rId23">
-        <w:r>
-          <w:rPr>
-            <w:lang w:val="zh_TW" w:bidi="zh_TW"/>
-          </w:rPr>
-          <w:rPr>
-            <w:color w:val="0000EE"/>
-            <w:u w:val="single"/>
-          </w:rPr>
-          <w:t>太23:29–30</w:t>
-        </w:r>
-      </w:hyperlink>
-      <w:r>
-        <w:rPr>
-          <w:lang w:val="zh_TW" w:bidi="zh_TW"/>
-        </w:rPr>
-        <w:t>；</w:t>
-      </w:r>
-      <w:hyperlink r:id="rId24">
-        <w:r>
-          <w:rPr>
-            <w:lang w:val="zh_TW" w:bidi="zh_TW"/>
-          </w:rPr>
-          <w:rPr>
-            <w:color w:val="0000EE"/>
-            <w:u w:val="single"/>
-          </w:rPr>
-          <w:t>路13:33</w:t>
-        </w:r>
-      </w:hyperlink>
-      <w:r>
-        <w:rPr>
-          <w:lang w:val="zh_TW" w:bidi="zh_TW"/>
-        </w:rPr>
-        <w:t>），祂對先知和「兒子」的死亡的比喻（婚宴，</w:t>
-      </w:r>
-      <w:hyperlink r:id="rId25">
-        <w:r>
-          <w:rPr>
-            <w:lang w:val="zh_TW" w:bidi="zh_TW"/>
-          </w:rPr>
-          <w:rPr>
-            <w:color w:val="0000EE"/>
-            <w:u w:val="single"/>
-          </w:rPr>
-          <w:t>太22:1–14</w:t>
-        </w:r>
-      </w:hyperlink>
-      <w:r>
-        <w:rPr>
-          <w:lang w:val="zh_TW" w:bidi="zh_TW"/>
-        </w:rPr>
-        <w:t>；惡園戶，</w:t>
-      </w:r>
-      <w:hyperlink r:id="rId26">
-        <w:r>
-          <w:rPr>
-            <w:lang w:val="zh_TW" w:bidi="zh_TW"/>
-          </w:rPr>
-          <w:rPr>
-            <w:color w:val="0000EE"/>
-            <w:u w:val="single"/>
-          </w:rPr>
-          <w:t>可12:1–10</w:t>
-        </w:r>
-      </w:hyperlink>
-      <w:r>
-        <w:rPr>
-          <w:lang w:val="zh_TW" w:bidi="zh_TW"/>
-        </w:rPr>
-        <w:t>），以及祂對門徒將承受類似苦難的教導（</w:t>
-      </w:r>
-      <w:hyperlink r:id="rId27">
-        <w:r>
-          <w:rPr>
-            <w:lang w:val="zh_TW" w:bidi="zh_TW"/>
-          </w:rPr>
-          <w:rPr>
-            <w:color w:val="0000EE"/>
-            <w:u w:val="single"/>
-          </w:rPr>
-          <w:t>太10:24–28</w:t>
-        </w:r>
-      </w:hyperlink>
-      <w:r>
-        <w:rPr>
-          <w:lang w:val="zh_TW" w:bidi="zh_TW"/>
-        </w:rPr>
-        <w:t>；</w:t>
-      </w:r>
-      <w:hyperlink r:id="rId28">
-        <w:r>
-          <w:rPr>
-            <w:lang w:val="zh_TW" w:bidi="zh_TW"/>
-          </w:rPr>
-          <w:rPr>
-            <w:color w:val="0000EE"/>
-            <w:u w:val="single"/>
-          </w:rPr>
-          <w:t>可8:34–35</w:t>
-        </w:r>
-      </w:hyperlink>
-      <w:r>
-        <w:rPr>
-          <w:lang w:val="zh_TW" w:bidi="zh_TW"/>
-        </w:rPr>
-        <w:t>；</w:t>
-      </w:r>
-      <w:hyperlink r:id="rId29">
-        <w:r>
-          <w:rPr>
-            <w:lang w:val="zh_TW" w:bidi="zh_TW"/>
-          </w:rPr>
-          <w:rPr>
-            <w:color w:val="0000EE"/>
-            <w:u w:val="single"/>
-          </w:rPr>
-          <w:t>約15:18–25</w:t>
-        </w:r>
-      </w:hyperlink>
-      <w:r>
-        <w:rPr>
-          <w:lang w:val="zh_TW" w:bidi="zh_TW"/>
-        </w:rPr>
-        <w:t>）。</w:t>
-      </w:r>
-    </w:p>
-    <w:p>
-      <w:pPr>
-        <w:pStyle w:val="Heading4"/>
-      </w:pPr>
-      <w:r>
-        <w:rPr>
-          <w:lang w:val="zh_TW" w:bidi="zh_TW"/>
-        </w:rPr>
-        <w:t>歷史事件</w:t>
+        <w:pStyle w:val="Heading3"/>
+      </w:pPr>
+      <w:r>
+        <w:rPr>
+          <w:lang w:val="zh_TW" w:bidi="zh_TW"/>
+        </w:rPr>
+        <w:t>描述神時的弔詭/反合性</w:t>
       </w:r>
     </w:p>
     <w:p>
@@ -873,1480 +551,7 @@
         <w:rPr>
           <w:lang w:val="zh_TW" w:bidi="zh_TW"/>
         </w:rPr>
-        <w:t>耶穌被釘十字架結合了羅馬和猶太的元素。雖然福音書的作者強調了猶太人犯罪是為了他們自己辯論的目的，但他們還是小心地區分了領袖和普通百姓。是領袖們發起了逮捕耶穌的行動（</w:t>
-      </w:r>
-      <w:hyperlink r:id="rId30">
-        <w:r>
-          <w:rPr>
-            <w:lang w:val="zh_TW" w:bidi="zh_TW"/>
-          </w:rPr>
-          <w:rPr>
-            <w:color w:val="0000EE"/>
-            <w:u w:val="single"/>
-          </w:rPr>
-          <w:t>可14:43</w:t>
-        </w:r>
-      </w:hyperlink>
-      <w:r>
-        <w:rPr>
-          <w:lang w:val="zh_TW" w:bidi="zh_TW"/>
-        </w:rPr>
-        <w:t>）並將耶穌交由公會審判（</w:t>
-      </w:r>
-      <w:hyperlink r:id="rId31">
-        <w:r>
-          <w:rPr>
-            <w:lang w:val="zh_TW" w:bidi="zh_TW"/>
-          </w:rPr>
-          <w:rPr>
-            <w:color w:val="0000EE"/>
-            <w:u w:val="single"/>
-          </w:rPr>
-          <w:t>53–64節</w:t>
-        </w:r>
-      </w:hyperlink>
-      <w:r>
-        <w:rPr>
-          <w:lang w:val="zh_TW" w:bidi="zh_TW"/>
-        </w:rPr>
-        <w:t>）。雖然彼拉多似乎猶豫不決，最後卻軟弱地屈服於群眾，通過「洗手」來表示自己無罪（</w:t>
-      </w:r>
-      <w:hyperlink r:id="rId32">
-        <w:r>
-          <w:rPr>
-            <w:lang w:val="zh_TW" w:bidi="zh_TW"/>
-          </w:rPr>
-          <w:rPr>
-            <w:color w:val="0000EE"/>
-            <w:u w:val="single"/>
-          </w:rPr>
-          <w:t>太27:24</w:t>
-        </w:r>
-      </w:hyperlink>
-      <w:r>
-        <w:rPr>
-          <w:lang w:val="zh_TW" w:bidi="zh_TW"/>
-        </w:rPr>
-        <w:t>）。羅馬人明顯參與了耶穌釘十字架的事件中。由於公會沒有權力執行死刑，必須經過彼拉多的決定，才能施行釘十字架刑罰。此外，處決是由羅馬人實際執行。</w:t>
-      </w:r>
-    </w:p>
-    <w:p>
-      <w:pPr/>
-      <w:r>
-        <w:rPr>
-          <w:lang w:val="zh_TW" w:bidi="zh_TW"/>
-        </w:rPr>
-      </w:r>
-      <w:r>
-        <w:rPr>
-          <w:lang w:val="zh_TW" w:bidi="zh_TW"/>
-        </w:rPr>
-        <w:t>在耶穌的釘十字架過程中，遵循了羅馬的習俗，如鞭打、嘲弄性的加冕並剝奪衣物、背負自己的橫梁、被釘在十字架上，以及打斷兩個強盜的腿。高架的刑場符合將某些罪犯公開示眾的習俗。耶穌十字架的高度也是如此，可能有七到九英尺（2到3米）。十字架上有一塊刻著「猶太人的王」的牌子，表明十字架的橫樑是固定在木桩頂以下的位置。猶太元素見於摻有沒藥的酒（</w:t>
-      </w:r>
-      <w:hyperlink r:id="rId33">
-        <w:r>
-          <w:rPr>
-            <w:lang w:val="zh_TW" w:bidi="zh_TW"/>
-          </w:rPr>
-          <w:rPr>
-            <w:color w:val="0000EE"/>
-            <w:u w:val="single"/>
-          </w:rPr>
-          <w:t>可15:23</w:t>
-        </w:r>
-      </w:hyperlink>
-      <w:r>
-        <w:rPr>
-          <w:lang w:val="zh_TW" w:bidi="zh_TW"/>
-        </w:rPr>
-        <w:t>）、牛膝草蘆葦杆上的的醋（</w:t>
-      </w:r>
-      <w:hyperlink r:id="rId34">
-        <w:r>
-          <w:rPr>
-            <w:lang w:val="zh_TW" w:bidi="zh_TW"/>
-          </w:rPr>
-          <w:rPr>
-            <w:color w:val="0000EE"/>
-            <w:u w:val="single"/>
-          </w:rPr>
-          <w:t>36</w:t>
-        </w:r>
-      </w:hyperlink>
-      <w:r>
-        <w:rPr>
-          <w:lang w:val="zh_TW" w:bidi="zh_TW"/>
-        </w:rPr>
-        <w:t>），以及日落前和安息日開始前移走屍體（</w:t>
-      </w:r>
-      <w:hyperlink r:id="rId35">
-        <w:r>
-          <w:rPr>
-            <w:lang w:val="zh_TW" w:bidi="zh_TW"/>
-          </w:rPr>
-          <w:rPr>
-            <w:color w:val="0000EE"/>
-            <w:u w:val="single"/>
-          </w:rPr>
-          <w:t>約19:31</w:t>
-        </w:r>
-      </w:hyperlink>
-      <w:r>
-        <w:rPr>
-          <w:lang w:val="zh_TW" w:bidi="zh_TW"/>
-        </w:rPr>
-        <w:t>）。</w:t>
-      </w:r>
-    </w:p>
-    <w:p>
-      <w:pPr/>
-      <w:r>
-        <w:rPr>
-          <w:lang w:val="zh_TW" w:bidi="zh_TW"/>
-        </w:rPr>
-      </w:r>
-      <w:r>
-        <w:rPr>
-          <w:lang w:val="zh_TW" w:bidi="zh_TW"/>
-        </w:rPr>
-        <w:t>雖然耶穌被釘十字架的事實在歷史上很少受到挑戰，但福音書中四個不同版本的細節有時被認為是後來為了讓預言「應驗」、基督徒與猶太人之間的辯論，或崇拜考量的影響而添加的內容。然而我們不能從福音書記載的差異中得出這些細節不是歷史事實的結論。福音書作者對耶穌受難細節的選擇性記錄，並不能證明他們的敘述是捏造的。</w:t>
-      </w:r>
-    </w:p>
-    <w:p>
-      <w:pPr>
-        <w:pStyle w:val="Heading4"/>
-      </w:pPr>
-      <w:r>
-        <w:rPr>
-          <w:lang w:val="zh_TW" w:bidi="zh_TW"/>
-        </w:rPr>
-        <w:t>每卷福音書的重點</w:t>
-      </w:r>
-    </w:p>
-    <w:p>
-      <w:pPr/>
-      <w:r>
-        <w:rPr>
-          <w:lang w:val="zh_TW" w:bidi="zh_TW"/>
-        </w:rPr>
-      </w:r>
-      <w:r>
-        <w:rPr>
-          <w:lang w:val="zh_TW" w:bidi="zh_TW"/>
-        </w:rPr>
-        <w:t>在受難敘述中出現的元素是由每位作者挑選的，目的是展現一個特定的受難場景的觀看點。福音書作者不僅是歷史學家，也是神學家，他們選擇場景並加以描繪，以顯示這些事件對基督教信仰的意義。</w:t>
-      </w:r>
-    </w:p>
-    <w:p>
-      <w:pPr/>
-      <w:r>
-        <w:rPr>
-          <w:lang w:val="zh_TW" w:bidi="zh_TW"/>
-        </w:rPr>
-      </w:r>
-      <w:r>
-        <w:rPr>
-          <w:lang w:val="zh_TW" w:bidi="zh_TW"/>
-        </w:rPr>
-        <w:t>馬可福音和馬太福音都展示了彌賽亞被人類處死的恐怖場景。馬可福音對耶穌受難的記述，前半部分對比了群眾的嘲弄與耶穌死亡的真正意義。兩種「救自己」的呼喊（</w:t>
-      </w:r>
-      <w:hyperlink r:id="rId36">
-        <w:r>
-          <w:rPr>
-            <w:lang w:val="zh_TW" w:bidi="zh_TW"/>
-          </w:rPr>
-          <w:rPr>
-            <w:color w:val="0000EE"/>
-            <w:u w:val="single"/>
-          </w:rPr>
-          <w:t>可15:29–31</w:t>
-        </w:r>
-      </w:hyperlink>
-      <w:r>
-        <w:rPr>
-          <w:lang w:val="zh_TW" w:bidi="zh_TW"/>
-        </w:rPr>
-        <w:t>）反覆提到了耶穌所說的三天內重建聖殿——預言性地指向復活。後半部分的描述強調了場景的恐怖，從黑暗到被神離棄的呼喊，再到被進一步的嘲弄（</w:t>
-      </w:r>
-      <w:hyperlink r:id="rId37">
-        <w:r>
-          <w:rPr>
-            <w:lang w:val="zh_TW" w:bidi="zh_TW"/>
-          </w:rPr>
-          <w:rPr>
-            <w:color w:val="0000EE"/>
-            <w:u w:val="single"/>
-          </w:rPr>
-          <w:t>33–36</w:t>
-        </w:r>
-      </w:hyperlink>
-      <w:r>
-        <w:rPr>
-          <w:lang w:val="zh_TW" w:bidi="zh_TW"/>
-        </w:rPr>
-        <w:t>）。</w:t>
-      </w:r>
-    </w:p>
-    <w:p>
-      <w:pPr/>
-      <w:r>
-        <w:rPr>
-          <w:lang w:val="zh_TW" w:bidi="zh_TW"/>
-        </w:rPr>
-      </w:r>
-      <w:r>
-        <w:rPr>
-          <w:lang w:val="zh_TW" w:bidi="zh_TW"/>
-        </w:rPr>
-        <w:t>馬太福音在某些重要方向上擴展了馬可福音的意象，增加了耶穌「嘗了」苦酒（意在減輕他的痛苦）後拒絕飲用的細節（</w:t>
-      </w:r>
-      <w:hyperlink r:id="rId38">
-        <w:r>
-          <w:rPr>
-            <w:lang w:val="zh_TW" w:bidi="zh_TW"/>
-          </w:rPr>
-          <w:rPr>
-            <w:color w:val="0000EE"/>
-            <w:u w:val="single"/>
-          </w:rPr>
-          <w:t>太27:34</w:t>
-        </w:r>
-      </w:hyperlink>
-      <w:r>
-        <w:rPr>
-          <w:lang w:val="zh_TW" w:bidi="zh_TW"/>
-        </w:rPr>
-        <w:t>），並在死亡場景中添加了「氣就斷了」（</w:t>
-      </w:r>
-      <w:hyperlink r:id="rId39">
-        <w:r>
-          <w:rPr>
-            <w:lang w:val="zh_TW" w:bidi="zh_TW"/>
-          </w:rPr>
-          <w:rPr>
-            <w:color w:val="0000EE"/>
-            <w:u w:val="single"/>
-          </w:rPr>
-          <w:t>50</w:t>
-        </w:r>
-      </w:hyperlink>
-      <w:r>
-        <w:rPr>
-          <w:lang w:val="zh_TW" w:bidi="zh_TW"/>
-        </w:rPr>
-        <w:t>）。因此，馬太福音強調耶穌是自願面對死亡，祂完全清醒並完全控制自己。馬太福音的諷刺和暗示也帶出耶穌受難與祂被平反之間的差異。平反的元素包括聖殿幔子的裂開（</w:t>
-      </w:r>
-      <w:hyperlink r:id="rId40">
-        <w:r>
-          <w:rPr>
-            <w:lang w:val="zh_TW" w:bidi="zh_TW"/>
-          </w:rPr>
-          <w:rPr>
-            <w:color w:val="0000EE"/>
-            <w:u w:val="single"/>
-          </w:rPr>
-          <w:t>51</w:t>
-        </w:r>
-      </w:hyperlink>
-      <w:r>
-        <w:rPr>
-          <w:lang w:val="zh_TW" w:bidi="zh_TW"/>
-        </w:rPr>
-        <w:t>節）和百夫長的見證（</w:t>
-      </w:r>
-      <w:hyperlink r:id="rId41">
-        <w:r>
-          <w:rPr>
-            <w:lang w:val="zh_TW" w:bidi="zh_TW"/>
-          </w:rPr>
-          <w:rPr>
-            <w:color w:val="0000EE"/>
-            <w:u w:val="single"/>
-          </w:rPr>
-          <w:t>54</w:t>
-        </w:r>
-      </w:hyperlink>
-      <w:r>
-        <w:rPr>
-          <w:lang w:val="zh_TW" w:bidi="zh_TW"/>
-        </w:rPr>
-        <w:t>節）。在</w:t>
-      </w:r>
-      <w:hyperlink r:id="rId42">
-        <w:r>
-          <w:rPr>
-            <w:lang w:val="zh_TW" w:bidi="zh_TW"/>
-          </w:rPr>
-          <w:rPr>
-            <w:color w:val="0000EE"/>
-            <w:u w:val="single"/>
-          </w:rPr>
-          <w:t>馬太福音二十七章52至53節</w:t>
-        </w:r>
-      </w:hyperlink>
-      <w:r>
-        <w:rPr>
-          <w:lang w:val="zh_TW" w:bidi="zh_TW"/>
-        </w:rPr>
-        <w:t>這個奇特的超自然場景中，耶穌的死亡隨即發生了一場地震，地震打開了墳墓，使「已睡聖徒的身體」復活。對馬太來說，那些事件和其他事件開啟了末後的日子，這是救恩的新時代，當死亡的權勢被打破，生命將賜給所有人。</w:t>
-      </w:r>
-    </w:p>
-    <w:p>
-      <w:pPr/>
-      <w:r>
-        <w:rPr>
-          <w:lang w:val="zh_TW" w:bidi="zh_TW"/>
-        </w:rPr>
-      </w:r>
-      <w:r>
-        <w:rPr>
-          <w:lang w:val="zh_TW" w:bidi="zh_TW"/>
-        </w:rPr>
-        <w:t>路加福音中的記載也相當引人注目。它有兩個主要的重點。首先，耶穌被描繪成義人殉道的完美典範，祂寬恕了敵人，並且通過祂的態度改變了一些對手。當群眾回家時「捶著胸」（</w:t>
-      </w:r>
-      <w:hyperlink r:id="rId43">
-        <w:r>
-          <w:rPr>
-            <w:lang w:val="zh_TW" w:bidi="zh_TW"/>
-          </w:rPr>
-          <w:rPr>
-            <w:color w:val="0000EE"/>
-            <w:u w:val="single"/>
-          </w:rPr>
-          <w:t>路23:48</w:t>
-        </w:r>
-      </w:hyperlink>
-      <w:r>
-        <w:rPr>
-          <w:lang w:val="zh_TW" w:bidi="zh_TW"/>
-        </w:rPr>
-        <w:t>）以及百夫長的呼喊「這真是個義人！」（</w:t>
-      </w:r>
-      <w:hyperlink r:id="rId44">
-        <w:r>
-          <w:rPr>
-            <w:lang w:val="zh_TW" w:bidi="zh_TW"/>
-          </w:rPr>
-          <w:rPr>
-            <w:color w:val="0000EE"/>
-            <w:u w:val="single"/>
-          </w:rPr>
-          <w:t>47</w:t>
-        </w:r>
-      </w:hyperlink>
-      <w:r>
-        <w:rPr>
-          <w:lang w:val="zh_TW" w:bidi="zh_TW"/>
-        </w:rPr>
-        <w:t>節）時，統治者和兵丁的嘲弄最終被逆轉。第二，在路加福音中，整個場景充滿了敬畏和崇拜的氛圍。苦酒和沒藥、被離棄的呼喊、以及以利亞的嘲弄都被省略了，取而代之的是其它情節——特別是耶穌的禱告。只有路加福音記載：（1）耶穌祈求神寬恕祂的行刑者，這與士兵對祂的嘲弄形成對比；（2）對「信徒」罪犯的禱告的應許；以及（3）耶穌將祂的靈魂交託給父神。路加的描述使耶穌受難成為一種充滿敬拜的紀念。</w:t>
-      </w:r>
-    </w:p>
-    <w:p>
-      <w:pPr/>
-      <w:r>
-        <w:rPr>
-          <w:lang w:val="zh_TW" w:bidi="zh_TW"/>
-        </w:rPr>
-      </w:r>
-      <w:r>
-        <w:rPr>
-          <w:lang w:val="zh_TW" w:bidi="zh_TW"/>
-        </w:rPr>
-        <w:t>在約翰福音中，神學重點也發生了變化。與路加福音相比，約翰福音更進一步刪除了黑暗和嘲弄等令人震驚的細節，整個敘述中瀰漫著平靜的氛圍。經文強調耶穌對自己處境的主權控制，因為釘十字架幾乎成為一場加冕遊行。只有約翰福音記載十字架上的銘文是用希伯來文、拉丁文和希臘文寫的——這樣的指控成為了基督登基的普世宣告。銘文「拿撒勒人耶穌，猶太人的王」延續了彼拉多在耶穌受審後關於王權的對話。約翰福音因此補充了馬太福音的觀點：耶穌不僅成為了王，而且一直以來都是主宰。這位王被描繪成執行祭司的職責，並且祂自己成為祭物。只有約翰福音提到牛膝草（曾用來在逾越節灑羊羔的血，</w:t>
-      </w:r>
-      <w:hyperlink r:id="rId45">
-        <w:r>
-          <w:rPr>
-            <w:lang w:val="zh_TW" w:bidi="zh_TW"/>
-          </w:rPr>
-          <w:rPr>
-            <w:color w:val="0000EE"/>
-            <w:u w:val="single"/>
-          </w:rPr>
-          <w:t>出12:22</w:t>
-        </w:r>
-      </w:hyperlink>
-      <w:r>
-        <w:rPr>
-          <w:lang w:val="zh_TW" w:bidi="zh_TW"/>
-        </w:rPr>
-        <w:t>）和耶穌的呼喊：「成了！」（</w:t>
-      </w:r>
-      <w:hyperlink r:id="rId46">
-        <w:r>
-          <w:rPr>
-            <w:lang w:val="zh_TW" w:bidi="zh_TW"/>
-          </w:rPr>
-          <w:rPr>
-            <w:color w:val="0000EE"/>
-            <w:u w:val="single"/>
-          </w:rPr>
-          <w:t>約19:29–30</w:t>
-        </w:r>
-      </w:hyperlink>
-      <w:r>
-        <w:rPr>
-          <w:lang w:val="zh_TW" w:bidi="zh_TW"/>
-        </w:rPr>
-        <w:t>）。此外，耶穌肋旁被扎（</w:t>
-      </w:r>
-      <w:hyperlink r:id="rId47">
-        <w:r>
-          <w:rPr>
-            <w:lang w:val="zh_TW" w:bidi="zh_TW"/>
-          </w:rPr>
-          <w:rPr>
-            <w:color w:val="0000EE"/>
-            <w:u w:val="single"/>
-          </w:rPr>
-          <w:t>31–37</w:t>
-        </w:r>
-      </w:hyperlink>
-      <w:r>
-        <w:rPr>
-          <w:lang w:val="zh_TW" w:bidi="zh_TW"/>
-        </w:rPr>
-        <w:t>節），顯示了祂真實的死亡，也可以象徵性地與「活水的江河」（</w:t>
-      </w:r>
-      <w:hyperlink r:id="rId48">
-        <w:r>
-          <w:rPr>
-            <w:lang w:val="zh_TW" w:bidi="zh_TW"/>
-          </w:rPr>
-          <w:rPr>
-            <w:color w:val="0000EE"/>
-            <w:u w:val="single"/>
-          </w:rPr>
-          <w:t>7:37–38</w:t>
-        </w:r>
-      </w:hyperlink>
-      <w:r>
-        <w:rPr>
-          <w:lang w:val="zh_TW" w:bidi="zh_TW"/>
-        </w:rPr>
-        <w:t>）聯繫起來，作為新時代生命澆灌的預表。</w:t>
-      </w:r>
-    </w:p>
-    <w:p>
-      <w:pPr/>
-      <w:r>
-        <w:rPr>
-          <w:lang w:val="zh_TW" w:bidi="zh_TW"/>
-        </w:rPr>
-      </w:r>
-      <w:r>
-        <w:rPr>
-          <w:lang w:val="zh_TW" w:bidi="zh_TW"/>
-        </w:rPr>
-        <w:t>因此，每卷福音書從不同的角度描繪了耶穌死亡的意義。將它們結合在一起，能讓我們對十字架的意義有新的理解。我們看到的不是矛盾，而是一個引人入勝的整體的不同部分。</w:t>
-      </w:r>
-    </w:p>
-    <w:p>
-      <w:pPr>
-        <w:pStyle w:val="Heading3"/>
-      </w:pPr>
-      <w:r>
-        <w:rPr>
-          <w:lang w:val="zh_TW" w:bidi="zh_TW"/>
-        </w:rPr>
-        <w:t>基督被釘十字架的神學意義</w:t>
-      </w:r>
-    </w:p>
-    <w:p>
-      <w:pPr/>
-      <w:r>
-        <w:rPr>
-          <w:lang w:val="zh_TW" w:bidi="zh_TW"/>
-        </w:rPr>
-      </w:r>
-      <w:r>
-        <w:rPr>
-          <w:lang w:val="zh_TW" w:bidi="zh_TW"/>
-        </w:rPr>
-        <w:t>十字架在基督教神學中扮演著雙重角色。一些神學家強調耶穌基督歷史性被釘十字架的重要性，及為信徒所成就的事。另一些神學家則專注於十字架在每個信徒生命中的象徵意義。</w:t>
-      </w:r>
-    </w:p>
-    <w:p>
-      <w:pPr/>
-      <w:r>
-        <w:rPr>
-          <w:lang w:val="zh_TW" w:bidi="zh_TW"/>
-        </w:rPr>
-      </w:r>
-      <w:r>
-        <w:rPr>
-          <w:lang w:val="zh_TW" w:bidi="zh_TW"/>
-        </w:rPr>
-        <w:t>拿撒勒人耶穌的死亡和復活是基督教神學的核心事件。十字架之所以有意義，是因為被釘死在十字架上的人的重要性，以及祂的死亡所成就的事。「十字架的道理」是早期教會宣講救恩的核心。最重要的是，十字架事件是神在歷史上主要的救贖行動；因此，雖然十字架是一個過去的事件，但它在當下仍具有深遠的意義。基督被釘十字架並復活是教會信息的核心（</w:t>
-      </w:r>
-      <w:hyperlink r:id="rId49">
-        <w:r>
-          <w:rPr>
-            <w:lang w:val="zh_TW" w:bidi="zh_TW"/>
-          </w:rPr>
-          <w:rPr>
-            <w:color w:val="0000EE"/>
-            <w:u w:val="single"/>
-          </w:rPr>
-          <w:t>加3:1</w:t>
-        </w:r>
-      </w:hyperlink>
-      <w:r>
-        <w:rPr>
-          <w:lang w:val="zh_TW" w:bidi="zh_TW"/>
-        </w:rPr>
-        <w:t>）。</w:t>
-      </w:r>
-    </w:p>
-    <w:p>
-      <w:pPr/>
-      <w:r>
-        <w:rPr>
-          <w:lang w:val="zh_TW" w:bidi="zh_TW"/>
-        </w:rPr>
-      </w:r>
-      <w:r>
-        <w:rPr>
-          <w:lang w:val="zh_TW" w:bidi="zh_TW"/>
-        </w:rPr>
-        <w:t>核心經文是</w:t>
-      </w:r>
-      <w:hyperlink r:id="rId50">
-        <w:r>
-          <w:rPr>
-            <w:lang w:val="zh_TW" w:bidi="zh_TW"/>
-          </w:rPr>
-          <w:rPr>
-            <w:color w:val="0000EE"/>
-            <w:u w:val="single"/>
-          </w:rPr>
-          <w:t>哥林多前書一章17節至二章5節</w:t>
-        </w:r>
-      </w:hyperlink>
-      <w:r>
-        <w:rPr>
-          <w:lang w:val="zh_TW" w:bidi="zh_TW"/>
-        </w:rPr>
-        <w:t>。那裡的「十字架的道理」（</w:t>
-      </w:r>
-      <w:hyperlink r:id="rId51">
-        <w:r>
-          <w:rPr>
-            <w:lang w:val="zh_TW" w:bidi="zh_TW"/>
-          </w:rPr>
-          <w:rPr>
-            <w:color w:val="0000EE"/>
-            <w:u w:val="single"/>
-          </w:rPr>
-          <w:t>1:18</w:t>
-        </w:r>
-      </w:hyperlink>
-      <w:r>
-        <w:rPr>
-          <w:lang w:val="zh_TW" w:bidi="zh_TW"/>
-        </w:rPr>
-        <w:t>）與「智慧的言語」（</w:t>
-      </w:r>
-      <w:hyperlink r:id="rId52">
-        <w:r>
-          <w:rPr>
-            <w:lang w:val="zh_TW" w:bidi="zh_TW"/>
-          </w:rPr>
-          <w:rPr>
-            <w:color w:val="0000EE"/>
-            <w:u w:val="single"/>
-          </w:rPr>
-          <w:t>17</w:t>
-        </w:r>
-      </w:hyperlink>
-      <w:r>
-        <w:rPr>
-          <w:lang w:val="zh_TW" w:bidi="zh_TW"/>
-        </w:rPr>
-        <w:t>節）形成對比。雖然聽起來像愚拙，這對希臘哲學和猶太律法主義來說都是冒犯（參</w:t>
-      </w:r>
-      <w:hyperlink r:id="rId53">
-        <w:r>
-          <w:rPr>
-            <w:lang w:val="zh_TW" w:bidi="zh_TW"/>
-          </w:rPr>
-          <w:rPr>
-            <w:color w:val="0000EE"/>
-            <w:u w:val="single"/>
-          </w:rPr>
-          <w:t>加6:12–15</w:t>
-        </w:r>
-      </w:hyperlink>
-      <w:r>
-        <w:rPr>
-          <w:lang w:val="zh_TW" w:bidi="zh_TW"/>
-        </w:rPr>
-        <w:t>），但正是這種在人看來的「軟弱」卻為「神的能力」打開了門（</w:t>
-      </w:r>
-      <w:hyperlink r:id="rId51">
-        <w:r>
-          <w:rPr>
-            <w:lang w:val="zh_TW" w:bidi="zh_TW"/>
-          </w:rPr>
-          <w:rPr>
-            <w:color w:val="0000EE"/>
-            <w:u w:val="single"/>
-          </w:rPr>
-          <w:t>林前1:18</w:t>
-        </w:r>
-      </w:hyperlink>
-      <w:r>
-        <w:rPr>
-          <w:lang w:val="zh_TW" w:bidi="zh_TW"/>
-        </w:rPr>
-        <w:t>）。教會宣告中的十字架展示了神行事的模式：祂從生命中的軟弱之處創造出能力和智慧（</w:t>
-      </w:r>
-      <w:hyperlink r:id="rId54">
-        <w:r>
-          <w:rPr>
-            <w:lang w:val="zh_TW" w:bidi="zh_TW"/>
-          </w:rPr>
-          <w:rPr>
-            <w:color w:val="0000EE"/>
-            <w:u w:val="single"/>
-          </w:rPr>
-          <w:t>26–30節</w:t>
-        </w:r>
-      </w:hyperlink>
-      <w:r>
-        <w:rPr>
-          <w:lang w:val="zh_TW" w:bidi="zh_TW"/>
-        </w:rPr>
-        <w:t>）。由於哲學思辯用人的智慧取代了神的信息，從而使十字架失去了意義，保羅拒絕「高言大智」，只傳講「被釘十字架的基督」。因此，「聖靈和大能」在保羅的「軟弱」中顯明出來（</w:t>
-      </w:r>
-      <w:hyperlink r:id="rId55">
-        <w:r>
-          <w:rPr>
-            <w:lang w:val="zh_TW" w:bidi="zh_TW"/>
-          </w:rPr>
-          <w:rPr>
-            <w:color w:val="0000EE"/>
-            <w:u w:val="single"/>
-          </w:rPr>
-          <w:t>2:1–5</w:t>
-        </w:r>
-      </w:hyperlink>
-      <w:r>
-        <w:rPr>
-          <w:lang w:val="zh_TW" w:bidi="zh_TW"/>
-        </w:rPr>
-        <w:t>）。福音的核心是神從看似失敗中顯出勝利，從軟弱中顯出能力。</w:t>
-      </w:r>
-    </w:p>
-    <w:p>
-      <w:pPr/>
-      <w:r>
-        <w:rPr>
-          <w:lang w:val="zh_TW" w:bidi="zh_TW"/>
-        </w:rPr>
-      </w:r>
-      <w:r>
-        <w:rPr>
-          <w:lang w:val="zh_TW" w:bidi="zh_TW"/>
-        </w:rPr>
-        <w:t>書信中主要強調十字架是贖罪（atonement）的基礎（見</w:t>
-      </w:r>
-      <w:hyperlink r:id="rId56">
-        <w:r>
-          <w:rPr>
-            <w:lang w:val="zh_TW" w:bidi="zh_TW"/>
-          </w:rPr>
-          <w:rPr>
-            <w:color w:val="0000EE"/>
-            <w:u w:val="single"/>
-          </w:rPr>
-          <w:t>弗2:16</w:t>
-        </w:r>
-      </w:hyperlink>
-      <w:r>
-        <w:rPr>
-          <w:lang w:val="zh_TW" w:bidi="zh_TW"/>
-        </w:rPr>
-        <w:t>；</w:t>
-      </w:r>
-      <w:hyperlink r:id="rId57">
-        <w:r>
-          <w:rPr>
-            <w:lang w:val="zh_TW" w:bidi="zh_TW"/>
-          </w:rPr>
-          <w:rPr>
-            <w:color w:val="0000EE"/>
-            <w:u w:val="single"/>
-          </w:rPr>
-          <w:t>西1:20</w:t>
-        </w:r>
-      </w:hyperlink>
-      <w:r>
-        <w:rPr>
-          <w:lang w:val="zh_TW" w:bidi="zh_TW"/>
-        </w:rPr>
-        <w:t>，</w:t>
-      </w:r>
-      <w:hyperlink r:id="rId58">
-        <w:r>
-          <w:rPr>
-            <w:lang w:val="zh_TW" w:bidi="zh_TW"/>
-          </w:rPr>
-          <w:rPr>
-            <w:color w:val="0000EE"/>
-            <w:u w:val="single"/>
-          </w:rPr>
-          <w:t>2:14</w:t>
-        </w:r>
-      </w:hyperlink>
-      <w:r>
-        <w:rPr>
-          <w:lang w:val="zh_TW" w:bidi="zh_TW"/>
-        </w:rPr>
-        <w:t>），而在使徒行傳中，復活似乎是更重要的主題（見</w:t>
-      </w:r>
-      <w:hyperlink r:id="rId59">
-        <w:r>
-          <w:rPr>
-            <w:lang w:val="zh_TW" w:bidi="zh_TW"/>
-          </w:rPr>
-          <w:rPr>
-            <w:color w:val="0000EE"/>
-            <w:u w:val="single"/>
-          </w:rPr>
-          <w:t>徒2:33–36</w:t>
-        </w:r>
-      </w:hyperlink>
-      <w:r>
-        <w:rPr>
-          <w:lang w:val="zh_TW" w:bidi="zh_TW"/>
-        </w:rPr>
-        <w:t>，</w:t>
-      </w:r>
-      <w:hyperlink r:id="rId60">
-        <w:r>
-          <w:rPr>
-            <w:lang w:val="zh_TW" w:bidi="zh_TW"/>
-          </w:rPr>
-          <w:rPr>
-            <w:color w:val="0000EE"/>
-            <w:u w:val="single"/>
-          </w:rPr>
-          <w:t>3:19–26，</w:t>
-        </w:r>
-      </w:hyperlink>
-      <w:hyperlink r:id="rId61">
-        <w:r>
-          <w:rPr>
-            <w:lang w:val="zh_TW" w:bidi="zh_TW"/>
-          </w:rPr>
-          <w:rPr>
-            <w:color w:val="0000EE"/>
-            <w:u w:val="single"/>
-          </w:rPr>
-          <w:t>13:37–39</w:t>
-        </w:r>
-      </w:hyperlink>
-      <w:r>
-        <w:rPr>
-          <w:lang w:val="zh_TW" w:bidi="zh_TW"/>
-        </w:rPr>
-        <w:t>）。這是因為這些著作的目的不同：十字架常被用於教導的部分，而復活則在說服（或護教）部分中成為核心，當談到救恩的基礎時，往往會強調復活。事實上，這兩者在救恩歷史中是一個單一事件。耶穌「被交給人，是為我們的過犯；復活，是為叫我們稱義」（</w:t>
-      </w:r>
-      <w:hyperlink r:id="rId62">
-        <w:r>
-          <w:rPr>
-            <w:lang w:val="zh_TW" w:bidi="zh_TW"/>
-          </w:rPr>
-          <w:rPr>
-            <w:color w:val="0000EE"/>
-            <w:u w:val="single"/>
-          </w:rPr>
-          <w:t>羅4:25</w:t>
-        </w:r>
-      </w:hyperlink>
-      <w:r>
-        <w:rPr>
-          <w:lang w:val="zh_TW" w:bidi="zh_TW"/>
-        </w:rPr>
-        <w:t>）。</w:t>
-      </w:r>
-    </w:p>
-    <w:p>
-      <w:pPr/>
-      <w:r>
-        <w:rPr>
-          <w:lang w:val="zh_TW" w:bidi="zh_TW"/>
-        </w:rPr>
-      </w:r>
-      <w:r>
-        <w:rPr>
-          <w:lang w:val="zh_TW" w:bidi="zh_TW"/>
-        </w:rPr>
-        <w:t>保羅用「救贖（redemption）」、「挽回祭（propitiation）」和「稱義（justification）」來表達十字架的重要性。前兩個概念具有「為我們」的主題，這與受苦的僕人（</w:t>
-      </w:r>
-      <w:hyperlink r:id="rId63">
-        <w:r>
-          <w:rPr>
-            <w:lang w:val="zh_TW" w:bidi="zh_TW"/>
-          </w:rPr>
-          <w:rPr>
-            <w:color w:val="0000EE"/>
-            <w:u w:val="single"/>
-          </w:rPr>
-          <w:t>賽53:10–12</w:t>
-        </w:r>
-      </w:hyperlink>
-      <w:r>
-        <w:rPr>
-          <w:lang w:val="zh_TW" w:bidi="zh_TW"/>
-        </w:rPr>
-        <w:t>）相關聯，其死亡是為了「多人的罪」。在新約和舊約中，救贖的概念是支付代價以「贖回（ransom）」那些被擄的人。新約解釋說，那個代價在十字架上付了，從而使人從罪中得以釋放（</w:t>
-      </w:r>
-      <w:hyperlink r:id="rId64">
-        <w:r>
-          <w:rPr>
-            <w:lang w:val="zh_TW" w:bidi="zh_TW"/>
-          </w:rPr>
-          <w:rPr>
-            <w:color w:val="0000EE"/>
-            <w:u w:val="single"/>
-          </w:rPr>
-          <w:t>可10:45</w:t>
-        </w:r>
-      </w:hyperlink>
-      <w:r>
-        <w:rPr>
-          <w:lang w:val="zh_TW" w:bidi="zh_TW"/>
-        </w:rPr>
-        <w:t>；</w:t>
-      </w:r>
-      <w:hyperlink r:id="rId65">
-        <w:r>
-          <w:rPr>
-            <w:lang w:val="zh_TW" w:bidi="zh_TW"/>
-          </w:rPr>
-          <w:rPr>
-            <w:color w:val="0000EE"/>
-            <w:u w:val="single"/>
-          </w:rPr>
-          <w:t>多2:14</w:t>
-        </w:r>
-      </w:hyperlink>
-      <w:r>
-        <w:rPr>
-          <w:lang w:val="zh_TW" w:bidi="zh_TW"/>
-        </w:rPr>
-        <w:t>；</w:t>
-      </w:r>
-      <w:hyperlink r:id="rId66">
-        <w:r>
-          <w:rPr>
-            <w:lang w:val="zh_TW" w:bidi="zh_TW"/>
-          </w:rPr>
-          <w:rPr>
-            <w:color w:val="0000EE"/>
-            <w:u w:val="single"/>
-          </w:rPr>
-          <w:t>彼前1:18</w:t>
-        </w:r>
-      </w:hyperlink>
-      <w:r>
-        <w:rPr>
-          <w:lang w:val="zh_TW" w:bidi="zh_TW"/>
-        </w:rPr>
-        <w:t>）。 耶穌之死與「代替（instead of）」的關係也可見於</w:t>
-      </w:r>
-      <w:hyperlink r:id="rId16">
-        <w:r>
-          <w:rPr>
-            <w:lang w:val="zh_TW" w:bidi="zh_TW"/>
-          </w:rPr>
-          <w:rPr>
-            <w:color w:val="0000EE"/>
-            <w:u w:val="single"/>
-          </w:rPr>
-          <w:t>加拉太書三章13節</w:t>
-        </w:r>
-      </w:hyperlink>
-      <w:r>
-        <w:rPr>
-          <w:lang w:val="zh_TW" w:bidi="zh_TW"/>
-        </w:rPr>
-        <w:t>，該經文將</w:t>
-      </w:r>
-      <w:hyperlink r:id="rId67">
-        <w:r>
-          <w:rPr>
-            <w:lang w:val="zh_TW" w:bidi="zh_TW"/>
-          </w:rPr>
-          <w:rPr>
-            <w:color w:val="0000EE"/>
-            <w:u w:val="single"/>
-          </w:rPr>
-          <w:t>申命記二十一章23節</w:t>
-        </w:r>
-      </w:hyperlink>
-      <w:r>
-        <w:rPr>
-          <w:lang w:val="zh_TW" w:bidi="zh_TW"/>
-        </w:rPr>
-        <w:t>中的咒詛解釋為「為我們」（參</w:t>
-      </w:r>
-      <w:hyperlink r:id="rId68">
-        <w:r>
-          <w:rPr>
-            <w:lang w:val="zh_TW" w:bidi="zh_TW"/>
-          </w:rPr>
-          <w:rPr>
-            <w:color w:val="0000EE"/>
-            <w:u w:val="single"/>
-          </w:rPr>
-          <w:t>羅5:10–11、18</w:t>
-        </w:r>
-      </w:hyperlink>
-      <w:r>
-        <w:rPr>
-          <w:lang w:val="zh_TW" w:bidi="zh_TW"/>
-        </w:rPr>
-        <w:t>；</w:t>
-      </w:r>
-      <w:hyperlink r:id="rId69">
-        <w:r>
-          <w:rPr>
-            <w:lang w:val="zh_TW" w:bidi="zh_TW"/>
-          </w:rPr>
-          <w:rPr>
-            <w:color w:val="0000EE"/>
-            <w:u w:val="single"/>
-          </w:rPr>
-          <w:t>林前11:24</w:t>
-        </w:r>
-      </w:hyperlink>
-      <w:r>
-        <w:rPr>
-          <w:lang w:val="zh_TW" w:bidi="zh_TW"/>
-        </w:rPr>
-        <w:t>；</w:t>
-      </w:r>
-      <w:hyperlink r:id="rId70">
-        <w:r>
-          <w:rPr>
-            <w:lang w:val="zh_TW" w:bidi="zh_TW"/>
-          </w:rPr>
-          <w:rPr>
-            <w:color w:val="0000EE"/>
-            <w:u w:val="single"/>
-          </w:rPr>
-          <w:t>弗1:7</w:t>
-        </w:r>
-      </w:hyperlink>
-      <w:r>
-        <w:rPr>
-          <w:lang w:val="zh_TW" w:bidi="zh_TW"/>
-        </w:rPr>
-        <w:t>，</w:t>
-      </w:r>
-      <w:hyperlink r:id="rId71">
-        <w:r>
-          <w:rPr>
-            <w:lang w:val="zh_TW" w:bidi="zh_TW"/>
-          </w:rPr>
-          <w:rPr>
-            <w:color w:val="0000EE"/>
-            <w:u w:val="single"/>
-          </w:rPr>
-          <w:t>2:13</w:t>
-        </w:r>
-      </w:hyperlink>
-      <w:r>
-        <w:rPr>
-          <w:lang w:val="zh_TW" w:bidi="zh_TW"/>
-        </w:rPr>
-        <w:t>）。同樣，保羅的稱義觀念也是以十字架為中心。正是「基督被釘十字架」使人得以稱義，並使人脫離罪的自由成為可能（</w:t>
-      </w:r>
-      <w:hyperlink r:id="rId72">
-        <w:r>
-          <w:rPr>
-            <w:lang w:val="zh_TW" w:bidi="zh_TW"/>
-          </w:rPr>
-          <w:rPr>
-            <w:color w:val="0000EE"/>
-            <w:u w:val="single"/>
-          </w:rPr>
-          <w:t>羅6:6</w:t>
-        </w:r>
-      </w:hyperlink>
-      <w:r>
-        <w:rPr>
-          <w:lang w:val="zh_TW" w:bidi="zh_TW"/>
-        </w:rPr>
-        <w:t>；</w:t>
-      </w:r>
-      <w:hyperlink r:id="rId73">
-        <w:r>
-          <w:rPr>
-            <w:lang w:val="zh_TW" w:bidi="zh_TW"/>
-          </w:rPr>
-          <w:rPr>
-            <w:color w:val="0000EE"/>
-            <w:u w:val="single"/>
-          </w:rPr>
-          <w:t>加2:19–21</w:t>
-        </w:r>
-      </w:hyperlink>
-      <w:r>
-        <w:rPr>
-          <w:lang w:val="zh_TW" w:bidi="zh_TW"/>
-        </w:rPr>
-        <w:t>）。人的罪被轉移到十字架上，並在那裡得以贖罪，為所有願意接受其能力的人開啟了神的律法赦免之門（</w:t>
-      </w:r>
-      <w:hyperlink r:id="rId74">
-        <w:r>
-          <w:rPr>
-            <w:lang w:val="zh_TW" w:bidi="zh_TW"/>
-          </w:rPr>
-          <w:rPr>
-            <w:color w:val="0000EE"/>
-            <w:u w:val="single"/>
-          </w:rPr>
-          <w:t>彼前1:18–21</w:t>
-        </w:r>
-      </w:hyperlink>
-      <w:r>
-        <w:rPr>
-          <w:lang w:val="zh_TW" w:bidi="zh_TW"/>
-        </w:rPr>
-        <w:t>，</w:t>
-      </w:r>
-      <w:hyperlink r:id="rId75">
-        <w:r>
-          <w:rPr>
-            <w:lang w:val="zh_TW" w:bidi="zh_TW"/>
-          </w:rPr>
-          <w:rPr>
-            <w:color w:val="0000EE"/>
-            <w:u w:val="single"/>
-          </w:rPr>
-          <w:t>2:24，</w:t>
-        </w:r>
-      </w:hyperlink>
-      <w:hyperlink r:id="rId76">
-        <w:r>
-          <w:rPr>
-            <w:lang w:val="zh_TW" w:bidi="zh_TW"/>
-          </w:rPr>
-          <w:rPr>
-            <w:color w:val="0000EE"/>
-            <w:u w:val="single"/>
-          </w:rPr>
-          <w:t>3:18</w:t>
-        </w:r>
-      </w:hyperlink>
-      <w:r>
-        <w:rPr>
-          <w:lang w:val="zh_TW" w:bidi="zh_TW"/>
-        </w:rPr>
-        <w:t>）。最終的結果是「和好（reconciliation）」——這既是縱向的，指人與神之間的和好（</w:t>
-      </w:r>
-      <w:hyperlink r:id="rId57">
-        <w:r>
-          <w:rPr>
-            <w:lang w:val="zh_TW" w:bidi="zh_TW"/>
-          </w:rPr>
-          <w:rPr>
-            <w:color w:val="0000EE"/>
-            <w:u w:val="single"/>
-          </w:rPr>
-          <w:t>西1:20</w:t>
-        </w:r>
-      </w:hyperlink>
-      <w:r>
-        <w:rPr>
-          <w:lang w:val="zh_TW" w:bidi="zh_TW"/>
-        </w:rPr>
-        <w:t>），也是橫向的，指先前彼此敵對的人類勢力之間的和好（例如，在</w:t>
-      </w:r>
-      <w:hyperlink r:id="rId77">
-        <w:r>
-          <w:rPr>
-            <w:lang w:val="zh_TW" w:bidi="zh_TW"/>
-          </w:rPr>
-          <w:rPr>
-            <w:color w:val="0000EE"/>
-            <w:u w:val="single"/>
-          </w:rPr>
-          <w:t>弗2:13–16</w:t>
-        </w:r>
-      </w:hyperlink>
-      <w:r>
-        <w:rPr>
-          <w:lang w:val="zh_TW" w:bidi="zh_TW"/>
-        </w:rPr>
-        <w:t>，猶太人和外邦人之間）。</w:t>
-      </w:r>
-    </w:p>
-    <w:p>
-      <w:pPr/>
-      <w:r>
-        <w:rPr>
-          <w:lang w:val="zh_TW" w:bidi="zh_TW"/>
-        </w:rPr>
-      </w:r>
-      <w:r>
-        <w:rPr>
-          <w:lang w:val="zh_TW" w:bidi="zh_TW"/>
-        </w:rPr>
-        <w:t>除了耶穌基督在近2,000年前在猶太地被釘死的十字架的神學意義之外，十字架對祂今天的跟隨者來說，也具有象徵意義。</w:t>
-      </w:r>
-    </w:p>
-    <w:p>
-      <w:pPr/>
-      <w:r>
-        <w:rPr>
-          <w:lang w:val="zh_TW" w:bidi="zh_TW"/>
-        </w:rPr>
-      </w:r>
-      <w:r>
-        <w:rPr>
-          <w:lang w:val="zh_TW" w:bidi="zh_TW"/>
-        </w:rPr>
-        <w:t>耶穌在五處經文中將「背十字架」作為門徒的條件。這些經文有兩個主要異文（variants）：一個是在馬太福音和路加福音中共同出現的（</w:t>
-      </w:r>
-      <w:hyperlink r:id="rId78">
-        <w:r>
-          <w:rPr>
-            <w:lang w:val="zh_TW" w:bidi="zh_TW"/>
-          </w:rPr>
-          <w:rPr>
-            <w:color w:val="0000EE"/>
-            <w:u w:val="single"/>
-          </w:rPr>
-          <w:t>太10:38</w:t>
-        </w:r>
-      </w:hyperlink>
-      <w:r>
-        <w:rPr>
-          <w:lang w:val="zh_TW" w:bidi="zh_TW"/>
-        </w:rPr>
-        <w:t>；</w:t>
-      </w:r>
-      <w:hyperlink r:id="rId79">
-        <w:r>
-          <w:rPr>
-            <w:lang w:val="zh_TW" w:bidi="zh_TW"/>
-          </w:rPr>
-          <w:rPr>
-            <w:color w:val="0000EE"/>
-            <w:u w:val="single"/>
-          </w:rPr>
-          <w:t>加14:27</w:t>
-        </w:r>
-      </w:hyperlink>
-      <w:r>
-        <w:rPr>
-          <w:lang w:val="zh_TW" w:bidi="zh_TW"/>
-        </w:rPr>
-        <w:t>），其表述是負面的（「不能作我的門徒」）；另一個出現在三卷對觀福音書中（</w:t>
-      </w:r>
-      <w:hyperlink r:id="rId80">
-        <w:r>
-          <w:rPr>
-            <w:lang w:val="zh_TW" w:bidi="zh_TW"/>
-          </w:rPr>
-          <w:rPr>
-            <w:color w:val="0000EE"/>
-            <w:u w:val="single"/>
-          </w:rPr>
-          <w:t>太16:24</w:t>
-        </w:r>
-      </w:hyperlink>
-      <w:r>
-        <w:rPr>
-          <w:lang w:val="zh_TW" w:bidi="zh_TW"/>
-        </w:rPr>
-        <w:t>；</w:t>
-      </w:r>
-      <w:hyperlink r:id="rId81">
-        <w:r>
-          <w:rPr>
-            <w:lang w:val="zh_TW" w:bidi="zh_TW"/>
-          </w:rPr>
-          <w:rPr>
-            <w:color w:val="0000EE"/>
-            <w:u w:val="single"/>
-          </w:rPr>
-          <w:t>可8:34</w:t>
-        </w:r>
-      </w:hyperlink>
-      <w:r>
-        <w:rPr>
-          <w:lang w:val="zh_TW" w:bidi="zh_TW"/>
-        </w:rPr>
-        <w:t>；</w:t>
-      </w:r>
-      <w:hyperlink r:id="rId82">
-        <w:r>
-          <w:rPr>
-            <w:lang w:val="zh_TW" w:bidi="zh_TW"/>
-          </w:rPr>
-          <w:rPr>
-            <w:color w:val="0000EE"/>
-            <w:u w:val="single"/>
-          </w:rPr>
-          <w:t>加9:23</w:t>
-        </w:r>
-      </w:hyperlink>
-      <w:r>
-        <w:rPr>
-          <w:lang w:val="zh_TW" w:bidi="zh_TW"/>
-        </w:rPr>
-        <w:t>），其表述是正面的（「若有人要跟從我」）。這些話語中呈現了兩個主要的模式。主要的模式來自於一個被判刑的人背著他的十字架去刑場的意象；門徒訓練的一個必要部分就是天天（</w:t>
-      </w:r>
-      <w:hyperlink r:id="rId82">
-        <w:r>
-          <w:rPr>
-            <w:lang w:val="zh_TW" w:bidi="zh_TW"/>
-          </w:rPr>
-          <w:rPr>
-            <w:color w:val="0000EE"/>
-            <w:u w:val="single"/>
-          </w:rPr>
-          <w:t>路9:23</w:t>
-        </w:r>
-      </w:hyperlink>
-      <w:r>
-        <w:rPr>
-          <w:lang w:val="zh_TW" w:bidi="zh_TW"/>
-        </w:rPr>
-        <w:t>）願意為基督的緣故犧牲一切並受苦。其核心不是死亡，而是恥辱；門徒必須準備好成為社會的棄民。</w:t>
-      </w:r>
-    </w:p>
-    <w:p>
-      <w:pPr/>
-      <w:r>
-        <w:rPr>
-          <w:lang w:val="zh_TW" w:bidi="zh_TW"/>
-        </w:rPr>
-      </w:r>
-      <w:r>
-        <w:rPr>
-          <w:lang w:val="zh_TW" w:bidi="zh_TW"/>
-        </w:rPr>
-        <w:t>保羅將基督的比喻延伸到自我的死亡（death of the self）。他可能從早期教會的教導中得到了這個概念，如在</w:t>
-      </w:r>
-      <w:hyperlink r:id="rId83">
-        <w:r>
-          <w:rPr>
-            <w:lang w:val="zh_TW" w:bidi="zh_TW"/>
-          </w:rPr>
-          <w:rPr>
-            <w:color w:val="0000EE"/>
-            <w:u w:val="single"/>
-          </w:rPr>
-          <w:t>羅馬書六章1至8節</w:t>
-        </w:r>
-      </w:hyperlink>
-      <w:r>
-        <w:rPr>
-          <w:lang w:val="zh_TW" w:bidi="zh_TW"/>
-        </w:rPr>
-        <w:t>的洗禮信條，其中指出洗禮就是「和他一同埋葬」。保羅將基督徒認同與基督同死亡解釋為「我們的舊人和他同釘十字架，使罪身滅絕，叫我們不再作罪的奴僕」（</w:t>
-      </w:r>
-      <w:hyperlink r:id="rId72">
-        <w:r>
-          <w:rPr>
-            <w:lang w:val="zh_TW" w:bidi="zh_TW"/>
-          </w:rPr>
-          <w:rPr>
-            <w:color w:val="0000EE"/>
-            <w:u w:val="single"/>
-          </w:rPr>
-          <w:t>羅6:6</w:t>
-        </w:r>
-      </w:hyperlink>
-      <w:r>
-        <w:rPr>
-          <w:lang w:val="zh_TW" w:bidi="zh_TW"/>
-        </w:rPr>
-        <w:t>）。在</w:t>
-      </w:r>
-      <w:hyperlink r:id="rId84">
-        <w:r>
-          <w:rPr>
-            <w:lang w:val="zh_TW" w:bidi="zh_TW"/>
-          </w:rPr>
-          <w:rPr>
-            <w:color w:val="0000EE"/>
-            <w:u w:val="single"/>
-          </w:rPr>
-          <w:t>哥林多後書五章14至17節</w:t>
-        </w:r>
-      </w:hyperlink>
-      <w:r>
-        <w:rPr>
-          <w:lang w:val="zh_TW" w:bidi="zh_TW"/>
-        </w:rPr>
-        <w:t>中，保羅進一步闡述了這一觀點，信徒參與基督的死亡與復活，使舊的生命過去，新的生命來到（</w:t>
-      </w:r>
-      <w:hyperlink r:id="rId85">
-        <w:r>
-          <w:rPr>
-            <w:lang w:val="zh_TW" w:bidi="zh_TW"/>
-          </w:rPr>
-          <w:rPr>
-            <w:color w:val="0000EE"/>
-            <w:u w:val="single"/>
-          </w:rPr>
-          <w:t>5:17</w:t>
-        </w:r>
-      </w:hyperlink>
-      <w:r>
-        <w:rPr>
-          <w:lang w:val="zh_TW" w:bidi="zh_TW"/>
-        </w:rPr>
-        <w:t>）。在加拉太書中也可以看到相同的觀點，那處經文將自我的神秘性死亡與那些認為基督徒需要遵守猶太律法的律法主義制度作了對比。信徒是「已經與基督同釘十字架」，結果是「現在活著的不再是我」（</w:t>
-      </w:r>
-      <w:hyperlink r:id="rId86">
-        <w:r>
-          <w:rPr>
-            <w:lang w:val="zh_TW" w:bidi="zh_TW"/>
-          </w:rPr>
-          <w:rPr>
-            <w:color w:val="0000EE"/>
-            <w:u w:val="single"/>
-          </w:rPr>
-          <w:t>加2:20</w:t>
-        </w:r>
-      </w:hyperlink>
-      <w:r>
-        <w:rPr>
-          <w:lang w:val="zh_TW" w:bidi="zh_TW"/>
-        </w:rPr>
-        <w:t>）；「邪情私慾」是「釘在十字架上」（</w:t>
-      </w:r>
-      <w:hyperlink r:id="rId87">
-        <w:r>
-          <w:rPr>
-            <w:lang w:val="zh_TW" w:bidi="zh_TW"/>
-          </w:rPr>
-          <w:rPr>
-            <w:color w:val="0000EE"/>
-            <w:u w:val="single"/>
-          </w:rPr>
-          <w:t>5:24</w:t>
-        </w:r>
-      </w:hyperlink>
-      <w:r>
-        <w:rPr>
-          <w:lang w:val="zh_TW" w:bidi="zh_TW"/>
-        </w:rPr>
-        <w:t>）；並且「但我斷不以別的誇口，只誇我們主耶穌基督的十字架；因這十字架，就我而論，世界已經釘在十字架上；就世界而論，我已經釘在十字架上。」（</w:t>
-      </w:r>
-      <w:hyperlink r:id="rId88">
-        <w:r>
-          <w:rPr>
-            <w:lang w:val="zh_TW" w:bidi="zh_TW"/>
-          </w:rPr>
-          <w:rPr>
-            <w:color w:val="0000EE"/>
-            <w:u w:val="single"/>
-          </w:rPr>
-          <w:t>6:14</w:t>
-        </w:r>
-      </w:hyperlink>
-      <w:r>
-        <w:rPr>
-          <w:lang w:val="zh_TW" w:bidi="zh_TW"/>
-        </w:rPr>
-        <w:t>）。信徒必須經歷十字架才能找到復活的生命。</w:t>
-      </w:r>
-    </w:p>
-    <w:p>
-      <w:pPr/>
-      <w:r>
-        <w:rPr>
-          <w:lang w:val="zh_TW" w:bidi="zh_TW"/>
-        </w:rPr>
-      </w:r>
-      <w:r>
-        <w:rPr>
-          <w:i/>
-          <w:lang w:val="zh_TW" w:bidi="zh_TW"/>
-        </w:rPr>
-        <w:t>另見</w:t>
-      </w:r>
-      <w:r>
-        <w:rPr>
-          <w:lang w:val="zh_TW" w:bidi="zh_TW"/>
-        </w:rPr>
-        <w:t xml:space="preserve"> </w:t>
-      </w:r>
-      <w:r>
-        <w:rPr>
-          <w:lang w:val="zh_TW" w:bidi="zh_TW"/>
-        </w:rPr>
-        <w:t>贖罪；</w:t>
-      </w:r>
-      <w:r>
-        <w:rPr>
-          <w:lang w:val="zh_TW" w:bidi="zh_TW"/>
-        </w:rPr>
-        <w:t>刑法與懲罰</w:t>
-      </w:r>
-      <w:r>
-        <w:rPr>
-          <w:lang w:val="zh_TW" w:bidi="zh_TW"/>
-        </w:rPr>
-        <w:t>；</w:t>
-      </w:r>
-      <w:r>
-        <w:rPr>
-          <w:lang w:val="zh_TW" w:bidi="zh_TW"/>
-        </w:rPr>
-        <w:t>以利！以利！拉馬撒巴各大尼</w:t>
-      </w:r>
-      <w:r>
-        <w:rPr>
-          <w:lang w:val="zh_TW" w:bidi="zh_TW"/>
-        </w:rPr>
-        <w:t>；</w:t>
-      </w:r>
-      <w:r>
-        <w:rPr>
-          <w:lang w:val="zh_TW" w:bidi="zh_TW"/>
-        </w:rPr>
-        <w:t>各各他</w:t>
-      </w:r>
-      <w:r>
-        <w:rPr>
-          <w:lang w:val="zh_TW" w:bidi="zh_TW"/>
-        </w:rPr>
-        <w:t>；</w:t>
-      </w:r>
-      <w:r>
-        <w:rPr>
-          <w:lang w:val="zh_TW" w:bidi="zh_TW"/>
-        </w:rPr>
-        <w:t>救贖主，救贖</w:t>
-      </w:r>
-      <w:r>
-        <w:rPr>
-          <w:lang w:val="zh_TW" w:bidi="zh_TW"/>
-        </w:rPr>
-        <w:t>；</w:t>
-      </w:r>
-      <w:r>
-        <w:rPr>
-          <w:lang w:val="zh_TW" w:bidi="zh_TW"/>
-        </w:rPr>
-        <w:t>耶穌的十架七言</w:t>
-      </w:r>
-      <w:r>
-        <w:rPr>
-          <w:lang w:val="zh_TW" w:bidi="zh_TW"/>
-        </w:rPr>
-        <w:t>。</w:t>
+        <w:t>弔詭/反合性也是人們試圖用人類語言談論神時，基督教表達中的一部分。 因此，神是「在所有時間之前」。 即使是「道成肉身的神」也是弔詭的，但卻極為真實。 人們總是用自己經驗中的詞語來談論神，但神遠比人類語言所能完全表達的更偉大。 因此，語言是有限的工具，用來談論那位無限的神。</w:t>
       </w:r>
       <w:r>
         <w:rPr>
@@ -4248,12 +2453,6 @@
   </w:num>
   <w:num w:numId="13" w16cid:durableId="592781308">
     <w:abstractNumId w:val="11"/>
-  </w:num>
-  <w:num w:numId="14">
-    <w:abstractNumId w:val="3"/>
-    <w:lvlOverride w:ilvl="0">
-      <w:startOverride w:val="1"/>
-    </w:lvlOverride>
   </w:num>
   <w:numIdMacAtCleanup w:val="10"/>
 </w:numbering>

--- a/zht/docx/029.content.docx
+++ b/zht/docx/029.content.docx
@@ -19,7 +19,7 @@
         <w:rPr>
           <w:lang w:val="zh_TW" w:bidi="zh_TW"/>
         </w:rPr>
-        <w:t>Resource: Tyndale Open Bible Dictionary</w:t>
+        <w:t>Resource: Aquifer Open Bible Dictionary</w:t>
       </w:r>
       <w:r>
         <w:rPr>
@@ -112,7 +112,7 @@
         <w:rPr>
           <w:lang w:val="zh_TW" w:bidi="zh_TW"/>
         </w:rPr>
-        <w:t>Tyndale Open Bible Dictionary</w:t>
+        <w:t>Aquifer Open Bible Dictionary</w:t>
       </w:r>
     </w:p>
     <w:p>

--- a/zht/docx/029.content.docx
+++ b/zht/docx/029.content.docx
@@ -149,7 +149,7 @@
         <w:rPr>
           <w:lang w:val="zh_TW" w:bidi="zh_TW"/>
         </w:rPr>
-        <w:t>diao</w:t>
+        <w:t>di</w:t>
       </w:r>
       <w:r>
         <w:rPr>
@@ -212,7 +212,7 @@
         <w:rPr>
           <w:lang w:val="zh_TW" w:bidi="zh_TW"/>
         </w:rPr>
-        <w:t>弔詭/反合性</w:t>
+        <w:t>地</w:t>
       </w:r>
       <w:r>
         <w:rPr>
@@ -231,7 +231,1814 @@
         <w:rPr>
           <w:lang w:val="zh_TW" w:bidi="zh_TW"/>
         </w:rPr>
-        <w:t>一種表達形式，看似自相矛盾或荒謬不實，但也表達出基本的真理。人們常用它來引發更深刻和批判性的思考。它可能與誇張法（誇大的陳述）密切相關。弔詭中包含明顯的矛盾元素。弔詭的驚人特性使人們停下來仔細思考其意義。</w:t>
+        <w:t>Earth一詞可以指我們所住的星球，亦用於表達地，與天堂和地獄有所區別。這詞也可以表達土地、土壤或其他幾種事物。聖經裡「地」的用法很多，與我們今天的用法相似。</w:t>
+      </w:r>
+    </w:p>
+    <w:p>
+      <w:pPr/>
+      <w:r>
+        <w:rPr>
+          <w:lang w:val="zh_TW" w:bidi="zh_TW"/>
+        </w:rPr>
+      </w:r>
+      <w:r>
+        <w:rPr>
+          <w:lang w:val="zh_TW" w:bidi="zh_TW"/>
+        </w:rPr>
+        <w:t>在希伯來文中，有一個譯為「地」的詞，也用來指「人」或「亞當」（</w:t>
+      </w:r>
+      <w:hyperlink r:id="rId13">
+        <w:r>
+          <w:rPr>
+            <w:lang w:val="zh_TW" w:bidi="zh_TW"/>
+          </w:rPr>
+          <w:rPr>
+            <w:color w:val="0000EE"/>
+            <w:u w:val="single"/>
+          </w:rPr>
+          <w:t>創2:7、19</w:t>
+        </w:r>
+      </w:hyperlink>
+      <w:r>
+        <w:rPr>
+          <w:lang w:val="zh_TW" w:bidi="zh_TW"/>
+        </w:rPr>
+        <w:t>）。這個詞與「紅色的土壤」有關，表示亞當的身體是由這種塵土造的。譯為「地」或「土地」的詞可以指國家（</w:t>
+      </w:r>
+      <w:hyperlink r:id="rId14">
+        <w:r>
+          <w:rPr>
+            <w:lang w:val="zh_TW" w:bidi="zh_TW"/>
+          </w:rPr>
+          <w:rPr>
+            <w:color w:val="0000EE"/>
+            <w:u w:val="single"/>
+          </w:rPr>
+          <w:t>創21:21</w:t>
+        </w:r>
+      </w:hyperlink>
+      <w:r>
+        <w:rPr>
+          <w:lang w:val="zh_TW" w:bidi="zh_TW"/>
+        </w:rPr>
+        <w:t>），另一個譯為「塵土」的詞則可以單純表示「地面」或「乾地」（</w:t>
+      </w:r>
+      <w:hyperlink r:id="rId15">
+        <w:r>
+          <w:rPr>
+            <w:lang w:val="zh_TW" w:bidi="zh_TW"/>
+          </w:rPr>
+          <w:rPr>
+            <w:color w:val="0000EE"/>
+            <w:u w:val="single"/>
+          </w:rPr>
+          <w:t>創3:19</w:t>
+        </w:r>
+      </w:hyperlink>
+      <w:r>
+        <w:rPr>
+          <w:lang w:val="zh_TW" w:bidi="zh_TW"/>
+        </w:rPr>
+        <w:t>）。在新約聖經中，有希臘文詞語被翻譯為「地」，同樣也可以指一塊土地或一個國家（</w:t>
+      </w:r>
+      <w:hyperlink r:id="rId16">
+        <w:r>
+          <w:rPr>
+            <w:lang w:val="zh_TW" w:bidi="zh_TW"/>
+          </w:rPr>
+          <w:rPr>
+            <w:color w:val="0000EE"/>
+            <w:u w:val="single"/>
+          </w:rPr>
+          <w:t>太27:45</w:t>
+        </w:r>
+      </w:hyperlink>
+      <w:r>
+        <w:rPr>
+          <w:lang w:val="zh_TW" w:bidi="zh_TW"/>
+        </w:rPr>
+        <w:t>）。另一個希臘文詞語，從中衍生出「普世」（ecumenical）一詞，指整個有人居住的世界（</w:t>
+      </w:r>
+      <w:hyperlink r:id="rId17">
+        <w:r>
+          <w:rPr>
+            <w:lang w:val="zh_TW" w:bidi="zh_TW"/>
+          </w:rPr>
+          <w:rPr>
+            <w:color w:val="0000EE"/>
+            <w:u w:val="single"/>
+          </w:rPr>
+          <w:t>路21:26</w:t>
+        </w:r>
+      </w:hyperlink>
+      <w:r>
+        <w:rPr>
+          <w:lang w:val="zh_TW" w:bidi="zh_TW"/>
+        </w:rPr>
+        <w:t>）或特指當時的羅馬帝國（</w:t>
+      </w:r>
+      <w:hyperlink r:id="rId18">
+        <w:r>
+          <w:rPr>
+            <w:lang w:val="zh_TW" w:bidi="zh_TW"/>
+          </w:rPr>
+          <w:rPr>
+            <w:color w:val="0000EE"/>
+            <w:u w:val="single"/>
+          </w:rPr>
+          <w:t>路2:1</w:t>
+        </w:r>
+      </w:hyperlink>
+      <w:r>
+        <w:rPr>
+          <w:lang w:val="zh_TW" w:bidi="zh_TW"/>
+        </w:rPr>
+        <w:t>）。</w:t>
+      </w:r>
+    </w:p>
+    <w:p>
+      <w:pPr/>
+      <w:r>
+        <w:rPr>
+          <w:lang w:val="zh_TW" w:bidi="zh_TW"/>
+        </w:rPr>
+      </w:r>
+      <w:r>
+        <w:rPr>
+          <w:lang w:val="zh_TW" w:bidi="zh_TW"/>
+        </w:rPr>
+        <w:t>起初，「</w:t>
+      </w:r>
+      <w:r>
+        <w:rPr>
+          <w:lang w:val="zh_TW" w:bidi="zh_TW"/>
+        </w:rPr>
+        <w:t>神稱旱地為『地』，稱水的聚處為『海』。神看着是好的。」</w:t>
+      </w:r>
+      <w:r>
+        <w:rPr>
+          <w:lang w:val="zh_TW" w:bidi="zh_TW"/>
+        </w:rPr>
+        <w:t>然後，「神說：『地要發生</w:t>
+      </w:r>
+      <w:r>
+        <w:rPr>
+          <w:lang w:val="zh_TW" w:bidi="zh_TW"/>
+        </w:rPr>
+        <w:t>青草』」</w:t>
+      </w:r>
+      <w:r>
+        <w:rPr>
+          <w:lang w:val="zh_TW" w:bidi="zh_TW"/>
+        </w:rPr>
+        <w:t>（</w:t>
+      </w:r>
+      <w:hyperlink r:id="rId19">
+        <w:r>
+          <w:rPr>
+            <w:lang w:val="zh_TW" w:bidi="zh_TW"/>
+          </w:rPr>
+          <w:rPr>
+            <w:color w:val="0000EE"/>
+            <w:u w:val="single"/>
+          </w:rPr>
+          <w:t>創1:10–11</w:t>
+        </w:r>
+      </w:hyperlink>
+      <w:r>
+        <w:rPr>
+          <w:lang w:val="zh_TW" w:bidi="zh_TW"/>
+        </w:rPr>
+        <w:t>）。有些經文中，「地」的用法接近我們今天所理解的整個地球（</w:t>
+      </w:r>
+      <w:hyperlink r:id="rId20">
+        <w:r>
+          <w:rPr>
+            <w:lang w:val="zh_TW" w:bidi="zh_TW"/>
+          </w:rPr>
+          <w:rPr>
+            <w:color w:val="0000EE"/>
+            <w:u w:val="single"/>
+          </w:rPr>
+          <w:t>伯1:7</w:t>
+        </w:r>
+      </w:hyperlink>
+      <w:r>
+        <w:rPr>
+          <w:lang w:val="zh_TW" w:bidi="zh_TW"/>
+        </w:rPr>
+        <w:t>），例如描述「懸在虛空」（</w:t>
+      </w:r>
+      <w:hyperlink r:id="rId21">
+        <w:r>
+          <w:rPr>
+            <w:lang w:val="zh_TW" w:bidi="zh_TW"/>
+          </w:rPr>
+          <w:rPr>
+            <w:color w:val="0000EE"/>
+            <w:u w:val="single"/>
+          </w:rPr>
+          <w:t>伯26:7</w:t>
+        </w:r>
+      </w:hyperlink>
+      <w:r>
+        <w:rPr>
+          <w:lang w:val="zh_TW" w:bidi="zh_TW"/>
+        </w:rPr>
+        <w:t>）。提到地的四方或四境（</w:t>
+      </w:r>
+      <w:hyperlink r:id="rId22">
+        <w:r>
+          <w:rPr>
+            <w:lang w:val="zh_TW" w:bidi="zh_TW"/>
+          </w:rPr>
+          <w:rPr>
+            <w:color w:val="0000EE"/>
+            <w:u w:val="single"/>
+          </w:rPr>
+          <w:t>賽11:12</w:t>
+        </w:r>
+      </w:hyperlink>
+      <w:r>
+        <w:rPr>
+          <w:lang w:val="zh_TW" w:bidi="zh_TW"/>
+        </w:rPr>
+        <w:t>；</w:t>
+      </w:r>
+      <w:hyperlink r:id="rId23">
+        <w:r>
+          <w:rPr>
+            <w:lang w:val="zh_TW" w:bidi="zh_TW"/>
+          </w:rPr>
+          <w:rPr>
+            <w:color w:val="0000EE"/>
+            <w:u w:val="single"/>
+          </w:rPr>
+          <w:t>結7:2</w:t>
+        </w:r>
+      </w:hyperlink>
+      <w:r>
+        <w:rPr>
+          <w:lang w:val="zh_TW" w:bidi="zh_TW"/>
+        </w:rPr>
+        <w:t>），其實是指東南西北四個方向，而不是地球的形狀。「</w:t>
+      </w:r>
+      <w:r>
+        <w:rPr>
+          <w:lang w:val="zh_TW" w:bidi="zh_TW"/>
+        </w:rPr>
+        <w:t>地球大圈</w:t>
+      </w:r>
+      <w:r>
+        <w:rPr>
+          <w:lang w:val="zh_TW" w:bidi="zh_TW"/>
+        </w:rPr>
+        <w:t>」可能指的是地平線的周界（</w:t>
+      </w:r>
+      <w:hyperlink r:id="rId24">
+        <w:r>
+          <w:rPr>
+            <w:lang w:val="zh_TW" w:bidi="zh_TW"/>
+          </w:rPr>
+          <w:rPr>
+            <w:color w:val="0000EE"/>
+            <w:u w:val="single"/>
+          </w:rPr>
+          <w:t>賽40:22</w:t>
+        </w:r>
+      </w:hyperlink>
+      <w:r>
+        <w:rPr>
+          <w:lang w:val="zh_TW" w:bidi="zh_TW"/>
+        </w:rPr>
+        <w:t>；比較</w:t>
+      </w:r>
+      <w:hyperlink r:id="rId25">
+        <w:r>
+          <w:rPr>
+            <w:lang w:val="zh_TW" w:bidi="zh_TW"/>
+          </w:rPr>
+          <w:rPr>
+            <w:color w:val="0000EE"/>
+            <w:u w:val="single"/>
+          </w:rPr>
+          <w:t>伯38:13</w:t>
+        </w:r>
+      </w:hyperlink>
+      <w:r>
+        <w:rPr>
+          <w:lang w:val="zh_TW" w:bidi="zh_TW"/>
+        </w:rPr>
+        <w:t>）。地有時被描述為建立在「柱子」（</w:t>
+      </w:r>
+      <w:hyperlink r:id="rId26">
+        <w:r>
+          <w:rPr>
+            <w:lang w:val="zh_TW" w:bidi="zh_TW"/>
+          </w:rPr>
+          <w:rPr>
+            <w:color w:val="0000EE"/>
+            <w:u w:val="single"/>
+          </w:rPr>
+          <w:t>伯9:6</w:t>
+        </w:r>
+      </w:hyperlink>
+      <w:r>
+        <w:rPr>
+          <w:lang w:val="zh_TW" w:bidi="zh_TW"/>
+        </w:rPr>
+        <w:t>；</w:t>
+      </w:r>
+      <w:hyperlink r:id="rId27">
+        <w:r>
+          <w:rPr>
+            <w:lang w:val="zh_TW" w:bidi="zh_TW"/>
+          </w:rPr>
+          <w:rPr>
+            <w:color w:val="0000EE"/>
+            <w:u w:val="single"/>
+          </w:rPr>
+          <w:t>詩75:3</w:t>
+        </w:r>
+      </w:hyperlink>
+      <w:r>
+        <w:rPr>
+          <w:lang w:val="zh_TW" w:bidi="zh_TW"/>
+        </w:rPr>
+        <w:t>）或「</w:t>
+      </w:r>
+      <w:r>
+        <w:rPr>
+          <w:lang w:val="zh_TW" w:bidi="zh_TW"/>
+        </w:rPr>
+        <w:t>根基」</w:t>
+      </w:r>
+      <w:r>
+        <w:rPr>
+          <w:lang w:val="zh_TW" w:bidi="zh_TW"/>
+        </w:rPr>
+        <w:t>（</w:t>
+      </w:r>
+      <w:hyperlink r:id="rId28">
+        <w:r>
+          <w:rPr>
+            <w:lang w:val="zh_TW" w:bidi="zh_TW"/>
+          </w:rPr>
+          <w:rPr>
+            <w:color w:val="0000EE"/>
+            <w:u w:val="single"/>
+          </w:rPr>
+          <w:t>詩104:5</w:t>
+        </w:r>
+      </w:hyperlink>
+      <w:r>
+        <w:rPr>
+          <w:lang w:val="zh_TW" w:bidi="zh_TW"/>
+        </w:rPr>
+        <w:t>；</w:t>
+      </w:r>
+      <w:hyperlink r:id="rId29">
+        <w:r>
+          <w:rPr>
+            <w:lang w:val="zh_TW" w:bidi="zh_TW"/>
+          </w:rPr>
+          <w:rPr>
+            <w:color w:val="0000EE"/>
+            <w:u w:val="single"/>
+          </w:rPr>
+          <w:t>箴8:29</w:t>
+        </w:r>
+      </w:hyperlink>
+      <w:r>
+        <w:rPr>
+          <w:lang w:val="zh_TW" w:bidi="zh_TW"/>
+        </w:rPr>
+        <w:t>；</w:t>
+      </w:r>
+      <w:hyperlink r:id="rId30">
+        <w:r>
+          <w:rPr>
+            <w:lang w:val="zh_TW" w:bidi="zh_TW"/>
+          </w:rPr>
+          <w:rPr>
+            <w:color w:val="0000EE"/>
+            <w:u w:val="single"/>
+          </w:rPr>
+          <w:t>賽24:18</w:t>
+        </w:r>
+      </w:hyperlink>
+      <w:r>
+        <w:rPr>
+          <w:lang w:val="zh_TW" w:bidi="zh_TW"/>
+        </w:rPr>
+        <w:t>；</w:t>
+      </w:r>
+      <w:hyperlink r:id="rId31">
+        <w:r>
+          <w:rPr>
+            <w:lang w:val="zh_TW" w:bidi="zh_TW"/>
+          </w:rPr>
+          <w:rPr>
+            <w:color w:val="0000EE"/>
+            <w:u w:val="single"/>
+          </w:rPr>
+          <w:t>耶31:37</w:t>
+        </w:r>
+      </w:hyperlink>
+      <w:r>
+        <w:rPr>
+          <w:lang w:val="zh_TW" w:bidi="zh_TW"/>
+        </w:rPr>
+        <w:t>）。這些描述多出現在詩歌或先知書裡，因此不能當作希伯來人對宇宙結構的科學理解。</w:t>
+      </w:r>
+    </w:p>
+    <w:p>
+      <w:pPr/>
+      <w:r>
+        <w:rPr>
+          <w:lang w:val="zh_TW" w:bidi="zh_TW"/>
+        </w:rPr>
+      </w:r>
+      <w:r>
+        <w:rPr>
+          <w:lang w:val="zh_TW" w:bidi="zh_TW"/>
+        </w:rPr>
+        <w:t>「地」也可以指農夫耕種的土壤（見</w:t>
+      </w:r>
+      <w:hyperlink r:id="rId32">
+        <w:r>
+          <w:rPr>
+            <w:lang w:val="zh_TW" w:bidi="zh_TW"/>
+          </w:rPr>
+          <w:rPr>
+            <w:color w:val="0000EE"/>
+            <w:u w:val="single"/>
+          </w:rPr>
+          <w:t>王下5:17</w:t>
+        </w:r>
+      </w:hyperlink>
+      <w:r>
+        <w:rPr>
+          <w:lang w:val="zh_TW" w:bidi="zh_TW"/>
+        </w:rPr>
+        <w:t>）。聖經說，地原本的狀況（</w:t>
+      </w:r>
+      <w:hyperlink r:id="rId33">
+        <w:r>
+          <w:rPr>
+            <w:lang w:val="zh_TW" w:bidi="zh_TW"/>
+          </w:rPr>
+          <w:rPr>
+            <w:color w:val="0000EE"/>
+            <w:u w:val="single"/>
+          </w:rPr>
+          <w:t>創2:6</w:t>
+        </w:r>
+      </w:hyperlink>
+      <w:r>
+        <w:rPr>
+          <w:lang w:val="zh_TW" w:bidi="zh_TW"/>
+        </w:rPr>
+        <w:t>）因人的罪而受咒詛（</w:t>
+      </w:r>
+      <w:hyperlink r:id="rId34">
+        <w:r>
+          <w:rPr>
+            <w:lang w:val="zh_TW" w:bidi="zh_TW"/>
+          </w:rPr>
+          <w:rPr>
+            <w:color w:val="0000EE"/>
+            <w:u w:val="single"/>
+          </w:rPr>
+          <w:t>創3:17–19</w:t>
+        </w:r>
+      </w:hyperlink>
+      <w:r>
+        <w:rPr>
+          <w:lang w:val="zh_TW" w:bidi="zh_TW"/>
+        </w:rPr>
+        <w:t>）。（現代環境學者同樣指出，地球因人類的貪婪與驕傲而受害。）當亞伯的血灑在地上之後，該隱在農耕上的困難不斷提醒他，他曾經謀殺他的兄弟（</w:t>
+      </w:r>
+      <w:hyperlink r:id="rId35">
+        <w:r>
+          <w:rPr>
+            <w:lang w:val="zh_TW" w:bidi="zh_TW"/>
+          </w:rPr>
+          <w:rPr>
+            <w:color w:val="0000EE"/>
+            <w:u w:val="single"/>
+          </w:rPr>
+          <w:t>創4:8–12</w:t>
+        </w:r>
+      </w:hyperlink>
+      <w:r>
+        <w:rPr>
+          <w:lang w:val="zh_TW" w:bidi="zh_TW"/>
+        </w:rPr>
+        <w:t>）。</w:t>
+      </w:r>
+    </w:p>
+    <w:p>
+      <w:pPr/>
+      <w:r>
+        <w:rPr>
+          <w:lang w:val="zh_TW" w:bidi="zh_TW"/>
+        </w:rPr>
+      </w:r>
+      <w:r>
+        <w:rPr>
+          <w:lang w:val="zh_TW" w:bidi="zh_TW"/>
+        </w:rPr>
+        <w:t>以色列人聽從吩咐，每七年讓土地休耕（</w:t>
+      </w:r>
+      <w:hyperlink r:id="rId36">
+        <w:r>
+          <w:rPr>
+            <w:lang w:val="zh_TW" w:bidi="zh_TW"/>
+          </w:rPr>
+          <w:rPr>
+            <w:color w:val="0000EE"/>
+            <w:u w:val="single"/>
+          </w:rPr>
+          <w:t>出23:10–12</w:t>
+        </w:r>
+      </w:hyperlink>
+      <w:r>
+        <w:rPr>
+          <w:lang w:val="zh_TW" w:bidi="zh_TW"/>
+        </w:rPr>
+        <w:t>；</w:t>
+      </w:r>
+      <w:hyperlink r:id="rId37">
+        <w:r>
+          <w:rPr>
+            <w:lang w:val="zh_TW" w:bidi="zh_TW"/>
+          </w:rPr>
+          <w:rPr>
+            <w:color w:val="0000EE"/>
+            <w:u w:val="single"/>
+          </w:rPr>
+          <w:t>利25:4–5</w:t>
+        </w:r>
+      </w:hyperlink>
+      <w:r>
+        <w:rPr>
+          <w:lang w:val="zh_TW" w:bidi="zh_TW"/>
+        </w:rPr>
+        <w:t>），好讓土壤恢復養分。七個「安息年」之後，在第五十年的「禧年」，土地要歸還原本的家族（</w:t>
+      </w:r>
+      <w:hyperlink r:id="rId38">
+        <w:r>
+          <w:rPr>
+            <w:lang w:val="zh_TW" w:bidi="zh_TW"/>
+          </w:rPr>
+          <w:rPr>
+            <w:color w:val="0000EE"/>
+            <w:u w:val="single"/>
+          </w:rPr>
+          <w:t>利25:10–17</w:t>
+        </w:r>
+      </w:hyperlink>
+      <w:r>
+        <w:rPr>
+          <w:lang w:val="zh_TW" w:bidi="zh_TW"/>
+        </w:rPr>
+        <w:t>）。這律法提醒百姓，土地的真正主人是神，也防止富有的地主壟斷龐大的莊園。</w:t>
+      </w:r>
+    </w:p>
+    <w:p>
+      <w:pPr/>
+      <w:r>
+        <w:rPr>
+          <w:lang w:val="zh_TW" w:bidi="zh_TW"/>
+        </w:rPr>
+      </w:r>
+      <w:r>
+        <w:rPr>
+          <w:lang w:val="zh_TW" w:bidi="zh_TW"/>
+        </w:rPr>
+        <w:t>摩西律法也教導以色列人，土地的狀況反映他們與神的關係。乾旱或歉收表示與神的關係破裂（</w:t>
+      </w:r>
+      <w:hyperlink r:id="rId39">
+        <w:r>
+          <w:rPr>
+            <w:lang w:val="zh_TW" w:bidi="zh_TW"/>
+          </w:rPr>
+          <w:rPr>
+            <w:color w:val="0000EE"/>
+            <w:u w:val="single"/>
+          </w:rPr>
+          <w:t>利26章</w:t>
+        </w:r>
+      </w:hyperlink>
+      <w:r>
+        <w:rPr>
+          <w:lang w:val="zh_TW" w:bidi="zh_TW"/>
+        </w:rPr>
+        <w:t>；</w:t>
+      </w:r>
+      <w:hyperlink r:id="rId40">
+        <w:r>
+          <w:rPr>
+            <w:lang w:val="zh_TW" w:bidi="zh_TW"/>
+          </w:rPr>
+          <w:rPr>
+            <w:color w:val="0000EE"/>
+            <w:u w:val="single"/>
+          </w:rPr>
+          <w:t>申28章</w:t>
+        </w:r>
+      </w:hyperlink>
+      <w:r>
+        <w:rPr>
+          <w:lang w:val="zh_TW" w:bidi="zh_TW"/>
+        </w:rPr>
+        <w:t>）。以色列人被警告，他們的惡行若嚴重到某種程度，神會將他們趕出祂的地（見</w:t>
+      </w:r>
+      <w:hyperlink r:id="rId41">
+        <w:r>
+          <w:rPr>
+            <w:lang w:val="zh_TW" w:bidi="zh_TW"/>
+          </w:rPr>
+          <w:rPr>
+            <w:color w:val="0000EE"/>
+            <w:u w:val="single"/>
+          </w:rPr>
+          <w:t>利26:37</w:t>
+        </w:r>
+      </w:hyperlink>
+      <w:r>
+        <w:rPr>
+          <w:lang w:val="zh_TW" w:bidi="zh_TW"/>
+        </w:rPr>
+        <w:t>；</w:t>
+      </w:r>
+      <w:hyperlink r:id="rId42">
+        <w:r>
+          <w:rPr>
+            <w:lang w:val="zh_TW" w:bidi="zh_TW"/>
+          </w:rPr>
+          <w:rPr>
+            <w:color w:val="0000EE"/>
+            <w:u w:val="single"/>
+          </w:rPr>
+          <w:t>申28:64</w:t>
+        </w:r>
+      </w:hyperlink>
+      <w:r>
+        <w:rPr>
+          <w:lang w:val="zh_TW" w:bidi="zh_TW"/>
+        </w:rPr>
+        <w:t>）。但即使如此，神仍應許要最終恢復祂的子民，使他們再次與土地「成婚」（</w:t>
+      </w:r>
+      <w:hyperlink r:id="rId43">
+        <w:r>
+          <w:rPr>
+            <w:lang w:val="zh_TW" w:bidi="zh_TW"/>
+          </w:rPr>
+          <w:rPr>
+            <w:color w:val="0000EE"/>
+            <w:u w:val="single"/>
+          </w:rPr>
+          <w:t>賽62:4</w:t>
+        </w:r>
+      </w:hyperlink>
+      <w:r>
+        <w:rPr>
+          <w:lang w:val="zh_TW" w:bidi="zh_TW"/>
+        </w:rPr>
+        <w:t>）。</w:t>
+      </w:r>
+    </w:p>
+    <w:p>
+      <w:pPr/>
+      <w:r>
+        <w:rPr>
+          <w:lang w:val="zh_TW" w:bidi="zh_TW"/>
+        </w:rPr>
+      </w:r>
+      <w:r>
+        <w:rPr>
+          <w:lang w:val="zh_TW" w:bidi="zh_TW"/>
+        </w:rPr>
+        <w:t>聖經中有許多經文指出一個「將來的時代」，屆時大地要從「敗壞的轄制」中得釋放，整個受造之物都在「歎息」，並熱切等候這一刻（</w:t>
+      </w:r>
+      <w:hyperlink r:id="rId44">
+        <w:r>
+          <w:rPr>
+            <w:lang w:val="zh_TW" w:bidi="zh_TW"/>
+          </w:rPr>
+          <w:rPr>
+            <w:color w:val="0000EE"/>
+            <w:u w:val="single"/>
+          </w:rPr>
+          <w:t>羅8:19</w:t>
+        </w:r>
+      </w:hyperlink>
+      <w:hyperlink r:id="rId45">
+        <w:r>
+          <w:rPr>
+            <w:lang w:val="zh_TW" w:bidi="zh_TW"/>
+          </w:rPr>
+          <w:rPr>
+            <w:color w:val="0000EE"/>
+            <w:u w:val="single"/>
+          </w:rPr>
+          <w:t>–</w:t>
+        </w:r>
+      </w:hyperlink>
+      <w:hyperlink r:id="rId44">
+        <w:r>
+          <w:rPr>
+            <w:lang w:val="zh_TW" w:bidi="zh_TW"/>
+          </w:rPr>
+          <w:rPr>
+            <w:color w:val="0000EE"/>
+            <w:u w:val="single"/>
+          </w:rPr>
+          <w:t>23</w:t>
+        </w:r>
+      </w:hyperlink>
+      <w:r>
+        <w:rPr>
+          <w:lang w:val="zh_TW" w:bidi="zh_TW"/>
+        </w:rPr>
+        <w:t>）。聖經描述一個大更新的時代，土地將要恢復，再次肥沃起來（</w:t>
+      </w:r>
+      <w:hyperlink r:id="rId46">
+        <w:r>
+          <w:rPr>
+            <w:lang w:val="zh_TW" w:bidi="zh_TW"/>
+          </w:rPr>
+          <w:rPr>
+            <w:color w:val="0000EE"/>
+            <w:u w:val="single"/>
+          </w:rPr>
+          <w:t>結47章</w:t>
+        </w:r>
+      </w:hyperlink>
+      <w:r>
+        <w:rPr>
+          <w:lang w:val="zh_TW" w:bidi="zh_TW"/>
+        </w:rPr>
+        <w:t>；</w:t>
+      </w:r>
+      <w:hyperlink r:id="rId47">
+        <w:r>
+          <w:rPr>
+            <w:lang w:val="zh_TW" w:bidi="zh_TW"/>
+          </w:rPr>
+          <w:rPr>
+            <w:color w:val="0000EE"/>
+            <w:u w:val="single"/>
+          </w:rPr>
+          <w:t>珥3:18</w:t>
+        </w:r>
+      </w:hyperlink>
+      <w:r>
+        <w:rPr>
+          <w:lang w:val="zh_TW" w:bidi="zh_TW"/>
+        </w:rPr>
+        <w:t>；</w:t>
+      </w:r>
+      <w:hyperlink r:id="rId48">
+        <w:r>
+          <w:rPr>
+            <w:lang w:val="zh_TW" w:bidi="zh_TW"/>
+          </w:rPr>
+          <w:rPr>
+            <w:color w:val="0000EE"/>
+            <w:u w:val="single"/>
+          </w:rPr>
+          <w:t>摩9:13</w:t>
+        </w:r>
+      </w:hyperlink>
+      <w:hyperlink r:id="rId45">
+        <w:r>
+          <w:rPr>
+            <w:lang w:val="zh_TW" w:bidi="zh_TW"/>
+          </w:rPr>
+          <w:rPr>
+            <w:color w:val="0000EE"/>
+            <w:u w:val="single"/>
+          </w:rPr>
+          <w:t>–15</w:t>
+        </w:r>
+      </w:hyperlink>
+      <w:hyperlink r:id="rId48">
+        <w:r>
+          <w:rPr>
+            <w:lang w:val="zh_TW" w:bidi="zh_TW"/>
+          </w:rPr>
+          <w:rPr>
+            <w:color w:val="0000EE"/>
+            <w:u w:val="single"/>
+          </w:rPr>
+          <w:t>；</w:t>
+        </w:r>
+      </w:hyperlink>
+      <w:hyperlink r:id="rId45">
+        <w:r>
+          <w:rPr>
+            <w:lang w:val="zh_TW" w:bidi="zh_TW"/>
+          </w:rPr>
+          <w:rPr>
+            <w:color w:val="0000EE"/>
+            <w:u w:val="single"/>
+          </w:rPr>
+          <w:t>亞14:6–9</w:t>
+        </w:r>
+      </w:hyperlink>
+      <w:r>
+        <w:rPr>
+          <w:lang w:val="zh_TW" w:bidi="zh_TW"/>
+        </w:rPr>
+        <w:t>）。然而，有一天，「</w:t>
+      </w:r>
+      <w:r>
+        <w:rPr>
+          <w:lang w:val="zh_TW" w:bidi="zh_TW"/>
+        </w:rPr>
+        <w:t>天必大有響聲廢去，有形質的都要被烈火銷化，地和其上的物都要燒盡了</w:t>
+      </w:r>
+      <w:r>
+        <w:rPr>
+          <w:lang w:val="zh_TW" w:bidi="zh_TW"/>
+        </w:rPr>
+        <w:t>」（</w:t>
+      </w:r>
+      <w:hyperlink r:id="rId49">
+        <w:r>
+          <w:rPr>
+            <w:lang w:val="zh_TW" w:bidi="zh_TW"/>
+          </w:rPr>
+          <w:rPr>
+            <w:color w:val="0000EE"/>
+            <w:u w:val="single"/>
+          </w:rPr>
+          <w:t>彼後3:10</w:t>
+        </w:r>
+      </w:hyperlink>
+      <w:r>
+        <w:rPr>
+          <w:lang w:val="zh_TW" w:bidi="zh_TW"/>
+        </w:rPr>
+        <w:t>）。然而，在使徒約翰的異象中，他看到了「</w:t>
+      </w:r>
+      <w:r>
+        <w:rPr>
+          <w:lang w:val="zh_TW" w:bidi="zh_TW"/>
+        </w:rPr>
+        <w:t>一個新天新地；因為先前的天地已經過去了</w:t>
+      </w:r>
+      <w:r>
+        <w:rPr>
+          <w:lang w:val="zh_TW" w:bidi="zh_TW"/>
+        </w:rPr>
+        <w:t>」（</w:t>
+      </w:r>
+      <w:hyperlink r:id="rId50">
+        <w:r>
+          <w:rPr>
+            <w:lang w:val="zh_TW" w:bidi="zh_TW"/>
+          </w:rPr>
+          <w:rPr>
+            <w:color w:val="0000EE"/>
+            <w:u w:val="single"/>
+          </w:rPr>
+          <w:t>啟21:1</w:t>
+        </w:r>
+      </w:hyperlink>
+      <w:r>
+        <w:rPr>
+          <w:lang w:val="zh_TW" w:bidi="zh_TW"/>
+        </w:rPr>
+        <w:t>）。</w:t>
+      </w:r>
+    </w:p>
+    <w:p>
+      <w:pPr/>
+      <w:r>
+        <w:rPr>
+          <w:lang w:val="zh_TW" w:bidi="zh_TW"/>
+        </w:rPr>
+      </w:r>
+      <w:r>
+        <w:rPr>
+          <w:i/>
+          <w:lang w:val="zh_TW" w:bidi="zh_TW"/>
+        </w:rPr>
+        <w:t>另見</w:t>
+      </w:r>
+      <w:r>
+        <w:rPr>
+          <w:lang w:val="zh_TW" w:bidi="zh_TW"/>
+        </w:rPr>
+        <w:t>新天新地</w:t>
+      </w:r>
+      <w:r>
+        <w:rPr>
+          <w:lang w:val="zh_TW" w:bidi="zh_TW"/>
+        </w:rPr>
+        <w:t>。</w:t>
+      </w:r>
+      <w:r>
+        <w:rPr>
+          <w:lang w:val="zh_TW" w:bidi="zh_TW"/>
+        </w:rPr>
+      </w:r>
+      <w:r>
+        <w:rPr>
+          <w:lang w:val="zh_TW" w:bidi="zh_TW"/>
+        </w:rPr>
+      </w:r>
+    </w:p>
+    <w:p>
+      <w:pPr/>
+      <w:r>
+        <w:rPr>
+          <w:lang w:val="zh_TW" w:bidi="zh_TW"/>
+        </w:rPr>
+      </w:r>
+    </w:p>
+    <w:p>
+      <w:pPr>
+        <w:pStyle w:val="Heading2"/>
+      </w:pPr>
+      <w:r>
+        <w:rPr>
+          <w:lang w:val="zh_TW" w:bidi="zh_TW"/>
+        </w:rPr>
+        <w:t>地界</w:t>
+      </w:r>
+      <w:r>
+        <w:rPr>
+          <w:lang w:val="zh_TW" w:bidi="zh_TW"/>
+        </w:rPr>
+      </w:r>
+    </w:p>
+    <w:p>
+      <w:pPr/>
+      <w:r>
+        <w:rPr>
+          <w:lang w:val="zh_TW" w:bidi="zh_TW"/>
+        </w:rPr>
+      </w:r>
+      <w:r>
+        <w:rPr>
+          <w:lang w:val="zh_TW" w:bidi="zh_TW"/>
+        </w:rPr>
+        <w:t>用來標示田地、地區或國界邊界的刻字石頭（</w:t>
+      </w:r>
+      <w:hyperlink r:id="rId51">
+        <w:r>
+          <w:rPr>
+            <w:lang w:val="zh_TW" w:bidi="zh_TW"/>
+          </w:rPr>
+          <w:rPr>
+            <w:color w:val="0000EE"/>
+            <w:u w:val="single"/>
+          </w:rPr>
+          <w:t>創31:51–52</w:t>
+        </w:r>
+      </w:hyperlink>
+      <w:r>
+        <w:rPr>
+          <w:lang w:val="zh_TW" w:bidi="zh_TW"/>
+        </w:rPr>
+        <w:t>）。在近東大多數國家，挪移地界石是一項嚴重的罪；在以色列，這更是違反摩西律法的行為（</w:t>
+      </w:r>
+      <w:hyperlink r:id="rId52">
+        <w:r>
+          <w:rPr>
+            <w:lang w:val="zh_TW" w:bidi="zh_TW"/>
+          </w:rPr>
+          <w:rPr>
+            <w:color w:val="0000EE"/>
+            <w:u w:val="single"/>
+          </w:rPr>
+          <w:t>申19:14</w:t>
+        </w:r>
+      </w:hyperlink>
+      <w:r>
+        <w:rPr>
+          <w:lang w:val="zh_TW" w:bidi="zh_TW"/>
+        </w:rPr>
+        <w:t>，</w:t>
+      </w:r>
+      <w:hyperlink r:id="rId53">
+        <w:r>
+          <w:rPr>
+            <w:lang w:val="zh_TW" w:bidi="zh_TW"/>
+          </w:rPr>
+          <w:rPr>
+            <w:color w:val="0000EE"/>
+            <w:u w:val="single"/>
+          </w:rPr>
+          <w:t>27:17</w:t>
+        </w:r>
+      </w:hyperlink>
+      <w:r>
+        <w:rPr>
+          <w:lang w:val="zh_TW" w:bidi="zh_TW"/>
+        </w:rPr>
+        <w:t>）。挪移地界（有英文譯本譯為boundary markers〔邊界標記〕）也可用來比喻更改古老的傳統和律例（</w:t>
+      </w:r>
+      <w:hyperlink r:id="rId54">
+        <w:r>
+          <w:rPr>
+            <w:lang w:val="zh_TW" w:bidi="zh_TW"/>
+          </w:rPr>
+          <w:rPr>
+            <w:color w:val="0000EE"/>
+            <w:u w:val="single"/>
+          </w:rPr>
+          <w:t>箴22:28</w:t>
+        </w:r>
+      </w:hyperlink>
+      <w:r>
+        <w:rPr>
+          <w:lang w:val="zh_TW" w:bidi="zh_TW"/>
+        </w:rPr>
+        <w:t>，</w:t>
+      </w:r>
+      <w:hyperlink r:id="rId55">
+        <w:r>
+          <w:rPr>
+            <w:lang w:val="zh_TW" w:bidi="zh_TW"/>
+          </w:rPr>
+          <w:rPr>
+            <w:color w:val="0000EE"/>
+            <w:u w:val="single"/>
+          </w:rPr>
+          <w:t>23:10</w:t>
+        </w:r>
+      </w:hyperlink>
+      <w:r>
+        <w:rPr>
+          <w:lang w:val="zh_TW" w:bidi="zh_TW"/>
+        </w:rPr>
+        <w:t>；參</w:t>
+      </w:r>
+      <w:hyperlink r:id="rId56">
+        <w:r>
+          <w:rPr>
+            <w:lang w:val="zh_TW" w:bidi="zh_TW"/>
+          </w:rPr>
+          <w:rPr>
+            <w:color w:val="0000EE"/>
+            <w:u w:val="single"/>
+          </w:rPr>
+          <w:t>伯24:2</w:t>
+        </w:r>
+      </w:hyperlink>
+      <w:r>
+        <w:rPr>
+          <w:lang w:val="zh_TW" w:bidi="zh_TW"/>
+        </w:rPr>
+        <w:t>）。</w:t>
+      </w:r>
+    </w:p>
+    <w:p>
+      <w:pPr/>
+      <w:r>
+        <w:rPr>
+          <w:lang w:val="zh_TW" w:bidi="zh_TW"/>
+        </w:rPr>
+      </w:r>
+      <w:r>
+        <w:rPr>
+          <w:i/>
+          <w:lang w:val="zh_TW" w:bidi="zh_TW"/>
+        </w:rPr>
+        <w:t>另見</w:t>
+      </w:r>
+      <w:r>
+        <w:rPr>
+          <w:lang w:val="zh_TW" w:bidi="zh_TW"/>
+        </w:rPr>
+        <w:t xml:space="preserve"> </w:t>
+      </w:r>
+      <w:r>
+        <w:rPr>
+          <w:lang w:val="zh_TW" w:bidi="zh_TW"/>
+        </w:rPr>
+        <w:t>碑</w:t>
+      </w:r>
+      <w:r>
+        <w:rPr>
+          <w:lang w:val="zh_TW" w:bidi="zh_TW"/>
+        </w:rPr>
+        <w:t>。</w:t>
+      </w:r>
+      <w:r>
+        <w:rPr>
+          <w:lang w:val="zh_TW" w:bidi="zh_TW"/>
+        </w:rPr>
+      </w:r>
+      <w:r>
+        <w:rPr>
+          <w:lang w:val="zh_TW" w:bidi="zh_TW"/>
+        </w:rPr>
+      </w:r>
+    </w:p>
+    <w:p>
+      <w:pPr/>
+      <w:r>
+        <w:rPr>
+          <w:lang w:val="zh_TW" w:bidi="zh_TW"/>
+        </w:rPr>
+      </w:r>
+    </w:p>
+    <w:p>
+      <w:pPr>
+        <w:pStyle w:val="Heading2"/>
+      </w:pPr>
+      <w:r>
+        <w:rPr>
+          <w:lang w:val="zh_TW" w:bidi="zh_TW"/>
+        </w:rPr>
+        <w:t>地獄</w:t>
+      </w:r>
+      <w:r>
+        <w:rPr>
+          <w:lang w:val="zh_TW" w:bidi="zh_TW"/>
+        </w:rPr>
+      </w:r>
+    </w:p>
+    <w:p>
+      <w:pPr/>
+      <w:r>
+        <w:rPr>
+          <w:lang w:val="zh_TW" w:bidi="zh_TW"/>
+        </w:rPr>
+      </w:r>
+      <w:r>
+        <w:rPr>
+          <w:lang w:val="zh_TW" w:bidi="zh_TW"/>
+        </w:rPr>
+        <w:t>英文音譯源自希臘形式的亞蘭文單詞，該單詞源自希伯來文片語「欣嫩（子）谷」。該名稱原指界定便雅憫和猶大支派領土的一個深谷（</w:t>
+      </w:r>
+      <w:hyperlink r:id="rId57">
+        <w:r>
+          <w:rPr>
+            <w:lang w:val="zh_TW" w:bidi="zh_TW"/>
+          </w:rPr>
+          <w:rPr>
+            <w:color w:val="0000EE"/>
+            <w:u w:val="single"/>
+          </w:rPr>
+          <w:t>書15:8，</w:t>
+        </w:r>
+      </w:hyperlink>
+      <w:hyperlink r:id="rId58">
+        <w:r>
+          <w:rPr>
+            <w:lang w:val="zh_TW" w:bidi="zh_TW"/>
+          </w:rPr>
+          <w:rPr>
+            <w:color w:val="0000EE"/>
+            <w:u w:val="single"/>
+          </w:rPr>
+          <w:t>18:16</w:t>
+        </w:r>
+      </w:hyperlink>
+      <w:r>
+        <w:rPr>
+          <w:lang w:val="zh_TW" w:bidi="zh_TW"/>
+        </w:rPr>
+        <w:t>）。一般認為，這個地方與現代耶路撒冷舊城西牆下的拉巴比谷（Wadi el-Rababi），形成耶路撒冷南部的一個深峽谷。</w:t>
+      </w:r>
+    </w:p>
+    <w:p>
+      <w:pPr/>
+      <w:r>
+        <w:rPr>
+          <w:lang w:val="zh_TW" w:bidi="zh_TW"/>
+        </w:rPr>
+      </w:r>
+      <w:r>
+        <w:rPr>
+          <w:lang w:val="zh_TW" w:bidi="zh_TW"/>
+        </w:rPr>
+        <w:t>這個地方因猶大諸王亞哈斯與瑪拿西時期在此地拜偶像而臭名昭彰，特別是涉及將嬰兒獻祭給摩洛的殘忍儀式（</w:t>
+      </w:r>
+      <w:hyperlink r:id="rId59">
+        <w:r>
+          <w:rPr>
+            <w:lang w:val="zh_TW" w:bidi="zh_TW"/>
+          </w:rPr>
+          <w:rPr>
+            <w:color w:val="0000EE"/>
+            <w:u w:val="single"/>
+          </w:rPr>
+          <w:t>王下16:3，</w:t>
+        </w:r>
+      </w:hyperlink>
+      <w:hyperlink r:id="rId60">
+        <w:r>
+          <w:rPr>
+            <w:lang w:val="zh_TW" w:bidi="zh_TW"/>
+          </w:rPr>
+          <w:rPr>
+            <w:color w:val="0000EE"/>
+            <w:u w:val="single"/>
+          </w:rPr>
+          <w:t>21:6；</w:t>
+        </w:r>
+      </w:hyperlink>
+      <w:hyperlink r:id="rId61">
+        <w:r>
+          <w:rPr>
+            <w:lang w:val="zh_TW" w:bidi="zh_TW"/>
+          </w:rPr>
+          <w:rPr>
+            <w:color w:val="0000EE"/>
+            <w:u w:val="single"/>
+          </w:rPr>
+          <w:t>代下28:3，</w:t>
+        </w:r>
+      </w:hyperlink>
+      <w:hyperlink r:id="rId62">
+        <w:r>
+          <w:rPr>
+            <w:lang w:val="zh_TW" w:bidi="zh_TW"/>
+          </w:rPr>
+          <w:rPr>
+            <w:color w:val="0000EE"/>
+            <w:u w:val="single"/>
+          </w:rPr>
+          <w:t>33:6；</w:t>
+        </w:r>
+      </w:hyperlink>
+      <w:hyperlink r:id="rId63">
+        <w:r>
+          <w:rPr>
+            <w:lang w:val="zh_TW" w:bidi="zh_TW"/>
+          </w:rPr>
+          <w:rPr>
+            <w:color w:val="0000EE"/>
+            <w:u w:val="single"/>
+          </w:rPr>
+          <w:t>耶19:6，</w:t>
+        </w:r>
+      </w:hyperlink>
+      <w:hyperlink r:id="rId64">
+        <w:r>
+          <w:rPr>
+            <w:lang w:val="zh_TW" w:bidi="zh_TW"/>
+          </w:rPr>
+          <w:rPr>
+            <w:color w:val="0000EE"/>
+            <w:u w:val="single"/>
+          </w:rPr>
+          <w:t>32:35</w:t>
+        </w:r>
+      </w:hyperlink>
+      <w:r>
+        <w:rPr>
+          <w:lang w:val="zh_TW" w:bidi="zh_TW"/>
+        </w:rPr>
+        <w:t>）。約西亞王的屬靈改革結束了這些邪惡行為（</w:t>
+      </w:r>
+      <w:hyperlink r:id="rId65">
+        <w:r>
+          <w:rPr>
+            <w:lang w:val="zh_TW" w:bidi="zh_TW"/>
+          </w:rPr>
+          <w:rPr>
+            <w:color w:val="0000EE"/>
+            <w:u w:val="single"/>
+          </w:rPr>
+          <w:t>王下23:10</w:t>
+        </w:r>
+      </w:hyperlink>
+      <w:r>
+        <w:rPr>
+          <w:lang w:val="zh_TW" w:bidi="zh_TW"/>
+        </w:rPr>
+        <w:t>）。先知耶利米以此谷為喻，描述神對祂百姓的審判（</w:t>
+      </w:r>
+      <w:hyperlink r:id="rId66">
+        <w:r>
+          <w:rPr>
+            <w:lang w:val="zh_TW" w:bidi="zh_TW"/>
+          </w:rPr>
+          <w:rPr>
+            <w:color w:val="0000EE"/>
+            <w:u w:val="single"/>
+          </w:rPr>
+          <w:t>耶2:23，</w:t>
+        </w:r>
+      </w:hyperlink>
+      <w:hyperlink r:id="rId67">
+        <w:r>
+          <w:rPr>
+            <w:lang w:val="zh_TW" w:bidi="zh_TW"/>
+          </w:rPr>
+          <w:rPr>
+            <w:color w:val="0000EE"/>
+            <w:u w:val="single"/>
+          </w:rPr>
+          <w:t>7:30–32，</w:t>
+        </w:r>
+      </w:hyperlink>
+      <w:hyperlink r:id="rId68">
+        <w:r>
+          <w:rPr>
+            <w:lang w:val="zh_TW" w:bidi="zh_TW"/>
+          </w:rPr>
+          <w:rPr>
+            <w:color w:val="0000EE"/>
+            <w:u w:val="single"/>
+          </w:rPr>
+          <w:t>19:5–6</w:t>
+        </w:r>
+      </w:hyperlink>
+      <w:r>
+        <w:rPr>
+          <w:lang w:val="zh_TW" w:bidi="zh_TW"/>
+        </w:rPr>
+        <w:t>）。</w:t>
+      </w:r>
+    </w:p>
+    <w:p>
+      <w:pPr/>
+      <w:r>
+        <w:rPr>
+          <w:lang w:val="zh_TW" w:bidi="zh_TW"/>
+        </w:rPr>
+      </w:r>
+      <w:r>
+        <w:rPr>
+          <w:lang w:val="zh_TW" w:bidi="zh_TW"/>
+        </w:rPr>
+        <w:t>後來，該谷似乎成為焚燒城裡的垃圾和罪犯屍體的場所。引人注目的是，傳統上認為猶大自縊和購買陶匠田的地方，位於此谷的南側。</w:t>
+      </w:r>
+    </w:p>
+    <w:p>
+      <w:pPr/>
+      <w:r>
+        <w:rPr>
+          <w:lang w:val="zh_TW" w:bidi="zh_TW"/>
+        </w:rPr>
+      </w:r>
+      <w:r>
+        <w:rPr>
+          <w:lang w:val="zh_TW" w:bidi="zh_TW"/>
+        </w:rPr>
+        <w:t>這條峽谷因其極端邪惡的聲名，尤其在兩約中間時期，被用作形容惡人最終受懲罰之地的術語（以諾一書18:11–16，27:1–3，54:1起，56:3–4，90:26；</w:t>
+      </w:r>
+      <w:hyperlink r:id="rId69">
+        <w:r>
+          <w:rPr>
+            <w:lang w:val="zh_TW" w:bidi="zh_TW"/>
+          </w:rPr>
+          <w:rPr>
+            <w:color w:val="0000EE"/>
+            <w:u w:val="single"/>
+          </w:rPr>
+          <w:t>以斯拉二書7:36</w:t>
+        </w:r>
+      </w:hyperlink>
+      <w:r>
+        <w:rPr>
+          <w:lang w:val="zh_TW" w:bidi="zh_TW"/>
+        </w:rPr>
+        <w:t>；參</w:t>
+      </w:r>
+      <w:hyperlink r:id="rId70">
+        <w:r>
+          <w:rPr>
+            <w:lang w:val="zh_TW" w:bidi="zh_TW"/>
+          </w:rPr>
+          <w:rPr>
+            <w:color w:val="0000EE"/>
+            <w:u w:val="single"/>
+          </w:rPr>
+          <w:t>賽30:33，</w:t>
+        </w:r>
+      </w:hyperlink>
+      <w:hyperlink r:id="rId71">
+        <w:r>
+          <w:rPr>
+            <w:lang w:val="zh_TW" w:bidi="zh_TW"/>
+          </w:rPr>
+          <w:rPr>
+            <w:color w:val="0000EE"/>
+            <w:u w:val="single"/>
+          </w:rPr>
+          <w:t>66:24</w:t>
+        </w:r>
+      </w:hyperlink>
+      <w:r>
+        <w:rPr>
+          <w:lang w:val="zh_TW" w:bidi="zh_TW"/>
+        </w:rPr>
+        <w:t>；</w:t>
+      </w:r>
+      <w:hyperlink r:id="rId72">
+        <w:r>
+          <w:rPr>
+            <w:lang w:val="zh_TW" w:bidi="zh_TW"/>
+          </w:rPr>
+          <w:rPr>
+            <w:color w:val="0000EE"/>
+            <w:u w:val="single"/>
+          </w:rPr>
+          <w:t>但7:10</w:t>
+        </w:r>
+      </w:hyperlink>
+      <w:r>
+        <w:rPr>
+          <w:lang w:val="zh_TW" w:bidi="zh_TW"/>
+        </w:rPr>
+        <w:t>）。耶穌自己使用這個術語來指稱未悔改之惡人的最終居所（</w:t>
+      </w:r>
+      <w:hyperlink r:id="rId73">
+        <w:r>
+          <w:rPr>
+            <w:lang w:val="zh_TW" w:bidi="zh_TW"/>
+          </w:rPr>
+          <w:rPr>
+            <w:color w:val="0000EE"/>
+            <w:u w:val="single"/>
+          </w:rPr>
+          <w:t>太5:22，</w:t>
+        </w:r>
+      </w:hyperlink>
+      <w:hyperlink r:id="rId74">
+        <w:r>
+          <w:rPr>
+            <w:lang w:val="zh_TW" w:bidi="zh_TW"/>
+          </w:rPr>
+          <w:rPr>
+            <w:color w:val="0000EE"/>
+            <w:u w:val="single"/>
+          </w:rPr>
+          <w:t>10:28，</w:t>
+        </w:r>
+      </w:hyperlink>
+      <w:hyperlink r:id="rId75">
+        <w:r>
+          <w:rPr>
+            <w:lang w:val="zh_TW" w:bidi="zh_TW"/>
+          </w:rPr>
+          <w:rPr>
+            <w:color w:val="0000EE"/>
+            <w:u w:val="single"/>
+          </w:rPr>
+          <w:t>18:9</w:t>
+        </w:r>
+      </w:hyperlink>
+      <w:r>
+        <w:rPr>
+          <w:lang w:val="zh_TW" w:bidi="zh_TW"/>
+        </w:rPr>
+        <w:t>）。由於地獄是一個火的深淵（</w:t>
+      </w:r>
+      <w:hyperlink r:id="rId75">
+        <w:r>
+          <w:rPr>
+            <w:lang w:val="zh_TW" w:bidi="zh_TW"/>
+          </w:rPr>
+          <w:rPr>
+            <w:color w:val="0000EE"/>
+            <w:u w:val="single"/>
+          </w:rPr>
+          <w:t>可9:43</w:t>
+        </w:r>
+      </w:hyperlink>
+      <w:r>
+        <w:rPr>
+          <w:lang w:val="zh_TW" w:bidi="zh_TW"/>
+        </w:rPr>
+        <w:t>），它也是火湖（</w:t>
+      </w:r>
+      <w:hyperlink r:id="rId76">
+        <w:r>
+          <w:rPr>
+            <w:lang w:val="zh_TW" w:bidi="zh_TW"/>
+          </w:rPr>
+          <w:rPr>
+            <w:color w:val="0000EE"/>
+            <w:u w:val="single"/>
+          </w:rPr>
+          <w:t>太13:42、50</w:t>
+        </w:r>
+      </w:hyperlink>
+      <w:r>
+        <w:rPr>
+          <w:lang w:val="zh_TW" w:bidi="zh_TW"/>
+        </w:rPr>
+        <w:t>；</w:t>
+      </w:r>
+      <w:hyperlink r:id="rId77">
+        <w:r>
+          <w:rPr>
+            <w:lang w:val="zh_TW" w:bidi="zh_TW"/>
+          </w:rPr>
+          <w:rPr>
+            <w:color w:val="0000EE"/>
+            <w:u w:val="single"/>
+          </w:rPr>
+          <w:t>啟20:14–15</w:t>
+        </w:r>
+      </w:hyperlink>
+      <w:r>
+        <w:rPr>
+          <w:lang w:val="zh_TW" w:bidi="zh_TW"/>
+        </w:rPr>
+        <w:t>），最終所有不敬虔的人（</w:t>
+      </w:r>
+      <w:hyperlink r:id="rId78">
+        <w:r>
+          <w:rPr>
+            <w:lang w:val="zh_TW" w:bidi="zh_TW"/>
+          </w:rPr>
+          <w:rPr>
+            <w:color w:val="0000EE"/>
+            <w:u w:val="single"/>
+          </w:rPr>
+          <w:t>太23:15、33</w:t>
+        </w:r>
+      </w:hyperlink>
+      <w:r>
+        <w:rPr>
+          <w:lang w:val="zh_TW" w:bidi="zh_TW"/>
+        </w:rPr>
+        <w:t>）將與撒但及其使者一同被丟入其中（</w:t>
+      </w:r>
+      <w:hyperlink r:id="rId79">
+        <w:r>
+          <w:rPr>
+            <w:lang w:val="zh_TW" w:bidi="zh_TW"/>
+          </w:rPr>
+          <w:rPr>
+            <w:color w:val="0000EE"/>
+            <w:u w:val="single"/>
+          </w:rPr>
+          <w:t>太25:41；</w:t>
+        </w:r>
+      </w:hyperlink>
+      <w:hyperlink r:id="rId80">
+        <w:r>
+          <w:rPr>
+            <w:lang w:val="zh_TW" w:bidi="zh_TW"/>
+          </w:rPr>
+          <w:rPr>
+            <w:color w:val="0000EE"/>
+            <w:u w:val="single"/>
+          </w:rPr>
+          <w:t>啟9:20，</w:t>
+        </w:r>
+      </w:hyperlink>
+      <w:hyperlink r:id="rId81">
+        <w:r>
+          <w:rPr>
+            <w:lang w:val="zh_TW" w:bidi="zh_TW"/>
+          </w:rPr>
+          <w:rPr>
+            <w:color w:val="0000EE"/>
+            <w:u w:val="single"/>
+          </w:rPr>
+          <w:t>20:10</w:t>
+        </w:r>
+      </w:hyperlink>
+      <w:r>
+        <w:rPr>
+          <w:lang w:val="zh_TW" w:bidi="zh_TW"/>
+        </w:rPr>
+        <w:t>）。</w:t>
+      </w:r>
+    </w:p>
+    <w:p>
+      <w:pPr/>
+      <w:r>
+        <w:rPr>
+          <w:lang w:val="zh_TW" w:bidi="zh_TW"/>
+        </w:rPr>
+      </w:r>
+      <w:r>
+        <w:rPr>
+          <w:lang w:val="zh_TW" w:bidi="zh_TW"/>
+        </w:rPr>
+        <w:t>地獄必須與其它有關來世或最終狀態的術語仔細區分。舊約中的「陰間」（Sheol）與新約中的「陰間」（Hades）均指死者的臨時居所（在最後的審判日之前），而「地獄」（Gehenna）則明確表示惡人將永遠受懲罰的最終地點（參</w:t>
+      </w:r>
+      <w:hyperlink r:id="rId82">
+        <w:r>
+          <w:rPr>
+            <w:lang w:val="zh_TW" w:bidi="zh_TW"/>
+          </w:rPr>
+          <w:rPr>
+            <w:color w:val="0000EE"/>
+            <w:u w:val="single"/>
+          </w:rPr>
+          <w:t>詩49:14–15</w:t>
+        </w:r>
+      </w:hyperlink>
+      <w:r>
+        <w:rPr>
+          <w:lang w:val="zh_TW" w:bidi="zh_TW"/>
+        </w:rPr>
+        <w:t>與</w:t>
+      </w:r>
+      <w:hyperlink r:id="rId74">
+        <w:r>
+          <w:rPr>
+            <w:lang w:val="zh_TW" w:bidi="zh_TW"/>
+          </w:rPr>
+          <w:rPr>
+            <w:color w:val="0000EE"/>
+            <w:u w:val="single"/>
+          </w:rPr>
+          <w:t>太10:28</w:t>
+        </w:r>
+      </w:hyperlink>
+      <w:r>
+        <w:rPr>
+          <w:lang w:val="zh_TW" w:bidi="zh_TW"/>
+        </w:rPr>
+        <w:t>）。希臘文Tartarus僅出現在</w:t>
+      </w:r>
+      <w:hyperlink r:id="rId83">
+        <w:r>
+          <w:rPr>
+            <w:lang w:val="zh_TW" w:bidi="zh_TW"/>
+          </w:rPr>
+          <w:rPr>
+            <w:color w:val="0000EE"/>
+            <w:u w:val="single"/>
+          </w:rPr>
+          <w:t>彼得後書二章4節</w:t>
+        </w:r>
+      </w:hyperlink>
+      <w:r>
+        <w:rPr>
+          <w:lang w:val="zh_TW" w:bidi="zh_TW"/>
+        </w:rPr>
+        <w:t>，指的是那些參與撒但初次叛逆而墮落的天使所居住的地方。</w:t>
+      </w:r>
+    </w:p>
+    <w:p>
+      <w:pPr/>
+      <w:r>
+        <w:rPr>
+          <w:lang w:val="zh_TW" w:bidi="zh_TW"/>
+        </w:rPr>
+      </w:r>
+      <w:r>
+        <w:rPr>
+          <w:i/>
+          <w:lang w:val="zh_TW" w:bidi="zh_TW"/>
+        </w:rPr>
+        <w:t>另見</w:t>
+      </w:r>
+      <w:r>
+        <w:rPr>
+          <w:lang w:val="zh_TW" w:bidi="zh_TW"/>
+        </w:rPr>
+        <w:t xml:space="preserve"> </w:t>
+      </w:r>
+      <w:r>
+        <w:rPr>
+          <w:lang w:val="zh_TW" w:bidi="zh_TW"/>
+        </w:rPr>
+        <w:t>死者之地；</w:t>
+      </w:r>
+      <w:r>
+        <w:rPr>
+          <w:lang w:val="zh_TW" w:bidi="zh_TW"/>
+        </w:rPr>
+        <w:t>死亡；</w:t>
+      </w:r>
+      <w:r>
+        <w:rPr>
+          <w:lang w:val="zh_TW" w:bidi="zh_TW"/>
+        </w:rPr>
+        <w:t>陰間；</w:t>
+      </w:r>
+      <w:r>
+        <w:rPr>
+          <w:lang w:val="zh_TW" w:bidi="zh_TW"/>
+        </w:rPr>
+        <w:t>地獄；</w:t>
+      </w:r>
+      <w:r>
+        <w:rPr>
+          <w:lang w:val="zh_TW" w:bidi="zh_TW"/>
+        </w:rPr>
+        <w:t>陰間</w:t>
+      </w:r>
+      <w:r>
+        <w:rPr>
+          <w:lang w:val="zh_TW" w:bidi="zh_TW"/>
+        </w:rPr>
+        <w:t>。</w:t>
+      </w:r>
+      <w:r>
+        <w:rPr>
+          <w:lang w:val="zh_TW" w:bidi="zh_TW"/>
+        </w:rPr>
+      </w:r>
+      <w:r>
+        <w:rPr>
+          <w:lang w:val="zh_TW" w:bidi="zh_TW"/>
+        </w:rPr>
+      </w:r>
+    </w:p>
+    <w:p>
+      <w:pPr/>
+      <w:r>
+        <w:rPr>
+          <w:lang w:val="zh_TW" w:bidi="zh_TW"/>
+        </w:rPr>
+      </w:r>
+    </w:p>
+    <w:p>
+      <w:pPr>
+        <w:pStyle w:val="Heading2"/>
+      </w:pPr>
+      <w:r>
+        <w:rPr>
+          <w:lang w:val="zh_TW" w:bidi="zh_TW"/>
+        </w:rPr>
+        <w:t>地獄</w:t>
+      </w:r>
+      <w:r>
+        <w:rPr>
+          <w:lang w:val="zh_TW" w:bidi="zh_TW"/>
+        </w:rPr>
+      </w:r>
+    </w:p>
+    <w:p>
+      <w:pPr/>
+      <w:r>
+        <w:rPr>
+          <w:lang w:val="zh_TW" w:bidi="zh_TW"/>
+        </w:rPr>
+      </w:r>
+      <w:r>
+        <w:rPr>
+          <w:lang w:val="zh_TW" w:bidi="zh_TW"/>
+        </w:rPr>
+        <w:t>那些失喪、不悔改的惡人死後在未來要承受懲罰的地方。</w:t>
+      </w:r>
+    </w:p>
+    <w:p>
+      <w:pPr/>
+      <w:r>
+        <w:rPr>
+          <w:lang w:val="zh_TW" w:bidi="zh_TW"/>
+        </w:rPr>
+      </w:r>
+      <w:r>
+        <w:rPr>
+          <w:lang w:val="zh_TW" w:bidi="zh_TW"/>
+        </w:rPr>
+        <w:t>概述</w:t>
+      </w:r>
+    </w:p>
+    <w:p>
+      <w:pPr/>
+      <w:r>
+        <w:rPr>
+          <w:lang w:val="zh_TW" w:bidi="zh_TW"/>
+        </w:rPr>
+      </w:r>
+      <w:r>
+        <w:rPr>
+          <w:lang w:val="zh_TW" w:bidi="zh_TW"/>
+        </w:rPr>
+        <w:t>• 定義和描述</w:t>
+      </w:r>
+    </w:p>
+    <w:p>
+      <w:pPr/>
+      <w:r>
+        <w:rPr>
+          <w:lang w:val="zh_TW" w:bidi="zh_TW"/>
+        </w:rPr>
+      </w:r>
+      <w:r>
+        <w:rPr>
+          <w:lang w:val="zh_TW" w:bidi="zh_TW"/>
+        </w:rPr>
+        <w:t>• 聖經術語</w:t>
+      </w:r>
+    </w:p>
+    <w:p>
+      <w:pPr/>
+      <w:r>
+        <w:rPr>
+          <w:lang w:val="zh_TW" w:bidi="zh_TW"/>
+        </w:rPr>
+      </w:r>
+      <w:r>
+        <w:rPr>
+          <w:lang w:val="zh_TW" w:bidi="zh_TW"/>
+        </w:rPr>
+        <w:t>• 永恆懲罰的公義</w:t>
       </w:r>
     </w:p>
     <w:p>
@@ -242,7 +2049,7 @@
         <w:rPr>
           <w:lang w:val="zh_TW" w:bidi="zh_TW"/>
         </w:rPr>
-        <w:t>耶穌如何使用弔詭？</w:t>
+        <w:t>定義和描述</w:t>
       </w:r>
     </w:p>
     <w:p>
@@ -256,37 +2063,133 @@
         <w:rPr>
           <w:lang w:val="zh_TW" w:bidi="zh_TW"/>
         </w:rPr>
-        <w:t>耶穌在祂的教導事工中使用了弔詭/反合性的表達。比如，祂說成年人必須重生。在</w:t>
-      </w:r>
-      <w:hyperlink r:id="rId13">
-        <w:r>
-          <w:rPr>
-            <w:lang w:val="zh_TW" w:bidi="zh_TW"/>
-          </w:rPr>
-          <w:rPr>
-            <w:color w:val="0000EE"/>
-            <w:u w:val="single"/>
-          </w:rPr>
-          <w:t>約翰福音三章4節</w:t>
-        </w:r>
-      </w:hyperlink>
-      <w:r>
-        <w:rPr>
-          <w:lang w:val="zh_TW" w:bidi="zh_TW"/>
-        </w:rPr>
-        <w:t>，尼哥德慕問：「</w:t>
-      </w:r>
-      <w:r>
-        <w:rPr>
-          <w:lang w:val="zh_TW" w:bidi="zh_TW"/>
-        </w:rPr>
-        <w:t>人已經老了，如何能重生呢？豈能再進母腹生出來嗎？</w:t>
-      </w:r>
-      <w:r>
-        <w:rPr>
-          <w:lang w:val="zh_TW" w:bidi="zh_TW"/>
-        </w:rPr>
-        <w:t>」</w:t>
+        <w:t>地獄是非信徒的最終歸宿，聖經中以多種形式描述：火爐、永火、永刑（</w:t>
+      </w:r>
+      <w:hyperlink r:id="rId76">
+        <w:r>
+          <w:rPr>
+            <w:lang w:val="zh_TW" w:bidi="zh_TW"/>
+          </w:rPr>
+          <w:rPr>
+            <w:color w:val="0000EE"/>
+            <w:u w:val="single"/>
+          </w:rPr>
+          <w:t>太13:42、50</w:t>
+        </w:r>
+      </w:hyperlink>
+      <w:r>
+        <w:rPr>
+          <w:lang w:val="zh_TW" w:bidi="zh_TW"/>
+        </w:rPr>
+        <w:t>，</w:t>
+      </w:r>
+      <w:hyperlink r:id="rId84">
+        <w:r>
+          <w:rPr>
+            <w:lang w:val="zh_TW" w:bidi="zh_TW"/>
+          </w:rPr>
+          <w:rPr>
+            <w:color w:val="0000EE"/>
+            <w:u w:val="single"/>
+          </w:rPr>
+          <w:t>25:41、46</w:t>
+        </w:r>
+      </w:hyperlink>
+      <w:r>
+        <w:rPr>
+          <w:lang w:val="zh_TW" w:bidi="zh_TW"/>
+        </w:rPr>
+        <w:t>）；外邊黑暗，哀哭切齒的地方（</w:t>
+      </w:r>
+      <w:hyperlink r:id="rId85">
+        <w:r>
+          <w:rPr>
+            <w:lang w:val="zh_TW" w:bidi="zh_TW"/>
+          </w:rPr>
+          <w:rPr>
+            <w:color w:val="0000EE"/>
+            <w:u w:val="single"/>
+          </w:rPr>
+          <w:t>8:12</w:t>
+        </w:r>
+      </w:hyperlink>
+      <w:r>
+        <w:rPr>
+          <w:lang w:val="zh_TW" w:bidi="zh_TW"/>
+        </w:rPr>
+        <w:t>）；火湖，第二次的死（</w:t>
+      </w:r>
+      <w:hyperlink r:id="rId86">
+        <w:r>
+          <w:rPr>
+            <w:lang w:val="zh_TW" w:bidi="zh_TW"/>
+          </w:rPr>
+          <w:rPr>
+            <w:color w:val="0000EE"/>
+            <w:u w:val="single"/>
+          </w:rPr>
+          <w:t>啟21:8</w:t>
+        </w:r>
+      </w:hyperlink>
+      <w:r>
+        <w:rPr>
+          <w:lang w:val="zh_TW" w:bidi="zh_TW"/>
+        </w:rPr>
+        <w:t>）；魔鬼和牠的使者的地方（</w:t>
+      </w:r>
+      <w:hyperlink r:id="rId79">
+        <w:r>
+          <w:rPr>
+            <w:lang w:val="zh_TW" w:bidi="zh_TW"/>
+          </w:rPr>
+          <w:rPr>
+            <w:color w:val="0000EE"/>
+            <w:u w:val="single"/>
+          </w:rPr>
+          <w:t>太25:41</w:t>
+        </w:r>
+      </w:hyperlink>
+      <w:r>
+        <w:rPr>
+          <w:lang w:val="zh_TW" w:bidi="zh_TW"/>
+        </w:rPr>
+        <w:t>）。顯然，在地獄中的人將永遠與主隔絕，永不見到祂權能的榮光（</w:t>
+      </w:r>
+      <w:hyperlink r:id="rId87">
+        <w:r>
+          <w:rPr>
+            <w:lang w:val="zh_TW" w:bidi="zh_TW"/>
+          </w:rPr>
+          <w:rPr>
+            <w:color w:val="0000EE"/>
+            <w:u w:val="single"/>
+          </w:rPr>
+          <w:t>帖後1:9</w:t>
+        </w:r>
+      </w:hyperlink>
+      <w:r>
+        <w:rPr>
+          <w:lang w:val="zh_TW" w:bidi="zh_TW"/>
+        </w:rPr>
+        <w:t>）。那些崇拜獸的人將遭受持續的痛苦（</w:t>
+      </w:r>
+      <w:hyperlink r:id="rId88">
+        <w:r>
+          <w:rPr>
+            <w:lang w:val="zh_TW" w:bidi="zh_TW"/>
+          </w:rPr>
+          <w:rPr>
+            <w:color w:val="0000EE"/>
+            <w:u w:val="single"/>
+          </w:rPr>
+          <w:t>啟14:10–11</w:t>
+        </w:r>
+      </w:hyperlink>
+      <w:r>
+        <w:rPr>
+          <w:lang w:val="zh_TW" w:bidi="zh_TW"/>
+        </w:rPr>
+        <w:t>）。</w:t>
       </w:r>
     </w:p>
     <w:p>
@@ -300,25 +2203,61 @@
         <w:rPr>
           <w:lang w:val="zh_TW" w:bidi="zh_TW"/>
         </w:rPr>
-        <w:t>另一個例子是當耶穌對富人談論進入神的國時。耶穌說，駱駝穿過針眼（不可能的事情）比富人進入神的國還容易（</w:t>
-      </w:r>
-      <w:hyperlink r:id="rId14">
-        <w:r>
-          <w:rPr>
-            <w:lang w:val="zh_TW" w:bidi="zh_TW"/>
-          </w:rPr>
-          <w:rPr>
-            <w:color w:val="0000EE"/>
-            <w:u w:val="single"/>
-          </w:rPr>
-          <w:t>馬可福音10:25</w:t>
-        </w:r>
-      </w:hyperlink>
-      <w:r>
-        <w:rPr>
-          <w:lang w:val="zh_TW" w:bidi="zh_TW"/>
-        </w:rPr>
-        <w:t>）。重點不是專注於字面上的陳述或逐字理解，而是要理解其基本目的。這句話是為了讓人驚訝並讓他們改變思維。耶穌迫使富人看到他們對財富的態度如何將他們排除在神的國之外。</w:t>
+        <w:t>其它表達方式也表明惡人的最終狀態是永恆的，例如：「用不滅的火燒盡」（</w:t>
+      </w:r>
+      <w:hyperlink r:id="rId89">
+        <w:r>
+          <w:rPr>
+            <w:lang w:val="zh_TW" w:bidi="zh_TW"/>
+          </w:rPr>
+          <w:rPr>
+            <w:color w:val="0000EE"/>
+            <w:u w:val="single"/>
+          </w:rPr>
+          <w:t>太3:12</w:t>
+        </w:r>
+      </w:hyperlink>
+      <w:r>
+        <w:rPr>
+          <w:lang w:val="zh_TW" w:bidi="zh_TW"/>
+        </w:rPr>
+        <w:t>）；「入那不滅的火裡去……蟲是不死的，火是不滅的」（</w:t>
+      </w:r>
+      <w:hyperlink r:id="rId90">
+        <w:r>
+          <w:rPr>
+            <w:lang w:val="zh_TW" w:bidi="zh_TW"/>
+          </w:rPr>
+          <w:rPr>
+            <w:color w:val="0000EE"/>
+            <w:u w:val="single"/>
+          </w:rPr>
+          <w:t>可9:44、48</w:t>
+        </w:r>
+      </w:hyperlink>
+      <w:r>
+        <w:rPr>
+          <w:lang w:val="zh_TW" w:bidi="zh_TW"/>
+        </w:rPr>
+        <w:t>）；有罪「今世來世總不得赦免」（</w:t>
+      </w:r>
+      <w:hyperlink r:id="rId91">
+        <w:r>
+          <w:rPr>
+            <w:lang w:val="zh_TW" w:bidi="zh_TW"/>
+          </w:rPr>
+          <w:rPr>
+            <w:color w:val="0000EE"/>
+            <w:u w:val="single"/>
+          </w:rPr>
+          <w:t>太12:32</w:t>
+        </w:r>
+      </w:hyperlink>
+      <w:r>
+        <w:rPr>
+          <w:lang w:val="zh_TW" w:bidi="zh_TW"/>
+        </w:rPr>
+        <w:t>）。正確理解聖經後，沒有任何經文暗示不信者在地獄中的可怕狀態會有終止的時候。他們的命運是永遠的，帶著嚴肅的終局，並且他們痛苦的狀況永遠持續不變。（值得注意的是，有關地獄的最具描述性和決定性的話語，大多出自耶穌之口。）</w:t>
       </w:r>
     </w:p>
     <w:p>
@@ -332,115 +2271,2843 @@
         <w:rPr>
           <w:lang w:val="zh_TW" w:bidi="zh_TW"/>
         </w:rPr>
-        <w:t>耶穌的事工中大量使用弔詭/反合性表達，顯示出神的國如何顛覆人們生活的價值觀：</w:t>
+        <w:t>總結所有聖經關於地獄的記述，顯示出地獄中失去和缺乏所有美善，以及因邪惡良心帶來的痛苦和折磨。最可怕的是與神完全且應得的分離，並遠離一切純潔、聖潔和美好的事物。此外，地獄中的人也意識到自己正處在神的忿怒之下，並承受因其有意識地、自願性的犯罪而應得公義的審判與詛咒。</w:t>
+      </w:r>
+    </w:p>
+    <w:p>
+      <w:pPr/>
+      <w:r>
+        <w:rPr>
+          <w:lang w:val="zh_TW" w:bidi="zh_TW"/>
+        </w:rPr>
+      </w:r>
+      <w:r>
+        <w:rPr>
+          <w:lang w:val="zh_TW" w:bidi="zh_TW"/>
+        </w:rPr>
+        <w:t>儘管聖經對地獄的描述以非常具體和字面的方式表達，但地獄的本質不應僅限於如蟲子吞噬、鞭打、火燒或被火焚燒這樣的具體意象。這種說法並不減輕地獄的恐怖或嚴重性，因為沒有什麼比與神隔絕、良心受到邪惡的折磨更可怕。對地獄中的人而言，地獄的本質就在於與神的完全隔絕，而凡是與神隔絕的地方，人與人之間也會彼此疏離。這是最嚴重的懲罰：徹底且無法逆轉地與神隔絕，並與周圍的人為敵。這種狀況的另一個痛苦後果是與自己為敵，被內心的罪惡感和羞恥感撕裂。這是一種全面的衝突：與神、與鄰舍、與自己為敵。這就是地獄！如果對地獄的描述是比喻或象徵性的，那麼它們所代表的狀況比言辭表達的更加真實和強烈。</w:t>
+      </w:r>
+    </w:p>
+    <w:p>
+      <w:pPr/>
+      <w:r>
+        <w:rPr>
+          <w:lang w:val="zh_TW" w:bidi="zh_TW"/>
+        </w:rPr>
+      </w:r>
+      <w:r>
+        <w:rPr>
+          <w:lang w:val="zh_TW" w:bidi="zh_TW"/>
+        </w:rPr>
+        <w:t>對罪惡的懲罰是聖經中持續的教義。審判的教義與整本聖經正典同樣廣泛。代表性的經文包括</w:t>
+      </w:r>
+      <w:hyperlink r:id="rId92">
+        <w:r>
+          <w:rPr>
+            <w:lang w:val="zh_TW" w:bidi="zh_TW"/>
+          </w:rPr>
+          <w:rPr>
+            <w:color w:val="0000EE"/>
+            <w:u w:val="single"/>
+          </w:rPr>
+          <w:t>創2:17</w:t>
+        </w:r>
+      </w:hyperlink>
+      <w:r>
+        <w:rPr>
+          <w:lang w:val="zh_TW" w:bidi="zh_TW"/>
+        </w:rPr>
+        <w:t>，</w:t>
+      </w:r>
+      <w:hyperlink r:id="rId34">
+        <w:r>
+          <w:rPr>
+            <w:lang w:val="zh_TW" w:bidi="zh_TW"/>
+          </w:rPr>
+          <w:rPr>
+            <w:color w:val="0000EE"/>
+            <w:u w:val="single"/>
+          </w:rPr>
+          <w:t>3:17–19</w:t>
+        </w:r>
+      </w:hyperlink>
+      <w:r>
+        <w:rPr>
+          <w:lang w:val="zh_TW" w:bidi="zh_TW"/>
+        </w:rPr>
+        <w:t>，</w:t>
+      </w:r>
+      <w:hyperlink r:id="rId93">
+        <w:r>
+          <w:rPr>
+            <w:lang w:val="zh_TW" w:bidi="zh_TW"/>
+          </w:rPr>
+          <w:rPr>
+            <w:color w:val="0000EE"/>
+            <w:u w:val="single"/>
+          </w:rPr>
+          <w:t>4:13</w:t>
+        </w:r>
+      </w:hyperlink>
+      <w:r>
+        <w:rPr>
+          <w:lang w:val="zh_TW" w:bidi="zh_TW"/>
+        </w:rPr>
+        <w:t>；</w:t>
+      </w:r>
+      <w:hyperlink r:id="rId94">
+        <w:r>
+          <w:rPr>
+            <w:lang w:val="zh_TW" w:bidi="zh_TW"/>
+          </w:rPr>
+          <w:rPr>
+            <w:color w:val="0000EE"/>
+            <w:u w:val="single"/>
+          </w:rPr>
+          <w:t>利26:27–33</w:t>
+        </w:r>
+      </w:hyperlink>
+      <w:r>
+        <w:rPr>
+          <w:lang w:val="zh_TW" w:bidi="zh_TW"/>
+        </w:rPr>
+        <w:t>；</w:t>
+      </w:r>
+      <w:hyperlink r:id="rId95">
+        <w:r>
+          <w:rPr>
+            <w:lang w:val="zh_TW" w:bidi="zh_TW"/>
+          </w:rPr>
+          <w:rPr>
+            <w:color w:val="0000EE"/>
+            <w:u w:val="single"/>
+          </w:rPr>
+          <w:t>詩149:7</w:t>
+        </w:r>
+      </w:hyperlink>
+      <w:r>
+        <w:rPr>
+          <w:lang w:val="zh_TW" w:bidi="zh_TW"/>
+        </w:rPr>
+        <w:t>；</w:t>
+      </w:r>
+      <w:hyperlink r:id="rId96">
+        <w:r>
+          <w:rPr>
+            <w:lang w:val="zh_TW" w:bidi="zh_TW"/>
+          </w:rPr>
+          <w:rPr>
+            <w:color w:val="0000EE"/>
+            <w:u w:val="single"/>
+          </w:rPr>
+          <w:t>賽3:11</w:t>
+        </w:r>
+      </w:hyperlink>
+      <w:r>
+        <w:rPr>
+          <w:lang w:val="zh_TW" w:bidi="zh_TW"/>
+        </w:rPr>
+        <w:t>；</w:t>
+      </w:r>
+      <w:hyperlink r:id="rId97">
+        <w:r>
+          <w:rPr>
+            <w:lang w:val="zh_TW" w:bidi="zh_TW"/>
+          </w:rPr>
+          <w:rPr>
+            <w:color w:val="0000EE"/>
+            <w:u w:val="single"/>
+          </w:rPr>
+          <w:t>結14:10</w:t>
+        </w:r>
+      </w:hyperlink>
+      <w:r>
+        <w:rPr>
+          <w:lang w:val="zh_TW" w:bidi="zh_TW"/>
+        </w:rPr>
+        <w:t>；</w:t>
+      </w:r>
+      <w:hyperlink r:id="rId98">
+        <w:r>
+          <w:rPr>
+            <w:lang w:val="zh_TW" w:bidi="zh_TW"/>
+          </w:rPr>
+          <w:rPr>
+            <w:color w:val="0000EE"/>
+            <w:u w:val="single"/>
+          </w:rPr>
+          <w:t>摩1:2–2:16</w:t>
+        </w:r>
+      </w:hyperlink>
+      <w:r>
+        <w:rPr>
+          <w:lang w:val="zh_TW" w:bidi="zh_TW"/>
+        </w:rPr>
+        <w:t>；</w:t>
+      </w:r>
+      <w:hyperlink r:id="rId99">
+        <w:r>
+          <w:rPr>
+            <w:lang w:val="zh_TW" w:bidi="zh_TW"/>
+          </w:rPr>
+          <w:rPr>
+            <w:color w:val="0000EE"/>
+            <w:u w:val="single"/>
+          </w:rPr>
+          <w:t>亞14:19</w:t>
+        </w:r>
+      </w:hyperlink>
+      <w:r>
+        <w:rPr>
+          <w:lang w:val="zh_TW" w:bidi="zh_TW"/>
+        </w:rPr>
+        <w:t>；</w:t>
+      </w:r>
+      <w:hyperlink r:id="rId84">
+        <w:r>
+          <w:rPr>
+            <w:lang w:val="zh_TW" w:bidi="zh_TW"/>
+          </w:rPr>
+          <w:rPr>
+            <w:color w:val="0000EE"/>
+            <w:u w:val="single"/>
+          </w:rPr>
+          <w:t>太25:41、46</w:t>
+        </w:r>
+      </w:hyperlink>
+      <w:r>
+        <w:rPr>
+          <w:lang w:val="zh_TW" w:bidi="zh_TW"/>
+        </w:rPr>
+        <w:t>；</w:t>
+      </w:r>
+      <w:hyperlink r:id="rId100">
+        <w:r>
+          <w:rPr>
+            <w:lang w:val="zh_TW" w:bidi="zh_TW"/>
+          </w:rPr>
+          <w:rPr>
+            <w:color w:val="0000EE"/>
+            <w:u w:val="single"/>
+          </w:rPr>
+          <w:t>路16:23–24</w:t>
+        </w:r>
+      </w:hyperlink>
+      <w:r>
+        <w:rPr>
+          <w:lang w:val="zh_TW" w:bidi="zh_TW"/>
+        </w:rPr>
+        <w:t>；</w:t>
+      </w:r>
+      <w:hyperlink r:id="rId101">
+        <w:r>
+          <w:rPr>
+            <w:lang w:val="zh_TW" w:bidi="zh_TW"/>
+          </w:rPr>
+          <w:rPr>
+            <w:color w:val="0000EE"/>
+            <w:u w:val="single"/>
+          </w:rPr>
+          <w:t>羅2:5–12</w:t>
+        </w:r>
+      </w:hyperlink>
+      <w:r>
+        <w:rPr>
+          <w:lang w:val="zh_TW" w:bidi="zh_TW"/>
+        </w:rPr>
+        <w:t>；</w:t>
+      </w:r>
+      <w:hyperlink r:id="rId102">
+        <w:r>
+          <w:rPr>
+            <w:lang w:val="zh_TW" w:bidi="zh_TW"/>
+          </w:rPr>
+          <w:rPr>
+            <w:color w:val="0000EE"/>
+            <w:u w:val="single"/>
+          </w:rPr>
+          <w:t>加6:7–8</w:t>
+        </w:r>
+      </w:hyperlink>
+      <w:r>
+        <w:rPr>
+          <w:lang w:val="zh_TW" w:bidi="zh_TW"/>
+        </w:rPr>
+        <w:t>；</w:t>
+      </w:r>
+      <w:hyperlink r:id="rId103">
+        <w:r>
+          <w:rPr>
+            <w:lang w:val="zh_TW" w:bidi="zh_TW"/>
+          </w:rPr>
+          <w:rPr>
+            <w:color w:val="0000EE"/>
+            <w:u w:val="single"/>
+          </w:rPr>
+          <w:t>來10:29–31</w:t>
+        </w:r>
+      </w:hyperlink>
+      <w:r>
+        <w:rPr>
+          <w:lang w:val="zh_TW" w:bidi="zh_TW"/>
+        </w:rPr>
+        <w:t>；</w:t>
+      </w:r>
+      <w:hyperlink r:id="rId104">
+        <w:r>
+          <w:rPr>
+            <w:lang w:val="zh_TW" w:bidi="zh_TW"/>
+          </w:rPr>
+          <w:rPr>
+            <w:color w:val="0000EE"/>
+            <w:u w:val="single"/>
+          </w:rPr>
+          <w:t>啟20:11–15</w:t>
+        </w:r>
+      </w:hyperlink>
+      <w:r>
+        <w:rPr>
+          <w:lang w:val="zh_TW" w:bidi="zh_TW"/>
+        </w:rPr>
+        <w:t>。</w:t>
+      </w:r>
+    </w:p>
+    <w:p>
+      <w:pPr>
+        <w:pStyle w:val="Heading3"/>
+      </w:pPr>
+      <w:r>
+        <w:rPr>
+          <w:lang w:val="zh_TW" w:bidi="zh_TW"/>
+        </w:rPr>
+        <w:t>聖經術語</w:t>
+      </w:r>
+    </w:p>
+    <w:p>
+      <w:pPr/>
+      <w:r>
+        <w:rPr>
+          <w:lang w:val="zh_TW" w:bidi="zh_TW"/>
+        </w:rPr>
+      </w:r>
+      <w:r>
+        <w:rPr>
+          <w:lang w:val="zh_TW" w:bidi="zh_TW"/>
+        </w:rPr>
+        <w:t>希伯來文Sheol（陰間）在舊約中主要用於「墳墓、坑、離世之人的居所」（</w:t>
+      </w:r>
+      <w:hyperlink r:id="rId105">
+        <w:r>
+          <w:rPr>
+            <w:lang w:val="zh_TW" w:bidi="zh_TW"/>
+          </w:rPr>
+          <w:rPr>
+            <w:color w:val="0000EE"/>
+            <w:u w:val="single"/>
+          </w:rPr>
+          <w:t>創37:35</w:t>
+        </w:r>
+      </w:hyperlink>
+      <w:r>
+        <w:rPr>
+          <w:lang w:val="zh_TW" w:bidi="zh_TW"/>
+        </w:rPr>
+        <w:t>；</w:t>
+      </w:r>
+      <w:hyperlink r:id="rId106">
+        <w:r>
+          <w:rPr>
+            <w:lang w:val="zh_TW" w:bidi="zh_TW"/>
+          </w:rPr>
+          <w:rPr>
+            <w:color w:val="0000EE"/>
+            <w:u w:val="single"/>
+          </w:rPr>
+          <w:t>伯7:9</w:t>
+        </w:r>
+      </w:hyperlink>
+      <w:r>
+        <w:rPr>
+          <w:lang w:val="zh_TW" w:bidi="zh_TW"/>
+        </w:rPr>
+        <w:t>，</w:t>
+      </w:r>
+      <w:hyperlink r:id="rId107">
+        <w:r>
+          <w:rPr>
+            <w:lang w:val="zh_TW" w:bidi="zh_TW"/>
+          </w:rPr>
+          <w:rPr>
+            <w:color w:val="0000EE"/>
+            <w:u w:val="single"/>
+          </w:rPr>
+          <w:t>14:13</w:t>
+        </w:r>
+      </w:hyperlink>
+      <w:r>
+        <w:rPr>
+          <w:lang w:val="zh_TW" w:bidi="zh_TW"/>
+        </w:rPr>
+        <w:t>，</w:t>
+      </w:r>
+      <w:hyperlink r:id="rId108">
+        <w:r>
+          <w:rPr>
+            <w:lang w:val="zh_TW" w:bidi="zh_TW"/>
+          </w:rPr>
+          <w:rPr>
+            <w:color w:val="0000EE"/>
+            <w:u w:val="single"/>
+          </w:rPr>
+          <w:t>17:13–16</w:t>
+        </w:r>
+      </w:hyperlink>
+      <w:r>
+        <w:rPr>
+          <w:lang w:val="zh_TW" w:bidi="zh_TW"/>
+        </w:rPr>
+        <w:t>；</w:t>
+      </w:r>
+      <w:hyperlink r:id="rId109">
+        <w:r>
+          <w:rPr>
+            <w:lang w:val="zh_TW" w:bidi="zh_TW"/>
+          </w:rPr>
+          <w:rPr>
+            <w:color w:val="0000EE"/>
+            <w:u w:val="single"/>
+          </w:rPr>
+          <w:t>詩6:5</w:t>
+        </w:r>
+      </w:hyperlink>
+      <w:r>
+        <w:rPr>
+          <w:lang w:val="zh_TW" w:bidi="zh_TW"/>
+        </w:rPr>
+        <w:t>，</w:t>
+      </w:r>
+      <w:hyperlink r:id="rId110">
+        <w:r>
+          <w:rPr>
+            <w:lang w:val="zh_TW" w:bidi="zh_TW"/>
+          </w:rPr>
+          <w:rPr>
+            <w:color w:val="0000EE"/>
+            <w:u w:val="single"/>
+          </w:rPr>
+          <w:t>16:10</w:t>
+        </w:r>
+      </w:hyperlink>
+      <w:r>
+        <w:rPr>
+          <w:lang w:val="zh_TW" w:bidi="zh_TW"/>
+        </w:rPr>
+        <w:t>，</w:t>
+      </w:r>
+      <w:hyperlink r:id="rId111">
+        <w:r>
+          <w:rPr>
+            <w:lang w:val="zh_TW" w:bidi="zh_TW"/>
+          </w:rPr>
+          <w:rPr>
+            <w:color w:val="0000EE"/>
+            <w:u w:val="single"/>
+          </w:rPr>
+          <w:t>55:15</w:t>
+        </w:r>
+      </w:hyperlink>
+      <w:r>
+        <w:rPr>
+          <w:lang w:val="zh_TW" w:bidi="zh_TW"/>
+        </w:rPr>
+        <w:t>；</w:t>
+      </w:r>
+      <w:hyperlink r:id="rId112">
+        <w:r>
+          <w:rPr>
+            <w:lang w:val="zh_TW" w:bidi="zh_TW"/>
+          </w:rPr>
+          <w:rPr>
+            <w:color w:val="0000EE"/>
+            <w:u w:val="single"/>
+          </w:rPr>
+          <w:t>箴9:18</w:t>
+        </w:r>
+      </w:hyperlink>
+      <w:r>
+        <w:rPr>
+          <w:lang w:val="zh_TW" w:bidi="zh_TW"/>
+        </w:rPr>
+        <w:t>；</w:t>
+      </w:r>
+      <w:hyperlink r:id="rId113">
+        <w:r>
+          <w:rPr>
+            <w:lang w:val="zh_TW" w:bidi="zh_TW"/>
+          </w:rPr>
+          <w:rPr>
+            <w:color w:val="0000EE"/>
+            <w:u w:val="single"/>
+          </w:rPr>
+          <w:t>傳9:10</w:t>
+        </w:r>
+      </w:hyperlink>
+      <w:r>
+        <w:rPr>
+          <w:lang w:val="zh_TW" w:bidi="zh_TW"/>
+        </w:rPr>
+        <w:t>；</w:t>
+      </w:r>
+      <w:hyperlink r:id="rId114">
+        <w:r>
+          <w:rPr>
+            <w:lang w:val="zh_TW" w:bidi="zh_TW"/>
+          </w:rPr>
+          <w:rPr>
+            <w:color w:val="0000EE"/>
+            <w:u w:val="single"/>
+          </w:rPr>
+          <w:t>賽14:11</w:t>
+        </w:r>
+      </w:hyperlink>
+      <w:r>
+        <w:rPr>
+          <w:lang w:val="zh_TW" w:bidi="zh_TW"/>
+        </w:rPr>
+        <w:t>，</w:t>
+      </w:r>
+      <w:hyperlink r:id="rId115">
+        <w:r>
+          <w:rPr>
+            <w:lang w:val="zh_TW" w:bidi="zh_TW"/>
+          </w:rPr>
+          <w:rPr>
+            <w:color w:val="0000EE"/>
+            <w:u w:val="single"/>
+          </w:rPr>
+          <w:t>38:10–12、18</w:t>
+        </w:r>
+      </w:hyperlink>
+      <w:r>
+        <w:rPr>
+          <w:lang w:val="zh_TW" w:bidi="zh_TW"/>
+        </w:rPr>
+        <w:t>）。在舊約中，善惡的最終歸宿似乎沒有很明確的區別。他們都同樣去到墳墓，進入一個下面的世界，這個世界充滿了陰暗、疲憊、黑暗、腐朽與遺忘，遠離神的同在（</w:t>
+      </w:r>
+      <w:hyperlink r:id="rId116">
+        <w:r>
+          <w:rPr>
+            <w:lang w:val="zh_TW" w:bidi="zh_TW"/>
+          </w:rPr>
+          <w:rPr>
+            <w:color w:val="0000EE"/>
+            <w:u w:val="single"/>
+          </w:rPr>
+          <w:t>伯10:20–22</w:t>
+        </w:r>
+      </w:hyperlink>
+      <w:r>
+        <w:rPr>
+          <w:lang w:val="zh_TW" w:bidi="zh_TW"/>
+        </w:rPr>
+        <w:t>；</w:t>
+      </w:r>
+      <w:hyperlink r:id="rId117">
+        <w:r>
+          <w:rPr>
+            <w:lang w:val="zh_TW" w:bidi="zh_TW"/>
+          </w:rPr>
+          <w:rPr>
+            <w:color w:val="0000EE"/>
+            <w:u w:val="single"/>
+          </w:rPr>
+          <w:t>詩88:3–6</w:t>
+        </w:r>
+      </w:hyperlink>
+      <w:r>
+        <w:rPr>
+          <w:lang w:val="zh_TW" w:bidi="zh_TW"/>
+        </w:rPr>
+        <w:t>），然而，仍然在神的掌管之下（</w:t>
+      </w:r>
+      <w:hyperlink r:id="rId118">
+        <w:r>
+          <w:rPr>
+            <w:lang w:val="zh_TW" w:bidi="zh_TW"/>
+          </w:rPr>
+          <w:rPr>
+            <w:color w:val="0000EE"/>
+            <w:u w:val="single"/>
+          </w:rPr>
+          <w:t>伯26:6</w:t>
+        </w:r>
+      </w:hyperlink>
+      <w:r>
+        <w:rPr>
+          <w:lang w:val="zh_TW" w:bidi="zh_TW"/>
+        </w:rPr>
+        <w:t>；</w:t>
+      </w:r>
+      <w:hyperlink r:id="rId119">
+        <w:r>
+          <w:rPr>
+            <w:lang w:val="zh_TW" w:bidi="zh_TW"/>
+          </w:rPr>
+          <w:rPr>
+            <w:color w:val="0000EE"/>
+            <w:u w:val="single"/>
+          </w:rPr>
+          <w:t>詩138:8</w:t>
+        </w:r>
+      </w:hyperlink>
+      <w:r>
+        <w:rPr>
+          <w:lang w:val="zh_TW" w:bidi="zh_TW"/>
+        </w:rPr>
+        <w:t>；</w:t>
+      </w:r>
+      <w:hyperlink r:id="rId120">
+        <w:r>
+          <w:rPr>
+            <w:lang w:val="zh_TW" w:bidi="zh_TW"/>
+          </w:rPr>
+          <w:rPr>
+            <w:color w:val="0000EE"/>
+            <w:u w:val="single"/>
+          </w:rPr>
+          <w:t>摩9:2</w:t>
+        </w:r>
+      </w:hyperlink>
+      <w:r>
+        <w:rPr>
+          <w:lang w:val="zh_TW" w:bidi="zh_TW"/>
+        </w:rPr>
+        <w:t>）。這是一個寂靜（</w:t>
+      </w:r>
+      <w:hyperlink r:id="rId121">
+        <w:r>
+          <w:rPr>
+            <w:lang w:val="zh_TW" w:bidi="zh_TW"/>
+          </w:rPr>
+          <w:rPr>
+            <w:color w:val="0000EE"/>
+            <w:u w:val="single"/>
+          </w:rPr>
+          <w:t>詩94:17</w:t>
+        </w:r>
+      </w:hyperlink>
+      <w:r>
+        <w:rPr>
+          <w:lang w:val="zh_TW" w:bidi="zh_TW"/>
+        </w:rPr>
+        <w:t>，</w:t>
+      </w:r>
+      <w:hyperlink r:id="rId122">
+        <w:r>
+          <w:rPr>
+            <w:lang w:val="zh_TW" w:bidi="zh_TW"/>
+          </w:rPr>
+          <w:rPr>
+            <w:color w:val="0000EE"/>
+            <w:u w:val="single"/>
+          </w:rPr>
+          <w:t>115:17</w:t>
+        </w:r>
+      </w:hyperlink>
+      <w:r>
+        <w:rPr>
+          <w:lang w:val="zh_TW" w:bidi="zh_TW"/>
+        </w:rPr>
+        <w:t>）和安息（</w:t>
+      </w:r>
+      <w:hyperlink r:id="rId123">
+        <w:r>
+          <w:rPr>
+            <w:lang w:val="zh_TW" w:bidi="zh_TW"/>
+          </w:rPr>
+          <w:rPr>
+            <w:color w:val="0000EE"/>
+            <w:u w:val="single"/>
+          </w:rPr>
+          <w:t>伯3:17</w:t>
+        </w:r>
+      </w:hyperlink>
+      <w:r>
+        <w:rPr>
+          <w:lang w:val="zh_TW" w:bidi="zh_TW"/>
+        </w:rPr>
+        <w:t>）之處。然而，某些經文似乎暗示陰間中有某種意識、盼望和交流（</w:t>
+      </w:r>
+      <w:hyperlink r:id="rId124">
+        <w:r>
+          <w:rPr>
+            <w:lang w:val="zh_TW" w:bidi="zh_TW"/>
+          </w:rPr>
+          <w:rPr>
+            <w:color w:val="0000EE"/>
+            <w:u w:val="single"/>
+          </w:rPr>
+          <w:t>伯14:13–15</w:t>
+        </w:r>
+      </w:hyperlink>
+      <w:r>
+        <w:rPr>
+          <w:lang w:val="zh_TW" w:bidi="zh_TW"/>
+        </w:rPr>
+        <w:t>，</w:t>
+      </w:r>
+      <w:hyperlink r:id="rId125">
+        <w:r>
+          <w:rPr>
+            <w:lang w:val="zh_TW" w:bidi="zh_TW"/>
+          </w:rPr>
+          <w:rPr>
+            <w:color w:val="0000EE"/>
+            <w:u w:val="single"/>
+          </w:rPr>
+          <w:t>19:25–27</w:t>
+        </w:r>
+      </w:hyperlink>
+      <w:r>
+        <w:rPr>
+          <w:lang w:val="zh_TW" w:bidi="zh_TW"/>
+        </w:rPr>
+        <w:t>；</w:t>
+      </w:r>
+      <w:hyperlink r:id="rId110">
+        <w:r>
+          <w:rPr>
+            <w:lang w:val="zh_TW" w:bidi="zh_TW"/>
+          </w:rPr>
+          <w:rPr>
+            <w:color w:val="0000EE"/>
+            <w:u w:val="single"/>
+          </w:rPr>
+          <w:t>詩16:10</w:t>
+        </w:r>
+      </w:hyperlink>
+      <w:r>
+        <w:rPr>
+          <w:lang w:val="zh_TW" w:bidi="zh_TW"/>
+        </w:rPr>
+        <w:t>，</w:t>
+      </w:r>
+      <w:hyperlink r:id="rId126">
+        <w:r>
+          <w:rPr>
+            <w:lang w:val="zh_TW" w:bidi="zh_TW"/>
+          </w:rPr>
+          <w:rPr>
+            <w:color w:val="0000EE"/>
+            <w:u w:val="single"/>
+          </w:rPr>
+          <w:t>49:15</w:t>
+        </w:r>
+      </w:hyperlink>
+      <w:r>
+        <w:rPr>
+          <w:lang w:val="zh_TW" w:bidi="zh_TW"/>
+        </w:rPr>
+        <w:t>；</w:t>
+      </w:r>
+      <w:hyperlink r:id="rId127">
+        <w:r>
+          <w:rPr>
+            <w:lang w:val="zh_TW" w:bidi="zh_TW"/>
+          </w:rPr>
+          <w:rPr>
+            <w:color w:val="0000EE"/>
+            <w:u w:val="single"/>
+          </w:rPr>
+          <w:t>賽14:9–10</w:t>
+        </w:r>
+      </w:hyperlink>
+      <w:r>
+        <w:rPr>
+          <w:lang w:val="zh_TW" w:bidi="zh_TW"/>
+        </w:rPr>
+        <w:t>；</w:t>
+      </w:r>
+      <w:hyperlink r:id="rId128">
+        <w:r>
+          <w:rPr>
+            <w:lang w:val="zh_TW" w:bidi="zh_TW"/>
+          </w:rPr>
+          <w:rPr>
+            <w:color w:val="0000EE"/>
+            <w:u w:val="single"/>
+          </w:rPr>
+          <w:t>結32:21</w:t>
+        </w:r>
+      </w:hyperlink>
+      <w:r>
+        <w:rPr>
+          <w:lang w:val="zh_TW" w:bidi="zh_TW"/>
+        </w:rPr>
+        <w:t>）。少數經文暗示了死後可能面臨的神的審判威脅（</w:t>
+      </w:r>
+      <w:hyperlink r:id="rId129">
+        <w:r>
+          <w:rPr>
+            <w:lang w:val="zh_TW" w:bidi="zh_TW"/>
+          </w:rPr>
+          <w:rPr>
+            <w:color w:val="0000EE"/>
+            <w:u w:val="single"/>
+          </w:rPr>
+          <w:t>詩9:17</w:t>
+        </w:r>
+      </w:hyperlink>
+      <w:r>
+        <w:rPr>
+          <w:lang w:val="zh_TW" w:bidi="zh_TW"/>
+        </w:rPr>
+        <w:t>，</w:t>
+      </w:r>
+      <w:hyperlink r:id="rId111">
+        <w:r>
+          <w:rPr>
+            <w:lang w:val="zh_TW" w:bidi="zh_TW"/>
+          </w:rPr>
+          <w:rPr>
+            <w:color w:val="0000EE"/>
+            <w:u w:val="single"/>
+          </w:rPr>
+          <w:t>55:15</w:t>
+        </w:r>
+      </w:hyperlink>
+      <w:r>
+        <w:rPr>
+          <w:lang w:val="zh_TW" w:bidi="zh_TW"/>
+        </w:rPr>
+        <w:t>）。總的來說，陰間被視為令人憂慮和恐懼的地方（</w:t>
+      </w:r>
+      <w:hyperlink r:id="rId130">
+        <w:r>
+          <w:rPr>
+            <w:lang w:val="zh_TW" w:bidi="zh_TW"/>
+          </w:rPr>
+          <w:rPr>
+            <w:color w:val="0000EE"/>
+            <w:u w:val="single"/>
+          </w:rPr>
+          <w:t>申32:22</w:t>
+        </w:r>
+      </w:hyperlink>
+      <w:r>
+        <w:rPr>
+          <w:lang w:val="zh_TW" w:bidi="zh_TW"/>
+        </w:rPr>
+        <w:t>；</w:t>
+      </w:r>
+      <w:hyperlink r:id="rId131">
+        <w:r>
+          <w:rPr>
+            <w:lang w:val="zh_TW" w:bidi="zh_TW"/>
+          </w:rPr>
+          <w:rPr>
+            <w:color w:val="0000EE"/>
+            <w:u w:val="single"/>
+          </w:rPr>
+          <w:t>賽38:18</w:t>
+        </w:r>
+      </w:hyperlink>
+      <w:r>
+        <w:rPr>
+          <w:lang w:val="zh_TW" w:bidi="zh_TW"/>
+        </w:rPr>
+        <w:t>）。</w:t>
+      </w:r>
+    </w:p>
+    <w:p>
+      <w:pPr/>
+      <w:r>
+        <w:rPr>
+          <w:lang w:val="zh_TW" w:bidi="zh_TW"/>
+        </w:rPr>
+      </w:r>
+      <w:r>
+        <w:rPr>
+          <w:lang w:val="zh_TW" w:bidi="zh_TW"/>
+        </w:rPr>
+        <w:t>直到後聖經時期的猶太文獻，即在舊約結束和新約開始之間發展起來的著作，才開始明確區分義人與惡人的最終歸宿。在陰間內部善惡分隔的概念得到了發展。顯而易見，儘管這個概念比較模糊和不確定，但猶太思想（正如整部舊約所反映的）包含著一種信念，即死後會有未來和持續的存在。</w:t>
+      </w:r>
+    </w:p>
+    <w:p>
+      <w:pPr/>
+      <w:r>
+        <w:rPr>
+          <w:lang w:val="zh_TW" w:bidi="zh_TW"/>
+        </w:rPr>
+      </w:r>
+      <w:r>
+        <w:rPr>
+          <w:lang w:val="zh_TW" w:bidi="zh_TW"/>
+        </w:rPr>
+        <w:t>新約中的希臘文hades（陰間）與舊約中的Sheol用法非常相似。事實上，七十士譯本（舊約的希臘文譯本）的譯者使用它來表示Sheol。它通常指的是死者的地方或狀態、墳墓或死亡本身。在某些譯本中，這個詞未被翻譯，而是直接音譯為hades。新約並不總是明確說明hades的含義，除了剛才所描述的內容之外。這個詞的使用通常並未揭示死者的具體狀況。然而，有些經文表明它比舊約中的Sheol有更明顯的進步其中一節明確將hades描述為惡人的刑罰之處，適當地翻譯為「地獄」（</w:t>
+      </w:r>
+      <w:hyperlink r:id="rId132">
+        <w:r>
+          <w:rPr>
+            <w:lang w:val="zh_TW" w:bidi="zh_TW"/>
+          </w:rPr>
+          <w:rPr>
+            <w:color w:val="0000EE"/>
+            <w:u w:val="single"/>
+          </w:rPr>
+          <w:t>路16:23</w:t>
+        </w:r>
+      </w:hyperlink>
+      <w:r>
+        <w:rPr>
+          <w:lang w:val="zh_TW" w:bidi="zh_TW"/>
+        </w:rPr>
+        <w:t>）。在所有其它例子中，hades僅指死亡的居所。</w:t>
+      </w:r>
+    </w:p>
+    <w:p>
+      <w:pPr/>
+      <w:r>
+        <w:rPr>
+          <w:lang w:val="zh_TW" w:bidi="zh_TW"/>
+        </w:rPr>
+      </w:r>
+      <w:r>
+        <w:rPr>
+          <w:lang w:val="zh_TW" w:bidi="zh_TW"/>
+        </w:rPr>
+        <w:t>新約中的希臘文Gehenna用於描述罪人的火刑之地，通常翻譯為「地獄」或「地獄之火」（</w:t>
+      </w:r>
+      <w:hyperlink r:id="rId133">
+        <w:r>
+          <w:rPr>
+            <w:lang w:val="zh_TW" w:bidi="zh_TW"/>
+          </w:rPr>
+          <w:rPr>
+            <w:color w:val="0000EE"/>
+            <w:u w:val="single"/>
+          </w:rPr>
+          <w:t>太5:22、29–30，</w:t>
+        </w:r>
+      </w:hyperlink>
+      <w:hyperlink r:id="rId74">
+        <w:r>
+          <w:rPr>
+            <w:lang w:val="zh_TW" w:bidi="zh_TW"/>
+          </w:rPr>
+          <w:rPr>
+            <w:color w:val="0000EE"/>
+            <w:u w:val="single"/>
+          </w:rPr>
+          <w:t>10:28</w:t>
+        </w:r>
+      </w:hyperlink>
+      <w:r>
+        <w:rPr>
+          <w:lang w:val="zh_TW" w:bidi="zh_TW"/>
+        </w:rPr>
+        <w:t>，</w:t>
+      </w:r>
+      <w:hyperlink r:id="rId75">
+        <w:r>
+          <w:rPr>
+            <w:lang w:val="zh_TW" w:bidi="zh_TW"/>
+          </w:rPr>
+          <w:rPr>
+            <w:color w:val="0000EE"/>
+            <w:u w:val="single"/>
+          </w:rPr>
+          <w:t>18:9</w:t>
+        </w:r>
+      </w:hyperlink>
+      <w:r>
+        <w:rPr>
+          <w:lang w:val="zh_TW" w:bidi="zh_TW"/>
+        </w:rPr>
+        <w:t>，</w:t>
+      </w:r>
+      <w:hyperlink r:id="rId78">
+        <w:r>
+          <w:rPr>
+            <w:lang w:val="zh_TW" w:bidi="zh_TW"/>
+          </w:rPr>
+          <w:rPr>
+            <w:color w:val="0000EE"/>
+            <w:u w:val="single"/>
+          </w:rPr>
+          <w:t>23:15、33</w:t>
+        </w:r>
+      </w:hyperlink>
+      <w:r>
+        <w:rPr>
+          <w:lang w:val="zh_TW" w:bidi="zh_TW"/>
+        </w:rPr>
+        <w:t>；</w:t>
+      </w:r>
+      <w:hyperlink r:id="rId134">
+        <w:r>
+          <w:rPr>
+            <w:lang w:val="zh_TW" w:bidi="zh_TW"/>
+          </w:rPr>
+          <w:rPr>
+            <w:color w:val="0000EE"/>
+            <w:u w:val="single"/>
+          </w:rPr>
+          <w:t>可9:43、45、47</w:t>
+        </w:r>
+      </w:hyperlink>
+      <w:r>
+        <w:rPr>
+          <w:lang w:val="zh_TW" w:bidi="zh_TW"/>
+        </w:rPr>
+        <w:t>；</w:t>
+      </w:r>
+      <w:hyperlink r:id="rId135">
+        <w:r>
+          <w:rPr>
+            <w:lang w:val="zh_TW" w:bidi="zh_TW"/>
+          </w:rPr>
+          <w:rPr>
+            <w:color w:val="0000EE"/>
+            <w:u w:val="single"/>
+          </w:rPr>
+          <w:t>雅3:6</w:t>
+        </w:r>
+      </w:hyperlink>
+      <w:r>
+        <w:rPr>
+          <w:lang w:val="zh_TW" w:bidi="zh_TW"/>
+        </w:rPr>
+        <w:t>）。這個詞通常與最後的審判聯繫在一起，並暗示所說的懲罰是永恆的。Gehenna源自舊約中的希伯來文「欣嫩谷（valley of Hinnom）」，這是一條位於耶路撒冷南側的山谷。此谷曾是偶像崇拜的中心，在那裡，人們將兒童火燒獻給異教神摩洛（</w:t>
+      </w:r>
+      <w:hyperlink r:id="rId61">
+        <w:r>
+          <w:rPr>
+            <w:lang w:val="zh_TW" w:bidi="zh_TW"/>
+          </w:rPr>
+          <w:rPr>
+            <w:color w:val="0000EE"/>
+            <w:u w:val="single"/>
+          </w:rPr>
+          <w:t>代下28:3</w:t>
+        </w:r>
+      </w:hyperlink>
+      <w:r>
+        <w:rPr>
+          <w:lang w:val="zh_TW" w:bidi="zh_TW"/>
+        </w:rPr>
+        <w:t>，</w:t>
+      </w:r>
+      <w:hyperlink r:id="rId62">
+        <w:r>
+          <w:rPr>
+            <w:lang w:val="zh_TW" w:bidi="zh_TW"/>
+          </w:rPr>
+          <w:rPr>
+            <w:color w:val="0000EE"/>
+            <w:u w:val="single"/>
+          </w:rPr>
+          <w:t>33:6</w:t>
+        </w:r>
+      </w:hyperlink>
+      <w:r>
+        <w:rPr>
+          <w:lang w:val="zh_TW" w:bidi="zh_TW"/>
+        </w:rPr>
+        <w:t>）。在約西亞時期，這個地方因為死人的骨頭和垃圾而變得可憎（</w:t>
+      </w:r>
+      <w:hyperlink r:id="rId136">
+        <w:r>
+          <w:rPr>
+            <w:lang w:val="zh_TW" w:bidi="zh_TW"/>
+          </w:rPr>
+          <w:rPr>
+            <w:color w:val="0000EE"/>
+            <w:u w:val="single"/>
+          </w:rPr>
+          <w:t>王下23:10–14</w:t>
+        </w:r>
+      </w:hyperlink>
+      <w:r>
+        <w:rPr>
+          <w:lang w:val="zh_TW" w:bidi="zh_TW"/>
+        </w:rPr>
+        <w:t>），並成為耶路撒冷的垃圾場。持續燃燒的火使這裡成為地獄之火的象徵，表示失喪者在痛苦中被燒盡。這是對偶像崇拜者和不順服者的審判象徵（</w:t>
+      </w:r>
+      <w:hyperlink r:id="rId137">
+        <w:r>
+          <w:rPr>
+            <w:lang w:val="zh_TW" w:bidi="zh_TW"/>
+          </w:rPr>
+          <w:rPr>
+            <w:color w:val="0000EE"/>
+            <w:u w:val="single"/>
+          </w:rPr>
+          <w:t>耶7:31–34，</w:t>
+        </w:r>
+      </w:hyperlink>
+      <w:hyperlink r:id="rId64">
+        <w:r>
+          <w:rPr>
+            <w:lang w:val="zh_TW" w:bidi="zh_TW"/>
+          </w:rPr>
+          <w:rPr>
+            <w:color w:val="0000EE"/>
+            <w:u w:val="single"/>
+          </w:rPr>
+          <w:t>32:35</w:t>
+        </w:r>
+      </w:hyperlink>
+      <w:r>
+        <w:rPr>
+          <w:lang w:val="zh_TW" w:bidi="zh_TW"/>
+        </w:rPr>
+        <w:t>）。</w:t>
+      </w:r>
+    </w:p>
+    <w:p>
+      <w:pPr/>
+      <w:r>
+        <w:rPr>
+          <w:lang w:val="zh_TW" w:bidi="zh_TW"/>
+        </w:rPr>
+      </w:r>
+      <w:r>
+        <w:rPr>
+          <w:lang w:val="zh_TW" w:bidi="zh_TW"/>
+        </w:rPr>
+        <w:t>另一個用來指地獄或「地下」的希臘文Tartarus（</w:t>
+      </w:r>
+      <w:hyperlink r:id="rId83">
+        <w:r>
+          <w:rPr>
+            <w:lang w:val="zh_TW" w:bidi="zh_TW"/>
+          </w:rPr>
+          <w:rPr>
+            <w:color w:val="0000EE"/>
+            <w:u w:val="single"/>
+          </w:rPr>
+          <w:t>彼後2:4</w:t>
+        </w:r>
+      </w:hyperlink>
+      <w:r>
+        <w:rPr>
+          <w:lang w:val="zh_TW" w:bidi="zh_TW"/>
+        </w:rPr>
+        <w:t>），這是一個古典用詞，指永刑之地。使徒彼得用它來描述那些墮落的天使被投入地獄，「交在黑暗坑中，等候審判」。</w:t>
+      </w:r>
+    </w:p>
+    <w:p>
+      <w:pPr/>
+      <w:r>
+        <w:rPr>
+          <w:lang w:val="zh_TW" w:bidi="zh_TW"/>
+        </w:rPr>
+      </w:r>
+      <w:r>
+        <w:rPr>
+          <w:lang w:val="zh_TW" w:bidi="zh_TW"/>
+        </w:rPr>
+        <w:t>如上所述，除了這些術語外，還有一些非常明確且生動的詞句，清楚地教導了經本開頭所闡述的地獄教義。聖經的教義主要由這些決定性的詞句確立，而不是那些模糊但經常使用的Sheol和Hades兩個術語。</w:t>
+      </w:r>
+    </w:p>
+    <w:p>
+      <w:pPr>
+        <w:pStyle w:val="Heading3"/>
+      </w:pPr>
+      <w:r>
+        <w:rPr>
+          <w:lang w:val="zh_TW" w:bidi="zh_TW"/>
+        </w:rPr>
+        <w:t>永罰的公義性</w:t>
+      </w:r>
+    </w:p>
+    <w:p>
+      <w:pPr/>
+      <w:r>
+        <w:rPr>
+          <w:lang w:val="zh_TW" w:bidi="zh_TW"/>
+        </w:rPr>
+      </w:r>
+      <w:r>
+        <w:rPr>
+          <w:lang w:val="zh_TW" w:bidi="zh_TW"/>
+        </w:rPr>
+        <w:t>我們很難理解聖潔的神一方面憎惡一切邪惡，但另一方面祂卻愛那些作惡的人，甚至願意犧牲祂的獨生子來拯救他們脫離罪惡。神的忿怒是聖潔的神的必然反應，因為祂憎恨一切與祂公義本性相悖的事物。當唯一能救贖人類罪孽的途徑被拒絕，並且慈愛、尋求與悖逆的罪人和好的神的所有呼籲都被拒絕時，神別無選擇，只能讓罪人走上他自己選擇的命運。對罪的懲罰是聖潔對道德對立之事物的必然和不可避免的回應，並且只要罪的狀態持續存在，懲罰就必須持續存在。聖經中沒有任何地方表明地獄中的失喪罪人有悔改和信靠的能力。如果在今生他們沒有悔改離開罪惡，並在地上所有有利的環境和機會下接納基督為救主，就沒有理由認為他們在死後會這樣做。懲罰不會結束，直到罪惡和罪責消失。當罪人最終抵抗並拒絕聖靈的工作，即使他們因罪受到責備，卻便不再有悔改和救恩的可能。他們犯下了永遠的罪（</w:t>
+      </w:r>
+      <w:hyperlink r:id="rId138">
+        <w:r>
+          <w:rPr>
+            <w:lang w:val="zh_TW" w:bidi="zh_TW"/>
+          </w:rPr>
+          <w:rPr>
+            <w:color w:val="0000EE"/>
+            <w:u w:val="single"/>
+          </w:rPr>
+          <w:t>可3:29</w:t>
+        </w:r>
+      </w:hyperlink>
+      <w:r>
+        <w:rPr>
+          <w:lang w:val="zh_TW" w:bidi="zh_TW"/>
+        </w:rPr>
+        <w:t>；</w:t>
+      </w:r>
+      <w:hyperlink r:id="rId139">
+        <w:r>
+          <w:rPr>
+            <w:lang w:val="zh_TW" w:bidi="zh_TW"/>
+          </w:rPr>
+          <w:rPr>
+            <w:color w:val="0000EE"/>
+            <w:u w:val="single"/>
+          </w:rPr>
+          <w:t>啟22:11</w:t>
+        </w:r>
+      </w:hyperlink>
+      <w:r>
+        <w:rPr>
+          <w:lang w:val="zh_TW" w:bidi="zh_TW"/>
+        </w:rPr>
+        <w:t>），應受永遠的懲罰。</w:t>
+      </w:r>
+    </w:p>
+    <w:p>
+      <w:pPr/>
+      <w:r>
+        <w:rPr>
+          <w:lang w:val="zh_TW" w:bidi="zh_TW"/>
+        </w:rPr>
+      </w:r>
+      <w:r>
+        <w:rPr>
+          <w:lang w:val="zh_TW" w:bidi="zh_TW"/>
+        </w:rPr>
+        <w:t>地獄中信心與悔改的不可行性，也可從墮落意志的悲慘現實中看出。這種意志是由反覆叛逆神而形成和決定的。罪惡在意志中自我繁衍，性格趨於不可逆轉的固化。對於無止境的犯罪的罪人，神以無止境的懲罰作為對應回應。</w:t>
+      </w:r>
+    </w:p>
+    <w:p>
+      <w:pPr/>
+      <w:r>
+        <w:rPr>
+          <w:lang w:val="zh_TW" w:bidi="zh_TW"/>
+        </w:rPr>
+      </w:r>
+      <w:r>
+        <w:rPr>
+          <w:lang w:val="zh_TW" w:bidi="zh_TW"/>
+        </w:rPr>
+        <w:t>如果有人問：「一位慈愛的神怎能把人送入永恆的地獄？」答案應是：神並沒有為人選擇這樣的歸宿；而是人是自願選擇了這條道路。神只是同意他們自己選擇的道路，並揭示他們邪惡選擇的全部後果。必須始終記住，神不僅是慈愛的，祂也是聖潔和公義的。在一個反抗神並帶來巨大惡果的宇宙中，必須有適當的公義審判。</w:t>
+      </w:r>
+    </w:p>
+    <w:p>
+      <w:pPr/>
+      <w:r>
+        <w:rPr>
+          <w:lang w:val="zh_TW" w:bidi="zh_TW"/>
+        </w:rPr>
+      </w:r>
+      <w:r>
+        <w:rPr>
+          <w:lang w:val="zh_TW" w:bidi="zh_TW"/>
+        </w:rPr>
+        <w:t>雖然所有選擇那種命運的人在地獄中的懲罰是永恆的，但懲罰的程度會根據每個人罪責的不同而有所不同。只有神能判定這些程度，並將根據每個人的責任，以完美的公義分配懲罰。聖經中有明顯的經文顯示未來懲罰的等級差異（</w:t>
+      </w:r>
+      <w:hyperlink r:id="rId140">
+        <w:r>
+          <w:rPr>
+            <w:lang w:val="zh_TW" w:bidi="zh_TW"/>
+          </w:rPr>
+          <w:rPr>
+            <w:color w:val="0000EE"/>
+            <w:u w:val="single"/>
+          </w:rPr>
+          <w:t>太11:20–24</w:t>
+        </w:r>
+      </w:hyperlink>
+      <w:r>
+        <w:rPr>
+          <w:lang w:val="zh_TW" w:bidi="zh_TW"/>
+        </w:rPr>
+        <w:t>；</w:t>
+      </w:r>
+      <w:hyperlink r:id="rId141">
+        <w:r>
+          <w:rPr>
+            <w:lang w:val="zh_TW" w:bidi="zh_TW"/>
+          </w:rPr>
+          <w:rPr>
+            <w:color w:val="0000EE"/>
+            <w:u w:val="single"/>
+          </w:rPr>
+          <w:t>路12:47–48</w:t>
+        </w:r>
+      </w:hyperlink>
+      <w:r>
+        <w:rPr>
+          <w:lang w:val="zh_TW" w:bidi="zh_TW"/>
+        </w:rPr>
+        <w:t>；</w:t>
+      </w:r>
+      <w:hyperlink r:id="rId142">
+        <w:r>
+          <w:rPr>
+            <w:lang w:val="zh_TW" w:bidi="zh_TW"/>
+          </w:rPr>
+          <w:rPr>
+            <w:color w:val="0000EE"/>
+            <w:u w:val="single"/>
+          </w:rPr>
+          <w:t>啟20:12–13</w:t>
+        </w:r>
+      </w:hyperlink>
+      <w:r>
+        <w:rPr>
+          <w:lang w:val="zh_TW" w:bidi="zh_TW"/>
+        </w:rPr>
+        <w:t>；參</w:t>
+      </w:r>
+      <w:hyperlink r:id="rId143">
+        <w:r>
+          <w:rPr>
+            <w:lang w:val="zh_TW" w:bidi="zh_TW"/>
+          </w:rPr>
+          <w:rPr>
+            <w:color w:val="0000EE"/>
+            <w:u w:val="single"/>
+          </w:rPr>
+          <w:t>結16:48–61</w:t>
+        </w:r>
+      </w:hyperlink>
+      <w:r>
+        <w:rPr>
+          <w:lang w:val="zh_TW" w:bidi="zh_TW"/>
+        </w:rPr>
+        <w:t>）。這些經文中明顯比較了懲罰的不同強度，這與人們所享有的特權、知識和機會形成鮮明對比。</w:t>
+      </w:r>
+    </w:p>
+    <w:p>
+      <w:pPr/>
+      <w:r>
+        <w:rPr>
+          <w:lang w:val="zh_TW" w:bidi="zh_TW"/>
+        </w:rPr>
+      </w:r>
+      <w:r>
+        <w:rPr>
+          <w:lang w:val="zh_TW" w:bidi="zh_TW"/>
+        </w:rPr>
+        <w:t>由此可見，各種非合乎聖經的觀點都必須被排除，無論它們的支持者如何吸引人地呈現這些觀點，或它們在不同時代如何受歡迎。這些觀點中有一些是錯誤但有時具有說服力的教義，如普救論（universalism）、死後靈魂消滅論（annihilationism）和第二次機會論（second probation）。普救論主張神最終會拯救所有人；死後靈魂消滅論認為地獄不是一個有意識受苦的地方，而是最終的消滅；第二次機會論則是認為人們可以從地獄中被解救。我們始終必須記住，聖經是我們對地獄教義的信仰準則，無論這教義對自然理性或人情感而言多麼艱難。毫無疑問地揭示了地獄的可怕本質和永恆的持續性。拒絕或忽視這一教義將對教會的使命產生嚴重的影響。</w:t>
+      </w:r>
+    </w:p>
+    <w:p>
+      <w:pPr/>
+      <w:r>
+        <w:rPr>
+          <w:lang w:val="zh_TW" w:bidi="zh_TW"/>
+        </w:rPr>
+      </w:r>
+      <w:r>
+        <w:rPr>
+          <w:i/>
+          <w:lang w:val="zh_TW" w:bidi="zh_TW"/>
+        </w:rPr>
+        <w:t>另見</w:t>
+      </w:r>
+      <w:r>
+        <w:rPr>
+          <w:lang w:val="zh_TW" w:bidi="zh_TW"/>
+        </w:rPr>
+        <w:t xml:space="preserve"> </w:t>
+      </w:r>
+      <w:r>
+        <w:rPr>
+          <w:lang w:val="zh_TW" w:bidi="zh_TW"/>
+        </w:rPr>
+        <w:t>死者之地</w:t>
+      </w:r>
+      <w:r>
+        <w:rPr>
+          <w:lang w:val="zh_TW" w:bidi="zh_TW"/>
+        </w:rPr>
+        <w:t>，</w:t>
+      </w:r>
+      <w:r>
+        <w:rPr>
+          <w:lang w:val="zh_TW" w:bidi="zh_TW"/>
+        </w:rPr>
+        <w:t>死亡</w:t>
+      </w:r>
+      <w:r>
+        <w:rPr>
+          <w:lang w:val="zh_TW" w:bidi="zh_TW"/>
+        </w:rPr>
+        <w:t>，</w:t>
+      </w:r>
+      <w:r>
+        <w:rPr>
+          <w:lang w:val="zh_TW" w:bidi="zh_TW"/>
+        </w:rPr>
+        <w:t>地獄</w:t>
+      </w:r>
+      <w:r>
+        <w:rPr>
+          <w:lang w:val="zh_TW" w:bidi="zh_TW"/>
+        </w:rPr>
+        <w:t>，</w:t>
+      </w:r>
+      <w:r>
+        <w:rPr>
+          <w:lang w:val="zh_TW" w:bidi="zh_TW"/>
+        </w:rPr>
+        <w:t>陰間</w:t>
+      </w:r>
+      <w:r>
+        <w:rPr>
+          <w:lang w:val="zh_TW" w:bidi="zh_TW"/>
+        </w:rPr>
+        <w:t>，</w:t>
+      </w:r>
+      <w:r>
+        <w:rPr>
+          <w:lang w:val="zh_TW" w:bidi="zh_TW"/>
+        </w:rPr>
+        <w:t>中間狀態</w:t>
+      </w:r>
+      <w:r>
+        <w:rPr>
+          <w:lang w:val="zh_TW" w:bidi="zh_TW"/>
+        </w:rPr>
+        <w:t>，</w:t>
+      </w:r>
+      <w:r>
+        <w:rPr>
+          <w:lang w:val="zh_TW" w:bidi="zh_TW"/>
+        </w:rPr>
+        <w:t>陰間</w:t>
+      </w:r>
+      <w:r>
+        <w:rPr>
+          <w:lang w:val="zh_TW" w:bidi="zh_TW"/>
+        </w:rPr>
+        <w:t>，</w:t>
+      </w:r>
+      <w:r>
+        <w:rPr>
+          <w:lang w:val="zh_TW" w:bidi="zh_TW"/>
+        </w:rPr>
+        <w:t>神的忿怒</w:t>
+      </w:r>
+      <w:r>
+        <w:rPr>
+          <w:lang w:val="zh_TW" w:bidi="zh_TW"/>
+        </w:rPr>
+        <w:t>。</w:t>
+      </w:r>
+      <w:r>
+        <w:rPr>
+          <w:lang w:val="zh_TW" w:bidi="zh_TW"/>
+        </w:rPr>
+      </w:r>
+      <w:r>
+        <w:rPr>
+          <w:lang w:val="zh_TW" w:bidi="zh_TW"/>
+        </w:rPr>
+      </w:r>
+    </w:p>
+    <w:p>
+      <w:pPr/>
+      <w:r>
+        <w:rPr>
+          <w:lang w:val="zh_TW" w:bidi="zh_TW"/>
+        </w:rPr>
+      </w:r>
+    </w:p>
+    <w:p>
+      <w:pPr>
+        <w:pStyle w:val="Heading2"/>
+      </w:pPr>
+      <w:r>
+        <w:rPr>
+          <w:lang w:val="zh_TW" w:bidi="zh_TW"/>
+        </w:rPr>
+        <w:t>低加坡里</w:t>
+      </w:r>
+      <w:r>
+        <w:rPr>
+          <w:lang w:val="zh_TW" w:bidi="zh_TW"/>
+        </w:rPr>
+      </w:r>
+    </w:p>
+    <w:p>
+      <w:pPr/>
+      <w:r>
+        <w:rPr>
+          <w:lang w:val="zh_TW" w:bidi="zh_TW"/>
+        </w:rPr>
+      </w:r>
+      <w:r>
+        <w:rPr>
+          <w:lang w:val="zh_TW" w:bidi="zh_TW"/>
+        </w:rPr>
+        <w:t>低加坡里是一些城邦的聯盟，這些城是希臘人在公元前四世紀亞歷山大大帝征服該地區後定居的地方。除了位於約旦河西岸的</w:t>
+      </w:r>
+      <w:r>
+        <w:rPr>
+          <w:lang w:val="zh_TW" w:bidi="zh_TW"/>
+        </w:rPr>
+        <w:t>西古提波利斯</w:t>
+      </w:r>
+      <w:r>
+        <w:rPr>
+          <w:lang w:val="zh_TW" w:bidi="zh_TW"/>
+        </w:rPr>
+        <w:t>（Scythopolis）之外，其餘的城都位於加利利海東南方。大約在公元77年，普林尼（Pliny）記載了現存最早的這些城的名單，包括：加拿塔（Canatha）、大馬士革、迪翁（Dion）、迦大拉（Gadara）、格拉森（Gerasa）、希坡（Hippos）、比拉（Pella）、非拉鐵非、拉法納（Raphana）和西古提波利斯。</w:t>
+      </w:r>
+    </w:p>
+    <w:p>
+      <w:pPr/>
+      <w:r>
+        <w:rPr>
+          <w:lang w:val="zh_TW" w:bidi="zh_TW"/>
+        </w:rPr>
+      </w:r>
+      <w:r>
+        <w:rPr>
+          <w:lang w:val="zh_TW" w:bidi="zh_TW"/>
+        </w:rPr>
+        <w:t>隨著公元前二世紀猶太民族主義的興起，猶太王</w:t>
+      </w:r>
+      <w:r>
+        <w:rPr>
+          <w:lang w:val="zh_TW" w:bidi="zh_TW"/>
+        </w:rPr>
+        <w:t>亞歷山大·詹納烏斯（</w:t>
+      </w:r>
+      <w:r>
+        <w:rPr>
+          <w:lang w:val="zh_TW" w:bidi="zh_TW"/>
+        </w:rPr>
+        <w:t>Alexander Janneus</w:t>
+      </w:r>
+      <w:r>
+        <w:rPr>
+          <w:lang w:val="zh_TW" w:bidi="zh_TW"/>
+        </w:rPr>
+        <w:t>）</w:t>
+      </w:r>
+      <w:r>
+        <w:rPr>
+          <w:lang w:val="zh_TW" w:bidi="zh_TW"/>
+        </w:rPr>
+        <w:t>奪取了其中幾座城的控制權；這些城一直在以色列的掌控下，直到公元前63年被羅馬將軍龐培（Pompey）奪回。在耶穌的時代，低加坡里的這些城已發展為中等繁榮的貿易中心，並被整合成羅馬聯盟，用以防範可能發生的猶太叛亂。</w:t>
+      </w:r>
+    </w:p>
+    <w:p>
+      <w:pPr/>
+      <w:r>
+        <w:rPr>
+          <w:lang w:val="zh_TW" w:bidi="zh_TW"/>
+        </w:rPr>
+      </w:r>
+      <w:r>
+        <w:rPr>
+          <w:lang w:val="zh_TW" w:bidi="zh_TW"/>
+        </w:rPr>
+        <w:t>低加坡里在新約中出現了三次。第一次是在</w:t>
+      </w:r>
+      <w:hyperlink r:id="rId144">
+        <w:r>
+          <w:rPr>
+            <w:lang w:val="zh_TW" w:bidi="zh_TW"/>
+          </w:rPr>
+          <w:rPr>
+            <w:color w:val="0000EE"/>
+            <w:u w:val="single"/>
+          </w:rPr>
+          <w:t>馬太福音四章25節</w:t>
+        </w:r>
+      </w:hyperlink>
+      <w:r>
+        <w:rPr>
+          <w:lang w:val="zh_TW" w:bidi="zh_TW"/>
+        </w:rPr>
+        <w:t>，經文提到耶穌早期事工時，許多群眾（主要是希臘人和迦南人）跟隨祂。其次，在</w:t>
+      </w:r>
+      <w:hyperlink r:id="rId145">
+        <w:r>
+          <w:rPr>
+            <w:lang w:val="zh_TW" w:bidi="zh_TW"/>
+          </w:rPr>
+          <w:rPr>
+            <w:color w:val="0000EE"/>
+            <w:u w:val="single"/>
+          </w:rPr>
+          <w:t>馬可福音五章20節</w:t>
+        </w:r>
+      </w:hyperlink>
+      <w:r>
+        <w:rPr>
+          <w:lang w:val="zh_TW" w:bidi="zh_TW"/>
+        </w:rPr>
+        <w:t>，耶穌醫治的一位被鬼附著的人走遍低加坡里地區，傳揚耶穌的事蹟。最後，</w:t>
+      </w:r>
+      <w:hyperlink r:id="rId146">
+        <w:r>
+          <w:rPr>
+            <w:lang w:val="zh_TW" w:bidi="zh_TW"/>
+          </w:rPr>
+          <w:rPr>
+            <w:color w:val="0000EE"/>
+            <w:u w:val="single"/>
+          </w:rPr>
+          <w:t>馬可福音七章31節</w:t>
+        </w:r>
+      </w:hyperlink>
+      <w:r>
+        <w:rPr>
+          <w:lang w:val="zh_TW" w:bidi="zh_TW"/>
+        </w:rPr>
+        <w:t>提到耶穌從泰爾和西頓前往加利利海途中經過低加坡里地區。</w:t>
+      </w:r>
+      <w:r>
+        <w:rPr>
+          <w:lang w:val="zh_TW" w:bidi="zh_TW"/>
+        </w:rPr>
+      </w:r>
+      <w:r>
+        <w:rPr>
+          <w:lang w:val="zh_TW" w:bidi="zh_TW"/>
+        </w:rPr>
+      </w:r>
+    </w:p>
+    <w:p>
+      <w:pPr/>
+      <w:r>
+        <w:rPr>
+          <w:lang w:val="zh_TW" w:bidi="zh_TW"/>
+        </w:rPr>
+      </w:r>
+    </w:p>
+    <w:p>
+      <w:pPr>
+        <w:pStyle w:val="Heading2"/>
+      </w:pPr>
+      <w:r>
+        <w:rPr>
+          <w:lang w:val="zh_TW" w:bidi="zh_TW"/>
+        </w:rPr>
+        <w:t>底波拉</w:t>
+      </w:r>
+      <w:r>
+        <w:rPr>
+          <w:lang w:val="zh_TW" w:bidi="zh_TW"/>
+        </w:rPr>
+      </w:r>
+    </w:p>
+    <w:p>
+      <w:pPr/>
+      <w:r>
+        <w:rPr>
+          <w:lang w:val="zh_TW" w:bidi="zh_TW"/>
+        </w:rPr>
+      </w:r>
+      <w:r>
+        <w:rPr>
+          <w:lang w:val="zh_TW" w:bidi="zh_TW"/>
+        </w:rPr>
+        <w:t>底波拉是舊約聖經中兩位女性的名字。在希伯來文中，底波拉的意思是「蜜蜂」（</w:t>
+      </w:r>
+      <w:hyperlink r:id="rId147">
+        <w:r>
+          <w:rPr>
+            <w:lang w:val="zh_TW" w:bidi="zh_TW"/>
+          </w:rPr>
+          <w:rPr>
+            <w:color w:val="0000EE"/>
+            <w:u w:val="single"/>
+          </w:rPr>
+          <w:t>詩118:12</w:t>
+        </w:r>
+      </w:hyperlink>
+      <w:r>
+        <w:rPr>
+          <w:lang w:val="zh_TW" w:bidi="zh_TW"/>
+        </w:rPr>
+        <w:t>；</w:t>
+      </w:r>
+      <w:hyperlink r:id="rId148">
+        <w:r>
+          <w:rPr>
+            <w:lang w:val="zh_TW" w:bidi="zh_TW"/>
+          </w:rPr>
+          <w:rPr>
+            <w:color w:val="0000EE"/>
+            <w:u w:val="single"/>
+          </w:rPr>
+          <w:t>賽7:18</w:t>
+        </w:r>
+      </w:hyperlink>
+      <w:r>
+        <w:rPr>
+          <w:lang w:val="zh_TW" w:bidi="zh_TW"/>
+        </w:rPr>
+        <w:t>）。</w:t>
+      </w:r>
+    </w:p>
+    <w:p>
+      <w:pPr>
+        <w:pStyle w:val="ListNumber"/>
+        <w:numPr>
+          <w:ilvl w:val="0"/>
+          <w:numId w:val="14"/>
+        </w:numPr>
+        <w:spacing w:line="240" w:lineRule="auto"/>
+        <w:ind w:left="720"/>
+      </w:pPr>
+      <w:r>
+        <w:rPr>
+          <w:lang w:val="zh_TW" w:bidi="zh_TW"/>
+        </w:rPr>
+      </w:r>
+      <w:r>
+        <w:rPr>
+          <w:lang w:val="zh_TW" w:bidi="zh_TW"/>
+        </w:rPr>
+        <w:t>利百加的乳母（</w:t>
+      </w:r>
+      <w:hyperlink r:id="rId149">
+        <w:r>
+          <w:rPr>
+            <w:lang w:val="zh_TW" w:bidi="zh_TW"/>
+          </w:rPr>
+          <w:rPr>
+            <w:color w:val="0000EE"/>
+            <w:u w:val="single"/>
+          </w:rPr>
+          <w:t>創35:8</w:t>
+        </w:r>
+      </w:hyperlink>
+      <w:r>
+        <w:rPr>
+          <w:lang w:val="zh_TW" w:bidi="zh_TW"/>
+        </w:rPr>
+        <w:t>）底波拉是利百加的乳母。她隨著主人雅各的家眷前往伯特利途中去世，葬在一處名為亞倫‧巴古（意即「哭泣之橡樹」）的地方。這地名顯示她深受眾人愛戴。她很可能是利百加多年相伴的朋友（見</w:t>
+      </w:r>
+      <w:hyperlink r:id="rId150">
+        <w:r>
+          <w:rPr>
+            <w:lang w:val="zh_TW" w:bidi="zh_TW"/>
+          </w:rPr>
+          <w:rPr>
+            <w:color w:val="0000EE"/>
+            <w:u w:val="single"/>
+          </w:rPr>
+          <w:t>創24:59–61</w:t>
+        </w:r>
+      </w:hyperlink>
+      <w:r>
+        <w:rPr>
+          <w:lang w:val="zh_TW" w:bidi="zh_TW"/>
+        </w:rPr>
+        <w:t>）。</w:t>
+      </w:r>
+    </w:p>
+    <w:p>
+      <w:pPr>
+        <w:pStyle w:val="ListNumber"/>
+        <w:spacing w:line="240" w:lineRule="auto"/>
+        <w:ind w:left="720"/>
+      </w:pPr>
+      <w:r>
+        <w:rPr>
+          <w:lang w:val="zh_TW" w:bidi="zh_TW"/>
+        </w:rPr>
+      </w:r>
+      <w:r>
+        <w:rPr>
+          <w:lang w:val="zh_TW" w:bidi="zh_TW"/>
+        </w:rPr>
+        <w:t>女先知與士師（</w:t>
+      </w:r>
+      <w:hyperlink r:id="rId151">
+        <w:r>
+          <w:rPr>
+            <w:lang w:val="zh_TW" w:bidi="zh_TW"/>
+          </w:rPr>
+          <w:rPr>
+            <w:color w:val="0000EE"/>
+            <w:u w:val="single"/>
+          </w:rPr>
+          <w:t>士4–5章</w:t>
+        </w:r>
+      </w:hyperlink>
+      <w:r>
+        <w:rPr>
+          <w:lang w:val="zh_TW" w:bidi="zh_TW"/>
+        </w:rPr>
+        <w:t>）。另一位底波拉是以色列的女先知與士師。作為先知，她傳達神的信息；作為士師，她成為以色列人的領袖。雖然聖經中也有其他女性先知，但這種情形並不常見。其他女先知包括：</w:t>
       </w:r>
     </w:p>
     <w:p>
       <w:pPr>
         <w:pStyle w:val="ListBullet"/>
         <w:spacing w:line="240" w:lineRule="auto"/>
-        <w:ind w:left="720"/>
-      </w:pPr>
-      <w:r>
-        <w:rPr>
-          <w:lang w:val="zh_TW" w:bidi="zh_TW"/>
-        </w:rPr>
-      </w:r>
-      <w:r>
-        <w:rPr>
-          <w:lang w:val="zh_TW" w:bidi="zh_TW"/>
-        </w:rPr>
-        <w:t>凡</w:t>
-      </w:r>
-      <w:r>
-        <w:rPr>
-          <w:lang w:val="zh_TW" w:bidi="zh_TW"/>
-        </w:rPr>
-        <w:t>失喪生命的，將要得着生命</w:t>
-      </w:r>
-      <w:r>
-        <w:rPr>
-          <w:lang w:val="zh_TW" w:bidi="zh_TW"/>
-        </w:rPr>
-        <w:t>（</w:t>
-      </w:r>
-      <w:hyperlink r:id="rId15">
-        <w:r>
-          <w:rPr>
-            <w:lang w:val="zh_TW" w:bidi="zh_TW"/>
-          </w:rPr>
-          <w:rPr>
-            <w:color w:val="0000EE"/>
-            <w:u w:val="single"/>
-          </w:rPr>
-          <w:t>馬太福音10:39</w:t>
-        </w:r>
-      </w:hyperlink>
-      <w:r>
-        <w:rPr>
-          <w:lang w:val="zh_TW" w:bidi="zh_TW"/>
-        </w:rPr>
-        <w:t>）。</w:t>
+        <w:ind w:left="1440"/>
+      </w:pPr>
+      <w:r>
+        <w:rPr>
+          <w:lang w:val="zh_TW" w:bidi="zh_TW"/>
+        </w:rPr>
+      </w:r>
+      <w:r>
+        <w:rPr>
+          <w:lang w:val="zh_TW" w:bidi="zh_TW"/>
+        </w:rPr>
+        <w:t>米利暗（</w:t>
+      </w:r>
+      <w:hyperlink r:id="rId152">
+        <w:r>
+          <w:rPr>
+            <w:lang w:val="zh_TW" w:bidi="zh_TW"/>
+          </w:rPr>
+          <w:rPr>
+            <w:color w:val="0000EE"/>
+            <w:u w:val="single"/>
+          </w:rPr>
+          <w:t>出15:20</w:t>
+        </w:r>
+      </w:hyperlink>
+      <w:r>
+        <w:rPr>
+          <w:lang w:val="zh_TW" w:bidi="zh_TW"/>
+        </w:rPr>
+        <w:t>）</w:t>
       </w:r>
     </w:p>
     <w:p>
       <w:pPr>
         <w:pStyle w:val="ListBullet"/>
         <w:spacing w:line="240" w:lineRule="auto"/>
-        <w:ind w:left="720"/>
-      </w:pPr>
-      <w:r>
-        <w:rPr>
-          <w:lang w:val="zh_TW" w:bidi="zh_TW"/>
-        </w:rPr>
-      </w:r>
-      <w:r>
-        <w:rPr>
-          <w:lang w:val="zh_TW" w:bidi="zh_TW"/>
-        </w:rPr>
-        <w:t>在後的，將要在前</w:t>
-      </w:r>
-      <w:r>
-        <w:rPr>
-          <w:lang w:val="zh_TW" w:bidi="zh_TW"/>
-        </w:rPr>
-        <w:t>，</w:t>
-      </w:r>
-      <w:r>
-        <w:rPr>
-          <w:lang w:val="zh_TW" w:bidi="zh_TW"/>
-        </w:rPr>
-        <w:t>在前的，將要在後</w:t>
-      </w:r>
-      <w:r>
-        <w:rPr>
-          <w:lang w:val="zh_TW" w:bidi="zh_TW"/>
-        </w:rPr>
-        <w:t>（</w:t>
-      </w:r>
-      <w:hyperlink r:id="rId16">
-        <w:r>
-          <w:rPr>
-            <w:lang w:val="zh_TW" w:bidi="zh_TW"/>
-          </w:rPr>
-          <w:rPr>
-            <w:color w:val="0000EE"/>
-            <w:u w:val="single"/>
-          </w:rPr>
-          <w:t>路加福音13:30</w:t>
-        </w:r>
-      </w:hyperlink>
-      <w:r>
-        <w:rPr>
-          <w:lang w:val="zh_TW" w:bidi="zh_TW"/>
-        </w:rPr>
-        <w:t>）。</w:t>
+        <w:ind w:left="1440"/>
+      </w:pPr>
+      <w:r>
+        <w:rPr>
+          <w:lang w:val="zh_TW" w:bidi="zh_TW"/>
+        </w:rPr>
+      </w:r>
+      <w:r>
+        <w:rPr>
+          <w:lang w:val="zh_TW" w:bidi="zh_TW"/>
+        </w:rPr>
+        <w:t>戶勒大（</w:t>
+      </w:r>
+      <w:hyperlink r:id="rId153">
+        <w:r>
+          <w:rPr>
+            <w:lang w:val="zh_TW" w:bidi="zh_TW"/>
+          </w:rPr>
+          <w:rPr>
+            <w:color w:val="0000EE"/>
+            <w:u w:val="single"/>
+          </w:rPr>
+          <w:t>王下22:14</w:t>
+        </w:r>
+      </w:hyperlink>
+      <w:r>
+        <w:rPr>
+          <w:lang w:val="zh_TW" w:bidi="zh_TW"/>
+        </w:rPr>
+        <w:t>）</w:t>
       </w:r>
     </w:p>
     <w:p>
       <w:pPr>
         <w:pStyle w:val="ListBullet"/>
         <w:spacing w:line="240" w:lineRule="auto"/>
+        <w:ind w:left="1440"/>
+      </w:pPr>
+      <w:r>
+        <w:rPr>
+          <w:lang w:val="zh_TW" w:bidi="zh_TW"/>
+        </w:rPr>
+      </w:r>
+      <w:r>
+        <w:rPr>
+          <w:lang w:val="zh_TW" w:bidi="zh_TW"/>
+        </w:rPr>
+        <w:t>亞拿（</w:t>
+      </w:r>
+      <w:hyperlink r:id="rId154">
+        <w:r>
+          <w:rPr>
+            <w:lang w:val="zh_TW" w:bidi="zh_TW"/>
+          </w:rPr>
+          <w:rPr>
+            <w:color w:val="0000EE"/>
+            <w:u w:val="single"/>
+          </w:rPr>
+          <w:t>路2:36</w:t>
+        </w:r>
+      </w:hyperlink>
+      <w:r>
+        <w:rPr>
+          <w:lang w:val="zh_TW" w:bidi="zh_TW"/>
+        </w:rPr>
+        <w:t>）</w:t>
+      </w:r>
+    </w:p>
+    <w:p>
+      <w:pPr/>
+      <w:r>
+        <w:rPr>
+          <w:lang w:val="zh_TW" w:bidi="zh_TW"/>
+        </w:rPr>
+      </w:r>
+      <w:r>
+        <w:rPr>
+          <w:lang w:val="zh_TW" w:bidi="zh_TW"/>
+        </w:rPr>
+        <w:t>底波拉的獨特之處在於，她在故事的主要事件發生之前，便已擔任士師並帶領百姓（</w:t>
+      </w:r>
+      <w:hyperlink r:id="rId155">
+        <w:r>
+          <w:rPr>
+            <w:lang w:val="zh_TW" w:bidi="zh_TW"/>
+          </w:rPr>
+          <w:rPr>
+            <w:color w:val="0000EE"/>
+            <w:u w:val="single"/>
+          </w:rPr>
+          <w:t>士4:4</w:t>
+        </w:r>
+      </w:hyperlink>
+      <w:r>
+        <w:rPr>
+          <w:lang w:val="zh_TW" w:bidi="zh_TW"/>
+        </w:rPr>
+        <w:t>）。至於她的丈夫拉比多，則沒有其它相關記載。</w:t>
+      </w:r>
+    </w:p>
+    <w:p>
+      <w:pPr/>
+      <w:r>
+        <w:rPr>
+          <w:lang w:val="zh_TW" w:bidi="zh_TW"/>
+        </w:rPr>
+      </w:r>
+      <w:r>
+        <w:rPr>
+          <w:lang w:val="zh_TW" w:bidi="zh_TW"/>
+        </w:rPr>
+        <w:t>底波拉被尊稱為「以色列的母」（</w:t>
+      </w:r>
+      <w:hyperlink r:id="rId156">
+        <w:r>
+          <w:rPr>
+            <w:lang w:val="zh_TW" w:bidi="zh_TW"/>
+          </w:rPr>
+          <w:rPr>
+            <w:color w:val="0000EE"/>
+            <w:u w:val="single"/>
+          </w:rPr>
+          <w:t>士5:7</w:t>
+        </w:r>
+      </w:hyperlink>
+      <w:r>
+        <w:rPr>
+          <w:lang w:val="zh_TW" w:bidi="zh_TW"/>
+        </w:rPr>
+        <w:t>）。她定居在一處地方，百姓會前來向她求問指引。200多年後，當士師記成書時，當地仍有一棵高大的棕樹作為標誌。雖然她居住在便雅憫地（</w:t>
+      </w:r>
+      <w:hyperlink r:id="rId157">
+        <w:r>
+          <w:rPr>
+            <w:lang w:val="zh_TW" w:bidi="zh_TW"/>
+          </w:rPr>
+          <w:rPr>
+            <w:color w:val="0000EE"/>
+            <w:u w:val="single"/>
+          </w:rPr>
+          <w:t>士4:5</w:t>
+        </w:r>
+      </w:hyperlink>
+      <w:r>
+        <w:rPr>
+          <w:lang w:val="zh_TW" w:bidi="zh_TW"/>
+        </w:rPr>
+        <w:t>；參</w:t>
+      </w:r>
+      <w:hyperlink r:id="rId158">
+        <w:r>
+          <w:rPr>
+            <w:lang w:val="zh_TW" w:bidi="zh_TW"/>
+          </w:rPr>
+          <w:rPr>
+            <w:color w:val="0000EE"/>
+            <w:u w:val="single"/>
+          </w:rPr>
+          <w:t>書16:2</w:t>
+        </w:r>
+      </w:hyperlink>
+      <w:r>
+        <w:rPr>
+          <w:lang w:val="zh_TW" w:bidi="zh_TW"/>
+        </w:rPr>
+        <w:t>，</w:t>
+      </w:r>
+      <w:hyperlink r:id="rId159">
+        <w:r>
+          <w:rPr>
+            <w:lang w:val="zh_TW" w:bidi="zh_TW"/>
+          </w:rPr>
+          <w:rPr>
+            <w:color w:val="0000EE"/>
+            <w:u w:val="single"/>
+          </w:rPr>
+          <w:t>18:13</w:t>
+        </w:r>
+      </w:hyperlink>
+      <w:r>
+        <w:rPr>
+          <w:lang w:val="zh_TW" w:bidi="zh_TW"/>
+        </w:rPr>
+        <w:t>），但她可能是出自北國最重要的支派——以法蓮支派；也有學者認為她來自以薩迦支派（</w:t>
+      </w:r>
+      <w:hyperlink r:id="rId160">
+        <w:r>
+          <w:rPr>
+            <w:lang w:val="zh_TW" w:bidi="zh_TW"/>
+          </w:rPr>
+          <w:rPr>
+            <w:color w:val="0000EE"/>
+            <w:u w:val="single"/>
+          </w:rPr>
+          <w:t>士5:14–15</w:t>
+        </w:r>
+      </w:hyperlink>
+      <w:r>
+        <w:rPr>
+          <w:lang w:val="zh_TW" w:bidi="zh_TW"/>
+        </w:rPr>
+        <w:t>）。當時，以色列各支派的組織較為鬆散，並非總是居住在所分配的地業中。</w:t>
+      </w:r>
+    </w:p>
+    <w:p>
+      <w:pPr/>
+      <w:r>
+        <w:rPr>
+          <w:lang w:val="zh_TW" w:bidi="zh_TW"/>
+        </w:rPr>
+      </w:r>
+      <w:r>
+        <w:rPr>
+          <w:lang w:val="zh_TW" w:bidi="zh_TW"/>
+        </w:rPr>
+        <w:t>在底波拉卓越的領導下，裝備簡陋的以色列人於耶斯列平原擊敗了迦南人（</w:t>
+      </w:r>
+      <w:hyperlink r:id="rId161">
+        <w:r>
+          <w:rPr>
+            <w:lang w:val="zh_TW" w:bidi="zh_TW"/>
+          </w:rPr>
+          <w:rPr>
+            <w:color w:val="0000EE"/>
+            <w:u w:val="single"/>
+          </w:rPr>
+          <w:t>士4:15</w:t>
+        </w:r>
+      </w:hyperlink>
+      <w:r>
+        <w:rPr>
+          <w:lang w:val="zh_TW" w:bidi="zh_TW"/>
+        </w:rPr>
+        <w:t>）。基順河的洪水使敵軍的戰車陷入混亂（</w:t>
+      </w:r>
+      <w:hyperlink r:id="rId162">
+        <w:r>
+          <w:rPr>
+            <w:lang w:val="zh_TW" w:bidi="zh_TW"/>
+          </w:rPr>
+          <w:rPr>
+            <w:color w:val="0000EE"/>
+            <w:u w:val="single"/>
+          </w:rPr>
+          <w:t>士5:21–22</w:t>
+        </w:r>
+      </w:hyperlink>
+      <w:r>
+        <w:rPr>
+          <w:lang w:val="zh_TW" w:bidi="zh_TW"/>
+        </w:rPr>
+        <w:t>）。迦南人潰逃向北，可能逃至米吉多附近的他納（</w:t>
+      </w:r>
+      <w:hyperlink r:id="rId163">
+        <w:r>
+          <w:rPr>
+            <w:lang w:val="zh_TW" w:bidi="zh_TW"/>
+          </w:rPr>
+          <w:rPr>
+            <w:color w:val="0000EE"/>
+            <w:u w:val="single"/>
+          </w:rPr>
+          <w:t>士5:19</w:t>
+        </w:r>
+      </w:hyperlink>
+      <w:r>
+        <w:rPr>
+          <w:lang w:val="zh_TW" w:bidi="zh_TW"/>
+        </w:rPr>
+        <w:t>），此後再未成為以色列境內的敵對勢力。底波拉之歌（</w:t>
+      </w:r>
+      <w:hyperlink r:id="rId164">
+        <w:r>
+          <w:rPr>
+            <w:lang w:val="zh_TW" w:bidi="zh_TW"/>
+          </w:rPr>
+          <w:rPr>
+            <w:color w:val="0000EE"/>
+            <w:u w:val="single"/>
+          </w:rPr>
+          <w:t>士5章</w:t>
+        </w:r>
+      </w:hyperlink>
+      <w:r>
+        <w:rPr>
+          <w:lang w:val="zh_TW" w:bidi="zh_TW"/>
+        </w:rPr>
+        <w:t>）則是以詩歌形式重述了對</w:t>
+      </w:r>
+      <w:hyperlink r:id="rId165">
+        <w:r>
+          <w:rPr>
+            <w:lang w:val="zh_TW" w:bidi="zh_TW"/>
+          </w:rPr>
+          <w:rPr>
+            <w:color w:val="0000EE"/>
+            <w:u w:val="single"/>
+          </w:rPr>
+          <w:t>士師記第四章</w:t>
+        </w:r>
+      </w:hyperlink>
+      <w:r>
+        <w:rPr>
+          <w:lang w:val="zh_TW" w:bidi="zh_TW"/>
+        </w:rPr>
+        <w:t>的敘事。</w:t>
+      </w:r>
+    </w:p>
+    <w:p>
+      <w:pPr/>
+      <w:r>
+        <w:rPr>
+          <w:lang w:val="zh_TW" w:bidi="zh_TW"/>
+        </w:rPr>
+      </w:r>
+      <w:r>
+        <w:rPr>
+          <w:i/>
+          <w:lang w:val="zh_TW" w:bidi="zh_TW"/>
+        </w:rPr>
+        <w:t>另見</w:t>
+      </w:r>
+      <w:r>
+        <w:rPr>
+          <w:lang w:val="zh_TW" w:bidi="zh_TW"/>
+        </w:rPr>
+        <w:t xml:space="preserve"> </w:t>
+      </w:r>
+      <w:r>
+        <w:rPr>
+          <w:lang w:val="zh_TW" w:bidi="zh_TW"/>
+        </w:rPr>
+        <w:t>巴拉；</w:t>
+      </w:r>
+      <w:r>
+        <w:rPr>
+          <w:lang w:val="zh_TW" w:bidi="zh_TW"/>
+        </w:rPr>
+        <w:t>底波拉之歌</w:t>
+      </w:r>
+      <w:r>
+        <w:rPr>
+          <w:lang w:val="zh_TW" w:bidi="zh_TW"/>
+        </w:rPr>
+        <w:t>；</w:t>
+      </w:r>
+      <w:r>
+        <w:rPr>
+          <w:lang w:val="zh_TW" w:bidi="zh_TW"/>
+        </w:rPr>
+        <w:t>士師記</w:t>
+      </w:r>
+      <w:r>
+        <w:rPr>
+          <w:lang w:val="zh_TW" w:bidi="zh_TW"/>
+        </w:rPr>
+        <w:t>。</w:t>
+      </w:r>
+      <w:r>
+        <w:rPr>
+          <w:lang w:val="zh_TW" w:bidi="zh_TW"/>
+        </w:rPr>
+      </w:r>
+      <w:r>
+        <w:rPr>
+          <w:lang w:val="zh_TW" w:bidi="zh_TW"/>
+        </w:rPr>
+      </w:r>
+    </w:p>
+    <w:p>
+      <w:pPr/>
+      <w:r>
+        <w:rPr>
+          <w:lang w:val="zh_TW" w:bidi="zh_TW"/>
+        </w:rPr>
+      </w:r>
+    </w:p>
+    <w:p>
+      <w:pPr>
+        <w:pStyle w:val="Heading2"/>
+      </w:pPr>
+      <w:r>
+        <w:rPr>
+          <w:lang w:val="zh_TW" w:bidi="zh_TW"/>
+        </w:rPr>
+        <w:t>底但（人物）</w:t>
+      </w:r>
+      <w:r>
+        <w:rPr>
+          <w:lang w:val="zh_TW" w:bidi="zh_TW"/>
+        </w:rPr>
+      </w:r>
+    </w:p>
+    <w:p>
+      <w:pPr/>
+      <w:r>
+        <w:rPr>
+          <w:lang w:val="zh_TW" w:bidi="zh_TW"/>
+        </w:rPr>
+      </w:r>
+      <w:r>
+        <w:rPr>
+          <w:lang w:val="zh_TW" w:bidi="zh_TW"/>
+        </w:rPr>
+        <w:t>1. 挪亞的後代名單中古實的孫子。他的父親是拉瑪，他兄弟的名字是示巴（</w:t>
+      </w:r>
+      <w:hyperlink r:id="rId166">
+        <w:r>
+          <w:rPr>
+            <w:lang w:val="zh_TW" w:bidi="zh_TW"/>
+          </w:rPr>
+          <w:rPr>
+            <w:color w:val="0000EE"/>
+            <w:u w:val="single"/>
+          </w:rPr>
+          <w:t>創10:7</w:t>
+        </w:r>
+      </w:hyperlink>
+      <w:r>
+        <w:rPr>
+          <w:lang w:val="zh_TW" w:bidi="zh_TW"/>
+        </w:rPr>
+        <w:t>；</w:t>
+      </w:r>
+      <w:hyperlink r:id="rId167">
+        <w:r>
+          <w:rPr>
+            <w:lang w:val="zh_TW" w:bidi="zh_TW"/>
+          </w:rPr>
+          <w:rPr>
+            <w:color w:val="0000EE"/>
+            <w:u w:val="single"/>
+          </w:rPr>
+          <w:t>代上1:9</w:t>
+        </w:r>
+      </w:hyperlink>
+      <w:r>
+        <w:rPr>
+          <w:lang w:val="zh_TW" w:bidi="zh_TW"/>
+        </w:rPr>
+        <w:t>）。</w:t>
+      </w:r>
+    </w:p>
+    <w:p>
+      <w:pPr/>
+      <w:r>
+        <w:rPr>
+          <w:lang w:val="zh_TW" w:bidi="zh_TW"/>
+        </w:rPr>
+      </w:r>
+      <w:r>
+        <w:rPr>
+          <w:lang w:val="zh_TW" w:bidi="zh_TW"/>
+        </w:rPr>
+        <w:t>2. 亞伯拉罕和基土拉之孫 （</w:t>
+      </w:r>
+      <w:hyperlink r:id="rId168">
+        <w:r>
+          <w:rPr>
+            <w:lang w:val="zh_TW" w:bidi="zh_TW"/>
+          </w:rPr>
+          <w:rPr>
+            <w:color w:val="0000EE"/>
+            <w:u w:val="single"/>
+          </w:rPr>
+          <w:t>創25:3</w:t>
+        </w:r>
+      </w:hyperlink>
+      <w:r>
+        <w:rPr>
+          <w:lang w:val="zh_TW" w:bidi="zh_TW"/>
+        </w:rPr>
+        <w:t>）。他的父親是約珊，兄弟是示巴，</w:t>
+      </w:r>
+      <w:r>
+        <w:rPr>
+          <w:lang w:val="zh_TW" w:bidi="zh_TW"/>
+        </w:rPr>
+        <w:t>後代是亞書利族、 利都是族和利烏米族</w:t>
+      </w:r>
+      <w:r>
+        <w:rPr>
+          <w:lang w:val="zh_TW" w:bidi="zh_TW"/>
+        </w:rPr>
+        <w:t>。</w:t>
+      </w:r>
+      <w:r>
+        <w:rPr>
+          <w:lang w:val="zh_TW" w:bidi="zh_TW"/>
+        </w:rPr>
+      </w:r>
+      <w:r>
+        <w:rPr>
+          <w:lang w:val="zh_TW" w:bidi="zh_TW"/>
+        </w:rPr>
+      </w:r>
+    </w:p>
+    <w:p>
+      <w:pPr/>
+      <w:r>
+        <w:rPr>
+          <w:lang w:val="zh_TW" w:bidi="zh_TW"/>
+        </w:rPr>
+      </w:r>
+    </w:p>
+    <w:p>
+      <w:pPr>
+        <w:pStyle w:val="Heading2"/>
+      </w:pPr>
+      <w:r>
+        <w:rPr>
+          <w:lang w:val="zh_TW" w:bidi="zh_TW"/>
+        </w:rPr>
+        <w:t>底格里斯河</w:t>
+      </w:r>
+      <w:r>
+        <w:rPr>
+          <w:lang w:val="zh_TW" w:bidi="zh_TW"/>
+        </w:rPr>
+      </w:r>
+    </w:p>
+    <w:p>
+      <w:pPr/>
+      <w:r>
+        <w:rPr>
+          <w:lang w:val="zh_TW" w:bidi="zh_TW"/>
+        </w:rPr>
+      </w:r>
+      <w:r>
+        <w:rPr>
+          <w:lang w:val="zh_TW" w:bidi="zh_TW"/>
+        </w:rPr>
+        <w:t>底格里斯河是流經古代美索不達米亞地區（今日主要位於伊拉克）的兩條大河之一。聖經中僅數次提及這條河。</w:t>
+      </w:r>
+    </w:p>
+    <w:p>
+      <w:pPr/>
+      <w:r>
+        <w:rPr>
+          <w:lang w:val="zh_TW" w:bidi="zh_TW"/>
+        </w:rPr>
+      </w:r>
+      <w:r>
+        <w:rPr>
+          <w:lang w:val="zh_TW" w:bidi="zh_TW"/>
+        </w:rPr>
+        <w:t>在伊甸園的描述中，底格里斯河是從灌溉園子的那條河分出來的四道河流中的第三道（</w:t>
+      </w:r>
+      <w:hyperlink r:id="rId169">
+        <w:r>
+          <w:rPr>
+            <w:lang w:val="zh_TW" w:bidi="zh_TW"/>
+          </w:rPr>
+          <w:rPr>
+            <w:color w:val="0000EE"/>
+            <w:u w:val="single"/>
+          </w:rPr>
+          <w:t>創2:14</w:t>
+        </w:r>
+      </w:hyperlink>
+      <w:r>
+        <w:rPr>
+          <w:lang w:val="zh_TW" w:bidi="zh_TW"/>
+        </w:rPr>
+        <w:t>）。然而，這段經文並不能幫助我們確定伊甸園的確切位置。</w:t>
+      </w:r>
+    </w:p>
+    <w:p>
+      <w:pPr/>
+      <w:r>
+        <w:rPr>
+          <w:lang w:val="zh_TW" w:bidi="zh_TW"/>
+        </w:rPr>
+      </w:r>
+      <w:r>
+        <w:rPr>
+          <w:lang w:val="zh_TW" w:bidi="zh_TW"/>
+        </w:rPr>
+        <w:t>聖經中另有直接提到底格里斯河的地方</w:t>
+      </w:r>
+      <w:r>
+        <w:rPr>
+          <w:lang w:val="zh_TW" w:bidi="zh_TW"/>
+        </w:rPr>
+        <w:t>出現在更後期的經文中</w:t>
+      </w:r>
+      <w:r>
+        <w:rPr>
+          <w:lang w:val="zh_TW" w:bidi="zh_TW"/>
+        </w:rPr>
+        <w:t>。先知但以理在描述他得異象的地點時，稱它為「底格里斯大河」（</w:t>
+      </w:r>
+      <w:hyperlink r:id="rId170">
+        <w:r>
+          <w:rPr>
+            <w:lang w:val="zh_TW" w:bidi="zh_TW"/>
+          </w:rPr>
+          <w:rPr>
+            <w:color w:val="0000EE"/>
+            <w:u w:val="single"/>
+          </w:rPr>
+          <w:t>但10:4</w:t>
+        </w:r>
+      </w:hyperlink>
+      <w:r>
+        <w:rPr>
+          <w:lang w:val="zh_TW" w:bidi="zh_TW"/>
+        </w:rPr>
+        <w:t>）。那鴻書在描述巴比倫圍攻尼尼微、河閘開放的情景時，所指的河流很可能就是底格里斯河（</w:t>
+      </w:r>
+      <w:hyperlink r:id="rId171">
+        <w:r>
+          <w:rPr>
+            <w:lang w:val="zh_TW" w:bidi="zh_TW"/>
+          </w:rPr>
+          <w:rPr>
+            <w:color w:val="0000EE"/>
+            <w:u w:val="single"/>
+          </w:rPr>
+          <w:t>鴻2:6</w:t>
+        </w:r>
+      </w:hyperlink>
+      <w:r>
+        <w:rPr>
+          <w:lang w:val="zh_TW" w:bidi="zh_TW"/>
+        </w:rPr>
+        <w:t>）。</w:t>
+      </w:r>
+    </w:p>
+    <w:p>
+      <w:pPr/>
+      <w:r>
+        <w:rPr>
+          <w:lang w:val="zh_TW" w:bidi="zh_TW"/>
+        </w:rPr>
+      </w:r>
+      <w:r>
+        <w:rPr>
+          <w:lang w:val="zh_TW" w:bidi="zh_TW"/>
+        </w:rPr>
+        <w:t>若把底格里斯河兩條主要支流包括在內，底格里斯河全長約1,844公里（1,146英里）。其源頭是名為哥倫吉克（Golenjik）的山中湖泊，距離幼發拉底河的河道僅數公里（約兩、三英里）。</w:t>
+      </w:r>
+    </w:p>
+    <w:p>
+      <w:pPr/>
+      <w:r>
+        <w:rPr>
+          <w:lang w:val="zh_TW" w:bidi="zh_TW"/>
+        </w:rPr>
+      </w:r>
+      <w:r>
+        <w:rPr>
+          <w:lang w:val="zh_TW" w:bidi="zh_TW"/>
+        </w:rPr>
+        <w:t>底格里斯河與該地區多數河流相似，水量隨季節變化而不同。洪水期自三月初開始，約於五月上旬至中旬達到高峰。雖然船隻可以在河上行駛，但歷史記載顯示，人們並沒有廣泛使用這條河於貿易往來。然而，在亞述帝國強盛的時期，底格里斯河在政治上具有重要地位。三個主要的亞述城（尼尼微、亞述和迦拉）都建於其河岸旁。然而，底格里斯河始終不足以成為堅固的天然屏障，無法有效抵禦外敵的攻擊。</w:t>
+      </w:r>
+      <w:r>
+        <w:rPr>
+          <w:lang w:val="zh_TW" w:bidi="zh_TW"/>
+        </w:rPr>
+      </w:r>
+      <w:r>
+        <w:rPr>
+          <w:lang w:val="zh_TW" w:bidi="zh_TW"/>
+        </w:rPr>
+      </w:r>
+    </w:p>
+    <w:p>
+      <w:pPr/>
+      <w:r>
+        <w:rPr>
+          <w:lang w:val="zh_TW" w:bidi="zh_TW"/>
+        </w:rPr>
+      </w:r>
+    </w:p>
+    <w:p>
+      <w:pPr>
+        <w:pStyle w:val="Heading2"/>
+      </w:pPr>
+      <w:r>
+        <w:rPr>
+          <w:lang w:val="zh_TW" w:bidi="zh_TW"/>
+        </w:rPr>
+        <w:t>底買</w:t>
+      </w:r>
+      <w:r>
+        <w:rPr>
+          <w:lang w:val="zh_TW" w:bidi="zh_TW"/>
+        </w:rPr>
+      </w:r>
+    </w:p>
+    <w:p>
+      <w:pPr/>
+      <w:r>
+        <w:rPr>
+          <w:lang w:val="zh_TW" w:bidi="zh_TW"/>
+        </w:rPr>
+      </w:r>
+      <w:r>
+        <w:rPr>
+          <w:lang w:val="zh_TW" w:bidi="zh_TW"/>
+        </w:rPr>
+        <w:t>底買是巴底買的父親。耶穌在通往耶利哥的城門附近，醫治了名叫瞎子巴底買的視力。（</w:t>
+      </w:r>
+      <w:hyperlink r:id="rId172">
+        <w:r>
+          <w:rPr>
+            <w:lang w:val="zh_TW" w:bidi="zh_TW"/>
+          </w:rPr>
+          <w:rPr>
+            <w:color w:val="0000EE"/>
+            <w:u w:val="single"/>
+          </w:rPr>
+          <w:t>馬可福音10:46</w:t>
+        </w:r>
+      </w:hyperlink>
+      <w:r>
+        <w:rPr>
+          <w:lang w:val="zh_TW" w:bidi="zh_TW"/>
+        </w:rPr>
+        <w:t>）。</w:t>
+      </w:r>
+      <w:r>
+        <w:rPr>
+          <w:lang w:val="zh_TW" w:bidi="zh_TW"/>
+        </w:rPr>
+      </w:r>
+      <w:r>
+        <w:rPr>
+          <w:lang w:val="zh_TW" w:bidi="zh_TW"/>
+        </w:rPr>
+      </w:r>
+    </w:p>
+    <w:p>
+      <w:pPr/>
+      <w:r>
+        <w:rPr>
+          <w:lang w:val="zh_TW" w:bidi="zh_TW"/>
+        </w:rPr>
+      </w:r>
+    </w:p>
+    <w:p>
+      <w:pPr>
+        <w:pStyle w:val="Heading2"/>
+      </w:pPr>
+      <w:r>
+        <w:rPr>
+          <w:lang w:val="zh_TW" w:bidi="zh_TW"/>
+        </w:rPr>
+        <w:t>底拿</w:t>
+      </w:r>
+      <w:r>
+        <w:rPr>
+          <w:lang w:val="zh_TW" w:bidi="zh_TW"/>
+        </w:rPr>
+      </w:r>
+    </w:p>
+    <w:p>
+      <w:pPr/>
+      <w:r>
+        <w:rPr>
+          <w:lang w:val="zh_TW" w:bidi="zh_TW"/>
+        </w:rPr>
+      </w:r>
+      <w:r>
+        <w:rPr>
+          <w:lang w:val="zh_TW" w:bidi="zh_TW"/>
+        </w:rPr>
+        <w:t>雅各和利亞所生的女兒（</w:t>
+      </w:r>
+      <w:hyperlink r:id="rId173">
+        <w:r>
+          <w:rPr>
+            <w:lang w:val="zh_TW" w:bidi="zh_TW"/>
+          </w:rPr>
+          <w:rPr>
+            <w:color w:val="0000EE"/>
+            <w:u w:val="single"/>
+          </w:rPr>
+          <w:t>創30:21</w:t>
+        </w:r>
+      </w:hyperlink>
+      <w:r>
+        <w:rPr>
+          <w:lang w:val="zh_TW" w:bidi="zh_TW"/>
+        </w:rPr>
+        <w:t>），她的名字意思是「審判」。底拿與家人住在迦南人的示劍城（</w:t>
+      </w:r>
+      <w:hyperlink r:id="rId174">
+        <w:r>
+          <w:rPr>
+            <w:lang w:val="zh_TW" w:bidi="zh_TW"/>
+          </w:rPr>
+          <w:rPr>
+            <w:color w:val="0000EE"/>
+            <w:u w:val="single"/>
+          </w:rPr>
+          <w:t>33:18</w:t>
+        </w:r>
+      </w:hyperlink>
+      <w:r>
+        <w:rPr>
+          <w:lang w:val="zh_TW" w:bidi="zh_TW"/>
+        </w:rPr>
+        <w:t>），有一次，她出去探訪附近一些信奉異教的婦女（</w:t>
+      </w:r>
+      <w:hyperlink r:id="rId175">
+        <w:r>
+          <w:rPr>
+            <w:lang w:val="zh_TW" w:bidi="zh_TW"/>
+          </w:rPr>
+          <w:rPr>
+            <w:color w:val="0000EE"/>
+            <w:u w:val="single"/>
+          </w:rPr>
+          <w:t>34:1</w:t>
+        </w:r>
+      </w:hyperlink>
+      <w:r>
+        <w:rPr>
+          <w:lang w:val="zh_TW" w:bidi="zh_TW"/>
+        </w:rPr>
+        <w:t>）。當地的希未人首領示劍看見了她。那時底拿的兄弟正在田間牧放牲畜，示劍便強暴了她。後來，示劍請求雅各把底拿嫁給他。</w:t>
+      </w:r>
+    </w:p>
+    <w:p>
+      <w:pPr/>
+      <w:r>
+        <w:rPr>
+          <w:lang w:val="zh_TW" w:bidi="zh_TW"/>
+        </w:rPr>
+      </w:r>
+      <w:r>
+        <w:rPr>
+          <w:lang w:val="zh_TW" w:bidi="zh_TW"/>
+        </w:rPr>
+        <w:t>雅各的兒子因妹妹受辱而十分憤怒，於是策劃報復。他們同意這門婚事，但條件是所有希未男子都必須受割禮。示劍的父親哈抹答應了這個要求。當那些迦南男子仍因割禮的傷口而無法行動時，底拿的兄弟利未和西緬率眾屠殺那城的人，把所有男子都殺了。他們把底拿帶回來，又搶掠了那座城。兄弟二人為自己的行為辯護，認為這是對迦南人把妹妹當作妓女對待的公正報應（</w:t>
+      </w:r>
+      <w:hyperlink r:id="rId176">
+        <w:r>
+          <w:rPr>
+            <w:lang w:val="zh_TW" w:bidi="zh_TW"/>
+          </w:rPr>
+          <w:rPr>
+            <w:color w:val="0000EE"/>
+            <w:u w:val="single"/>
+          </w:rPr>
+          <w:t>創34:27–31</w:t>
+        </w:r>
+      </w:hyperlink>
+      <w:r>
+        <w:rPr>
+          <w:lang w:val="zh_TW" w:bidi="zh_TW"/>
+        </w:rPr>
+        <w:t>）。後來，雅各因西緬和利未使用暴力的刀劍（</w:t>
+      </w:r>
+      <w:hyperlink r:id="rId177">
+        <w:r>
+          <w:rPr>
+            <w:lang w:val="zh_TW" w:bidi="zh_TW"/>
+          </w:rPr>
+          <w:rPr>
+            <w:color w:val="0000EE"/>
+            <w:u w:val="single"/>
+          </w:rPr>
+          <w:t>49:5</w:t>
+        </w:r>
+      </w:hyperlink>
+      <w:r>
+        <w:rPr>
+          <w:lang w:val="zh_TW" w:bidi="zh_TW"/>
+        </w:rPr>
+        <w:t>）而咒詛他們。</w:t>
+      </w:r>
+      <w:r>
+        <w:rPr>
+          <w:lang w:val="zh_TW" w:bidi="zh_TW"/>
+        </w:rPr>
+      </w:r>
+      <w:r>
+        <w:rPr>
+          <w:lang w:val="zh_TW" w:bidi="zh_TW"/>
+        </w:rPr>
+      </w:r>
+    </w:p>
+    <w:p>
+      <w:pPr/>
+      <w:r>
+        <w:rPr>
+          <w:lang w:val="zh_TW" w:bidi="zh_TW"/>
+        </w:rPr>
+      </w:r>
+    </w:p>
+    <w:p>
+      <w:pPr>
+        <w:pStyle w:val="Heading2"/>
+      </w:pPr>
+      <w:r>
+        <w:rPr>
+          <w:lang w:val="zh_TW" w:bidi="zh_TW"/>
+        </w:rPr>
+        <w:t>底珊</w:t>
+      </w:r>
+      <w:r>
+        <w:rPr>
+          <w:lang w:val="zh_TW" w:bidi="zh_TW"/>
+        </w:rPr>
+      </w:r>
+    </w:p>
+    <w:p>
+      <w:pPr/>
+      <w:r>
+        <w:rPr>
+          <w:lang w:val="zh_TW" w:bidi="zh_TW"/>
+        </w:rPr>
+      </w:r>
+      <w:r>
+        <w:rPr>
+          <w:lang w:val="zh_TW" w:bidi="zh_TW"/>
+        </w:rPr>
+        <w:t>西珥地的一位族長。西珥位於死海西南方的山區。底珊的父親是何利人西珥（</w:t>
+      </w:r>
+      <w:hyperlink r:id="rId178">
+        <w:r>
+          <w:rPr>
+            <w:lang w:val="zh_TW" w:bidi="zh_TW"/>
+          </w:rPr>
+          <w:rPr>
+            <w:color w:val="0000EE"/>
+            <w:u w:val="single"/>
+          </w:rPr>
+          <w:t>創36:21</w:t>
+        </w:r>
+      </w:hyperlink>
+      <w:r>
+        <w:rPr>
+          <w:lang w:val="zh_TW" w:bidi="zh_TW"/>
+        </w:rPr>
+        <w:t>；</w:t>
+      </w:r>
+      <w:hyperlink r:id="rId179">
+        <w:r>
+          <w:rPr>
+            <w:lang w:val="zh_TW" w:bidi="zh_TW"/>
+          </w:rPr>
+          <w:rPr>
+            <w:color w:val="0000EE"/>
+            <w:u w:val="single"/>
+          </w:rPr>
+          <w:t>代上1:38</w:t>
+        </w:r>
+      </w:hyperlink>
+      <w:r>
+        <w:rPr>
+          <w:lang w:val="zh_TW" w:bidi="zh_TW"/>
+        </w:rPr>
+        <w:t>）。後來，以東人把何利人趕出他們的土地（</w:t>
+      </w:r>
+      <w:hyperlink r:id="rId180">
+        <w:r>
+          <w:rPr>
+            <w:lang w:val="zh_TW" w:bidi="zh_TW"/>
+          </w:rPr>
+          <w:rPr>
+            <w:color w:val="0000EE"/>
+            <w:u w:val="single"/>
+          </w:rPr>
+          <w:t>申2:12</w:t>
+        </w:r>
+      </w:hyperlink>
+      <w:r>
+        <w:rPr>
+          <w:lang w:val="zh_TW" w:bidi="zh_TW"/>
+        </w:rPr>
+        <w:t>）。在後來的舊約聖經中，西珥和以東常常互換使用，都是指同一個地區。</w:t>
+      </w:r>
+      <w:r>
+        <w:rPr>
+          <w:lang w:val="zh_TW" w:bidi="zh_TW"/>
+        </w:rPr>
+      </w:r>
+      <w:r>
+        <w:rPr>
+          <w:lang w:val="zh_TW" w:bidi="zh_TW"/>
+        </w:rPr>
+      </w:r>
+    </w:p>
+    <w:p>
+      <w:pPr/>
+      <w:r>
+        <w:rPr>
+          <w:lang w:val="zh_TW" w:bidi="zh_TW"/>
+        </w:rPr>
+      </w:r>
+    </w:p>
+    <w:p>
+      <w:pPr>
+        <w:pStyle w:val="Heading2"/>
+      </w:pPr>
+      <w:r>
+        <w:rPr>
+          <w:lang w:val="zh_TW" w:bidi="zh_TW"/>
+        </w:rPr>
+        <w:t>底順</w:t>
+      </w:r>
+      <w:r>
+        <w:rPr>
+          <w:lang w:val="zh_TW" w:bidi="zh_TW"/>
+        </w:rPr>
+      </w:r>
+    </w:p>
+    <w:p>
+      <w:pPr>
+        <w:pStyle w:val="ListNumber"/>
+        <w:numPr>
+          <w:ilvl w:val="0"/>
+          <w:numId w:val="15"/>
+        </w:numPr>
+        <w:spacing w:line="240" w:lineRule="auto"/>
         <w:ind w:left="720"/>
       </w:pPr>
       <w:r>
@@ -452,24 +5119,18 @@
         <w:rPr>
           <w:lang w:val="zh_TW" w:bidi="zh_TW"/>
         </w:rPr>
-        <w:t>誰願為大，就必作眾人的用人</w:t>
-      </w:r>
-      <w:r>
-        <w:rPr>
-          <w:lang w:val="zh_TW" w:bidi="zh_TW"/>
-        </w:rPr>
-        <w:t>（</w:t>
-      </w:r>
-      <w:hyperlink r:id="rId17">
-        <w:r>
-          <w:rPr>
-            <w:lang w:val="zh_TW" w:bidi="zh_TW"/>
-          </w:rPr>
-          <w:rPr>
-            <w:color w:val="0000EE"/>
-            <w:u w:val="single"/>
-          </w:rPr>
-          <w:t>馬可福音10:43</w:t>
+        <w:t>西珥的第五個兒子，也是以東地一位何利人的族長（</w:t>
+      </w:r>
+      <w:hyperlink r:id="rId178">
+        <w:r>
+          <w:rPr>
+            <w:lang w:val="zh_TW" w:bidi="zh_TW"/>
+          </w:rPr>
+          <w:rPr>
+            <w:color w:val="0000EE"/>
+            <w:u w:val="single"/>
+          </w:rPr>
+          <w:t>創36:21</w:t>
         </w:r>
       </w:hyperlink>
       <w:r>
@@ -478,16 +5139,70 @@
         </w:rPr>
         <w:t>；</w:t>
       </w:r>
-      <w:hyperlink r:id="rId18">
-        <w:r>
-          <w:rPr>
-            <w:lang w:val="zh_TW" w:bidi="zh_TW"/>
-          </w:rPr>
-          <w:rPr>
-            <w:color w:val="0000EE"/>
-            <w:u w:val="single"/>
-          </w:rPr>
-          <w:t>路加福音22:26</w:t>
+      <w:hyperlink r:id="rId179">
+        <w:r>
+          <w:rPr>
+            <w:lang w:val="zh_TW" w:bidi="zh_TW"/>
+          </w:rPr>
+          <w:rPr>
+            <w:color w:val="0000EE"/>
+            <w:u w:val="single"/>
+          </w:rPr>
+          <w:t>代上1:38</w:t>
+        </w:r>
+      </w:hyperlink>
+      <w:r>
+        <w:rPr>
+          <w:lang w:val="zh_TW" w:bidi="zh_TW"/>
+        </w:rPr>
+        <w:t>），後來，以東人把他的族人趕出了原本居住的地方。</w:t>
+      </w:r>
+    </w:p>
+    <w:p>
+      <w:pPr>
+        <w:pStyle w:val="ListNumber"/>
+        <w:spacing w:line="240" w:lineRule="auto"/>
+        <w:ind w:left="720"/>
+      </w:pPr>
+      <w:r>
+        <w:rPr>
+          <w:lang w:val="zh_TW" w:bidi="zh_TW"/>
+        </w:rPr>
+      </w:r>
+      <w:r>
+        <w:rPr>
+          <w:lang w:val="zh_TW" w:bidi="zh_TW"/>
+        </w:rPr>
+        <w:t>西珥的孫子、亞拿的兒子，也是一位何利人的族長。他是以掃妻子阿何利巴瑪的兄弟（</w:t>
+      </w:r>
+      <w:hyperlink r:id="rId181">
+        <w:r>
+          <w:rPr>
+            <w:lang w:val="zh_TW" w:bidi="zh_TW"/>
+          </w:rPr>
+          <w:rPr>
+            <w:color w:val="0000EE"/>
+            <w:u w:val="single"/>
+          </w:rPr>
+          <w:t>創36:25</w:t>
+        </w:r>
+      </w:hyperlink>
+      <w:r>
+        <w:rPr>
+          <w:lang w:val="zh_TW" w:bidi="zh_TW"/>
+        </w:rPr>
+        <w:t>；</w:t>
+      </w:r>
+      <w:hyperlink r:id="rId182">
+        <w:r>
+          <w:rPr>
+            <w:lang w:val="zh_TW" w:bidi="zh_TW"/>
+          </w:rPr>
+          <w:rPr>
+            <w:color w:val="0000EE"/>
+            <w:u w:val="single"/>
+          </w:rPr>
+          <w:t>代上1:41</w:t>
         </w:r>
       </w:hyperlink>
       <w:r>
@@ -496,6 +5211,16 @@
         </w:rPr>
         <w:t>）。</w:t>
       </w:r>
+      <w:r>
+        <w:rPr>
+          <w:lang w:val="zh_TW" w:bidi="zh_TW"/>
+        </w:rPr>
+      </w:r>
+      <w:r>
+        <w:rPr>
+          <w:lang w:val="zh_TW" w:bidi="zh_TW"/>
+        </w:rPr>
+      </w:r>
     </w:p>
     <w:p>
       <w:pPr/>
@@ -504,40 +5229,21 @@
           <w:lang w:val="zh_TW" w:bidi="zh_TW"/>
         </w:rPr>
       </w:r>
-      <w:r>
-        <w:rPr>
-          <w:lang w:val="zh_TW" w:bidi="zh_TW"/>
-        </w:rPr>
-        <w:t>事實上，耶穌自己的僕人事工強調了神的國的巨大逆轉。耶穌為門徒洗腳後，說：「你們稱呼我夫子，稱呼我主，你們說的不錯，我本來是。我是你們的主，你們的夫子，尚且洗你們的腳，你們也當彼此洗腳」(</w:t>
-      </w:r>
-      <w:hyperlink r:id="rId19">
-        <w:r>
-          <w:rPr>
-            <w:lang w:val="zh_TW" w:bidi="zh_TW"/>
-          </w:rPr>
-          <w:rPr>
-            <w:color w:val="0000EE"/>
-            <w:u w:val="single"/>
-          </w:rPr>
-          <w:t>約翰福音13:13–14</w:t>
-        </w:r>
-      </w:hyperlink>
-      <w:r>
-        <w:rPr>
-          <w:lang w:val="zh_TW" w:bidi="zh_TW"/>
-        </w:rPr>
-        <w:t>)。</w:t>
-      </w:r>
-    </w:p>
-    <w:p>
-      <w:pPr>
-        <w:pStyle w:val="Heading3"/>
-      </w:pPr>
-      <w:r>
-        <w:rPr>
-          <w:lang w:val="zh_TW" w:bidi="zh_TW"/>
-        </w:rPr>
-        <w:t>描述神時的弔詭/反合性</w:t>
+    </w:p>
+    <w:p>
+      <w:pPr>
+        <w:pStyle w:val="Heading2"/>
+      </w:pPr>
+      <w:r>
+        <w:rPr>
+          <w:lang w:val="zh_TW" w:bidi="zh_TW"/>
+        </w:rPr>
+        <w:t>第一次猶太起義</w:t>
+      </w:r>
+      <w:r>
+        <w:rPr>
+          <w:lang w:val="zh_TW" w:bidi="zh_TW"/>
+        </w:rPr>
       </w:r>
     </w:p>
     <w:p>
@@ -551,7 +5257,192 @@
         <w:rPr>
           <w:lang w:val="zh_TW" w:bidi="zh_TW"/>
         </w:rPr>
-        <w:t>弔詭/反合性也是人們試圖用人類語言談論神時，基督教表達中的一部分。 因此，神是「在所有時間之前」。 即使是「道成肉身的神」也是弔詭的，但卻極為真實。 人們總是用自己經驗中的詞語來談論神，但神遠比人類語言所能完全表達的更偉大。 因此，語言是有限的工具，用來談論那位無限的神。</w:t>
+        <w:t>公元66年至70年間發生的一次起義，起因於一連串猶太地區羅馬巡撫的治理不當。隨著最後一位猶太王亞基帕一世（Agrippa I，</w:t>
+      </w:r>
+      <w:hyperlink r:id="rId183">
+        <w:r>
+          <w:rPr>
+            <w:lang w:val="zh_TW" w:bidi="zh_TW"/>
+          </w:rPr>
+          <w:rPr>
+            <w:color w:val="0000EE"/>
+            <w:u w:val="single"/>
+          </w:rPr>
+          <w:t>徒12章</w:t>
+        </w:r>
+      </w:hyperlink>
+      <w:r>
+        <w:rPr>
+          <w:lang w:val="zh_TW" w:bidi="zh_TW"/>
+        </w:rPr>
+        <w:t>中的希律王）於公元44年去世，接下來的20年間，猶太人在巴勒斯坦遭受逼迫和羞辱。動亂升級為起義只差一導火線，而這個最終的導火線由公元64年任命的羅馬巡撫弗羅魯斯（Florus）引發。他在公元66年要求從聖殿庫房中索取錢財，激怒猶太人，因而引發了起義。在他的統治下，羅馬士兵屠殺猶太人並劫掠他們的財物。</w:t>
+      </w:r>
+    </w:p>
+    <w:p>
+      <w:pPr/>
+      <w:r>
+        <w:rPr>
+          <w:lang w:val="zh_TW" w:bidi="zh_TW"/>
+        </w:rPr>
+      </w:r>
+      <w:r>
+        <w:rPr>
+          <w:lang w:val="zh_TW" w:bidi="zh_TW"/>
+        </w:rPr>
+        <w:t>叛亂迅速蔓延整個巴勒斯坦，同時在地中海東部的幾個城之間引發猶太人與異教徒的普遍衝突。巴勒斯坦的起義由奮銳黨領導——這是一個長期希望羅馬人退出巴勒斯坦的猶太團體。猶太人在伯和崙山口的首次戰役中取得勝利後，皇帝尼祿（Nero）派遣其最善戰的將軍維斯帕先（Vespasian）執行對叛軍的懲罰行動。</w:t>
+      </w:r>
+    </w:p>
+    <w:p>
+      <w:pPr/>
+      <w:r>
+        <w:rPr>
+          <w:lang w:val="zh_TW" w:bidi="zh_TW"/>
+        </w:rPr>
+      </w:r>
+      <w:r>
+        <w:rPr>
+          <w:lang w:val="zh_TW" w:bidi="zh_TW"/>
+        </w:rPr>
+        <w:t>到公元67年底，羅馬重新控制了整個加利利地區及其它北部地區。在公元67年和68年間，羅馬在撒馬利亞和猶太地區推動進一步攻勢，使猶太人只剩下四個據點。然而，此時羅馬的戰役卻趨於放緩。公元68年，尼祿自殺。經歷了三位短命的皇帝後，維斯帕先將軍於公元69年掌握了帝國的控制權。他的兒子提圖斯（Titus）接管了巴勒斯坦的軍隊，並於公元70年圍攻耶路撒冷。</w:t>
+      </w:r>
+    </w:p>
+    <w:p>
+      <w:pPr/>
+      <w:r>
+        <w:rPr>
+          <w:lang w:val="zh_TW" w:bidi="zh_TW"/>
+        </w:rPr>
+      </w:r>
+      <w:r>
+        <w:rPr>
+          <w:lang w:val="zh_TW" w:bidi="zh_TW"/>
+        </w:rPr>
+        <w:t>耶路撒冷的猶太人本可利用羅馬內部的混亂來加強自己的地位，並解決內部猶太團體間的爭端，但他們並沒有樣做。然而，提圖斯帶領八萬士兵抵達，迫使他們團結起來，為城市做最後的抵抗。</w:t>
+      </w:r>
+    </w:p>
+    <w:p>
+      <w:pPr/>
+      <w:r>
+        <w:rPr>
+          <w:lang w:val="zh_TW" w:bidi="zh_TW"/>
+        </w:rPr>
+      </w:r>
+      <w:r>
+        <w:rPr>
+          <w:lang w:val="zh_TW" w:bidi="zh_TW"/>
+        </w:rPr>
+        <w:t>圍攻持續了五個月。耶路撒冷的猶太人英勇反擊，羅馬軍隊只能緩慢推進。公元70年8月初，猶太歷史上出現悲慘的一幕：聖殿的晨祭和晚祭首次中斷。大約在8月29日，在情況仍未明的狀況下，聖殿的至聖所被燒毀，整個聖殿被摧毀，這應驗了耶穌的預言（</w:t>
+      </w:r>
+      <w:hyperlink r:id="rId184">
+        <w:r>
+          <w:rPr>
+            <w:lang w:val="zh_TW" w:bidi="zh_TW"/>
+          </w:rPr>
+          <w:rPr>
+            <w:color w:val="0000EE"/>
+            <w:u w:val="single"/>
+          </w:rPr>
+          <w:t>太24:1–2</w:t>
+        </w:r>
+      </w:hyperlink>
+      <w:r>
+        <w:rPr>
+          <w:lang w:val="zh_TW" w:bidi="zh_TW"/>
+        </w:rPr>
+        <w:t>；</w:t>
+      </w:r>
+      <w:hyperlink r:id="rId185">
+        <w:r>
+          <w:rPr>
+            <w:lang w:val="zh_TW" w:bidi="zh_TW"/>
+          </w:rPr>
+          <w:rPr>
+            <w:color w:val="0000EE"/>
+            <w:u w:val="single"/>
+          </w:rPr>
+          <w:t>可13:1–2</w:t>
+        </w:r>
+      </w:hyperlink>
+      <w:r>
+        <w:rPr>
+          <w:lang w:val="zh_TW" w:bidi="zh_TW"/>
+        </w:rPr>
+        <w:t>；</w:t>
+      </w:r>
+      <w:hyperlink r:id="rId186">
+        <w:r>
+          <w:rPr>
+            <w:lang w:val="zh_TW" w:bidi="zh_TW"/>
+          </w:rPr>
+          <w:rPr>
+            <w:color w:val="0000EE"/>
+            <w:u w:val="single"/>
+          </w:rPr>
+          <w:t>路19:43–44，</w:t>
+        </w:r>
+      </w:hyperlink>
+      <w:hyperlink r:id="rId187">
+        <w:r>
+          <w:rPr>
+            <w:lang w:val="zh_TW" w:bidi="zh_TW"/>
+          </w:rPr>
+          <w:rPr>
+            <w:color w:val="0000EE"/>
+            <w:u w:val="single"/>
+          </w:rPr>
+          <w:t>21:5–7</w:t>
+        </w:r>
+      </w:hyperlink>
+      <w:r>
+        <w:rPr>
+          <w:lang w:val="zh_TW" w:bidi="zh_TW"/>
+        </w:rPr>
+        <w:t>）。隨後的抵抗持續了一個月，但到9月底，這座被毀的城完全陷落。此次起義中，約有一百萬猶太人喪生，九十萬人被擄。</w:t>
+      </w:r>
+    </w:p>
+    <w:p>
+      <w:pPr/>
+      <w:r>
+        <w:rPr>
+          <w:lang w:val="zh_TW" w:bidi="zh_TW"/>
+        </w:rPr>
+      </w:r>
+      <w:r>
+        <w:rPr>
+          <w:i/>
+          <w:lang w:val="zh_TW" w:bidi="zh_TW"/>
+        </w:rPr>
+        <w:t>另見</w:t>
+      </w:r>
+      <w:r>
+        <w:rPr>
+          <w:lang w:val="zh_TW" w:bidi="zh_TW"/>
+        </w:rPr>
+        <w:t xml:space="preserve"> </w:t>
+      </w:r>
+      <w:r>
+        <w:rPr>
+          <w:lang w:val="zh_TW" w:bidi="zh_TW"/>
+        </w:rPr>
+        <w:t>以色列的歷史；</w:t>
+      </w:r>
+      <w:r>
+        <w:rPr>
+          <w:lang w:val="zh_TW" w:bidi="zh_TW"/>
+        </w:rPr>
+        <w:t>耶路撒冷；</w:t>
+      </w:r>
+      <w:r>
+        <w:rPr>
+          <w:lang w:val="zh_TW" w:bidi="zh_TW"/>
+        </w:rPr>
+        <w:t>猶太教</w:t>
+      </w:r>
+      <w:r>
+        <w:rPr>
+          <w:lang w:val="zh_TW" w:bidi="zh_TW"/>
+        </w:rPr>
+        <w:t>。</w:t>
       </w:r>
       <w:r>
         <w:rPr>
@@ -2454,6 +7345,18 @@
   <w:num w:numId="13" w16cid:durableId="592781308">
     <w:abstractNumId w:val="11"/>
   </w:num>
+  <w:num w:numId="14">
+    <w:abstractNumId w:val="3"/>
+    <w:lvlOverride w:ilvl="0">
+      <w:startOverride w:val="1"/>
+    </w:lvlOverride>
+  </w:num>
+  <w:num w:numId="15">
+    <w:abstractNumId w:val="3"/>
+    <w:lvlOverride w:ilvl="0">
+      <w:startOverride w:val="1"/>
+    </w:lvlOverride>
+  </w:num>
   <w:numIdMacAtCleanup w:val="10"/>
 </w:numbering>
 </file>

--- a/zht/docx/029.content.docx
+++ b/zht/docx/029.content.docx
@@ -149,7 +149,7 @@
         <w:rPr>
           <w:lang w:val="zh_TW" w:bidi="zh_TW"/>
         </w:rPr>
-        <w:t>di</w:t>
+        <w:t>de</w:t>
       </w:r>
       <w:r>
         <w:rPr>
@@ -212,7 +212,7 @@
         <w:rPr>
           <w:lang w:val="zh_TW" w:bidi="zh_TW"/>
         </w:rPr>
-        <w:t>地</w:t>
+        <w:t>得罪，過犯</w:t>
       </w:r>
       <w:r>
         <w:rPr>
@@ -231,3728 +231,7 @@
         <w:rPr>
           <w:lang w:val="zh_TW" w:bidi="zh_TW"/>
         </w:rPr>
-        <w:t>Earth一詞可以指我們所住的星球，亦用於表達地，與天堂和地獄有所區別。這詞也可以表達土地、土壤或其他幾種事物。聖經裡「地」的用法很多，與我們今天的用法相似。</w:t>
-      </w:r>
-    </w:p>
-    <w:p>
-      <w:pPr/>
-      <w:r>
-        <w:rPr>
-          <w:lang w:val="zh_TW" w:bidi="zh_TW"/>
-        </w:rPr>
-      </w:r>
-      <w:r>
-        <w:rPr>
-          <w:lang w:val="zh_TW" w:bidi="zh_TW"/>
-        </w:rPr>
-        <w:t>在希伯來文中，有一個譯為「地」的詞，也用來指「人」或「亞當」（</w:t>
-      </w:r>
-      <w:hyperlink r:id="rId13">
-        <w:r>
-          <w:rPr>
-            <w:lang w:val="zh_TW" w:bidi="zh_TW"/>
-          </w:rPr>
-          <w:rPr>
-            <w:color w:val="0000EE"/>
-            <w:u w:val="single"/>
-          </w:rPr>
-          <w:t>創2:7、19</w:t>
-        </w:r>
-      </w:hyperlink>
-      <w:r>
-        <w:rPr>
-          <w:lang w:val="zh_TW" w:bidi="zh_TW"/>
-        </w:rPr>
-        <w:t>）。這個詞與「紅色的土壤」有關，表示亞當的身體是由這種塵土造的。譯為「地」或「土地」的詞可以指國家（</w:t>
-      </w:r>
-      <w:hyperlink r:id="rId14">
-        <w:r>
-          <w:rPr>
-            <w:lang w:val="zh_TW" w:bidi="zh_TW"/>
-          </w:rPr>
-          <w:rPr>
-            <w:color w:val="0000EE"/>
-            <w:u w:val="single"/>
-          </w:rPr>
-          <w:t>創21:21</w:t>
-        </w:r>
-      </w:hyperlink>
-      <w:r>
-        <w:rPr>
-          <w:lang w:val="zh_TW" w:bidi="zh_TW"/>
-        </w:rPr>
-        <w:t>），另一個譯為「塵土」的詞則可以單純表示「地面」或「乾地」（</w:t>
-      </w:r>
-      <w:hyperlink r:id="rId15">
-        <w:r>
-          <w:rPr>
-            <w:lang w:val="zh_TW" w:bidi="zh_TW"/>
-          </w:rPr>
-          <w:rPr>
-            <w:color w:val="0000EE"/>
-            <w:u w:val="single"/>
-          </w:rPr>
-          <w:t>創3:19</w:t>
-        </w:r>
-      </w:hyperlink>
-      <w:r>
-        <w:rPr>
-          <w:lang w:val="zh_TW" w:bidi="zh_TW"/>
-        </w:rPr>
-        <w:t>）。在新約聖經中，有希臘文詞語被翻譯為「地」，同樣也可以指一塊土地或一個國家（</w:t>
-      </w:r>
-      <w:hyperlink r:id="rId16">
-        <w:r>
-          <w:rPr>
-            <w:lang w:val="zh_TW" w:bidi="zh_TW"/>
-          </w:rPr>
-          <w:rPr>
-            <w:color w:val="0000EE"/>
-            <w:u w:val="single"/>
-          </w:rPr>
-          <w:t>太27:45</w:t>
-        </w:r>
-      </w:hyperlink>
-      <w:r>
-        <w:rPr>
-          <w:lang w:val="zh_TW" w:bidi="zh_TW"/>
-        </w:rPr>
-        <w:t>）。另一個希臘文詞語，從中衍生出「普世」（ecumenical）一詞，指整個有人居住的世界（</w:t>
-      </w:r>
-      <w:hyperlink r:id="rId17">
-        <w:r>
-          <w:rPr>
-            <w:lang w:val="zh_TW" w:bidi="zh_TW"/>
-          </w:rPr>
-          <w:rPr>
-            <w:color w:val="0000EE"/>
-            <w:u w:val="single"/>
-          </w:rPr>
-          <w:t>路21:26</w:t>
-        </w:r>
-      </w:hyperlink>
-      <w:r>
-        <w:rPr>
-          <w:lang w:val="zh_TW" w:bidi="zh_TW"/>
-        </w:rPr>
-        <w:t>）或特指當時的羅馬帝國（</w:t>
-      </w:r>
-      <w:hyperlink r:id="rId18">
-        <w:r>
-          <w:rPr>
-            <w:lang w:val="zh_TW" w:bidi="zh_TW"/>
-          </w:rPr>
-          <w:rPr>
-            <w:color w:val="0000EE"/>
-            <w:u w:val="single"/>
-          </w:rPr>
-          <w:t>路2:1</w:t>
-        </w:r>
-      </w:hyperlink>
-      <w:r>
-        <w:rPr>
-          <w:lang w:val="zh_TW" w:bidi="zh_TW"/>
-        </w:rPr>
-        <w:t>）。</w:t>
-      </w:r>
-    </w:p>
-    <w:p>
-      <w:pPr/>
-      <w:r>
-        <w:rPr>
-          <w:lang w:val="zh_TW" w:bidi="zh_TW"/>
-        </w:rPr>
-      </w:r>
-      <w:r>
-        <w:rPr>
-          <w:lang w:val="zh_TW" w:bidi="zh_TW"/>
-        </w:rPr>
-        <w:t>起初，「</w:t>
-      </w:r>
-      <w:r>
-        <w:rPr>
-          <w:lang w:val="zh_TW" w:bidi="zh_TW"/>
-        </w:rPr>
-        <w:t>神稱旱地為『地』，稱水的聚處為『海』。神看着是好的。」</w:t>
-      </w:r>
-      <w:r>
-        <w:rPr>
-          <w:lang w:val="zh_TW" w:bidi="zh_TW"/>
-        </w:rPr>
-        <w:t>然後，「神說：『地要發生</w:t>
-      </w:r>
-      <w:r>
-        <w:rPr>
-          <w:lang w:val="zh_TW" w:bidi="zh_TW"/>
-        </w:rPr>
-        <w:t>青草』」</w:t>
-      </w:r>
-      <w:r>
-        <w:rPr>
-          <w:lang w:val="zh_TW" w:bidi="zh_TW"/>
-        </w:rPr>
-        <w:t>（</w:t>
-      </w:r>
-      <w:hyperlink r:id="rId19">
-        <w:r>
-          <w:rPr>
-            <w:lang w:val="zh_TW" w:bidi="zh_TW"/>
-          </w:rPr>
-          <w:rPr>
-            <w:color w:val="0000EE"/>
-            <w:u w:val="single"/>
-          </w:rPr>
-          <w:t>創1:10–11</w:t>
-        </w:r>
-      </w:hyperlink>
-      <w:r>
-        <w:rPr>
-          <w:lang w:val="zh_TW" w:bidi="zh_TW"/>
-        </w:rPr>
-        <w:t>）。有些經文中，「地」的用法接近我們今天所理解的整個地球（</w:t>
-      </w:r>
-      <w:hyperlink r:id="rId20">
-        <w:r>
-          <w:rPr>
-            <w:lang w:val="zh_TW" w:bidi="zh_TW"/>
-          </w:rPr>
-          <w:rPr>
-            <w:color w:val="0000EE"/>
-            <w:u w:val="single"/>
-          </w:rPr>
-          <w:t>伯1:7</w:t>
-        </w:r>
-      </w:hyperlink>
-      <w:r>
-        <w:rPr>
-          <w:lang w:val="zh_TW" w:bidi="zh_TW"/>
-        </w:rPr>
-        <w:t>），例如描述「懸在虛空」（</w:t>
-      </w:r>
-      <w:hyperlink r:id="rId21">
-        <w:r>
-          <w:rPr>
-            <w:lang w:val="zh_TW" w:bidi="zh_TW"/>
-          </w:rPr>
-          <w:rPr>
-            <w:color w:val="0000EE"/>
-            <w:u w:val="single"/>
-          </w:rPr>
-          <w:t>伯26:7</w:t>
-        </w:r>
-      </w:hyperlink>
-      <w:r>
-        <w:rPr>
-          <w:lang w:val="zh_TW" w:bidi="zh_TW"/>
-        </w:rPr>
-        <w:t>）。提到地的四方或四境（</w:t>
-      </w:r>
-      <w:hyperlink r:id="rId22">
-        <w:r>
-          <w:rPr>
-            <w:lang w:val="zh_TW" w:bidi="zh_TW"/>
-          </w:rPr>
-          <w:rPr>
-            <w:color w:val="0000EE"/>
-            <w:u w:val="single"/>
-          </w:rPr>
-          <w:t>賽11:12</w:t>
-        </w:r>
-      </w:hyperlink>
-      <w:r>
-        <w:rPr>
-          <w:lang w:val="zh_TW" w:bidi="zh_TW"/>
-        </w:rPr>
-        <w:t>；</w:t>
-      </w:r>
-      <w:hyperlink r:id="rId23">
-        <w:r>
-          <w:rPr>
-            <w:lang w:val="zh_TW" w:bidi="zh_TW"/>
-          </w:rPr>
-          <w:rPr>
-            <w:color w:val="0000EE"/>
-            <w:u w:val="single"/>
-          </w:rPr>
-          <w:t>結7:2</w:t>
-        </w:r>
-      </w:hyperlink>
-      <w:r>
-        <w:rPr>
-          <w:lang w:val="zh_TW" w:bidi="zh_TW"/>
-        </w:rPr>
-        <w:t>），其實是指東南西北四個方向，而不是地球的形狀。「</w:t>
-      </w:r>
-      <w:r>
-        <w:rPr>
-          <w:lang w:val="zh_TW" w:bidi="zh_TW"/>
-        </w:rPr>
-        <w:t>地球大圈</w:t>
-      </w:r>
-      <w:r>
-        <w:rPr>
-          <w:lang w:val="zh_TW" w:bidi="zh_TW"/>
-        </w:rPr>
-        <w:t>」可能指的是地平線的周界（</w:t>
-      </w:r>
-      <w:hyperlink r:id="rId24">
-        <w:r>
-          <w:rPr>
-            <w:lang w:val="zh_TW" w:bidi="zh_TW"/>
-          </w:rPr>
-          <w:rPr>
-            <w:color w:val="0000EE"/>
-            <w:u w:val="single"/>
-          </w:rPr>
-          <w:t>賽40:22</w:t>
-        </w:r>
-      </w:hyperlink>
-      <w:r>
-        <w:rPr>
-          <w:lang w:val="zh_TW" w:bidi="zh_TW"/>
-        </w:rPr>
-        <w:t>；比較</w:t>
-      </w:r>
-      <w:hyperlink r:id="rId25">
-        <w:r>
-          <w:rPr>
-            <w:lang w:val="zh_TW" w:bidi="zh_TW"/>
-          </w:rPr>
-          <w:rPr>
-            <w:color w:val="0000EE"/>
-            <w:u w:val="single"/>
-          </w:rPr>
-          <w:t>伯38:13</w:t>
-        </w:r>
-      </w:hyperlink>
-      <w:r>
-        <w:rPr>
-          <w:lang w:val="zh_TW" w:bidi="zh_TW"/>
-        </w:rPr>
-        <w:t>）。地有時被描述為建立在「柱子」（</w:t>
-      </w:r>
-      <w:hyperlink r:id="rId26">
-        <w:r>
-          <w:rPr>
-            <w:lang w:val="zh_TW" w:bidi="zh_TW"/>
-          </w:rPr>
-          <w:rPr>
-            <w:color w:val="0000EE"/>
-            <w:u w:val="single"/>
-          </w:rPr>
-          <w:t>伯9:6</w:t>
-        </w:r>
-      </w:hyperlink>
-      <w:r>
-        <w:rPr>
-          <w:lang w:val="zh_TW" w:bidi="zh_TW"/>
-        </w:rPr>
-        <w:t>；</w:t>
-      </w:r>
-      <w:hyperlink r:id="rId27">
-        <w:r>
-          <w:rPr>
-            <w:lang w:val="zh_TW" w:bidi="zh_TW"/>
-          </w:rPr>
-          <w:rPr>
-            <w:color w:val="0000EE"/>
-            <w:u w:val="single"/>
-          </w:rPr>
-          <w:t>詩75:3</w:t>
-        </w:r>
-      </w:hyperlink>
-      <w:r>
-        <w:rPr>
-          <w:lang w:val="zh_TW" w:bidi="zh_TW"/>
-        </w:rPr>
-        <w:t>）或「</w:t>
-      </w:r>
-      <w:r>
-        <w:rPr>
-          <w:lang w:val="zh_TW" w:bidi="zh_TW"/>
-        </w:rPr>
-        <w:t>根基」</w:t>
-      </w:r>
-      <w:r>
-        <w:rPr>
-          <w:lang w:val="zh_TW" w:bidi="zh_TW"/>
-        </w:rPr>
-        <w:t>（</w:t>
-      </w:r>
-      <w:hyperlink r:id="rId28">
-        <w:r>
-          <w:rPr>
-            <w:lang w:val="zh_TW" w:bidi="zh_TW"/>
-          </w:rPr>
-          <w:rPr>
-            <w:color w:val="0000EE"/>
-            <w:u w:val="single"/>
-          </w:rPr>
-          <w:t>詩104:5</w:t>
-        </w:r>
-      </w:hyperlink>
-      <w:r>
-        <w:rPr>
-          <w:lang w:val="zh_TW" w:bidi="zh_TW"/>
-        </w:rPr>
-        <w:t>；</w:t>
-      </w:r>
-      <w:hyperlink r:id="rId29">
-        <w:r>
-          <w:rPr>
-            <w:lang w:val="zh_TW" w:bidi="zh_TW"/>
-          </w:rPr>
-          <w:rPr>
-            <w:color w:val="0000EE"/>
-            <w:u w:val="single"/>
-          </w:rPr>
-          <w:t>箴8:29</w:t>
-        </w:r>
-      </w:hyperlink>
-      <w:r>
-        <w:rPr>
-          <w:lang w:val="zh_TW" w:bidi="zh_TW"/>
-        </w:rPr>
-        <w:t>；</w:t>
-      </w:r>
-      <w:hyperlink r:id="rId30">
-        <w:r>
-          <w:rPr>
-            <w:lang w:val="zh_TW" w:bidi="zh_TW"/>
-          </w:rPr>
-          <w:rPr>
-            <w:color w:val="0000EE"/>
-            <w:u w:val="single"/>
-          </w:rPr>
-          <w:t>賽24:18</w:t>
-        </w:r>
-      </w:hyperlink>
-      <w:r>
-        <w:rPr>
-          <w:lang w:val="zh_TW" w:bidi="zh_TW"/>
-        </w:rPr>
-        <w:t>；</w:t>
-      </w:r>
-      <w:hyperlink r:id="rId31">
-        <w:r>
-          <w:rPr>
-            <w:lang w:val="zh_TW" w:bidi="zh_TW"/>
-          </w:rPr>
-          <w:rPr>
-            <w:color w:val="0000EE"/>
-            <w:u w:val="single"/>
-          </w:rPr>
-          <w:t>耶31:37</w:t>
-        </w:r>
-      </w:hyperlink>
-      <w:r>
-        <w:rPr>
-          <w:lang w:val="zh_TW" w:bidi="zh_TW"/>
-        </w:rPr>
-        <w:t>）。這些描述多出現在詩歌或先知書裡，因此不能當作希伯來人對宇宙結構的科學理解。</w:t>
-      </w:r>
-    </w:p>
-    <w:p>
-      <w:pPr/>
-      <w:r>
-        <w:rPr>
-          <w:lang w:val="zh_TW" w:bidi="zh_TW"/>
-        </w:rPr>
-      </w:r>
-      <w:r>
-        <w:rPr>
-          <w:lang w:val="zh_TW" w:bidi="zh_TW"/>
-        </w:rPr>
-        <w:t>「地」也可以指農夫耕種的土壤（見</w:t>
-      </w:r>
-      <w:hyperlink r:id="rId32">
-        <w:r>
-          <w:rPr>
-            <w:lang w:val="zh_TW" w:bidi="zh_TW"/>
-          </w:rPr>
-          <w:rPr>
-            <w:color w:val="0000EE"/>
-            <w:u w:val="single"/>
-          </w:rPr>
-          <w:t>王下5:17</w:t>
-        </w:r>
-      </w:hyperlink>
-      <w:r>
-        <w:rPr>
-          <w:lang w:val="zh_TW" w:bidi="zh_TW"/>
-        </w:rPr>
-        <w:t>）。聖經說，地原本的狀況（</w:t>
-      </w:r>
-      <w:hyperlink r:id="rId33">
-        <w:r>
-          <w:rPr>
-            <w:lang w:val="zh_TW" w:bidi="zh_TW"/>
-          </w:rPr>
-          <w:rPr>
-            <w:color w:val="0000EE"/>
-            <w:u w:val="single"/>
-          </w:rPr>
-          <w:t>創2:6</w:t>
-        </w:r>
-      </w:hyperlink>
-      <w:r>
-        <w:rPr>
-          <w:lang w:val="zh_TW" w:bidi="zh_TW"/>
-        </w:rPr>
-        <w:t>）因人的罪而受咒詛（</w:t>
-      </w:r>
-      <w:hyperlink r:id="rId34">
-        <w:r>
-          <w:rPr>
-            <w:lang w:val="zh_TW" w:bidi="zh_TW"/>
-          </w:rPr>
-          <w:rPr>
-            <w:color w:val="0000EE"/>
-            <w:u w:val="single"/>
-          </w:rPr>
-          <w:t>創3:17–19</w:t>
-        </w:r>
-      </w:hyperlink>
-      <w:r>
-        <w:rPr>
-          <w:lang w:val="zh_TW" w:bidi="zh_TW"/>
-        </w:rPr>
-        <w:t>）。（現代環境學者同樣指出，地球因人類的貪婪與驕傲而受害。）當亞伯的血灑在地上之後，該隱在農耕上的困難不斷提醒他，他曾經謀殺他的兄弟（</w:t>
-      </w:r>
-      <w:hyperlink r:id="rId35">
-        <w:r>
-          <w:rPr>
-            <w:lang w:val="zh_TW" w:bidi="zh_TW"/>
-          </w:rPr>
-          <w:rPr>
-            <w:color w:val="0000EE"/>
-            <w:u w:val="single"/>
-          </w:rPr>
-          <w:t>創4:8–12</w:t>
-        </w:r>
-      </w:hyperlink>
-      <w:r>
-        <w:rPr>
-          <w:lang w:val="zh_TW" w:bidi="zh_TW"/>
-        </w:rPr>
-        <w:t>）。</w:t>
-      </w:r>
-    </w:p>
-    <w:p>
-      <w:pPr/>
-      <w:r>
-        <w:rPr>
-          <w:lang w:val="zh_TW" w:bidi="zh_TW"/>
-        </w:rPr>
-      </w:r>
-      <w:r>
-        <w:rPr>
-          <w:lang w:val="zh_TW" w:bidi="zh_TW"/>
-        </w:rPr>
-        <w:t>以色列人聽從吩咐，每七年讓土地休耕（</w:t>
-      </w:r>
-      <w:hyperlink r:id="rId36">
-        <w:r>
-          <w:rPr>
-            <w:lang w:val="zh_TW" w:bidi="zh_TW"/>
-          </w:rPr>
-          <w:rPr>
-            <w:color w:val="0000EE"/>
-            <w:u w:val="single"/>
-          </w:rPr>
-          <w:t>出23:10–12</w:t>
-        </w:r>
-      </w:hyperlink>
-      <w:r>
-        <w:rPr>
-          <w:lang w:val="zh_TW" w:bidi="zh_TW"/>
-        </w:rPr>
-        <w:t>；</w:t>
-      </w:r>
-      <w:hyperlink r:id="rId37">
-        <w:r>
-          <w:rPr>
-            <w:lang w:val="zh_TW" w:bidi="zh_TW"/>
-          </w:rPr>
-          <w:rPr>
-            <w:color w:val="0000EE"/>
-            <w:u w:val="single"/>
-          </w:rPr>
-          <w:t>利25:4–5</w:t>
-        </w:r>
-      </w:hyperlink>
-      <w:r>
-        <w:rPr>
-          <w:lang w:val="zh_TW" w:bidi="zh_TW"/>
-        </w:rPr>
-        <w:t>），好讓土壤恢復養分。七個「安息年」之後，在第五十年的「禧年」，土地要歸還原本的家族（</w:t>
-      </w:r>
-      <w:hyperlink r:id="rId38">
-        <w:r>
-          <w:rPr>
-            <w:lang w:val="zh_TW" w:bidi="zh_TW"/>
-          </w:rPr>
-          <w:rPr>
-            <w:color w:val="0000EE"/>
-            <w:u w:val="single"/>
-          </w:rPr>
-          <w:t>利25:10–17</w:t>
-        </w:r>
-      </w:hyperlink>
-      <w:r>
-        <w:rPr>
-          <w:lang w:val="zh_TW" w:bidi="zh_TW"/>
-        </w:rPr>
-        <w:t>）。這律法提醒百姓，土地的真正主人是神，也防止富有的地主壟斷龐大的莊園。</w:t>
-      </w:r>
-    </w:p>
-    <w:p>
-      <w:pPr/>
-      <w:r>
-        <w:rPr>
-          <w:lang w:val="zh_TW" w:bidi="zh_TW"/>
-        </w:rPr>
-      </w:r>
-      <w:r>
-        <w:rPr>
-          <w:lang w:val="zh_TW" w:bidi="zh_TW"/>
-        </w:rPr>
-        <w:t>摩西律法也教導以色列人，土地的狀況反映他們與神的關係。乾旱或歉收表示與神的關係破裂（</w:t>
-      </w:r>
-      <w:hyperlink r:id="rId39">
-        <w:r>
-          <w:rPr>
-            <w:lang w:val="zh_TW" w:bidi="zh_TW"/>
-          </w:rPr>
-          <w:rPr>
-            <w:color w:val="0000EE"/>
-            <w:u w:val="single"/>
-          </w:rPr>
-          <w:t>利26章</w:t>
-        </w:r>
-      </w:hyperlink>
-      <w:r>
-        <w:rPr>
-          <w:lang w:val="zh_TW" w:bidi="zh_TW"/>
-        </w:rPr>
-        <w:t>；</w:t>
-      </w:r>
-      <w:hyperlink r:id="rId40">
-        <w:r>
-          <w:rPr>
-            <w:lang w:val="zh_TW" w:bidi="zh_TW"/>
-          </w:rPr>
-          <w:rPr>
-            <w:color w:val="0000EE"/>
-            <w:u w:val="single"/>
-          </w:rPr>
-          <w:t>申28章</w:t>
-        </w:r>
-      </w:hyperlink>
-      <w:r>
-        <w:rPr>
-          <w:lang w:val="zh_TW" w:bidi="zh_TW"/>
-        </w:rPr>
-        <w:t>）。以色列人被警告，他們的惡行若嚴重到某種程度，神會將他們趕出祂的地（見</w:t>
-      </w:r>
-      <w:hyperlink r:id="rId41">
-        <w:r>
-          <w:rPr>
-            <w:lang w:val="zh_TW" w:bidi="zh_TW"/>
-          </w:rPr>
-          <w:rPr>
-            <w:color w:val="0000EE"/>
-            <w:u w:val="single"/>
-          </w:rPr>
-          <w:t>利26:37</w:t>
-        </w:r>
-      </w:hyperlink>
-      <w:r>
-        <w:rPr>
-          <w:lang w:val="zh_TW" w:bidi="zh_TW"/>
-        </w:rPr>
-        <w:t>；</w:t>
-      </w:r>
-      <w:hyperlink r:id="rId42">
-        <w:r>
-          <w:rPr>
-            <w:lang w:val="zh_TW" w:bidi="zh_TW"/>
-          </w:rPr>
-          <w:rPr>
-            <w:color w:val="0000EE"/>
-            <w:u w:val="single"/>
-          </w:rPr>
-          <w:t>申28:64</w:t>
-        </w:r>
-      </w:hyperlink>
-      <w:r>
-        <w:rPr>
-          <w:lang w:val="zh_TW" w:bidi="zh_TW"/>
-        </w:rPr>
-        <w:t>）。但即使如此，神仍應許要最終恢復祂的子民，使他們再次與土地「成婚」（</w:t>
-      </w:r>
-      <w:hyperlink r:id="rId43">
-        <w:r>
-          <w:rPr>
-            <w:lang w:val="zh_TW" w:bidi="zh_TW"/>
-          </w:rPr>
-          <w:rPr>
-            <w:color w:val="0000EE"/>
-            <w:u w:val="single"/>
-          </w:rPr>
-          <w:t>賽62:4</w:t>
-        </w:r>
-      </w:hyperlink>
-      <w:r>
-        <w:rPr>
-          <w:lang w:val="zh_TW" w:bidi="zh_TW"/>
-        </w:rPr>
-        <w:t>）。</w:t>
-      </w:r>
-    </w:p>
-    <w:p>
-      <w:pPr/>
-      <w:r>
-        <w:rPr>
-          <w:lang w:val="zh_TW" w:bidi="zh_TW"/>
-        </w:rPr>
-      </w:r>
-      <w:r>
-        <w:rPr>
-          <w:lang w:val="zh_TW" w:bidi="zh_TW"/>
-        </w:rPr>
-        <w:t>聖經中有許多經文指出一個「將來的時代」，屆時大地要從「敗壞的轄制」中得釋放，整個受造之物都在「歎息」，並熱切等候這一刻（</w:t>
-      </w:r>
-      <w:hyperlink r:id="rId44">
-        <w:r>
-          <w:rPr>
-            <w:lang w:val="zh_TW" w:bidi="zh_TW"/>
-          </w:rPr>
-          <w:rPr>
-            <w:color w:val="0000EE"/>
-            <w:u w:val="single"/>
-          </w:rPr>
-          <w:t>羅8:19</w:t>
-        </w:r>
-      </w:hyperlink>
-      <w:hyperlink r:id="rId45">
-        <w:r>
-          <w:rPr>
-            <w:lang w:val="zh_TW" w:bidi="zh_TW"/>
-          </w:rPr>
-          <w:rPr>
-            <w:color w:val="0000EE"/>
-            <w:u w:val="single"/>
-          </w:rPr>
-          <w:t>–</w:t>
-        </w:r>
-      </w:hyperlink>
-      <w:hyperlink r:id="rId44">
-        <w:r>
-          <w:rPr>
-            <w:lang w:val="zh_TW" w:bidi="zh_TW"/>
-          </w:rPr>
-          <w:rPr>
-            <w:color w:val="0000EE"/>
-            <w:u w:val="single"/>
-          </w:rPr>
-          <w:t>23</w:t>
-        </w:r>
-      </w:hyperlink>
-      <w:r>
-        <w:rPr>
-          <w:lang w:val="zh_TW" w:bidi="zh_TW"/>
-        </w:rPr>
-        <w:t>）。聖經描述一個大更新的時代，土地將要恢復，再次肥沃起來（</w:t>
-      </w:r>
-      <w:hyperlink r:id="rId46">
-        <w:r>
-          <w:rPr>
-            <w:lang w:val="zh_TW" w:bidi="zh_TW"/>
-          </w:rPr>
-          <w:rPr>
-            <w:color w:val="0000EE"/>
-            <w:u w:val="single"/>
-          </w:rPr>
-          <w:t>結47章</w:t>
-        </w:r>
-      </w:hyperlink>
-      <w:r>
-        <w:rPr>
-          <w:lang w:val="zh_TW" w:bidi="zh_TW"/>
-        </w:rPr>
-        <w:t>；</w:t>
-      </w:r>
-      <w:hyperlink r:id="rId47">
-        <w:r>
-          <w:rPr>
-            <w:lang w:val="zh_TW" w:bidi="zh_TW"/>
-          </w:rPr>
-          <w:rPr>
-            <w:color w:val="0000EE"/>
-            <w:u w:val="single"/>
-          </w:rPr>
-          <w:t>珥3:18</w:t>
-        </w:r>
-      </w:hyperlink>
-      <w:r>
-        <w:rPr>
-          <w:lang w:val="zh_TW" w:bidi="zh_TW"/>
-        </w:rPr>
-        <w:t>；</w:t>
-      </w:r>
-      <w:hyperlink r:id="rId48">
-        <w:r>
-          <w:rPr>
-            <w:lang w:val="zh_TW" w:bidi="zh_TW"/>
-          </w:rPr>
-          <w:rPr>
-            <w:color w:val="0000EE"/>
-            <w:u w:val="single"/>
-          </w:rPr>
-          <w:t>摩9:13</w:t>
-        </w:r>
-      </w:hyperlink>
-      <w:hyperlink r:id="rId45">
-        <w:r>
-          <w:rPr>
-            <w:lang w:val="zh_TW" w:bidi="zh_TW"/>
-          </w:rPr>
-          <w:rPr>
-            <w:color w:val="0000EE"/>
-            <w:u w:val="single"/>
-          </w:rPr>
-          <w:t>–15</w:t>
-        </w:r>
-      </w:hyperlink>
-      <w:hyperlink r:id="rId48">
-        <w:r>
-          <w:rPr>
-            <w:lang w:val="zh_TW" w:bidi="zh_TW"/>
-          </w:rPr>
-          <w:rPr>
-            <w:color w:val="0000EE"/>
-            <w:u w:val="single"/>
-          </w:rPr>
-          <w:t>；</w:t>
-        </w:r>
-      </w:hyperlink>
-      <w:hyperlink r:id="rId45">
-        <w:r>
-          <w:rPr>
-            <w:lang w:val="zh_TW" w:bidi="zh_TW"/>
-          </w:rPr>
-          <w:rPr>
-            <w:color w:val="0000EE"/>
-            <w:u w:val="single"/>
-          </w:rPr>
-          <w:t>亞14:6–9</w:t>
-        </w:r>
-      </w:hyperlink>
-      <w:r>
-        <w:rPr>
-          <w:lang w:val="zh_TW" w:bidi="zh_TW"/>
-        </w:rPr>
-        <w:t>）。然而，有一天，「</w:t>
-      </w:r>
-      <w:r>
-        <w:rPr>
-          <w:lang w:val="zh_TW" w:bidi="zh_TW"/>
-        </w:rPr>
-        <w:t>天必大有響聲廢去，有形質的都要被烈火銷化，地和其上的物都要燒盡了</w:t>
-      </w:r>
-      <w:r>
-        <w:rPr>
-          <w:lang w:val="zh_TW" w:bidi="zh_TW"/>
-        </w:rPr>
-        <w:t>」（</w:t>
-      </w:r>
-      <w:hyperlink r:id="rId49">
-        <w:r>
-          <w:rPr>
-            <w:lang w:val="zh_TW" w:bidi="zh_TW"/>
-          </w:rPr>
-          <w:rPr>
-            <w:color w:val="0000EE"/>
-            <w:u w:val="single"/>
-          </w:rPr>
-          <w:t>彼後3:10</w:t>
-        </w:r>
-      </w:hyperlink>
-      <w:r>
-        <w:rPr>
-          <w:lang w:val="zh_TW" w:bidi="zh_TW"/>
-        </w:rPr>
-        <w:t>）。然而，在使徒約翰的異象中，他看到了「</w:t>
-      </w:r>
-      <w:r>
-        <w:rPr>
-          <w:lang w:val="zh_TW" w:bidi="zh_TW"/>
-        </w:rPr>
-        <w:t>一個新天新地；因為先前的天地已經過去了</w:t>
-      </w:r>
-      <w:r>
-        <w:rPr>
-          <w:lang w:val="zh_TW" w:bidi="zh_TW"/>
-        </w:rPr>
-        <w:t>」（</w:t>
-      </w:r>
-      <w:hyperlink r:id="rId50">
-        <w:r>
-          <w:rPr>
-            <w:lang w:val="zh_TW" w:bidi="zh_TW"/>
-          </w:rPr>
-          <w:rPr>
-            <w:color w:val="0000EE"/>
-            <w:u w:val="single"/>
-          </w:rPr>
-          <w:t>啟21:1</w:t>
-        </w:r>
-      </w:hyperlink>
-      <w:r>
-        <w:rPr>
-          <w:lang w:val="zh_TW" w:bidi="zh_TW"/>
-        </w:rPr>
-        <w:t>）。</w:t>
-      </w:r>
-    </w:p>
-    <w:p>
-      <w:pPr/>
-      <w:r>
-        <w:rPr>
-          <w:lang w:val="zh_TW" w:bidi="zh_TW"/>
-        </w:rPr>
-      </w:r>
-      <w:r>
-        <w:rPr>
-          <w:i/>
-          <w:lang w:val="zh_TW" w:bidi="zh_TW"/>
-        </w:rPr>
-        <w:t>另見</w:t>
-      </w:r>
-      <w:r>
-        <w:rPr>
-          <w:lang w:val="zh_TW" w:bidi="zh_TW"/>
-        </w:rPr>
-        <w:t>新天新地</w:t>
-      </w:r>
-      <w:r>
-        <w:rPr>
-          <w:lang w:val="zh_TW" w:bidi="zh_TW"/>
-        </w:rPr>
-        <w:t>。</w:t>
-      </w:r>
-      <w:r>
-        <w:rPr>
-          <w:lang w:val="zh_TW" w:bidi="zh_TW"/>
-        </w:rPr>
-      </w:r>
-      <w:r>
-        <w:rPr>
-          <w:lang w:val="zh_TW" w:bidi="zh_TW"/>
-        </w:rPr>
-      </w:r>
-    </w:p>
-    <w:p>
-      <w:pPr/>
-      <w:r>
-        <w:rPr>
-          <w:lang w:val="zh_TW" w:bidi="zh_TW"/>
-        </w:rPr>
-      </w:r>
-    </w:p>
-    <w:p>
-      <w:pPr>
-        <w:pStyle w:val="Heading2"/>
-      </w:pPr>
-      <w:r>
-        <w:rPr>
-          <w:lang w:val="zh_TW" w:bidi="zh_TW"/>
-        </w:rPr>
-        <w:t>地界</w:t>
-      </w:r>
-      <w:r>
-        <w:rPr>
-          <w:lang w:val="zh_TW" w:bidi="zh_TW"/>
-        </w:rPr>
-      </w:r>
-    </w:p>
-    <w:p>
-      <w:pPr/>
-      <w:r>
-        <w:rPr>
-          <w:lang w:val="zh_TW" w:bidi="zh_TW"/>
-        </w:rPr>
-      </w:r>
-      <w:r>
-        <w:rPr>
-          <w:lang w:val="zh_TW" w:bidi="zh_TW"/>
-        </w:rPr>
-        <w:t>用來標示田地、地區或國界邊界的刻字石頭（</w:t>
-      </w:r>
-      <w:hyperlink r:id="rId51">
-        <w:r>
-          <w:rPr>
-            <w:lang w:val="zh_TW" w:bidi="zh_TW"/>
-          </w:rPr>
-          <w:rPr>
-            <w:color w:val="0000EE"/>
-            <w:u w:val="single"/>
-          </w:rPr>
-          <w:t>創31:51–52</w:t>
-        </w:r>
-      </w:hyperlink>
-      <w:r>
-        <w:rPr>
-          <w:lang w:val="zh_TW" w:bidi="zh_TW"/>
-        </w:rPr>
-        <w:t>）。在近東大多數國家，挪移地界石是一項嚴重的罪；在以色列，這更是違反摩西律法的行為（</w:t>
-      </w:r>
-      <w:hyperlink r:id="rId52">
-        <w:r>
-          <w:rPr>
-            <w:lang w:val="zh_TW" w:bidi="zh_TW"/>
-          </w:rPr>
-          <w:rPr>
-            <w:color w:val="0000EE"/>
-            <w:u w:val="single"/>
-          </w:rPr>
-          <w:t>申19:14</w:t>
-        </w:r>
-      </w:hyperlink>
-      <w:r>
-        <w:rPr>
-          <w:lang w:val="zh_TW" w:bidi="zh_TW"/>
-        </w:rPr>
-        <w:t>，</w:t>
-      </w:r>
-      <w:hyperlink r:id="rId53">
-        <w:r>
-          <w:rPr>
-            <w:lang w:val="zh_TW" w:bidi="zh_TW"/>
-          </w:rPr>
-          <w:rPr>
-            <w:color w:val="0000EE"/>
-            <w:u w:val="single"/>
-          </w:rPr>
-          <w:t>27:17</w:t>
-        </w:r>
-      </w:hyperlink>
-      <w:r>
-        <w:rPr>
-          <w:lang w:val="zh_TW" w:bidi="zh_TW"/>
-        </w:rPr>
-        <w:t>）。挪移地界（有英文譯本譯為boundary markers〔邊界標記〕）也可用來比喻更改古老的傳統和律例（</w:t>
-      </w:r>
-      <w:hyperlink r:id="rId54">
-        <w:r>
-          <w:rPr>
-            <w:lang w:val="zh_TW" w:bidi="zh_TW"/>
-          </w:rPr>
-          <w:rPr>
-            <w:color w:val="0000EE"/>
-            <w:u w:val="single"/>
-          </w:rPr>
-          <w:t>箴22:28</w:t>
-        </w:r>
-      </w:hyperlink>
-      <w:r>
-        <w:rPr>
-          <w:lang w:val="zh_TW" w:bidi="zh_TW"/>
-        </w:rPr>
-        <w:t>，</w:t>
-      </w:r>
-      <w:hyperlink r:id="rId55">
-        <w:r>
-          <w:rPr>
-            <w:lang w:val="zh_TW" w:bidi="zh_TW"/>
-          </w:rPr>
-          <w:rPr>
-            <w:color w:val="0000EE"/>
-            <w:u w:val="single"/>
-          </w:rPr>
-          <w:t>23:10</w:t>
-        </w:r>
-      </w:hyperlink>
-      <w:r>
-        <w:rPr>
-          <w:lang w:val="zh_TW" w:bidi="zh_TW"/>
-        </w:rPr>
-        <w:t>；參</w:t>
-      </w:r>
-      <w:hyperlink r:id="rId56">
-        <w:r>
-          <w:rPr>
-            <w:lang w:val="zh_TW" w:bidi="zh_TW"/>
-          </w:rPr>
-          <w:rPr>
-            <w:color w:val="0000EE"/>
-            <w:u w:val="single"/>
-          </w:rPr>
-          <w:t>伯24:2</w:t>
-        </w:r>
-      </w:hyperlink>
-      <w:r>
-        <w:rPr>
-          <w:lang w:val="zh_TW" w:bidi="zh_TW"/>
-        </w:rPr>
-        <w:t>）。</w:t>
-      </w:r>
-    </w:p>
-    <w:p>
-      <w:pPr/>
-      <w:r>
-        <w:rPr>
-          <w:lang w:val="zh_TW" w:bidi="zh_TW"/>
-        </w:rPr>
-      </w:r>
-      <w:r>
-        <w:rPr>
-          <w:i/>
-          <w:lang w:val="zh_TW" w:bidi="zh_TW"/>
-        </w:rPr>
-        <w:t>另見</w:t>
-      </w:r>
-      <w:r>
-        <w:rPr>
-          <w:lang w:val="zh_TW" w:bidi="zh_TW"/>
-        </w:rPr>
-        <w:t xml:space="preserve"> </w:t>
-      </w:r>
-      <w:r>
-        <w:rPr>
-          <w:lang w:val="zh_TW" w:bidi="zh_TW"/>
-        </w:rPr>
-        <w:t>碑</w:t>
-      </w:r>
-      <w:r>
-        <w:rPr>
-          <w:lang w:val="zh_TW" w:bidi="zh_TW"/>
-        </w:rPr>
-        <w:t>。</w:t>
-      </w:r>
-      <w:r>
-        <w:rPr>
-          <w:lang w:val="zh_TW" w:bidi="zh_TW"/>
-        </w:rPr>
-      </w:r>
-      <w:r>
-        <w:rPr>
-          <w:lang w:val="zh_TW" w:bidi="zh_TW"/>
-        </w:rPr>
-      </w:r>
-    </w:p>
-    <w:p>
-      <w:pPr/>
-      <w:r>
-        <w:rPr>
-          <w:lang w:val="zh_TW" w:bidi="zh_TW"/>
-        </w:rPr>
-      </w:r>
-    </w:p>
-    <w:p>
-      <w:pPr>
-        <w:pStyle w:val="Heading2"/>
-      </w:pPr>
-      <w:r>
-        <w:rPr>
-          <w:lang w:val="zh_TW" w:bidi="zh_TW"/>
-        </w:rPr>
-        <w:t>地獄</w:t>
-      </w:r>
-      <w:r>
-        <w:rPr>
-          <w:lang w:val="zh_TW" w:bidi="zh_TW"/>
-        </w:rPr>
-      </w:r>
-    </w:p>
-    <w:p>
-      <w:pPr/>
-      <w:r>
-        <w:rPr>
-          <w:lang w:val="zh_TW" w:bidi="zh_TW"/>
-        </w:rPr>
-      </w:r>
-      <w:r>
-        <w:rPr>
-          <w:lang w:val="zh_TW" w:bidi="zh_TW"/>
-        </w:rPr>
-        <w:t>英文音譯源自希臘形式的亞蘭文單詞，該單詞源自希伯來文片語「欣嫩（子）谷」。該名稱原指界定便雅憫和猶大支派領土的一個深谷（</w:t>
-      </w:r>
-      <w:hyperlink r:id="rId57">
-        <w:r>
-          <w:rPr>
-            <w:lang w:val="zh_TW" w:bidi="zh_TW"/>
-          </w:rPr>
-          <w:rPr>
-            <w:color w:val="0000EE"/>
-            <w:u w:val="single"/>
-          </w:rPr>
-          <w:t>書15:8，</w:t>
-        </w:r>
-      </w:hyperlink>
-      <w:hyperlink r:id="rId58">
-        <w:r>
-          <w:rPr>
-            <w:lang w:val="zh_TW" w:bidi="zh_TW"/>
-          </w:rPr>
-          <w:rPr>
-            <w:color w:val="0000EE"/>
-            <w:u w:val="single"/>
-          </w:rPr>
-          <w:t>18:16</w:t>
-        </w:r>
-      </w:hyperlink>
-      <w:r>
-        <w:rPr>
-          <w:lang w:val="zh_TW" w:bidi="zh_TW"/>
-        </w:rPr>
-        <w:t>）。一般認為，這個地方與現代耶路撒冷舊城西牆下的拉巴比谷（Wadi el-Rababi），形成耶路撒冷南部的一個深峽谷。</w:t>
-      </w:r>
-    </w:p>
-    <w:p>
-      <w:pPr/>
-      <w:r>
-        <w:rPr>
-          <w:lang w:val="zh_TW" w:bidi="zh_TW"/>
-        </w:rPr>
-      </w:r>
-      <w:r>
-        <w:rPr>
-          <w:lang w:val="zh_TW" w:bidi="zh_TW"/>
-        </w:rPr>
-        <w:t>這個地方因猶大諸王亞哈斯與瑪拿西時期在此地拜偶像而臭名昭彰，特別是涉及將嬰兒獻祭給摩洛的殘忍儀式（</w:t>
-      </w:r>
-      <w:hyperlink r:id="rId59">
-        <w:r>
-          <w:rPr>
-            <w:lang w:val="zh_TW" w:bidi="zh_TW"/>
-          </w:rPr>
-          <w:rPr>
-            <w:color w:val="0000EE"/>
-            <w:u w:val="single"/>
-          </w:rPr>
-          <w:t>王下16:3，</w:t>
-        </w:r>
-      </w:hyperlink>
-      <w:hyperlink r:id="rId60">
-        <w:r>
-          <w:rPr>
-            <w:lang w:val="zh_TW" w:bidi="zh_TW"/>
-          </w:rPr>
-          <w:rPr>
-            <w:color w:val="0000EE"/>
-            <w:u w:val="single"/>
-          </w:rPr>
-          <w:t>21:6；</w:t>
-        </w:r>
-      </w:hyperlink>
-      <w:hyperlink r:id="rId61">
-        <w:r>
-          <w:rPr>
-            <w:lang w:val="zh_TW" w:bidi="zh_TW"/>
-          </w:rPr>
-          <w:rPr>
-            <w:color w:val="0000EE"/>
-            <w:u w:val="single"/>
-          </w:rPr>
-          <w:t>代下28:3，</w:t>
-        </w:r>
-      </w:hyperlink>
-      <w:hyperlink r:id="rId62">
-        <w:r>
-          <w:rPr>
-            <w:lang w:val="zh_TW" w:bidi="zh_TW"/>
-          </w:rPr>
-          <w:rPr>
-            <w:color w:val="0000EE"/>
-            <w:u w:val="single"/>
-          </w:rPr>
-          <w:t>33:6；</w:t>
-        </w:r>
-      </w:hyperlink>
-      <w:hyperlink r:id="rId63">
-        <w:r>
-          <w:rPr>
-            <w:lang w:val="zh_TW" w:bidi="zh_TW"/>
-          </w:rPr>
-          <w:rPr>
-            <w:color w:val="0000EE"/>
-            <w:u w:val="single"/>
-          </w:rPr>
-          <w:t>耶19:6，</w:t>
-        </w:r>
-      </w:hyperlink>
-      <w:hyperlink r:id="rId64">
-        <w:r>
-          <w:rPr>
-            <w:lang w:val="zh_TW" w:bidi="zh_TW"/>
-          </w:rPr>
-          <w:rPr>
-            <w:color w:val="0000EE"/>
-            <w:u w:val="single"/>
-          </w:rPr>
-          <w:t>32:35</w:t>
-        </w:r>
-      </w:hyperlink>
-      <w:r>
-        <w:rPr>
-          <w:lang w:val="zh_TW" w:bidi="zh_TW"/>
-        </w:rPr>
-        <w:t>）。約西亞王的屬靈改革結束了這些邪惡行為（</w:t>
-      </w:r>
-      <w:hyperlink r:id="rId65">
-        <w:r>
-          <w:rPr>
-            <w:lang w:val="zh_TW" w:bidi="zh_TW"/>
-          </w:rPr>
-          <w:rPr>
-            <w:color w:val="0000EE"/>
-            <w:u w:val="single"/>
-          </w:rPr>
-          <w:t>王下23:10</w:t>
-        </w:r>
-      </w:hyperlink>
-      <w:r>
-        <w:rPr>
-          <w:lang w:val="zh_TW" w:bidi="zh_TW"/>
-        </w:rPr>
-        <w:t>）。先知耶利米以此谷為喻，描述神對祂百姓的審判（</w:t>
-      </w:r>
-      <w:hyperlink r:id="rId66">
-        <w:r>
-          <w:rPr>
-            <w:lang w:val="zh_TW" w:bidi="zh_TW"/>
-          </w:rPr>
-          <w:rPr>
-            <w:color w:val="0000EE"/>
-            <w:u w:val="single"/>
-          </w:rPr>
-          <w:t>耶2:23，</w:t>
-        </w:r>
-      </w:hyperlink>
-      <w:hyperlink r:id="rId67">
-        <w:r>
-          <w:rPr>
-            <w:lang w:val="zh_TW" w:bidi="zh_TW"/>
-          </w:rPr>
-          <w:rPr>
-            <w:color w:val="0000EE"/>
-            <w:u w:val="single"/>
-          </w:rPr>
-          <w:t>7:30–32，</w:t>
-        </w:r>
-      </w:hyperlink>
-      <w:hyperlink r:id="rId68">
-        <w:r>
-          <w:rPr>
-            <w:lang w:val="zh_TW" w:bidi="zh_TW"/>
-          </w:rPr>
-          <w:rPr>
-            <w:color w:val="0000EE"/>
-            <w:u w:val="single"/>
-          </w:rPr>
-          <w:t>19:5–6</w:t>
-        </w:r>
-      </w:hyperlink>
-      <w:r>
-        <w:rPr>
-          <w:lang w:val="zh_TW" w:bidi="zh_TW"/>
-        </w:rPr>
-        <w:t>）。</w:t>
-      </w:r>
-    </w:p>
-    <w:p>
-      <w:pPr/>
-      <w:r>
-        <w:rPr>
-          <w:lang w:val="zh_TW" w:bidi="zh_TW"/>
-        </w:rPr>
-      </w:r>
-      <w:r>
-        <w:rPr>
-          <w:lang w:val="zh_TW" w:bidi="zh_TW"/>
-        </w:rPr>
-        <w:t>後來，該谷似乎成為焚燒城裡的垃圾和罪犯屍體的場所。引人注目的是，傳統上認為猶大自縊和購買陶匠田的地方，位於此谷的南側。</w:t>
-      </w:r>
-    </w:p>
-    <w:p>
-      <w:pPr/>
-      <w:r>
-        <w:rPr>
-          <w:lang w:val="zh_TW" w:bidi="zh_TW"/>
-        </w:rPr>
-      </w:r>
-      <w:r>
-        <w:rPr>
-          <w:lang w:val="zh_TW" w:bidi="zh_TW"/>
-        </w:rPr>
-        <w:t>這條峽谷因其極端邪惡的聲名，尤其在兩約中間時期，被用作形容惡人最終受懲罰之地的術語（以諾一書18:11–16，27:1–3，54:1起，56:3–4，90:26；</w:t>
-      </w:r>
-      <w:hyperlink r:id="rId69">
-        <w:r>
-          <w:rPr>
-            <w:lang w:val="zh_TW" w:bidi="zh_TW"/>
-          </w:rPr>
-          <w:rPr>
-            <w:color w:val="0000EE"/>
-            <w:u w:val="single"/>
-          </w:rPr>
-          <w:t>以斯拉二書7:36</w:t>
-        </w:r>
-      </w:hyperlink>
-      <w:r>
-        <w:rPr>
-          <w:lang w:val="zh_TW" w:bidi="zh_TW"/>
-        </w:rPr>
-        <w:t>；參</w:t>
-      </w:r>
-      <w:hyperlink r:id="rId70">
-        <w:r>
-          <w:rPr>
-            <w:lang w:val="zh_TW" w:bidi="zh_TW"/>
-          </w:rPr>
-          <w:rPr>
-            <w:color w:val="0000EE"/>
-            <w:u w:val="single"/>
-          </w:rPr>
-          <w:t>賽30:33，</w:t>
-        </w:r>
-      </w:hyperlink>
-      <w:hyperlink r:id="rId71">
-        <w:r>
-          <w:rPr>
-            <w:lang w:val="zh_TW" w:bidi="zh_TW"/>
-          </w:rPr>
-          <w:rPr>
-            <w:color w:val="0000EE"/>
-            <w:u w:val="single"/>
-          </w:rPr>
-          <w:t>66:24</w:t>
-        </w:r>
-      </w:hyperlink>
-      <w:r>
-        <w:rPr>
-          <w:lang w:val="zh_TW" w:bidi="zh_TW"/>
-        </w:rPr>
-        <w:t>；</w:t>
-      </w:r>
-      <w:hyperlink r:id="rId72">
-        <w:r>
-          <w:rPr>
-            <w:lang w:val="zh_TW" w:bidi="zh_TW"/>
-          </w:rPr>
-          <w:rPr>
-            <w:color w:val="0000EE"/>
-            <w:u w:val="single"/>
-          </w:rPr>
-          <w:t>但7:10</w:t>
-        </w:r>
-      </w:hyperlink>
-      <w:r>
-        <w:rPr>
-          <w:lang w:val="zh_TW" w:bidi="zh_TW"/>
-        </w:rPr>
-        <w:t>）。耶穌自己使用這個術語來指稱未悔改之惡人的最終居所（</w:t>
-      </w:r>
-      <w:hyperlink r:id="rId73">
-        <w:r>
-          <w:rPr>
-            <w:lang w:val="zh_TW" w:bidi="zh_TW"/>
-          </w:rPr>
-          <w:rPr>
-            <w:color w:val="0000EE"/>
-            <w:u w:val="single"/>
-          </w:rPr>
-          <w:t>太5:22，</w:t>
-        </w:r>
-      </w:hyperlink>
-      <w:hyperlink r:id="rId74">
-        <w:r>
-          <w:rPr>
-            <w:lang w:val="zh_TW" w:bidi="zh_TW"/>
-          </w:rPr>
-          <w:rPr>
-            <w:color w:val="0000EE"/>
-            <w:u w:val="single"/>
-          </w:rPr>
-          <w:t>10:28，</w:t>
-        </w:r>
-      </w:hyperlink>
-      <w:hyperlink r:id="rId75">
-        <w:r>
-          <w:rPr>
-            <w:lang w:val="zh_TW" w:bidi="zh_TW"/>
-          </w:rPr>
-          <w:rPr>
-            <w:color w:val="0000EE"/>
-            <w:u w:val="single"/>
-          </w:rPr>
-          <w:t>18:9</w:t>
-        </w:r>
-      </w:hyperlink>
-      <w:r>
-        <w:rPr>
-          <w:lang w:val="zh_TW" w:bidi="zh_TW"/>
-        </w:rPr>
-        <w:t>）。由於地獄是一個火的深淵（</w:t>
-      </w:r>
-      <w:hyperlink r:id="rId75">
-        <w:r>
-          <w:rPr>
-            <w:lang w:val="zh_TW" w:bidi="zh_TW"/>
-          </w:rPr>
-          <w:rPr>
-            <w:color w:val="0000EE"/>
-            <w:u w:val="single"/>
-          </w:rPr>
-          <w:t>可9:43</w:t>
-        </w:r>
-      </w:hyperlink>
-      <w:r>
-        <w:rPr>
-          <w:lang w:val="zh_TW" w:bidi="zh_TW"/>
-        </w:rPr>
-        <w:t>），它也是火湖（</w:t>
-      </w:r>
-      <w:hyperlink r:id="rId76">
-        <w:r>
-          <w:rPr>
-            <w:lang w:val="zh_TW" w:bidi="zh_TW"/>
-          </w:rPr>
-          <w:rPr>
-            <w:color w:val="0000EE"/>
-            <w:u w:val="single"/>
-          </w:rPr>
-          <w:t>太13:42、50</w:t>
-        </w:r>
-      </w:hyperlink>
-      <w:r>
-        <w:rPr>
-          <w:lang w:val="zh_TW" w:bidi="zh_TW"/>
-        </w:rPr>
-        <w:t>；</w:t>
-      </w:r>
-      <w:hyperlink r:id="rId77">
-        <w:r>
-          <w:rPr>
-            <w:lang w:val="zh_TW" w:bidi="zh_TW"/>
-          </w:rPr>
-          <w:rPr>
-            <w:color w:val="0000EE"/>
-            <w:u w:val="single"/>
-          </w:rPr>
-          <w:t>啟20:14–15</w:t>
-        </w:r>
-      </w:hyperlink>
-      <w:r>
-        <w:rPr>
-          <w:lang w:val="zh_TW" w:bidi="zh_TW"/>
-        </w:rPr>
-        <w:t>），最終所有不敬虔的人（</w:t>
-      </w:r>
-      <w:hyperlink r:id="rId78">
-        <w:r>
-          <w:rPr>
-            <w:lang w:val="zh_TW" w:bidi="zh_TW"/>
-          </w:rPr>
-          <w:rPr>
-            <w:color w:val="0000EE"/>
-            <w:u w:val="single"/>
-          </w:rPr>
-          <w:t>太23:15、33</w:t>
-        </w:r>
-      </w:hyperlink>
-      <w:r>
-        <w:rPr>
-          <w:lang w:val="zh_TW" w:bidi="zh_TW"/>
-        </w:rPr>
-        <w:t>）將與撒但及其使者一同被丟入其中（</w:t>
-      </w:r>
-      <w:hyperlink r:id="rId79">
-        <w:r>
-          <w:rPr>
-            <w:lang w:val="zh_TW" w:bidi="zh_TW"/>
-          </w:rPr>
-          <w:rPr>
-            <w:color w:val="0000EE"/>
-            <w:u w:val="single"/>
-          </w:rPr>
-          <w:t>太25:41；</w:t>
-        </w:r>
-      </w:hyperlink>
-      <w:hyperlink r:id="rId80">
-        <w:r>
-          <w:rPr>
-            <w:lang w:val="zh_TW" w:bidi="zh_TW"/>
-          </w:rPr>
-          <w:rPr>
-            <w:color w:val="0000EE"/>
-            <w:u w:val="single"/>
-          </w:rPr>
-          <w:t>啟9:20，</w:t>
-        </w:r>
-      </w:hyperlink>
-      <w:hyperlink r:id="rId81">
-        <w:r>
-          <w:rPr>
-            <w:lang w:val="zh_TW" w:bidi="zh_TW"/>
-          </w:rPr>
-          <w:rPr>
-            <w:color w:val="0000EE"/>
-            <w:u w:val="single"/>
-          </w:rPr>
-          <w:t>20:10</w:t>
-        </w:r>
-      </w:hyperlink>
-      <w:r>
-        <w:rPr>
-          <w:lang w:val="zh_TW" w:bidi="zh_TW"/>
-        </w:rPr>
-        <w:t>）。</w:t>
-      </w:r>
-    </w:p>
-    <w:p>
-      <w:pPr/>
-      <w:r>
-        <w:rPr>
-          <w:lang w:val="zh_TW" w:bidi="zh_TW"/>
-        </w:rPr>
-      </w:r>
-      <w:r>
-        <w:rPr>
-          <w:lang w:val="zh_TW" w:bidi="zh_TW"/>
-        </w:rPr>
-        <w:t>地獄必須與其它有關來世或最終狀態的術語仔細區分。舊約中的「陰間」（Sheol）與新約中的「陰間」（Hades）均指死者的臨時居所（在最後的審判日之前），而「地獄」（Gehenna）則明確表示惡人將永遠受懲罰的最終地點（參</w:t>
-      </w:r>
-      <w:hyperlink r:id="rId82">
-        <w:r>
-          <w:rPr>
-            <w:lang w:val="zh_TW" w:bidi="zh_TW"/>
-          </w:rPr>
-          <w:rPr>
-            <w:color w:val="0000EE"/>
-            <w:u w:val="single"/>
-          </w:rPr>
-          <w:t>詩49:14–15</w:t>
-        </w:r>
-      </w:hyperlink>
-      <w:r>
-        <w:rPr>
-          <w:lang w:val="zh_TW" w:bidi="zh_TW"/>
-        </w:rPr>
-        <w:t>與</w:t>
-      </w:r>
-      <w:hyperlink r:id="rId74">
-        <w:r>
-          <w:rPr>
-            <w:lang w:val="zh_TW" w:bidi="zh_TW"/>
-          </w:rPr>
-          <w:rPr>
-            <w:color w:val="0000EE"/>
-            <w:u w:val="single"/>
-          </w:rPr>
-          <w:t>太10:28</w:t>
-        </w:r>
-      </w:hyperlink>
-      <w:r>
-        <w:rPr>
-          <w:lang w:val="zh_TW" w:bidi="zh_TW"/>
-        </w:rPr>
-        <w:t>）。希臘文Tartarus僅出現在</w:t>
-      </w:r>
-      <w:hyperlink r:id="rId83">
-        <w:r>
-          <w:rPr>
-            <w:lang w:val="zh_TW" w:bidi="zh_TW"/>
-          </w:rPr>
-          <w:rPr>
-            <w:color w:val="0000EE"/>
-            <w:u w:val="single"/>
-          </w:rPr>
-          <w:t>彼得後書二章4節</w:t>
-        </w:r>
-      </w:hyperlink>
-      <w:r>
-        <w:rPr>
-          <w:lang w:val="zh_TW" w:bidi="zh_TW"/>
-        </w:rPr>
-        <w:t>，指的是那些參與撒但初次叛逆而墮落的天使所居住的地方。</w:t>
-      </w:r>
-    </w:p>
-    <w:p>
-      <w:pPr/>
-      <w:r>
-        <w:rPr>
-          <w:lang w:val="zh_TW" w:bidi="zh_TW"/>
-        </w:rPr>
-      </w:r>
-      <w:r>
-        <w:rPr>
-          <w:i/>
-          <w:lang w:val="zh_TW" w:bidi="zh_TW"/>
-        </w:rPr>
-        <w:t>另見</w:t>
-      </w:r>
-      <w:r>
-        <w:rPr>
-          <w:lang w:val="zh_TW" w:bidi="zh_TW"/>
-        </w:rPr>
-        <w:t xml:space="preserve"> </w:t>
-      </w:r>
-      <w:r>
-        <w:rPr>
-          <w:lang w:val="zh_TW" w:bidi="zh_TW"/>
-        </w:rPr>
-        <w:t>死者之地；</w:t>
-      </w:r>
-      <w:r>
-        <w:rPr>
-          <w:lang w:val="zh_TW" w:bidi="zh_TW"/>
-        </w:rPr>
-        <w:t>死亡；</w:t>
-      </w:r>
-      <w:r>
-        <w:rPr>
-          <w:lang w:val="zh_TW" w:bidi="zh_TW"/>
-        </w:rPr>
-        <w:t>陰間；</w:t>
-      </w:r>
-      <w:r>
-        <w:rPr>
-          <w:lang w:val="zh_TW" w:bidi="zh_TW"/>
-        </w:rPr>
-        <w:t>地獄；</w:t>
-      </w:r>
-      <w:r>
-        <w:rPr>
-          <w:lang w:val="zh_TW" w:bidi="zh_TW"/>
-        </w:rPr>
-        <w:t>陰間</w:t>
-      </w:r>
-      <w:r>
-        <w:rPr>
-          <w:lang w:val="zh_TW" w:bidi="zh_TW"/>
-        </w:rPr>
-        <w:t>。</w:t>
-      </w:r>
-      <w:r>
-        <w:rPr>
-          <w:lang w:val="zh_TW" w:bidi="zh_TW"/>
-        </w:rPr>
-      </w:r>
-      <w:r>
-        <w:rPr>
-          <w:lang w:val="zh_TW" w:bidi="zh_TW"/>
-        </w:rPr>
-      </w:r>
-    </w:p>
-    <w:p>
-      <w:pPr/>
-      <w:r>
-        <w:rPr>
-          <w:lang w:val="zh_TW" w:bidi="zh_TW"/>
-        </w:rPr>
-      </w:r>
-    </w:p>
-    <w:p>
-      <w:pPr>
-        <w:pStyle w:val="Heading2"/>
-      </w:pPr>
-      <w:r>
-        <w:rPr>
-          <w:lang w:val="zh_TW" w:bidi="zh_TW"/>
-        </w:rPr>
-        <w:t>地獄</w:t>
-      </w:r>
-      <w:r>
-        <w:rPr>
-          <w:lang w:val="zh_TW" w:bidi="zh_TW"/>
-        </w:rPr>
-      </w:r>
-    </w:p>
-    <w:p>
-      <w:pPr/>
-      <w:r>
-        <w:rPr>
-          <w:lang w:val="zh_TW" w:bidi="zh_TW"/>
-        </w:rPr>
-      </w:r>
-      <w:r>
-        <w:rPr>
-          <w:lang w:val="zh_TW" w:bidi="zh_TW"/>
-        </w:rPr>
-        <w:t>那些失喪、不悔改的惡人死後在未來要承受懲罰的地方。</w:t>
-      </w:r>
-    </w:p>
-    <w:p>
-      <w:pPr/>
-      <w:r>
-        <w:rPr>
-          <w:lang w:val="zh_TW" w:bidi="zh_TW"/>
-        </w:rPr>
-      </w:r>
-      <w:r>
-        <w:rPr>
-          <w:lang w:val="zh_TW" w:bidi="zh_TW"/>
-        </w:rPr>
-        <w:t>概述</w:t>
-      </w:r>
-    </w:p>
-    <w:p>
-      <w:pPr/>
-      <w:r>
-        <w:rPr>
-          <w:lang w:val="zh_TW" w:bidi="zh_TW"/>
-        </w:rPr>
-      </w:r>
-      <w:r>
-        <w:rPr>
-          <w:lang w:val="zh_TW" w:bidi="zh_TW"/>
-        </w:rPr>
-        <w:t>• 定義和描述</w:t>
-      </w:r>
-    </w:p>
-    <w:p>
-      <w:pPr/>
-      <w:r>
-        <w:rPr>
-          <w:lang w:val="zh_TW" w:bidi="zh_TW"/>
-        </w:rPr>
-      </w:r>
-      <w:r>
-        <w:rPr>
-          <w:lang w:val="zh_TW" w:bidi="zh_TW"/>
-        </w:rPr>
-        <w:t>• 聖經術語</w:t>
-      </w:r>
-    </w:p>
-    <w:p>
-      <w:pPr/>
-      <w:r>
-        <w:rPr>
-          <w:lang w:val="zh_TW" w:bidi="zh_TW"/>
-        </w:rPr>
-      </w:r>
-      <w:r>
-        <w:rPr>
-          <w:lang w:val="zh_TW" w:bidi="zh_TW"/>
-        </w:rPr>
-        <w:t>• 永恆懲罰的公義</w:t>
-      </w:r>
-    </w:p>
-    <w:p>
-      <w:pPr>
-        <w:pStyle w:val="Heading3"/>
-      </w:pPr>
-      <w:r>
-        <w:rPr>
-          <w:lang w:val="zh_TW" w:bidi="zh_TW"/>
-        </w:rPr>
-        <w:t>定義和描述</w:t>
-      </w:r>
-    </w:p>
-    <w:p>
-      <w:pPr/>
-      <w:r>
-        <w:rPr>
-          <w:lang w:val="zh_TW" w:bidi="zh_TW"/>
-        </w:rPr>
-      </w:r>
-      <w:r>
-        <w:rPr>
-          <w:lang w:val="zh_TW" w:bidi="zh_TW"/>
-        </w:rPr>
-        <w:t>地獄是非信徒的最終歸宿，聖經中以多種形式描述：火爐、永火、永刑（</w:t>
-      </w:r>
-      <w:hyperlink r:id="rId76">
-        <w:r>
-          <w:rPr>
-            <w:lang w:val="zh_TW" w:bidi="zh_TW"/>
-          </w:rPr>
-          <w:rPr>
-            <w:color w:val="0000EE"/>
-            <w:u w:val="single"/>
-          </w:rPr>
-          <w:t>太13:42、50</w:t>
-        </w:r>
-      </w:hyperlink>
-      <w:r>
-        <w:rPr>
-          <w:lang w:val="zh_TW" w:bidi="zh_TW"/>
-        </w:rPr>
-        <w:t>，</w:t>
-      </w:r>
-      <w:hyperlink r:id="rId84">
-        <w:r>
-          <w:rPr>
-            <w:lang w:val="zh_TW" w:bidi="zh_TW"/>
-          </w:rPr>
-          <w:rPr>
-            <w:color w:val="0000EE"/>
-            <w:u w:val="single"/>
-          </w:rPr>
-          <w:t>25:41、46</w:t>
-        </w:r>
-      </w:hyperlink>
-      <w:r>
-        <w:rPr>
-          <w:lang w:val="zh_TW" w:bidi="zh_TW"/>
-        </w:rPr>
-        <w:t>）；外邊黑暗，哀哭切齒的地方（</w:t>
-      </w:r>
-      <w:hyperlink r:id="rId85">
-        <w:r>
-          <w:rPr>
-            <w:lang w:val="zh_TW" w:bidi="zh_TW"/>
-          </w:rPr>
-          <w:rPr>
-            <w:color w:val="0000EE"/>
-            <w:u w:val="single"/>
-          </w:rPr>
-          <w:t>8:12</w:t>
-        </w:r>
-      </w:hyperlink>
-      <w:r>
-        <w:rPr>
-          <w:lang w:val="zh_TW" w:bidi="zh_TW"/>
-        </w:rPr>
-        <w:t>）；火湖，第二次的死（</w:t>
-      </w:r>
-      <w:hyperlink r:id="rId86">
-        <w:r>
-          <w:rPr>
-            <w:lang w:val="zh_TW" w:bidi="zh_TW"/>
-          </w:rPr>
-          <w:rPr>
-            <w:color w:val="0000EE"/>
-            <w:u w:val="single"/>
-          </w:rPr>
-          <w:t>啟21:8</w:t>
-        </w:r>
-      </w:hyperlink>
-      <w:r>
-        <w:rPr>
-          <w:lang w:val="zh_TW" w:bidi="zh_TW"/>
-        </w:rPr>
-        <w:t>）；魔鬼和牠的使者的地方（</w:t>
-      </w:r>
-      <w:hyperlink r:id="rId79">
-        <w:r>
-          <w:rPr>
-            <w:lang w:val="zh_TW" w:bidi="zh_TW"/>
-          </w:rPr>
-          <w:rPr>
-            <w:color w:val="0000EE"/>
-            <w:u w:val="single"/>
-          </w:rPr>
-          <w:t>太25:41</w:t>
-        </w:r>
-      </w:hyperlink>
-      <w:r>
-        <w:rPr>
-          <w:lang w:val="zh_TW" w:bidi="zh_TW"/>
-        </w:rPr>
-        <w:t>）。顯然，在地獄中的人將永遠與主隔絕，永不見到祂權能的榮光（</w:t>
-      </w:r>
-      <w:hyperlink r:id="rId87">
-        <w:r>
-          <w:rPr>
-            <w:lang w:val="zh_TW" w:bidi="zh_TW"/>
-          </w:rPr>
-          <w:rPr>
-            <w:color w:val="0000EE"/>
-            <w:u w:val="single"/>
-          </w:rPr>
-          <w:t>帖後1:9</w:t>
-        </w:r>
-      </w:hyperlink>
-      <w:r>
-        <w:rPr>
-          <w:lang w:val="zh_TW" w:bidi="zh_TW"/>
-        </w:rPr>
-        <w:t>）。那些崇拜獸的人將遭受持續的痛苦（</w:t>
-      </w:r>
-      <w:hyperlink r:id="rId88">
-        <w:r>
-          <w:rPr>
-            <w:lang w:val="zh_TW" w:bidi="zh_TW"/>
-          </w:rPr>
-          <w:rPr>
-            <w:color w:val="0000EE"/>
-            <w:u w:val="single"/>
-          </w:rPr>
-          <w:t>啟14:10–11</w:t>
-        </w:r>
-      </w:hyperlink>
-      <w:r>
-        <w:rPr>
-          <w:lang w:val="zh_TW" w:bidi="zh_TW"/>
-        </w:rPr>
-        <w:t>）。</w:t>
-      </w:r>
-    </w:p>
-    <w:p>
-      <w:pPr/>
-      <w:r>
-        <w:rPr>
-          <w:lang w:val="zh_TW" w:bidi="zh_TW"/>
-        </w:rPr>
-      </w:r>
-      <w:r>
-        <w:rPr>
-          <w:lang w:val="zh_TW" w:bidi="zh_TW"/>
-        </w:rPr>
-        <w:t>其它表達方式也表明惡人的最終狀態是永恆的，例如：「用不滅的火燒盡」（</w:t>
-      </w:r>
-      <w:hyperlink r:id="rId89">
-        <w:r>
-          <w:rPr>
-            <w:lang w:val="zh_TW" w:bidi="zh_TW"/>
-          </w:rPr>
-          <w:rPr>
-            <w:color w:val="0000EE"/>
-            <w:u w:val="single"/>
-          </w:rPr>
-          <w:t>太3:12</w:t>
-        </w:r>
-      </w:hyperlink>
-      <w:r>
-        <w:rPr>
-          <w:lang w:val="zh_TW" w:bidi="zh_TW"/>
-        </w:rPr>
-        <w:t>）；「入那不滅的火裡去……蟲是不死的，火是不滅的」（</w:t>
-      </w:r>
-      <w:hyperlink r:id="rId90">
-        <w:r>
-          <w:rPr>
-            <w:lang w:val="zh_TW" w:bidi="zh_TW"/>
-          </w:rPr>
-          <w:rPr>
-            <w:color w:val="0000EE"/>
-            <w:u w:val="single"/>
-          </w:rPr>
-          <w:t>可9:44、48</w:t>
-        </w:r>
-      </w:hyperlink>
-      <w:r>
-        <w:rPr>
-          <w:lang w:val="zh_TW" w:bidi="zh_TW"/>
-        </w:rPr>
-        <w:t>）；有罪「今世來世總不得赦免」（</w:t>
-      </w:r>
-      <w:hyperlink r:id="rId91">
-        <w:r>
-          <w:rPr>
-            <w:lang w:val="zh_TW" w:bidi="zh_TW"/>
-          </w:rPr>
-          <w:rPr>
-            <w:color w:val="0000EE"/>
-            <w:u w:val="single"/>
-          </w:rPr>
-          <w:t>太12:32</w:t>
-        </w:r>
-      </w:hyperlink>
-      <w:r>
-        <w:rPr>
-          <w:lang w:val="zh_TW" w:bidi="zh_TW"/>
-        </w:rPr>
-        <w:t>）。正確理解聖經後，沒有任何經文暗示不信者在地獄中的可怕狀態會有終止的時候。他們的命運是永遠的，帶著嚴肅的終局，並且他們痛苦的狀況永遠持續不變。（值得注意的是，有關地獄的最具描述性和決定性的話語，大多出自耶穌之口。）</w:t>
-      </w:r>
-    </w:p>
-    <w:p>
-      <w:pPr/>
-      <w:r>
-        <w:rPr>
-          <w:lang w:val="zh_TW" w:bidi="zh_TW"/>
-        </w:rPr>
-      </w:r>
-      <w:r>
-        <w:rPr>
-          <w:lang w:val="zh_TW" w:bidi="zh_TW"/>
-        </w:rPr>
-        <w:t>總結所有聖經關於地獄的記述，顯示出地獄中失去和缺乏所有美善，以及因邪惡良心帶來的痛苦和折磨。最可怕的是與神完全且應得的分離，並遠離一切純潔、聖潔和美好的事物。此外，地獄中的人也意識到自己正處在神的忿怒之下，並承受因其有意識地、自願性的犯罪而應得公義的審判與詛咒。</w:t>
-      </w:r>
-    </w:p>
-    <w:p>
-      <w:pPr/>
-      <w:r>
-        <w:rPr>
-          <w:lang w:val="zh_TW" w:bidi="zh_TW"/>
-        </w:rPr>
-      </w:r>
-      <w:r>
-        <w:rPr>
-          <w:lang w:val="zh_TW" w:bidi="zh_TW"/>
-        </w:rPr>
-        <w:t>儘管聖經對地獄的描述以非常具體和字面的方式表達，但地獄的本質不應僅限於如蟲子吞噬、鞭打、火燒或被火焚燒這樣的具體意象。這種說法並不減輕地獄的恐怖或嚴重性，因為沒有什麼比與神隔絕、良心受到邪惡的折磨更可怕。對地獄中的人而言，地獄的本質就在於與神的完全隔絕，而凡是與神隔絕的地方，人與人之間也會彼此疏離。這是最嚴重的懲罰：徹底且無法逆轉地與神隔絕，並與周圍的人為敵。這種狀況的另一個痛苦後果是與自己為敵，被內心的罪惡感和羞恥感撕裂。這是一種全面的衝突：與神、與鄰舍、與自己為敵。這就是地獄！如果對地獄的描述是比喻或象徵性的，那麼它們所代表的狀況比言辭表達的更加真實和強烈。</w:t>
-      </w:r>
-    </w:p>
-    <w:p>
-      <w:pPr/>
-      <w:r>
-        <w:rPr>
-          <w:lang w:val="zh_TW" w:bidi="zh_TW"/>
-        </w:rPr>
-      </w:r>
-      <w:r>
-        <w:rPr>
-          <w:lang w:val="zh_TW" w:bidi="zh_TW"/>
-        </w:rPr>
-        <w:t>對罪惡的懲罰是聖經中持續的教義。審判的教義與整本聖經正典同樣廣泛。代表性的經文包括</w:t>
-      </w:r>
-      <w:hyperlink r:id="rId92">
-        <w:r>
-          <w:rPr>
-            <w:lang w:val="zh_TW" w:bidi="zh_TW"/>
-          </w:rPr>
-          <w:rPr>
-            <w:color w:val="0000EE"/>
-            <w:u w:val="single"/>
-          </w:rPr>
-          <w:t>創2:17</w:t>
-        </w:r>
-      </w:hyperlink>
-      <w:r>
-        <w:rPr>
-          <w:lang w:val="zh_TW" w:bidi="zh_TW"/>
-        </w:rPr>
-        <w:t>，</w:t>
-      </w:r>
-      <w:hyperlink r:id="rId34">
-        <w:r>
-          <w:rPr>
-            <w:lang w:val="zh_TW" w:bidi="zh_TW"/>
-          </w:rPr>
-          <w:rPr>
-            <w:color w:val="0000EE"/>
-            <w:u w:val="single"/>
-          </w:rPr>
-          <w:t>3:17–19</w:t>
-        </w:r>
-      </w:hyperlink>
-      <w:r>
-        <w:rPr>
-          <w:lang w:val="zh_TW" w:bidi="zh_TW"/>
-        </w:rPr>
-        <w:t>，</w:t>
-      </w:r>
-      <w:hyperlink r:id="rId93">
-        <w:r>
-          <w:rPr>
-            <w:lang w:val="zh_TW" w:bidi="zh_TW"/>
-          </w:rPr>
-          <w:rPr>
-            <w:color w:val="0000EE"/>
-            <w:u w:val="single"/>
-          </w:rPr>
-          <w:t>4:13</w:t>
-        </w:r>
-      </w:hyperlink>
-      <w:r>
-        <w:rPr>
-          <w:lang w:val="zh_TW" w:bidi="zh_TW"/>
-        </w:rPr>
-        <w:t>；</w:t>
-      </w:r>
-      <w:hyperlink r:id="rId94">
-        <w:r>
-          <w:rPr>
-            <w:lang w:val="zh_TW" w:bidi="zh_TW"/>
-          </w:rPr>
-          <w:rPr>
-            <w:color w:val="0000EE"/>
-            <w:u w:val="single"/>
-          </w:rPr>
-          <w:t>利26:27–33</w:t>
-        </w:r>
-      </w:hyperlink>
-      <w:r>
-        <w:rPr>
-          <w:lang w:val="zh_TW" w:bidi="zh_TW"/>
-        </w:rPr>
-        <w:t>；</w:t>
-      </w:r>
-      <w:hyperlink r:id="rId95">
-        <w:r>
-          <w:rPr>
-            <w:lang w:val="zh_TW" w:bidi="zh_TW"/>
-          </w:rPr>
-          <w:rPr>
-            <w:color w:val="0000EE"/>
-            <w:u w:val="single"/>
-          </w:rPr>
-          <w:t>詩149:7</w:t>
-        </w:r>
-      </w:hyperlink>
-      <w:r>
-        <w:rPr>
-          <w:lang w:val="zh_TW" w:bidi="zh_TW"/>
-        </w:rPr>
-        <w:t>；</w:t>
-      </w:r>
-      <w:hyperlink r:id="rId96">
-        <w:r>
-          <w:rPr>
-            <w:lang w:val="zh_TW" w:bidi="zh_TW"/>
-          </w:rPr>
-          <w:rPr>
-            <w:color w:val="0000EE"/>
-            <w:u w:val="single"/>
-          </w:rPr>
-          <w:t>賽3:11</w:t>
-        </w:r>
-      </w:hyperlink>
-      <w:r>
-        <w:rPr>
-          <w:lang w:val="zh_TW" w:bidi="zh_TW"/>
-        </w:rPr>
-        <w:t>；</w:t>
-      </w:r>
-      <w:hyperlink r:id="rId97">
-        <w:r>
-          <w:rPr>
-            <w:lang w:val="zh_TW" w:bidi="zh_TW"/>
-          </w:rPr>
-          <w:rPr>
-            <w:color w:val="0000EE"/>
-            <w:u w:val="single"/>
-          </w:rPr>
-          <w:t>結14:10</w:t>
-        </w:r>
-      </w:hyperlink>
-      <w:r>
-        <w:rPr>
-          <w:lang w:val="zh_TW" w:bidi="zh_TW"/>
-        </w:rPr>
-        <w:t>；</w:t>
-      </w:r>
-      <w:hyperlink r:id="rId98">
-        <w:r>
-          <w:rPr>
-            <w:lang w:val="zh_TW" w:bidi="zh_TW"/>
-          </w:rPr>
-          <w:rPr>
-            <w:color w:val="0000EE"/>
-            <w:u w:val="single"/>
-          </w:rPr>
-          <w:t>摩1:2–2:16</w:t>
-        </w:r>
-      </w:hyperlink>
-      <w:r>
-        <w:rPr>
-          <w:lang w:val="zh_TW" w:bidi="zh_TW"/>
-        </w:rPr>
-        <w:t>；</w:t>
-      </w:r>
-      <w:hyperlink r:id="rId99">
-        <w:r>
-          <w:rPr>
-            <w:lang w:val="zh_TW" w:bidi="zh_TW"/>
-          </w:rPr>
-          <w:rPr>
-            <w:color w:val="0000EE"/>
-            <w:u w:val="single"/>
-          </w:rPr>
-          <w:t>亞14:19</w:t>
-        </w:r>
-      </w:hyperlink>
-      <w:r>
-        <w:rPr>
-          <w:lang w:val="zh_TW" w:bidi="zh_TW"/>
-        </w:rPr>
-        <w:t>；</w:t>
-      </w:r>
-      <w:hyperlink r:id="rId84">
-        <w:r>
-          <w:rPr>
-            <w:lang w:val="zh_TW" w:bidi="zh_TW"/>
-          </w:rPr>
-          <w:rPr>
-            <w:color w:val="0000EE"/>
-            <w:u w:val="single"/>
-          </w:rPr>
-          <w:t>太25:41、46</w:t>
-        </w:r>
-      </w:hyperlink>
-      <w:r>
-        <w:rPr>
-          <w:lang w:val="zh_TW" w:bidi="zh_TW"/>
-        </w:rPr>
-        <w:t>；</w:t>
-      </w:r>
-      <w:hyperlink r:id="rId100">
-        <w:r>
-          <w:rPr>
-            <w:lang w:val="zh_TW" w:bidi="zh_TW"/>
-          </w:rPr>
-          <w:rPr>
-            <w:color w:val="0000EE"/>
-            <w:u w:val="single"/>
-          </w:rPr>
-          <w:t>路16:23–24</w:t>
-        </w:r>
-      </w:hyperlink>
-      <w:r>
-        <w:rPr>
-          <w:lang w:val="zh_TW" w:bidi="zh_TW"/>
-        </w:rPr>
-        <w:t>；</w:t>
-      </w:r>
-      <w:hyperlink r:id="rId101">
-        <w:r>
-          <w:rPr>
-            <w:lang w:val="zh_TW" w:bidi="zh_TW"/>
-          </w:rPr>
-          <w:rPr>
-            <w:color w:val="0000EE"/>
-            <w:u w:val="single"/>
-          </w:rPr>
-          <w:t>羅2:5–12</w:t>
-        </w:r>
-      </w:hyperlink>
-      <w:r>
-        <w:rPr>
-          <w:lang w:val="zh_TW" w:bidi="zh_TW"/>
-        </w:rPr>
-        <w:t>；</w:t>
-      </w:r>
-      <w:hyperlink r:id="rId102">
-        <w:r>
-          <w:rPr>
-            <w:lang w:val="zh_TW" w:bidi="zh_TW"/>
-          </w:rPr>
-          <w:rPr>
-            <w:color w:val="0000EE"/>
-            <w:u w:val="single"/>
-          </w:rPr>
-          <w:t>加6:7–8</w:t>
-        </w:r>
-      </w:hyperlink>
-      <w:r>
-        <w:rPr>
-          <w:lang w:val="zh_TW" w:bidi="zh_TW"/>
-        </w:rPr>
-        <w:t>；</w:t>
-      </w:r>
-      <w:hyperlink r:id="rId103">
-        <w:r>
-          <w:rPr>
-            <w:lang w:val="zh_TW" w:bidi="zh_TW"/>
-          </w:rPr>
-          <w:rPr>
-            <w:color w:val="0000EE"/>
-            <w:u w:val="single"/>
-          </w:rPr>
-          <w:t>來10:29–31</w:t>
-        </w:r>
-      </w:hyperlink>
-      <w:r>
-        <w:rPr>
-          <w:lang w:val="zh_TW" w:bidi="zh_TW"/>
-        </w:rPr>
-        <w:t>；</w:t>
-      </w:r>
-      <w:hyperlink r:id="rId104">
-        <w:r>
-          <w:rPr>
-            <w:lang w:val="zh_TW" w:bidi="zh_TW"/>
-          </w:rPr>
-          <w:rPr>
-            <w:color w:val="0000EE"/>
-            <w:u w:val="single"/>
-          </w:rPr>
-          <w:t>啟20:11–15</w:t>
-        </w:r>
-      </w:hyperlink>
-      <w:r>
-        <w:rPr>
-          <w:lang w:val="zh_TW" w:bidi="zh_TW"/>
-        </w:rPr>
-        <w:t>。</w:t>
-      </w:r>
-    </w:p>
-    <w:p>
-      <w:pPr>
-        <w:pStyle w:val="Heading3"/>
-      </w:pPr>
-      <w:r>
-        <w:rPr>
-          <w:lang w:val="zh_TW" w:bidi="zh_TW"/>
-        </w:rPr>
-        <w:t>聖經術語</w:t>
-      </w:r>
-    </w:p>
-    <w:p>
-      <w:pPr/>
-      <w:r>
-        <w:rPr>
-          <w:lang w:val="zh_TW" w:bidi="zh_TW"/>
-        </w:rPr>
-      </w:r>
-      <w:r>
-        <w:rPr>
-          <w:lang w:val="zh_TW" w:bidi="zh_TW"/>
-        </w:rPr>
-        <w:t>希伯來文Sheol（陰間）在舊約中主要用於「墳墓、坑、離世之人的居所」（</w:t>
-      </w:r>
-      <w:hyperlink r:id="rId105">
-        <w:r>
-          <w:rPr>
-            <w:lang w:val="zh_TW" w:bidi="zh_TW"/>
-          </w:rPr>
-          <w:rPr>
-            <w:color w:val="0000EE"/>
-            <w:u w:val="single"/>
-          </w:rPr>
-          <w:t>創37:35</w:t>
-        </w:r>
-      </w:hyperlink>
-      <w:r>
-        <w:rPr>
-          <w:lang w:val="zh_TW" w:bidi="zh_TW"/>
-        </w:rPr>
-        <w:t>；</w:t>
-      </w:r>
-      <w:hyperlink r:id="rId106">
-        <w:r>
-          <w:rPr>
-            <w:lang w:val="zh_TW" w:bidi="zh_TW"/>
-          </w:rPr>
-          <w:rPr>
-            <w:color w:val="0000EE"/>
-            <w:u w:val="single"/>
-          </w:rPr>
-          <w:t>伯7:9</w:t>
-        </w:r>
-      </w:hyperlink>
-      <w:r>
-        <w:rPr>
-          <w:lang w:val="zh_TW" w:bidi="zh_TW"/>
-        </w:rPr>
-        <w:t>，</w:t>
-      </w:r>
-      <w:hyperlink r:id="rId107">
-        <w:r>
-          <w:rPr>
-            <w:lang w:val="zh_TW" w:bidi="zh_TW"/>
-          </w:rPr>
-          <w:rPr>
-            <w:color w:val="0000EE"/>
-            <w:u w:val="single"/>
-          </w:rPr>
-          <w:t>14:13</w:t>
-        </w:r>
-      </w:hyperlink>
-      <w:r>
-        <w:rPr>
-          <w:lang w:val="zh_TW" w:bidi="zh_TW"/>
-        </w:rPr>
-        <w:t>，</w:t>
-      </w:r>
-      <w:hyperlink r:id="rId108">
-        <w:r>
-          <w:rPr>
-            <w:lang w:val="zh_TW" w:bidi="zh_TW"/>
-          </w:rPr>
-          <w:rPr>
-            <w:color w:val="0000EE"/>
-            <w:u w:val="single"/>
-          </w:rPr>
-          <w:t>17:13–16</w:t>
-        </w:r>
-      </w:hyperlink>
-      <w:r>
-        <w:rPr>
-          <w:lang w:val="zh_TW" w:bidi="zh_TW"/>
-        </w:rPr>
-        <w:t>；</w:t>
-      </w:r>
-      <w:hyperlink r:id="rId109">
-        <w:r>
-          <w:rPr>
-            <w:lang w:val="zh_TW" w:bidi="zh_TW"/>
-          </w:rPr>
-          <w:rPr>
-            <w:color w:val="0000EE"/>
-            <w:u w:val="single"/>
-          </w:rPr>
-          <w:t>詩6:5</w:t>
-        </w:r>
-      </w:hyperlink>
-      <w:r>
-        <w:rPr>
-          <w:lang w:val="zh_TW" w:bidi="zh_TW"/>
-        </w:rPr>
-        <w:t>，</w:t>
-      </w:r>
-      <w:hyperlink r:id="rId110">
-        <w:r>
-          <w:rPr>
-            <w:lang w:val="zh_TW" w:bidi="zh_TW"/>
-          </w:rPr>
-          <w:rPr>
-            <w:color w:val="0000EE"/>
-            <w:u w:val="single"/>
-          </w:rPr>
-          <w:t>16:10</w:t>
-        </w:r>
-      </w:hyperlink>
-      <w:r>
-        <w:rPr>
-          <w:lang w:val="zh_TW" w:bidi="zh_TW"/>
-        </w:rPr>
-        <w:t>，</w:t>
-      </w:r>
-      <w:hyperlink r:id="rId111">
-        <w:r>
-          <w:rPr>
-            <w:lang w:val="zh_TW" w:bidi="zh_TW"/>
-          </w:rPr>
-          <w:rPr>
-            <w:color w:val="0000EE"/>
-            <w:u w:val="single"/>
-          </w:rPr>
-          <w:t>55:15</w:t>
-        </w:r>
-      </w:hyperlink>
-      <w:r>
-        <w:rPr>
-          <w:lang w:val="zh_TW" w:bidi="zh_TW"/>
-        </w:rPr>
-        <w:t>；</w:t>
-      </w:r>
-      <w:hyperlink r:id="rId112">
-        <w:r>
-          <w:rPr>
-            <w:lang w:val="zh_TW" w:bidi="zh_TW"/>
-          </w:rPr>
-          <w:rPr>
-            <w:color w:val="0000EE"/>
-            <w:u w:val="single"/>
-          </w:rPr>
-          <w:t>箴9:18</w:t>
-        </w:r>
-      </w:hyperlink>
-      <w:r>
-        <w:rPr>
-          <w:lang w:val="zh_TW" w:bidi="zh_TW"/>
-        </w:rPr>
-        <w:t>；</w:t>
-      </w:r>
-      <w:hyperlink r:id="rId113">
-        <w:r>
-          <w:rPr>
-            <w:lang w:val="zh_TW" w:bidi="zh_TW"/>
-          </w:rPr>
-          <w:rPr>
-            <w:color w:val="0000EE"/>
-            <w:u w:val="single"/>
-          </w:rPr>
-          <w:t>傳9:10</w:t>
-        </w:r>
-      </w:hyperlink>
-      <w:r>
-        <w:rPr>
-          <w:lang w:val="zh_TW" w:bidi="zh_TW"/>
-        </w:rPr>
-        <w:t>；</w:t>
-      </w:r>
-      <w:hyperlink r:id="rId114">
-        <w:r>
-          <w:rPr>
-            <w:lang w:val="zh_TW" w:bidi="zh_TW"/>
-          </w:rPr>
-          <w:rPr>
-            <w:color w:val="0000EE"/>
-            <w:u w:val="single"/>
-          </w:rPr>
-          <w:t>賽14:11</w:t>
-        </w:r>
-      </w:hyperlink>
-      <w:r>
-        <w:rPr>
-          <w:lang w:val="zh_TW" w:bidi="zh_TW"/>
-        </w:rPr>
-        <w:t>，</w:t>
-      </w:r>
-      <w:hyperlink r:id="rId115">
-        <w:r>
-          <w:rPr>
-            <w:lang w:val="zh_TW" w:bidi="zh_TW"/>
-          </w:rPr>
-          <w:rPr>
-            <w:color w:val="0000EE"/>
-            <w:u w:val="single"/>
-          </w:rPr>
-          <w:t>38:10–12、18</w:t>
-        </w:r>
-      </w:hyperlink>
-      <w:r>
-        <w:rPr>
-          <w:lang w:val="zh_TW" w:bidi="zh_TW"/>
-        </w:rPr>
-        <w:t>）。在舊約中，善惡的最終歸宿似乎沒有很明確的區別。他們都同樣去到墳墓，進入一個下面的世界，這個世界充滿了陰暗、疲憊、黑暗、腐朽與遺忘，遠離神的同在（</w:t>
-      </w:r>
-      <w:hyperlink r:id="rId116">
-        <w:r>
-          <w:rPr>
-            <w:lang w:val="zh_TW" w:bidi="zh_TW"/>
-          </w:rPr>
-          <w:rPr>
-            <w:color w:val="0000EE"/>
-            <w:u w:val="single"/>
-          </w:rPr>
-          <w:t>伯10:20–22</w:t>
-        </w:r>
-      </w:hyperlink>
-      <w:r>
-        <w:rPr>
-          <w:lang w:val="zh_TW" w:bidi="zh_TW"/>
-        </w:rPr>
-        <w:t>；</w:t>
-      </w:r>
-      <w:hyperlink r:id="rId117">
-        <w:r>
-          <w:rPr>
-            <w:lang w:val="zh_TW" w:bidi="zh_TW"/>
-          </w:rPr>
-          <w:rPr>
-            <w:color w:val="0000EE"/>
-            <w:u w:val="single"/>
-          </w:rPr>
-          <w:t>詩88:3–6</w:t>
-        </w:r>
-      </w:hyperlink>
-      <w:r>
-        <w:rPr>
-          <w:lang w:val="zh_TW" w:bidi="zh_TW"/>
-        </w:rPr>
-        <w:t>），然而，仍然在神的掌管之下（</w:t>
-      </w:r>
-      <w:hyperlink r:id="rId118">
-        <w:r>
-          <w:rPr>
-            <w:lang w:val="zh_TW" w:bidi="zh_TW"/>
-          </w:rPr>
-          <w:rPr>
-            <w:color w:val="0000EE"/>
-            <w:u w:val="single"/>
-          </w:rPr>
-          <w:t>伯26:6</w:t>
-        </w:r>
-      </w:hyperlink>
-      <w:r>
-        <w:rPr>
-          <w:lang w:val="zh_TW" w:bidi="zh_TW"/>
-        </w:rPr>
-        <w:t>；</w:t>
-      </w:r>
-      <w:hyperlink r:id="rId119">
-        <w:r>
-          <w:rPr>
-            <w:lang w:val="zh_TW" w:bidi="zh_TW"/>
-          </w:rPr>
-          <w:rPr>
-            <w:color w:val="0000EE"/>
-            <w:u w:val="single"/>
-          </w:rPr>
-          <w:t>詩138:8</w:t>
-        </w:r>
-      </w:hyperlink>
-      <w:r>
-        <w:rPr>
-          <w:lang w:val="zh_TW" w:bidi="zh_TW"/>
-        </w:rPr>
-        <w:t>；</w:t>
-      </w:r>
-      <w:hyperlink r:id="rId120">
-        <w:r>
-          <w:rPr>
-            <w:lang w:val="zh_TW" w:bidi="zh_TW"/>
-          </w:rPr>
-          <w:rPr>
-            <w:color w:val="0000EE"/>
-            <w:u w:val="single"/>
-          </w:rPr>
-          <w:t>摩9:2</w:t>
-        </w:r>
-      </w:hyperlink>
-      <w:r>
-        <w:rPr>
-          <w:lang w:val="zh_TW" w:bidi="zh_TW"/>
-        </w:rPr>
-        <w:t>）。這是一個寂靜（</w:t>
-      </w:r>
-      <w:hyperlink r:id="rId121">
-        <w:r>
-          <w:rPr>
-            <w:lang w:val="zh_TW" w:bidi="zh_TW"/>
-          </w:rPr>
-          <w:rPr>
-            <w:color w:val="0000EE"/>
-            <w:u w:val="single"/>
-          </w:rPr>
-          <w:t>詩94:17</w:t>
-        </w:r>
-      </w:hyperlink>
-      <w:r>
-        <w:rPr>
-          <w:lang w:val="zh_TW" w:bidi="zh_TW"/>
-        </w:rPr>
-        <w:t>，</w:t>
-      </w:r>
-      <w:hyperlink r:id="rId122">
-        <w:r>
-          <w:rPr>
-            <w:lang w:val="zh_TW" w:bidi="zh_TW"/>
-          </w:rPr>
-          <w:rPr>
-            <w:color w:val="0000EE"/>
-            <w:u w:val="single"/>
-          </w:rPr>
-          <w:t>115:17</w:t>
-        </w:r>
-      </w:hyperlink>
-      <w:r>
-        <w:rPr>
-          <w:lang w:val="zh_TW" w:bidi="zh_TW"/>
-        </w:rPr>
-        <w:t>）和安息（</w:t>
-      </w:r>
-      <w:hyperlink r:id="rId123">
-        <w:r>
-          <w:rPr>
-            <w:lang w:val="zh_TW" w:bidi="zh_TW"/>
-          </w:rPr>
-          <w:rPr>
-            <w:color w:val="0000EE"/>
-            <w:u w:val="single"/>
-          </w:rPr>
-          <w:t>伯3:17</w:t>
-        </w:r>
-      </w:hyperlink>
-      <w:r>
-        <w:rPr>
-          <w:lang w:val="zh_TW" w:bidi="zh_TW"/>
-        </w:rPr>
-        <w:t>）之處。然而，某些經文似乎暗示陰間中有某種意識、盼望和交流（</w:t>
-      </w:r>
-      <w:hyperlink r:id="rId124">
-        <w:r>
-          <w:rPr>
-            <w:lang w:val="zh_TW" w:bidi="zh_TW"/>
-          </w:rPr>
-          <w:rPr>
-            <w:color w:val="0000EE"/>
-            <w:u w:val="single"/>
-          </w:rPr>
-          <w:t>伯14:13–15</w:t>
-        </w:r>
-      </w:hyperlink>
-      <w:r>
-        <w:rPr>
-          <w:lang w:val="zh_TW" w:bidi="zh_TW"/>
-        </w:rPr>
-        <w:t>，</w:t>
-      </w:r>
-      <w:hyperlink r:id="rId125">
-        <w:r>
-          <w:rPr>
-            <w:lang w:val="zh_TW" w:bidi="zh_TW"/>
-          </w:rPr>
-          <w:rPr>
-            <w:color w:val="0000EE"/>
-            <w:u w:val="single"/>
-          </w:rPr>
-          <w:t>19:25–27</w:t>
-        </w:r>
-      </w:hyperlink>
-      <w:r>
-        <w:rPr>
-          <w:lang w:val="zh_TW" w:bidi="zh_TW"/>
-        </w:rPr>
-        <w:t>；</w:t>
-      </w:r>
-      <w:hyperlink r:id="rId110">
-        <w:r>
-          <w:rPr>
-            <w:lang w:val="zh_TW" w:bidi="zh_TW"/>
-          </w:rPr>
-          <w:rPr>
-            <w:color w:val="0000EE"/>
-            <w:u w:val="single"/>
-          </w:rPr>
-          <w:t>詩16:10</w:t>
-        </w:r>
-      </w:hyperlink>
-      <w:r>
-        <w:rPr>
-          <w:lang w:val="zh_TW" w:bidi="zh_TW"/>
-        </w:rPr>
-        <w:t>，</w:t>
-      </w:r>
-      <w:hyperlink r:id="rId126">
-        <w:r>
-          <w:rPr>
-            <w:lang w:val="zh_TW" w:bidi="zh_TW"/>
-          </w:rPr>
-          <w:rPr>
-            <w:color w:val="0000EE"/>
-            <w:u w:val="single"/>
-          </w:rPr>
-          <w:t>49:15</w:t>
-        </w:r>
-      </w:hyperlink>
-      <w:r>
-        <w:rPr>
-          <w:lang w:val="zh_TW" w:bidi="zh_TW"/>
-        </w:rPr>
-        <w:t>；</w:t>
-      </w:r>
-      <w:hyperlink r:id="rId127">
-        <w:r>
-          <w:rPr>
-            <w:lang w:val="zh_TW" w:bidi="zh_TW"/>
-          </w:rPr>
-          <w:rPr>
-            <w:color w:val="0000EE"/>
-            <w:u w:val="single"/>
-          </w:rPr>
-          <w:t>賽14:9–10</w:t>
-        </w:r>
-      </w:hyperlink>
-      <w:r>
-        <w:rPr>
-          <w:lang w:val="zh_TW" w:bidi="zh_TW"/>
-        </w:rPr>
-        <w:t>；</w:t>
-      </w:r>
-      <w:hyperlink r:id="rId128">
-        <w:r>
-          <w:rPr>
-            <w:lang w:val="zh_TW" w:bidi="zh_TW"/>
-          </w:rPr>
-          <w:rPr>
-            <w:color w:val="0000EE"/>
-            <w:u w:val="single"/>
-          </w:rPr>
-          <w:t>結32:21</w:t>
-        </w:r>
-      </w:hyperlink>
-      <w:r>
-        <w:rPr>
-          <w:lang w:val="zh_TW" w:bidi="zh_TW"/>
-        </w:rPr>
-        <w:t>）。少數經文暗示了死後可能面臨的神的審判威脅（</w:t>
-      </w:r>
-      <w:hyperlink r:id="rId129">
-        <w:r>
-          <w:rPr>
-            <w:lang w:val="zh_TW" w:bidi="zh_TW"/>
-          </w:rPr>
-          <w:rPr>
-            <w:color w:val="0000EE"/>
-            <w:u w:val="single"/>
-          </w:rPr>
-          <w:t>詩9:17</w:t>
-        </w:r>
-      </w:hyperlink>
-      <w:r>
-        <w:rPr>
-          <w:lang w:val="zh_TW" w:bidi="zh_TW"/>
-        </w:rPr>
-        <w:t>，</w:t>
-      </w:r>
-      <w:hyperlink r:id="rId111">
-        <w:r>
-          <w:rPr>
-            <w:lang w:val="zh_TW" w:bidi="zh_TW"/>
-          </w:rPr>
-          <w:rPr>
-            <w:color w:val="0000EE"/>
-            <w:u w:val="single"/>
-          </w:rPr>
-          <w:t>55:15</w:t>
-        </w:r>
-      </w:hyperlink>
-      <w:r>
-        <w:rPr>
-          <w:lang w:val="zh_TW" w:bidi="zh_TW"/>
-        </w:rPr>
-        <w:t>）。總的來說，陰間被視為令人憂慮和恐懼的地方（</w:t>
-      </w:r>
-      <w:hyperlink r:id="rId130">
-        <w:r>
-          <w:rPr>
-            <w:lang w:val="zh_TW" w:bidi="zh_TW"/>
-          </w:rPr>
-          <w:rPr>
-            <w:color w:val="0000EE"/>
-            <w:u w:val="single"/>
-          </w:rPr>
-          <w:t>申32:22</w:t>
-        </w:r>
-      </w:hyperlink>
-      <w:r>
-        <w:rPr>
-          <w:lang w:val="zh_TW" w:bidi="zh_TW"/>
-        </w:rPr>
-        <w:t>；</w:t>
-      </w:r>
-      <w:hyperlink r:id="rId131">
-        <w:r>
-          <w:rPr>
-            <w:lang w:val="zh_TW" w:bidi="zh_TW"/>
-          </w:rPr>
-          <w:rPr>
-            <w:color w:val="0000EE"/>
-            <w:u w:val="single"/>
-          </w:rPr>
-          <w:t>賽38:18</w:t>
-        </w:r>
-      </w:hyperlink>
-      <w:r>
-        <w:rPr>
-          <w:lang w:val="zh_TW" w:bidi="zh_TW"/>
-        </w:rPr>
-        <w:t>）。</w:t>
-      </w:r>
-    </w:p>
-    <w:p>
-      <w:pPr/>
-      <w:r>
-        <w:rPr>
-          <w:lang w:val="zh_TW" w:bidi="zh_TW"/>
-        </w:rPr>
-      </w:r>
-      <w:r>
-        <w:rPr>
-          <w:lang w:val="zh_TW" w:bidi="zh_TW"/>
-        </w:rPr>
-        <w:t>直到後聖經時期的猶太文獻，即在舊約結束和新約開始之間發展起來的著作，才開始明確區分義人與惡人的最終歸宿。在陰間內部善惡分隔的概念得到了發展。顯而易見，儘管這個概念比較模糊和不確定，但猶太思想（正如整部舊約所反映的）包含著一種信念，即死後會有未來和持續的存在。</w:t>
-      </w:r>
-    </w:p>
-    <w:p>
-      <w:pPr/>
-      <w:r>
-        <w:rPr>
-          <w:lang w:val="zh_TW" w:bidi="zh_TW"/>
-        </w:rPr>
-      </w:r>
-      <w:r>
-        <w:rPr>
-          <w:lang w:val="zh_TW" w:bidi="zh_TW"/>
-        </w:rPr>
-        <w:t>新約中的希臘文hades（陰間）與舊約中的Sheol用法非常相似。事實上，七十士譯本（舊約的希臘文譯本）的譯者使用它來表示Sheol。它通常指的是死者的地方或狀態、墳墓或死亡本身。在某些譯本中，這個詞未被翻譯，而是直接音譯為hades。新約並不總是明確說明hades的含義，除了剛才所描述的內容之外。這個詞的使用通常並未揭示死者的具體狀況。然而，有些經文表明它比舊約中的Sheol有更明顯的進步其中一節明確將hades描述為惡人的刑罰之處，適當地翻譯為「地獄」（</w:t>
-      </w:r>
-      <w:hyperlink r:id="rId132">
-        <w:r>
-          <w:rPr>
-            <w:lang w:val="zh_TW" w:bidi="zh_TW"/>
-          </w:rPr>
-          <w:rPr>
-            <w:color w:val="0000EE"/>
-            <w:u w:val="single"/>
-          </w:rPr>
-          <w:t>路16:23</w:t>
-        </w:r>
-      </w:hyperlink>
-      <w:r>
-        <w:rPr>
-          <w:lang w:val="zh_TW" w:bidi="zh_TW"/>
-        </w:rPr>
-        <w:t>）。在所有其它例子中，hades僅指死亡的居所。</w:t>
-      </w:r>
-    </w:p>
-    <w:p>
-      <w:pPr/>
-      <w:r>
-        <w:rPr>
-          <w:lang w:val="zh_TW" w:bidi="zh_TW"/>
-        </w:rPr>
-      </w:r>
-      <w:r>
-        <w:rPr>
-          <w:lang w:val="zh_TW" w:bidi="zh_TW"/>
-        </w:rPr>
-        <w:t>新約中的希臘文Gehenna用於描述罪人的火刑之地，通常翻譯為「地獄」或「地獄之火」（</w:t>
-      </w:r>
-      <w:hyperlink r:id="rId133">
-        <w:r>
-          <w:rPr>
-            <w:lang w:val="zh_TW" w:bidi="zh_TW"/>
-          </w:rPr>
-          <w:rPr>
-            <w:color w:val="0000EE"/>
-            <w:u w:val="single"/>
-          </w:rPr>
-          <w:t>太5:22、29–30，</w:t>
-        </w:r>
-      </w:hyperlink>
-      <w:hyperlink r:id="rId74">
-        <w:r>
-          <w:rPr>
-            <w:lang w:val="zh_TW" w:bidi="zh_TW"/>
-          </w:rPr>
-          <w:rPr>
-            <w:color w:val="0000EE"/>
-            <w:u w:val="single"/>
-          </w:rPr>
-          <w:t>10:28</w:t>
-        </w:r>
-      </w:hyperlink>
-      <w:r>
-        <w:rPr>
-          <w:lang w:val="zh_TW" w:bidi="zh_TW"/>
-        </w:rPr>
-        <w:t>，</w:t>
-      </w:r>
-      <w:hyperlink r:id="rId75">
-        <w:r>
-          <w:rPr>
-            <w:lang w:val="zh_TW" w:bidi="zh_TW"/>
-          </w:rPr>
-          <w:rPr>
-            <w:color w:val="0000EE"/>
-            <w:u w:val="single"/>
-          </w:rPr>
-          <w:t>18:9</w:t>
-        </w:r>
-      </w:hyperlink>
-      <w:r>
-        <w:rPr>
-          <w:lang w:val="zh_TW" w:bidi="zh_TW"/>
-        </w:rPr>
-        <w:t>，</w:t>
-      </w:r>
-      <w:hyperlink r:id="rId78">
-        <w:r>
-          <w:rPr>
-            <w:lang w:val="zh_TW" w:bidi="zh_TW"/>
-          </w:rPr>
-          <w:rPr>
-            <w:color w:val="0000EE"/>
-            <w:u w:val="single"/>
-          </w:rPr>
-          <w:t>23:15、33</w:t>
-        </w:r>
-      </w:hyperlink>
-      <w:r>
-        <w:rPr>
-          <w:lang w:val="zh_TW" w:bidi="zh_TW"/>
-        </w:rPr>
-        <w:t>；</w:t>
-      </w:r>
-      <w:hyperlink r:id="rId134">
-        <w:r>
-          <w:rPr>
-            <w:lang w:val="zh_TW" w:bidi="zh_TW"/>
-          </w:rPr>
-          <w:rPr>
-            <w:color w:val="0000EE"/>
-            <w:u w:val="single"/>
-          </w:rPr>
-          <w:t>可9:43、45、47</w:t>
-        </w:r>
-      </w:hyperlink>
-      <w:r>
-        <w:rPr>
-          <w:lang w:val="zh_TW" w:bidi="zh_TW"/>
-        </w:rPr>
-        <w:t>；</w:t>
-      </w:r>
-      <w:hyperlink r:id="rId135">
-        <w:r>
-          <w:rPr>
-            <w:lang w:val="zh_TW" w:bidi="zh_TW"/>
-          </w:rPr>
-          <w:rPr>
-            <w:color w:val="0000EE"/>
-            <w:u w:val="single"/>
-          </w:rPr>
-          <w:t>雅3:6</w:t>
-        </w:r>
-      </w:hyperlink>
-      <w:r>
-        <w:rPr>
-          <w:lang w:val="zh_TW" w:bidi="zh_TW"/>
-        </w:rPr>
-        <w:t>）。這個詞通常與最後的審判聯繫在一起，並暗示所說的懲罰是永恆的。Gehenna源自舊約中的希伯來文「欣嫩谷（valley of Hinnom）」，這是一條位於耶路撒冷南側的山谷。此谷曾是偶像崇拜的中心，在那裡，人們將兒童火燒獻給異教神摩洛（</w:t>
-      </w:r>
-      <w:hyperlink r:id="rId61">
-        <w:r>
-          <w:rPr>
-            <w:lang w:val="zh_TW" w:bidi="zh_TW"/>
-          </w:rPr>
-          <w:rPr>
-            <w:color w:val="0000EE"/>
-            <w:u w:val="single"/>
-          </w:rPr>
-          <w:t>代下28:3</w:t>
-        </w:r>
-      </w:hyperlink>
-      <w:r>
-        <w:rPr>
-          <w:lang w:val="zh_TW" w:bidi="zh_TW"/>
-        </w:rPr>
-        <w:t>，</w:t>
-      </w:r>
-      <w:hyperlink r:id="rId62">
-        <w:r>
-          <w:rPr>
-            <w:lang w:val="zh_TW" w:bidi="zh_TW"/>
-          </w:rPr>
-          <w:rPr>
-            <w:color w:val="0000EE"/>
-            <w:u w:val="single"/>
-          </w:rPr>
-          <w:t>33:6</w:t>
-        </w:r>
-      </w:hyperlink>
-      <w:r>
-        <w:rPr>
-          <w:lang w:val="zh_TW" w:bidi="zh_TW"/>
-        </w:rPr>
-        <w:t>）。在約西亞時期，這個地方因為死人的骨頭和垃圾而變得可憎（</w:t>
-      </w:r>
-      <w:hyperlink r:id="rId136">
-        <w:r>
-          <w:rPr>
-            <w:lang w:val="zh_TW" w:bidi="zh_TW"/>
-          </w:rPr>
-          <w:rPr>
-            <w:color w:val="0000EE"/>
-            <w:u w:val="single"/>
-          </w:rPr>
-          <w:t>王下23:10–14</w:t>
-        </w:r>
-      </w:hyperlink>
-      <w:r>
-        <w:rPr>
-          <w:lang w:val="zh_TW" w:bidi="zh_TW"/>
-        </w:rPr>
-        <w:t>），並成為耶路撒冷的垃圾場。持續燃燒的火使這裡成為地獄之火的象徵，表示失喪者在痛苦中被燒盡。這是對偶像崇拜者和不順服者的審判象徵（</w:t>
-      </w:r>
-      <w:hyperlink r:id="rId137">
-        <w:r>
-          <w:rPr>
-            <w:lang w:val="zh_TW" w:bidi="zh_TW"/>
-          </w:rPr>
-          <w:rPr>
-            <w:color w:val="0000EE"/>
-            <w:u w:val="single"/>
-          </w:rPr>
-          <w:t>耶7:31–34，</w:t>
-        </w:r>
-      </w:hyperlink>
-      <w:hyperlink r:id="rId64">
-        <w:r>
-          <w:rPr>
-            <w:lang w:val="zh_TW" w:bidi="zh_TW"/>
-          </w:rPr>
-          <w:rPr>
-            <w:color w:val="0000EE"/>
-            <w:u w:val="single"/>
-          </w:rPr>
-          <w:t>32:35</w:t>
-        </w:r>
-      </w:hyperlink>
-      <w:r>
-        <w:rPr>
-          <w:lang w:val="zh_TW" w:bidi="zh_TW"/>
-        </w:rPr>
-        <w:t>）。</w:t>
-      </w:r>
-    </w:p>
-    <w:p>
-      <w:pPr/>
-      <w:r>
-        <w:rPr>
-          <w:lang w:val="zh_TW" w:bidi="zh_TW"/>
-        </w:rPr>
-      </w:r>
-      <w:r>
-        <w:rPr>
-          <w:lang w:val="zh_TW" w:bidi="zh_TW"/>
-        </w:rPr>
-        <w:t>另一個用來指地獄或「地下」的希臘文Tartarus（</w:t>
-      </w:r>
-      <w:hyperlink r:id="rId83">
-        <w:r>
-          <w:rPr>
-            <w:lang w:val="zh_TW" w:bidi="zh_TW"/>
-          </w:rPr>
-          <w:rPr>
-            <w:color w:val="0000EE"/>
-            <w:u w:val="single"/>
-          </w:rPr>
-          <w:t>彼後2:4</w:t>
-        </w:r>
-      </w:hyperlink>
-      <w:r>
-        <w:rPr>
-          <w:lang w:val="zh_TW" w:bidi="zh_TW"/>
-        </w:rPr>
-        <w:t>），這是一個古典用詞，指永刑之地。使徒彼得用它來描述那些墮落的天使被投入地獄，「交在黑暗坑中，等候審判」。</w:t>
-      </w:r>
-    </w:p>
-    <w:p>
-      <w:pPr/>
-      <w:r>
-        <w:rPr>
-          <w:lang w:val="zh_TW" w:bidi="zh_TW"/>
-        </w:rPr>
-      </w:r>
-      <w:r>
-        <w:rPr>
-          <w:lang w:val="zh_TW" w:bidi="zh_TW"/>
-        </w:rPr>
-        <w:t>如上所述，除了這些術語外，還有一些非常明確且生動的詞句，清楚地教導了經本開頭所闡述的地獄教義。聖經的教義主要由這些決定性的詞句確立，而不是那些模糊但經常使用的Sheol和Hades兩個術語。</w:t>
-      </w:r>
-    </w:p>
-    <w:p>
-      <w:pPr>
-        <w:pStyle w:val="Heading3"/>
-      </w:pPr>
-      <w:r>
-        <w:rPr>
-          <w:lang w:val="zh_TW" w:bidi="zh_TW"/>
-        </w:rPr>
-        <w:t>永罰的公義性</w:t>
-      </w:r>
-    </w:p>
-    <w:p>
-      <w:pPr/>
-      <w:r>
-        <w:rPr>
-          <w:lang w:val="zh_TW" w:bidi="zh_TW"/>
-        </w:rPr>
-      </w:r>
-      <w:r>
-        <w:rPr>
-          <w:lang w:val="zh_TW" w:bidi="zh_TW"/>
-        </w:rPr>
-        <w:t>我們很難理解聖潔的神一方面憎惡一切邪惡，但另一方面祂卻愛那些作惡的人，甚至願意犧牲祂的獨生子來拯救他們脫離罪惡。神的忿怒是聖潔的神的必然反應，因為祂憎恨一切與祂公義本性相悖的事物。當唯一能救贖人類罪孽的途徑被拒絕，並且慈愛、尋求與悖逆的罪人和好的神的所有呼籲都被拒絕時，神別無選擇，只能讓罪人走上他自己選擇的命運。對罪的懲罰是聖潔對道德對立之事物的必然和不可避免的回應，並且只要罪的狀態持續存在，懲罰就必須持續存在。聖經中沒有任何地方表明地獄中的失喪罪人有悔改和信靠的能力。如果在今生他們沒有悔改離開罪惡，並在地上所有有利的環境和機會下接納基督為救主，就沒有理由認為他們在死後會這樣做。懲罰不會結束，直到罪惡和罪責消失。當罪人最終抵抗並拒絕聖靈的工作，即使他們因罪受到責備，卻便不再有悔改和救恩的可能。他們犯下了永遠的罪（</w:t>
-      </w:r>
-      <w:hyperlink r:id="rId138">
-        <w:r>
-          <w:rPr>
-            <w:lang w:val="zh_TW" w:bidi="zh_TW"/>
-          </w:rPr>
-          <w:rPr>
-            <w:color w:val="0000EE"/>
-            <w:u w:val="single"/>
-          </w:rPr>
-          <w:t>可3:29</w:t>
-        </w:r>
-      </w:hyperlink>
-      <w:r>
-        <w:rPr>
-          <w:lang w:val="zh_TW" w:bidi="zh_TW"/>
-        </w:rPr>
-        <w:t>；</w:t>
-      </w:r>
-      <w:hyperlink r:id="rId139">
-        <w:r>
-          <w:rPr>
-            <w:lang w:val="zh_TW" w:bidi="zh_TW"/>
-          </w:rPr>
-          <w:rPr>
-            <w:color w:val="0000EE"/>
-            <w:u w:val="single"/>
-          </w:rPr>
-          <w:t>啟22:11</w:t>
-        </w:r>
-      </w:hyperlink>
-      <w:r>
-        <w:rPr>
-          <w:lang w:val="zh_TW" w:bidi="zh_TW"/>
-        </w:rPr>
-        <w:t>），應受永遠的懲罰。</w:t>
-      </w:r>
-    </w:p>
-    <w:p>
-      <w:pPr/>
-      <w:r>
-        <w:rPr>
-          <w:lang w:val="zh_TW" w:bidi="zh_TW"/>
-        </w:rPr>
-      </w:r>
-      <w:r>
-        <w:rPr>
-          <w:lang w:val="zh_TW" w:bidi="zh_TW"/>
-        </w:rPr>
-        <w:t>地獄中信心與悔改的不可行性，也可從墮落意志的悲慘現實中看出。這種意志是由反覆叛逆神而形成和決定的。罪惡在意志中自我繁衍，性格趨於不可逆轉的固化。對於無止境的犯罪的罪人，神以無止境的懲罰作為對應回應。</w:t>
-      </w:r>
-    </w:p>
-    <w:p>
-      <w:pPr/>
-      <w:r>
-        <w:rPr>
-          <w:lang w:val="zh_TW" w:bidi="zh_TW"/>
-        </w:rPr>
-      </w:r>
-      <w:r>
-        <w:rPr>
-          <w:lang w:val="zh_TW" w:bidi="zh_TW"/>
-        </w:rPr>
-        <w:t>如果有人問：「一位慈愛的神怎能把人送入永恆的地獄？」答案應是：神並沒有為人選擇這樣的歸宿；而是人是自願選擇了這條道路。神只是同意他們自己選擇的道路，並揭示他們邪惡選擇的全部後果。必須始終記住，神不僅是慈愛的，祂也是聖潔和公義的。在一個反抗神並帶來巨大惡果的宇宙中，必須有適當的公義審判。</w:t>
-      </w:r>
-    </w:p>
-    <w:p>
-      <w:pPr/>
-      <w:r>
-        <w:rPr>
-          <w:lang w:val="zh_TW" w:bidi="zh_TW"/>
-        </w:rPr>
-      </w:r>
-      <w:r>
-        <w:rPr>
-          <w:lang w:val="zh_TW" w:bidi="zh_TW"/>
-        </w:rPr>
-        <w:t>雖然所有選擇那種命運的人在地獄中的懲罰是永恆的，但懲罰的程度會根據每個人罪責的不同而有所不同。只有神能判定這些程度，並將根據每個人的責任，以完美的公義分配懲罰。聖經中有明顯的經文顯示未來懲罰的等級差異（</w:t>
-      </w:r>
-      <w:hyperlink r:id="rId140">
-        <w:r>
-          <w:rPr>
-            <w:lang w:val="zh_TW" w:bidi="zh_TW"/>
-          </w:rPr>
-          <w:rPr>
-            <w:color w:val="0000EE"/>
-            <w:u w:val="single"/>
-          </w:rPr>
-          <w:t>太11:20–24</w:t>
-        </w:r>
-      </w:hyperlink>
-      <w:r>
-        <w:rPr>
-          <w:lang w:val="zh_TW" w:bidi="zh_TW"/>
-        </w:rPr>
-        <w:t>；</w:t>
-      </w:r>
-      <w:hyperlink r:id="rId141">
-        <w:r>
-          <w:rPr>
-            <w:lang w:val="zh_TW" w:bidi="zh_TW"/>
-          </w:rPr>
-          <w:rPr>
-            <w:color w:val="0000EE"/>
-            <w:u w:val="single"/>
-          </w:rPr>
-          <w:t>路12:47–48</w:t>
-        </w:r>
-      </w:hyperlink>
-      <w:r>
-        <w:rPr>
-          <w:lang w:val="zh_TW" w:bidi="zh_TW"/>
-        </w:rPr>
-        <w:t>；</w:t>
-      </w:r>
-      <w:hyperlink r:id="rId142">
-        <w:r>
-          <w:rPr>
-            <w:lang w:val="zh_TW" w:bidi="zh_TW"/>
-          </w:rPr>
-          <w:rPr>
-            <w:color w:val="0000EE"/>
-            <w:u w:val="single"/>
-          </w:rPr>
-          <w:t>啟20:12–13</w:t>
-        </w:r>
-      </w:hyperlink>
-      <w:r>
-        <w:rPr>
-          <w:lang w:val="zh_TW" w:bidi="zh_TW"/>
-        </w:rPr>
-        <w:t>；參</w:t>
-      </w:r>
-      <w:hyperlink r:id="rId143">
-        <w:r>
-          <w:rPr>
-            <w:lang w:val="zh_TW" w:bidi="zh_TW"/>
-          </w:rPr>
-          <w:rPr>
-            <w:color w:val="0000EE"/>
-            <w:u w:val="single"/>
-          </w:rPr>
-          <w:t>結16:48–61</w:t>
-        </w:r>
-      </w:hyperlink>
-      <w:r>
-        <w:rPr>
-          <w:lang w:val="zh_TW" w:bidi="zh_TW"/>
-        </w:rPr>
-        <w:t>）。這些經文中明顯比較了懲罰的不同強度，這與人們所享有的特權、知識和機會形成鮮明對比。</w:t>
-      </w:r>
-    </w:p>
-    <w:p>
-      <w:pPr/>
-      <w:r>
-        <w:rPr>
-          <w:lang w:val="zh_TW" w:bidi="zh_TW"/>
-        </w:rPr>
-      </w:r>
-      <w:r>
-        <w:rPr>
-          <w:lang w:val="zh_TW" w:bidi="zh_TW"/>
-        </w:rPr>
-        <w:t>由此可見，各種非合乎聖經的觀點都必須被排除，無論它們的支持者如何吸引人地呈現這些觀點，或它們在不同時代如何受歡迎。這些觀點中有一些是錯誤但有時具有說服力的教義，如普救論（universalism）、死後靈魂消滅論（annihilationism）和第二次機會論（second probation）。普救論主張神最終會拯救所有人；死後靈魂消滅論認為地獄不是一個有意識受苦的地方，而是最終的消滅；第二次機會論則是認為人們可以從地獄中被解救。我們始終必須記住，聖經是我們對地獄教義的信仰準則，無論這教義對自然理性或人情感而言多麼艱難。毫無疑問地揭示了地獄的可怕本質和永恆的持續性。拒絕或忽視這一教義將對教會的使命產生嚴重的影響。</w:t>
-      </w:r>
-    </w:p>
-    <w:p>
-      <w:pPr/>
-      <w:r>
-        <w:rPr>
-          <w:lang w:val="zh_TW" w:bidi="zh_TW"/>
-        </w:rPr>
-      </w:r>
-      <w:r>
-        <w:rPr>
-          <w:i/>
-          <w:lang w:val="zh_TW" w:bidi="zh_TW"/>
-        </w:rPr>
-        <w:t>另見</w:t>
-      </w:r>
-      <w:r>
-        <w:rPr>
-          <w:lang w:val="zh_TW" w:bidi="zh_TW"/>
-        </w:rPr>
-        <w:t xml:space="preserve"> </w:t>
-      </w:r>
-      <w:r>
-        <w:rPr>
-          <w:lang w:val="zh_TW" w:bidi="zh_TW"/>
-        </w:rPr>
-        <w:t>死者之地</w:t>
-      </w:r>
-      <w:r>
-        <w:rPr>
-          <w:lang w:val="zh_TW" w:bidi="zh_TW"/>
-        </w:rPr>
-        <w:t>，</w:t>
-      </w:r>
-      <w:r>
-        <w:rPr>
-          <w:lang w:val="zh_TW" w:bidi="zh_TW"/>
-        </w:rPr>
-        <w:t>死亡</w:t>
-      </w:r>
-      <w:r>
-        <w:rPr>
-          <w:lang w:val="zh_TW" w:bidi="zh_TW"/>
-        </w:rPr>
-        <w:t>，</w:t>
-      </w:r>
-      <w:r>
-        <w:rPr>
-          <w:lang w:val="zh_TW" w:bidi="zh_TW"/>
-        </w:rPr>
-        <w:t>地獄</w:t>
-      </w:r>
-      <w:r>
-        <w:rPr>
-          <w:lang w:val="zh_TW" w:bidi="zh_TW"/>
-        </w:rPr>
-        <w:t>，</w:t>
-      </w:r>
-      <w:r>
-        <w:rPr>
-          <w:lang w:val="zh_TW" w:bidi="zh_TW"/>
-        </w:rPr>
-        <w:t>陰間</w:t>
-      </w:r>
-      <w:r>
-        <w:rPr>
-          <w:lang w:val="zh_TW" w:bidi="zh_TW"/>
-        </w:rPr>
-        <w:t>，</w:t>
-      </w:r>
-      <w:r>
-        <w:rPr>
-          <w:lang w:val="zh_TW" w:bidi="zh_TW"/>
-        </w:rPr>
-        <w:t>中間狀態</w:t>
-      </w:r>
-      <w:r>
-        <w:rPr>
-          <w:lang w:val="zh_TW" w:bidi="zh_TW"/>
-        </w:rPr>
-        <w:t>，</w:t>
-      </w:r>
-      <w:r>
-        <w:rPr>
-          <w:lang w:val="zh_TW" w:bidi="zh_TW"/>
-        </w:rPr>
-        <w:t>陰間</w:t>
-      </w:r>
-      <w:r>
-        <w:rPr>
-          <w:lang w:val="zh_TW" w:bidi="zh_TW"/>
-        </w:rPr>
-        <w:t>，</w:t>
-      </w:r>
-      <w:r>
-        <w:rPr>
-          <w:lang w:val="zh_TW" w:bidi="zh_TW"/>
-        </w:rPr>
-        <w:t>神的忿怒</w:t>
-      </w:r>
-      <w:r>
-        <w:rPr>
-          <w:lang w:val="zh_TW" w:bidi="zh_TW"/>
-        </w:rPr>
-        <w:t>。</w:t>
-      </w:r>
-      <w:r>
-        <w:rPr>
-          <w:lang w:val="zh_TW" w:bidi="zh_TW"/>
-        </w:rPr>
-      </w:r>
-      <w:r>
-        <w:rPr>
-          <w:lang w:val="zh_TW" w:bidi="zh_TW"/>
-        </w:rPr>
-      </w:r>
-    </w:p>
-    <w:p>
-      <w:pPr/>
-      <w:r>
-        <w:rPr>
-          <w:lang w:val="zh_TW" w:bidi="zh_TW"/>
-        </w:rPr>
-      </w:r>
-    </w:p>
-    <w:p>
-      <w:pPr>
-        <w:pStyle w:val="Heading2"/>
-      </w:pPr>
-      <w:r>
-        <w:rPr>
-          <w:lang w:val="zh_TW" w:bidi="zh_TW"/>
-        </w:rPr>
-        <w:t>低加坡里</w:t>
-      </w:r>
-      <w:r>
-        <w:rPr>
-          <w:lang w:val="zh_TW" w:bidi="zh_TW"/>
-        </w:rPr>
-      </w:r>
-    </w:p>
-    <w:p>
-      <w:pPr/>
-      <w:r>
-        <w:rPr>
-          <w:lang w:val="zh_TW" w:bidi="zh_TW"/>
-        </w:rPr>
-      </w:r>
-      <w:r>
-        <w:rPr>
-          <w:lang w:val="zh_TW" w:bidi="zh_TW"/>
-        </w:rPr>
-        <w:t>低加坡里是一些城邦的聯盟，這些城是希臘人在公元前四世紀亞歷山大大帝征服該地區後定居的地方。除了位於約旦河西岸的</w:t>
-      </w:r>
-      <w:r>
-        <w:rPr>
-          <w:lang w:val="zh_TW" w:bidi="zh_TW"/>
-        </w:rPr>
-        <w:t>西古提波利斯</w:t>
-      </w:r>
-      <w:r>
-        <w:rPr>
-          <w:lang w:val="zh_TW" w:bidi="zh_TW"/>
-        </w:rPr>
-        <w:t>（Scythopolis）之外，其餘的城都位於加利利海東南方。大約在公元77年，普林尼（Pliny）記載了現存最早的這些城的名單，包括：加拿塔（Canatha）、大馬士革、迪翁（Dion）、迦大拉（Gadara）、格拉森（Gerasa）、希坡（Hippos）、比拉（Pella）、非拉鐵非、拉法納（Raphana）和西古提波利斯。</w:t>
-      </w:r>
-    </w:p>
-    <w:p>
-      <w:pPr/>
-      <w:r>
-        <w:rPr>
-          <w:lang w:val="zh_TW" w:bidi="zh_TW"/>
-        </w:rPr>
-      </w:r>
-      <w:r>
-        <w:rPr>
-          <w:lang w:val="zh_TW" w:bidi="zh_TW"/>
-        </w:rPr>
-        <w:t>隨著公元前二世紀猶太民族主義的興起，猶太王</w:t>
-      </w:r>
-      <w:r>
-        <w:rPr>
-          <w:lang w:val="zh_TW" w:bidi="zh_TW"/>
-        </w:rPr>
-        <w:t>亞歷山大·詹納烏斯（</w:t>
-      </w:r>
-      <w:r>
-        <w:rPr>
-          <w:lang w:val="zh_TW" w:bidi="zh_TW"/>
-        </w:rPr>
-        <w:t>Alexander Janneus</w:t>
-      </w:r>
-      <w:r>
-        <w:rPr>
-          <w:lang w:val="zh_TW" w:bidi="zh_TW"/>
-        </w:rPr>
-        <w:t>）</w:t>
-      </w:r>
-      <w:r>
-        <w:rPr>
-          <w:lang w:val="zh_TW" w:bidi="zh_TW"/>
-        </w:rPr>
-        <w:t>奪取了其中幾座城的控制權；這些城一直在以色列的掌控下，直到公元前63年被羅馬將軍龐培（Pompey）奪回。在耶穌的時代，低加坡里的這些城已發展為中等繁榮的貿易中心，並被整合成羅馬聯盟，用以防範可能發生的猶太叛亂。</w:t>
-      </w:r>
-    </w:p>
-    <w:p>
-      <w:pPr/>
-      <w:r>
-        <w:rPr>
-          <w:lang w:val="zh_TW" w:bidi="zh_TW"/>
-        </w:rPr>
-      </w:r>
-      <w:r>
-        <w:rPr>
-          <w:lang w:val="zh_TW" w:bidi="zh_TW"/>
-        </w:rPr>
-        <w:t>低加坡里在新約中出現了三次。第一次是在</w:t>
-      </w:r>
-      <w:hyperlink r:id="rId144">
-        <w:r>
-          <w:rPr>
-            <w:lang w:val="zh_TW" w:bidi="zh_TW"/>
-          </w:rPr>
-          <w:rPr>
-            <w:color w:val="0000EE"/>
-            <w:u w:val="single"/>
-          </w:rPr>
-          <w:t>馬太福音四章25節</w:t>
-        </w:r>
-      </w:hyperlink>
-      <w:r>
-        <w:rPr>
-          <w:lang w:val="zh_TW" w:bidi="zh_TW"/>
-        </w:rPr>
-        <w:t>，經文提到耶穌早期事工時，許多群眾（主要是希臘人和迦南人）跟隨祂。其次，在</w:t>
-      </w:r>
-      <w:hyperlink r:id="rId145">
-        <w:r>
-          <w:rPr>
-            <w:lang w:val="zh_TW" w:bidi="zh_TW"/>
-          </w:rPr>
-          <w:rPr>
-            <w:color w:val="0000EE"/>
-            <w:u w:val="single"/>
-          </w:rPr>
-          <w:t>馬可福音五章20節</w:t>
-        </w:r>
-      </w:hyperlink>
-      <w:r>
-        <w:rPr>
-          <w:lang w:val="zh_TW" w:bidi="zh_TW"/>
-        </w:rPr>
-        <w:t>，耶穌醫治的一位被鬼附著的人走遍低加坡里地區，傳揚耶穌的事蹟。最後，</w:t>
-      </w:r>
-      <w:hyperlink r:id="rId146">
-        <w:r>
-          <w:rPr>
-            <w:lang w:val="zh_TW" w:bidi="zh_TW"/>
-          </w:rPr>
-          <w:rPr>
-            <w:color w:val="0000EE"/>
-            <w:u w:val="single"/>
-          </w:rPr>
-          <w:t>馬可福音七章31節</w:t>
-        </w:r>
-      </w:hyperlink>
-      <w:r>
-        <w:rPr>
-          <w:lang w:val="zh_TW" w:bidi="zh_TW"/>
-        </w:rPr>
-        <w:t>提到耶穌從泰爾和西頓前往加利利海途中經過低加坡里地區。</w:t>
-      </w:r>
-      <w:r>
-        <w:rPr>
-          <w:lang w:val="zh_TW" w:bidi="zh_TW"/>
-        </w:rPr>
-      </w:r>
-      <w:r>
-        <w:rPr>
-          <w:lang w:val="zh_TW" w:bidi="zh_TW"/>
-        </w:rPr>
-      </w:r>
-    </w:p>
-    <w:p>
-      <w:pPr/>
-      <w:r>
-        <w:rPr>
-          <w:lang w:val="zh_TW" w:bidi="zh_TW"/>
-        </w:rPr>
-      </w:r>
-    </w:p>
-    <w:p>
-      <w:pPr>
-        <w:pStyle w:val="Heading2"/>
-      </w:pPr>
-      <w:r>
-        <w:rPr>
-          <w:lang w:val="zh_TW" w:bidi="zh_TW"/>
-        </w:rPr>
-        <w:t>底波拉</w:t>
-      </w:r>
-      <w:r>
-        <w:rPr>
-          <w:lang w:val="zh_TW" w:bidi="zh_TW"/>
-        </w:rPr>
-      </w:r>
-    </w:p>
-    <w:p>
-      <w:pPr/>
-      <w:r>
-        <w:rPr>
-          <w:lang w:val="zh_TW" w:bidi="zh_TW"/>
-        </w:rPr>
-      </w:r>
-      <w:r>
-        <w:rPr>
-          <w:lang w:val="zh_TW" w:bidi="zh_TW"/>
-        </w:rPr>
-        <w:t>底波拉是舊約聖經中兩位女性的名字。在希伯來文中，底波拉的意思是「蜜蜂」（</w:t>
-      </w:r>
-      <w:hyperlink r:id="rId147">
-        <w:r>
-          <w:rPr>
-            <w:lang w:val="zh_TW" w:bidi="zh_TW"/>
-          </w:rPr>
-          <w:rPr>
-            <w:color w:val="0000EE"/>
-            <w:u w:val="single"/>
-          </w:rPr>
-          <w:t>詩118:12</w:t>
-        </w:r>
-      </w:hyperlink>
-      <w:r>
-        <w:rPr>
-          <w:lang w:val="zh_TW" w:bidi="zh_TW"/>
-        </w:rPr>
-        <w:t>；</w:t>
-      </w:r>
-      <w:hyperlink r:id="rId148">
-        <w:r>
-          <w:rPr>
-            <w:lang w:val="zh_TW" w:bidi="zh_TW"/>
-          </w:rPr>
-          <w:rPr>
-            <w:color w:val="0000EE"/>
-            <w:u w:val="single"/>
-          </w:rPr>
-          <w:t>賽7:18</w:t>
-        </w:r>
-      </w:hyperlink>
-      <w:r>
-        <w:rPr>
-          <w:lang w:val="zh_TW" w:bidi="zh_TW"/>
-        </w:rPr>
-        <w:t>）。</w:t>
+        <w:t>「得罪」和「過犯」在聖經裡主要有兩種用法：</w:t>
       </w:r>
     </w:p>
     <w:p>
@@ -3974,43 +253,7 @@
         <w:rPr>
           <w:lang w:val="zh_TW" w:bidi="zh_TW"/>
         </w:rPr>
-        <w:t>利百加的乳母（</w:t>
-      </w:r>
-      <w:hyperlink r:id="rId149">
-        <w:r>
-          <w:rPr>
-            <w:lang w:val="zh_TW" w:bidi="zh_TW"/>
-          </w:rPr>
-          <w:rPr>
-            <w:color w:val="0000EE"/>
-            <w:u w:val="single"/>
-          </w:rPr>
-          <w:t>創35:8</w:t>
-        </w:r>
-      </w:hyperlink>
-      <w:r>
-        <w:rPr>
-          <w:lang w:val="zh_TW" w:bidi="zh_TW"/>
-        </w:rPr>
-        <w:t>）底波拉是利百加的乳母。她隨著主人雅各的家眷前往伯特利途中去世，葬在一處名為亞倫‧巴古（意即「哭泣之橡樹」）的地方。這地名顯示她深受眾人愛戴。她很可能是利百加多年相伴的朋友（見</w:t>
-      </w:r>
-      <w:hyperlink r:id="rId150">
-        <w:r>
-          <w:rPr>
-            <w:lang w:val="zh_TW" w:bidi="zh_TW"/>
-          </w:rPr>
-          <w:rPr>
-            <w:color w:val="0000EE"/>
-            <w:u w:val="single"/>
-          </w:rPr>
-          <w:t>創24:59–61</w:t>
-        </w:r>
-      </w:hyperlink>
-      <w:r>
-        <w:rPr>
-          <w:lang w:val="zh_TW" w:bidi="zh_TW"/>
-        </w:rPr>
-        <w:t>）。</w:t>
+        <w:t>自己做錯事</w:t>
       </w:r>
     </w:p>
     <w:p>
@@ -4028,133 +271,18 @@
         <w:rPr>
           <w:lang w:val="zh_TW" w:bidi="zh_TW"/>
         </w:rPr>
-        <w:t>女先知與士師（</w:t>
-      </w:r>
-      <w:hyperlink r:id="rId151">
-        <w:r>
-          <w:rPr>
-            <w:lang w:val="zh_TW" w:bidi="zh_TW"/>
-          </w:rPr>
-          <w:rPr>
-            <w:color w:val="0000EE"/>
-            <w:u w:val="single"/>
-          </w:rPr>
-          <w:t>士4–5章</w:t>
-        </w:r>
-      </w:hyperlink>
-      <w:r>
-        <w:rPr>
-          <w:lang w:val="zh_TW" w:bidi="zh_TW"/>
-        </w:rPr>
-        <w:t>）。另一位底波拉是以色列的女先知與士師。作為先知，她傳達神的信息；作為士師，她成為以色列人的領袖。雖然聖經中也有其他女性先知，但這種情形並不常見。其他女先知包括：</w:t>
+        <w:t>使別人作錯事，或使人在信心上跌倒</w:t>
       </w:r>
     </w:p>
     <w:p>
       <w:pPr>
-        <w:pStyle w:val="ListBullet"/>
-        <w:spacing w:line="240" w:lineRule="auto"/>
-        <w:ind w:left="1440"/>
-      </w:pPr>
-      <w:r>
-        <w:rPr>
-          <w:lang w:val="zh_TW" w:bidi="zh_TW"/>
-        </w:rPr>
-      </w:r>
-      <w:r>
-        <w:rPr>
-          <w:lang w:val="zh_TW" w:bidi="zh_TW"/>
-        </w:rPr>
-        <w:t>米利暗（</w:t>
-      </w:r>
-      <w:hyperlink r:id="rId152">
-        <w:r>
-          <w:rPr>
-            <w:lang w:val="zh_TW" w:bidi="zh_TW"/>
-          </w:rPr>
-          <w:rPr>
-            <w:color w:val="0000EE"/>
-            <w:u w:val="single"/>
-          </w:rPr>
-          <w:t>出15:20</w:t>
-        </w:r>
-      </w:hyperlink>
-      <w:r>
-        <w:rPr>
-          <w:lang w:val="zh_TW" w:bidi="zh_TW"/>
-        </w:rPr>
-        <w:t>）</w:t>
-      </w:r>
-    </w:p>
-    <w:p>
-      <w:pPr>
-        <w:pStyle w:val="ListBullet"/>
-        <w:spacing w:line="240" w:lineRule="auto"/>
-        <w:ind w:left="1440"/>
-      </w:pPr>
-      <w:r>
-        <w:rPr>
-          <w:lang w:val="zh_TW" w:bidi="zh_TW"/>
-        </w:rPr>
-      </w:r>
-      <w:r>
-        <w:rPr>
-          <w:lang w:val="zh_TW" w:bidi="zh_TW"/>
-        </w:rPr>
-        <w:t>戶勒大（</w:t>
-      </w:r>
-      <w:hyperlink r:id="rId153">
-        <w:r>
-          <w:rPr>
-            <w:lang w:val="zh_TW" w:bidi="zh_TW"/>
-          </w:rPr>
-          <w:rPr>
-            <w:color w:val="0000EE"/>
-            <w:u w:val="single"/>
-          </w:rPr>
-          <w:t>王下22:14</w:t>
-        </w:r>
-      </w:hyperlink>
-      <w:r>
-        <w:rPr>
-          <w:lang w:val="zh_TW" w:bidi="zh_TW"/>
-        </w:rPr>
-        <w:t>）</w:t>
-      </w:r>
-    </w:p>
-    <w:p>
-      <w:pPr>
-        <w:pStyle w:val="ListBullet"/>
-        <w:spacing w:line="240" w:lineRule="auto"/>
-        <w:ind w:left="1440"/>
-      </w:pPr>
-      <w:r>
-        <w:rPr>
-          <w:lang w:val="zh_TW" w:bidi="zh_TW"/>
-        </w:rPr>
-      </w:r>
-      <w:r>
-        <w:rPr>
-          <w:lang w:val="zh_TW" w:bidi="zh_TW"/>
-        </w:rPr>
-        <w:t>亞拿（</w:t>
-      </w:r>
-      <w:hyperlink r:id="rId154">
-        <w:r>
-          <w:rPr>
-            <w:lang w:val="zh_TW" w:bidi="zh_TW"/>
-          </w:rPr>
-          <w:rPr>
-            <w:color w:val="0000EE"/>
-            <w:u w:val="single"/>
-          </w:rPr>
-          <w:t>路2:36</w:t>
-        </w:r>
-      </w:hyperlink>
-      <w:r>
-        <w:rPr>
-          <w:lang w:val="zh_TW" w:bidi="zh_TW"/>
-        </w:rPr>
-        <w:t>）</w:t>
+        <w:pStyle w:val="Heading3"/>
+      </w:pPr>
+      <w:r>
+        <w:rPr>
+          <w:lang w:val="zh_TW" w:bidi="zh_TW"/>
+        </w:rPr>
+        <w:t>犯錯</w:t>
       </w:r>
     </w:p>
     <w:p>
@@ -4168,25 +296,7 @@
         <w:rPr>
           <w:lang w:val="zh_TW" w:bidi="zh_TW"/>
         </w:rPr>
-        <w:t>底波拉的獨特之處在於，她在故事的主要事件發生之前，便已擔任士師並帶領百姓（</w:t>
-      </w:r>
-      <w:hyperlink r:id="rId155">
-        <w:r>
-          <w:rPr>
-            <w:lang w:val="zh_TW" w:bidi="zh_TW"/>
-          </w:rPr>
-          <w:rPr>
-            <w:color w:val="0000EE"/>
-            <w:u w:val="single"/>
-          </w:rPr>
-          <w:t>士4:4</w:t>
-        </w:r>
-      </w:hyperlink>
-      <w:r>
-        <w:rPr>
-          <w:lang w:val="zh_TW" w:bidi="zh_TW"/>
-        </w:rPr>
-        <w:t>）。至於她的丈夫拉比多，則沒有其它相關記載。</w:t>
+        <w:t>在舊約聖經的希伯來文和新約聖經的希臘文裡，有許多字詞是用來指罪或作惡。當我們用「得罪」或「過犯」時，我們把重點放在得罪某個人或在律法上犯罪，也就是得罪神或得罪人。</w:t>
       </w:r>
     </w:p>
     <w:p>
@@ -4200,9 +310,9 @@
         <w:rPr>
           <w:lang w:val="zh_TW" w:bidi="zh_TW"/>
         </w:rPr>
-        <w:t>底波拉被尊稱為「以色列的母」（</w:t>
-      </w:r>
-      <w:hyperlink r:id="rId156">
+        <w:t>罪主要是得罪神。例如，以東人報復猶大，得罪耶和華，所以耶和華審判他們（</w:t>
+      </w:r>
+      <w:hyperlink r:id="rId13">
         <w:r>
           <w:rPr>
             <w:lang w:val="zh_TW" w:bidi="zh_TW"/>
@@ -4211,16 +321,16 @@
             <w:color w:val="0000EE"/>
             <w:u w:val="single"/>
           </w:rPr>
-          <w:t>士5:7</w:t>
+          <w:t>結25:12–13</w:t>
         </w:r>
       </w:hyperlink>
       <w:r>
         <w:rPr>
           <w:lang w:val="zh_TW" w:bidi="zh_TW"/>
         </w:rPr>
-        <w:t>）。她定居在一處地方，百姓會前來向她求問指引。200多年後，當士師記成書時，當地仍有一棵高大的棕樹作為標誌。雖然她居住在便雅憫地（</w:t>
-      </w:r>
-      <w:hyperlink r:id="rId157">
+        <w:t>）。以色列人拜巴力，得罪神（</w:t>
+      </w:r>
+      <w:hyperlink r:id="rId14">
         <w:r>
           <w:rPr>
             <w:lang w:val="zh_TW" w:bidi="zh_TW"/>
@@ -4229,16 +339,16 @@
             <w:color w:val="0000EE"/>
             <w:u w:val="single"/>
           </w:rPr>
-          <w:t>士4:5</w:t>
+          <w:t>何13:1</w:t>
         </w:r>
       </w:hyperlink>
       <w:r>
         <w:rPr>
           <w:lang w:val="zh_TW" w:bidi="zh_TW"/>
         </w:rPr>
-        <w:t>；參</w:t>
-      </w:r>
-      <w:hyperlink r:id="rId158">
+        <w:t>）。人違背神的律法也叫作犯罪（</w:t>
+      </w:r>
+      <w:hyperlink r:id="rId15">
         <w:r>
           <w:rPr>
             <w:lang w:val="zh_TW" w:bidi="zh_TW"/>
@@ -4247,16 +357,16 @@
             <w:color w:val="0000EE"/>
             <w:u w:val="single"/>
           </w:rPr>
-          <w:t>書16:2</w:t>
+          <w:t>申19:15</w:t>
         </w:r>
       </w:hyperlink>
       <w:r>
         <w:rPr>
           <w:lang w:val="zh_TW" w:bidi="zh_TW"/>
         </w:rPr>
-        <w:t>，</w:t>
-      </w:r>
-      <w:hyperlink r:id="rId159">
+        <w:t>，參</w:t>
+      </w:r>
+      <w:hyperlink r:id="rId16">
         <w:r>
           <w:rPr>
             <w:lang w:val="zh_TW" w:bidi="zh_TW"/>
@@ -4265,16 +375,16 @@
             <w:color w:val="0000EE"/>
             <w:u w:val="single"/>
           </w:rPr>
-          <w:t>18:13</w:t>
+          <w:t>22:26</w:t>
         </w:r>
       </w:hyperlink>
       <w:r>
         <w:rPr>
           <w:lang w:val="zh_TW" w:bidi="zh_TW"/>
         </w:rPr>
-        <w:t>），但她可能是出自北國最重要的支派——以法蓮支派；也有學者認為她來自以薩迦支派（</w:t>
-      </w:r>
-      <w:hyperlink r:id="rId160">
+        <w:t>，</w:t>
+      </w:r>
+      <w:hyperlink r:id="rId17">
         <w:r>
           <w:rPr>
             <w:lang w:val="zh_TW" w:bidi="zh_TW"/>
@@ -4283,14 +393,50 @@
             <w:color w:val="0000EE"/>
             <w:u w:val="single"/>
           </w:rPr>
-          <w:t>士5:14–15</w:t>
+          <w:t>25:2</w:t>
         </w:r>
       </w:hyperlink>
       <w:r>
         <w:rPr>
           <w:lang w:val="zh_TW" w:bidi="zh_TW"/>
         </w:rPr>
-        <w:t>）。當時，以色列各支派的組織較為鬆散，並非總是居住在所分配的地業中。</w:t>
+        <w:t>）。在新約聖經裡，雅各也提到人得罪神和犯了神的律法（</w:t>
+      </w:r>
+      <w:hyperlink r:id="rId18">
+        <w:r>
+          <w:rPr>
+            <w:lang w:val="zh_TW" w:bidi="zh_TW"/>
+          </w:rPr>
+          <w:rPr>
+            <w:color w:val="0000EE"/>
+            <w:u w:val="single"/>
+          </w:rPr>
+          <w:t>雅2:10</w:t>
+        </w:r>
+      </w:hyperlink>
+      <w:r>
+        <w:rPr>
+          <w:lang w:val="zh_TW" w:bidi="zh_TW"/>
+        </w:rPr>
+        <w:t>，</w:t>
+      </w:r>
+      <w:hyperlink r:id="rId19">
+        <w:r>
+          <w:rPr>
+            <w:lang w:val="zh_TW" w:bidi="zh_TW"/>
+          </w:rPr>
+          <w:rPr>
+            <w:color w:val="0000EE"/>
+            <w:u w:val="single"/>
+          </w:rPr>
+          <w:t>3:2</w:t>
+        </w:r>
+      </w:hyperlink>
+      <w:r>
+        <w:rPr>
+          <w:lang w:val="zh_TW" w:bidi="zh_TW"/>
+        </w:rPr>
+        <w:t>）。</w:t>
       </w:r>
     </w:p>
     <w:p>
@@ -4304,9 +450,9 @@
         <w:rPr>
           <w:lang w:val="zh_TW" w:bidi="zh_TW"/>
         </w:rPr>
-        <w:t>在底波拉卓越的領導下，裝備簡陋的以色列人於耶斯列平原擊敗了迦南人（</w:t>
-      </w:r>
-      <w:hyperlink r:id="rId161">
+        <w:t>聖經中也談到人與人之間的得罪。例如，亞伯拉罕得罪了亞比米勒（</w:t>
+      </w:r>
+      <w:hyperlink r:id="rId20">
         <w:r>
           <w:rPr>
             <w:lang w:val="zh_TW" w:bidi="zh_TW"/>
@@ -4315,16 +461,16 @@
             <w:color w:val="0000EE"/>
             <w:u w:val="single"/>
           </w:rPr>
-          <w:t>士4:15</w:t>
+          <w:t>創20:9</w:t>
         </w:r>
       </w:hyperlink>
       <w:r>
         <w:rPr>
           <w:lang w:val="zh_TW" w:bidi="zh_TW"/>
         </w:rPr>
-        <w:t>）。基順河的洪水使敵軍的戰車陷入混亂（</w:t>
-      </w:r>
-      <w:hyperlink r:id="rId162">
+        <w:t>）。法老的酒政和膳長得罪了他們的主人（</w:t>
+      </w:r>
+      <w:hyperlink r:id="rId21">
         <w:r>
           <w:rPr>
             <w:lang w:val="zh_TW" w:bidi="zh_TW"/>
@@ -4333,16 +479,16 @@
             <w:color w:val="0000EE"/>
             <w:u w:val="single"/>
           </w:rPr>
-          <w:t>士5:21–22</w:t>
+          <w:t>創40:1</w:t>
         </w:r>
       </w:hyperlink>
       <w:r>
         <w:rPr>
           <w:lang w:val="zh_TW" w:bidi="zh_TW"/>
         </w:rPr>
-        <w:t>）。迦南人潰逃向北，可能逃至米吉多附近的他納（</w:t>
-      </w:r>
-      <w:hyperlink r:id="rId163">
+        <w:t>）。有時，人只是指控別人得罪自己，其實並沒有真作錯事（例：</w:t>
+      </w:r>
+      <w:hyperlink r:id="rId22">
         <w:r>
           <w:rPr>
             <w:lang w:val="zh_TW" w:bidi="zh_TW"/>
@@ -4351,16 +497,16 @@
             <w:color w:val="0000EE"/>
             <w:u w:val="single"/>
           </w:rPr>
-          <w:t>士5:19</w:t>
+          <w:t>創31:36</w:t>
         </w:r>
       </w:hyperlink>
       <w:r>
         <w:rPr>
           <w:lang w:val="zh_TW" w:bidi="zh_TW"/>
         </w:rPr>
-        <w:t>），此後再未成為以色列境內的敵對勢力。底波拉之歌（</w:t>
-      </w:r>
-      <w:hyperlink r:id="rId164">
+        <w:t>；</w:t>
+      </w:r>
+      <w:hyperlink r:id="rId23">
         <w:r>
           <w:rPr>
             <w:lang w:val="zh_TW" w:bidi="zh_TW"/>
@@ -4369,16 +515,16 @@
             <w:color w:val="0000EE"/>
             <w:u w:val="single"/>
           </w:rPr>
-          <w:t>士5章</w:t>
+          <w:t>王下18:14</w:t>
         </w:r>
       </w:hyperlink>
       <w:r>
         <w:rPr>
           <w:lang w:val="zh_TW" w:bidi="zh_TW"/>
         </w:rPr>
-        <w:t>）則是以詩歌形式重述了對</w:t>
-      </w:r>
-      <w:hyperlink r:id="rId165">
+        <w:t>；</w:t>
+      </w:r>
+      <w:hyperlink r:id="rId24">
         <w:r>
           <w:rPr>
             <w:lang w:val="zh_TW" w:bidi="zh_TW"/>
@@ -4387,14 +533,32 @@
             <w:color w:val="0000EE"/>
             <w:u w:val="single"/>
           </w:rPr>
-          <w:t>士師記第四章</w:t>
+          <w:t>耶37:18</w:t>
         </w:r>
       </w:hyperlink>
       <w:r>
         <w:rPr>
           <w:lang w:val="zh_TW" w:bidi="zh_TW"/>
         </w:rPr>
-        <w:t>的敘事。</w:t>
+        <w:t>）。保羅在羅馬巡撫波求‧非斯都面前為自己辯護時說：「無論猶太人的律法，或是聖殿，或是凱撒，我都沒有干犯」（</w:t>
+      </w:r>
+      <w:hyperlink r:id="rId25">
+        <w:r>
+          <w:rPr>
+            <w:lang w:val="zh_TW" w:bidi="zh_TW"/>
+          </w:rPr>
+          <w:rPr>
+            <w:color w:val="0000EE"/>
+            <w:u w:val="single"/>
+          </w:rPr>
+          <w:t>徒25:8</w:t>
+        </w:r>
+      </w:hyperlink>
+      <w:r>
+        <w:rPr>
+          <w:lang w:val="zh_TW" w:bidi="zh_TW"/>
+        </w:rPr>
+        <w:t>）。</w:t>
       </w:r>
     </w:p>
     <w:p>
@@ -4406,56 +570,146 @@
       </w:r>
       <w:r>
         <w:rPr>
-          <w:i/>
-          <w:lang w:val="zh_TW" w:bidi="zh_TW"/>
-        </w:rPr>
-        <w:t>另見</w:t>
-      </w:r>
-      <w:r>
-        <w:rPr>
-          <w:lang w:val="zh_TW" w:bidi="zh_TW"/>
-        </w:rPr>
-        <w:t xml:space="preserve"> </w:t>
-      </w:r>
-      <w:r>
-        <w:rPr>
-          <w:lang w:val="zh_TW" w:bidi="zh_TW"/>
-        </w:rPr>
-        <w:t>巴拉；</w:t>
-      </w:r>
-      <w:r>
-        <w:rPr>
-          <w:lang w:val="zh_TW" w:bidi="zh_TW"/>
-        </w:rPr>
-        <w:t>底波拉之歌</w:t>
-      </w:r>
+          <w:lang w:val="zh_TW" w:bidi="zh_TW"/>
+        </w:rPr>
+        <w:t>聖經也教導人怎樣處理真正得罪神和得罪人的事。人應當承認自己有罪，並且向神認罪（</w:t>
+      </w:r>
+      <w:hyperlink r:id="rId26">
+        <w:r>
+          <w:rPr>
+            <w:lang w:val="zh_TW" w:bidi="zh_TW"/>
+          </w:rPr>
+          <w:rPr>
+            <w:color w:val="0000EE"/>
+            <w:u w:val="single"/>
+          </w:rPr>
+          <w:t>何5:15</w:t>
+        </w:r>
+      </w:hyperlink>
+      <w:r>
+        <w:rPr>
+          <w:lang w:val="zh_TW" w:bidi="zh_TW"/>
+        </w:rPr>
+        <w:t>）。人在神面前合宜的回應是：「不再犯罪」（</w:t>
+      </w:r>
+      <w:hyperlink r:id="rId27">
+        <w:r>
+          <w:rPr>
+            <w:lang w:val="zh_TW" w:bidi="zh_TW"/>
+          </w:rPr>
+          <w:rPr>
+            <w:color w:val="0000EE"/>
+            <w:u w:val="single"/>
+          </w:rPr>
+          <w:t>伯34:31</w:t>
+        </w:r>
+      </w:hyperlink>
+      <w:r>
+        <w:rPr>
+          <w:lang w:val="zh_TW" w:bidi="zh_TW"/>
+        </w:rPr>
+        <w:t>）。人需要補救自己的過犯，也要饒恕別人的過犯（</w:t>
+      </w:r>
+      <w:hyperlink r:id="rId28">
+        <w:r>
+          <w:rPr>
+            <w:lang w:val="zh_TW" w:bidi="zh_TW"/>
+          </w:rPr>
+          <w:rPr>
+            <w:color w:val="0000EE"/>
+            <w:u w:val="single"/>
+          </w:rPr>
+          <w:t>傳10:4</w:t>
+        </w:r>
+      </w:hyperlink>
       <w:r>
         <w:rPr>
           <w:lang w:val="zh_TW" w:bidi="zh_TW"/>
         </w:rPr>
         <w:t>；</w:t>
       </w:r>
-      <w:r>
-        <w:rPr>
-          <w:lang w:val="zh_TW" w:bidi="zh_TW"/>
-        </w:rPr>
-        <w:t>士師記</w:t>
-      </w:r>
-      <w:r>
-        <w:rPr>
-          <w:lang w:val="zh_TW" w:bidi="zh_TW"/>
-        </w:rPr>
-        <w:t>。</w:t>
-      </w:r>
-      <w:r>
-        <w:rPr>
-          <w:lang w:val="zh_TW" w:bidi="zh_TW"/>
-        </w:rPr>
-      </w:r>
-      <w:r>
-        <w:rPr>
-          <w:lang w:val="zh_TW" w:bidi="zh_TW"/>
-        </w:rPr>
+      <w:hyperlink r:id="rId29">
+        <w:r>
+          <w:rPr>
+            <w:lang w:val="zh_TW" w:bidi="zh_TW"/>
+          </w:rPr>
+          <w:rPr>
+            <w:color w:val="0000EE"/>
+            <w:u w:val="single"/>
+          </w:rPr>
+          <w:t>箴17:9</w:t>
+        </w:r>
+      </w:hyperlink>
+      <w:r>
+        <w:rPr>
+          <w:lang w:val="zh_TW" w:bidi="zh_TW"/>
+        </w:rPr>
+        <w:t>，</w:t>
+      </w:r>
+      <w:hyperlink r:id="rId30">
+        <w:r>
+          <w:rPr>
+            <w:lang w:val="zh_TW" w:bidi="zh_TW"/>
+          </w:rPr>
+          <w:rPr>
+            <w:color w:val="0000EE"/>
+            <w:u w:val="single"/>
+          </w:rPr>
+          <w:t>19:11</w:t>
+        </w:r>
+      </w:hyperlink>
+      <w:r>
+        <w:rPr>
+          <w:lang w:val="zh_TW" w:bidi="zh_TW"/>
+        </w:rPr>
+        <w:t>）。耶穌基督為我們的過犯而死（</w:t>
+      </w:r>
+      <w:hyperlink r:id="rId31">
+        <w:r>
+          <w:rPr>
+            <w:lang w:val="zh_TW" w:bidi="zh_TW"/>
+          </w:rPr>
+          <w:rPr>
+            <w:color w:val="0000EE"/>
+            <w:u w:val="single"/>
+          </w:rPr>
+          <w:t>羅4:25</w:t>
+        </w:r>
+      </w:hyperlink>
+      <w:r>
+        <w:rPr>
+          <w:lang w:val="zh_TW" w:bidi="zh_TW"/>
+        </w:rPr>
+        <w:t>，</w:t>
+      </w:r>
+      <w:hyperlink r:id="rId32">
+        <w:r>
+          <w:rPr>
+            <w:lang w:val="zh_TW" w:bidi="zh_TW"/>
+          </w:rPr>
+          <w:rPr>
+            <w:color w:val="0000EE"/>
+            <w:u w:val="single"/>
+          </w:rPr>
+          <w:t>5:15–21</w:t>
+        </w:r>
+      </w:hyperlink>
+      <w:r>
+        <w:rPr>
+          <w:lang w:val="zh_TW" w:bidi="zh_TW"/>
+        </w:rPr>
+        <w:t>）。人只要歸向耶穌，就能得著赦免，脫離一切罪。</w:t>
+      </w:r>
+    </w:p>
+    <w:p>
+      <w:pPr>
+        <w:pStyle w:val="Heading3"/>
+      </w:pPr>
+      <w:r>
+        <w:rPr>
+          <w:lang w:val="zh_TW" w:bidi="zh_TW"/>
+        </w:rPr>
+        <w:t>使別人犯罪</w:t>
       </w:r>
     </w:p>
     <w:p>
@@ -4465,639 +719,11 @@
           <w:lang w:val="zh_TW" w:bidi="zh_TW"/>
         </w:rPr>
       </w:r>
-    </w:p>
-    <w:p>
-      <w:pPr>
-        <w:pStyle w:val="Heading2"/>
-      </w:pPr>
-      <w:r>
-        <w:rPr>
-          <w:lang w:val="zh_TW" w:bidi="zh_TW"/>
-        </w:rPr>
-        <w:t>底但（人物）</w:t>
-      </w:r>
-      <w:r>
-        <w:rPr>
-          <w:lang w:val="zh_TW" w:bidi="zh_TW"/>
-        </w:rPr>
-      </w:r>
-    </w:p>
-    <w:p>
-      <w:pPr/>
-      <w:r>
-        <w:rPr>
-          <w:lang w:val="zh_TW" w:bidi="zh_TW"/>
-        </w:rPr>
-      </w:r>
-      <w:r>
-        <w:rPr>
-          <w:lang w:val="zh_TW" w:bidi="zh_TW"/>
-        </w:rPr>
-        <w:t>1. 挪亞的後代名單中古實的孫子。他的父親是拉瑪，他兄弟的名字是示巴（</w:t>
-      </w:r>
-      <w:hyperlink r:id="rId166">
-        <w:r>
-          <w:rPr>
-            <w:lang w:val="zh_TW" w:bidi="zh_TW"/>
-          </w:rPr>
-          <w:rPr>
-            <w:color w:val="0000EE"/>
-            <w:u w:val="single"/>
-          </w:rPr>
-          <w:t>創10:7</w:t>
-        </w:r>
-      </w:hyperlink>
-      <w:r>
-        <w:rPr>
-          <w:lang w:val="zh_TW" w:bidi="zh_TW"/>
-        </w:rPr>
-        <w:t>；</w:t>
-      </w:r>
-      <w:hyperlink r:id="rId167">
-        <w:r>
-          <w:rPr>
-            <w:lang w:val="zh_TW" w:bidi="zh_TW"/>
-          </w:rPr>
-          <w:rPr>
-            <w:color w:val="0000EE"/>
-            <w:u w:val="single"/>
-          </w:rPr>
-          <w:t>代上1:9</w:t>
-        </w:r>
-      </w:hyperlink>
-      <w:r>
-        <w:rPr>
-          <w:lang w:val="zh_TW" w:bidi="zh_TW"/>
-        </w:rPr>
-        <w:t>）。</w:t>
-      </w:r>
-    </w:p>
-    <w:p>
-      <w:pPr/>
-      <w:r>
-        <w:rPr>
-          <w:lang w:val="zh_TW" w:bidi="zh_TW"/>
-        </w:rPr>
-      </w:r>
-      <w:r>
-        <w:rPr>
-          <w:lang w:val="zh_TW" w:bidi="zh_TW"/>
-        </w:rPr>
-        <w:t>2. 亞伯拉罕和基土拉之孫 （</w:t>
-      </w:r>
-      <w:hyperlink r:id="rId168">
-        <w:r>
-          <w:rPr>
-            <w:lang w:val="zh_TW" w:bidi="zh_TW"/>
-          </w:rPr>
-          <w:rPr>
-            <w:color w:val="0000EE"/>
-            <w:u w:val="single"/>
-          </w:rPr>
-          <w:t>創25:3</w:t>
-        </w:r>
-      </w:hyperlink>
-      <w:r>
-        <w:rPr>
-          <w:lang w:val="zh_TW" w:bidi="zh_TW"/>
-        </w:rPr>
-        <w:t>）。他的父親是約珊，兄弟是示巴，</w:t>
-      </w:r>
-      <w:r>
-        <w:rPr>
-          <w:lang w:val="zh_TW" w:bidi="zh_TW"/>
-        </w:rPr>
-        <w:t>後代是亞書利族、 利都是族和利烏米族</w:t>
-      </w:r>
-      <w:r>
-        <w:rPr>
-          <w:lang w:val="zh_TW" w:bidi="zh_TW"/>
-        </w:rPr>
-        <w:t>。</w:t>
-      </w:r>
-      <w:r>
-        <w:rPr>
-          <w:lang w:val="zh_TW" w:bidi="zh_TW"/>
-        </w:rPr>
-      </w:r>
-      <w:r>
-        <w:rPr>
-          <w:lang w:val="zh_TW" w:bidi="zh_TW"/>
-        </w:rPr>
-      </w:r>
-    </w:p>
-    <w:p>
-      <w:pPr/>
-      <w:r>
-        <w:rPr>
-          <w:lang w:val="zh_TW" w:bidi="zh_TW"/>
-        </w:rPr>
-      </w:r>
-    </w:p>
-    <w:p>
-      <w:pPr>
-        <w:pStyle w:val="Heading2"/>
-      </w:pPr>
-      <w:r>
-        <w:rPr>
-          <w:lang w:val="zh_TW" w:bidi="zh_TW"/>
-        </w:rPr>
-        <w:t>底格里斯河</w:t>
-      </w:r>
-      <w:r>
-        <w:rPr>
-          <w:lang w:val="zh_TW" w:bidi="zh_TW"/>
-        </w:rPr>
-      </w:r>
-    </w:p>
-    <w:p>
-      <w:pPr/>
-      <w:r>
-        <w:rPr>
-          <w:lang w:val="zh_TW" w:bidi="zh_TW"/>
-        </w:rPr>
-      </w:r>
-      <w:r>
-        <w:rPr>
-          <w:lang w:val="zh_TW" w:bidi="zh_TW"/>
-        </w:rPr>
-        <w:t>底格里斯河是流經古代美索不達米亞地區（今日主要位於伊拉克）的兩條大河之一。聖經中僅數次提及這條河。</w:t>
-      </w:r>
-    </w:p>
-    <w:p>
-      <w:pPr/>
-      <w:r>
-        <w:rPr>
-          <w:lang w:val="zh_TW" w:bidi="zh_TW"/>
-        </w:rPr>
-      </w:r>
-      <w:r>
-        <w:rPr>
-          <w:lang w:val="zh_TW" w:bidi="zh_TW"/>
-        </w:rPr>
-        <w:t>在伊甸園的描述中，底格里斯河是從灌溉園子的那條河分出來的四道河流中的第三道（</w:t>
-      </w:r>
-      <w:hyperlink r:id="rId169">
-        <w:r>
-          <w:rPr>
-            <w:lang w:val="zh_TW" w:bidi="zh_TW"/>
-          </w:rPr>
-          <w:rPr>
-            <w:color w:val="0000EE"/>
-            <w:u w:val="single"/>
-          </w:rPr>
-          <w:t>創2:14</w:t>
-        </w:r>
-      </w:hyperlink>
-      <w:r>
-        <w:rPr>
-          <w:lang w:val="zh_TW" w:bidi="zh_TW"/>
-        </w:rPr>
-        <w:t>）。然而，這段經文並不能幫助我們確定伊甸園的確切位置。</w:t>
-      </w:r>
-    </w:p>
-    <w:p>
-      <w:pPr/>
-      <w:r>
-        <w:rPr>
-          <w:lang w:val="zh_TW" w:bidi="zh_TW"/>
-        </w:rPr>
-      </w:r>
-      <w:r>
-        <w:rPr>
-          <w:lang w:val="zh_TW" w:bidi="zh_TW"/>
-        </w:rPr>
-        <w:t>聖經中另有直接提到底格里斯河的地方</w:t>
-      </w:r>
-      <w:r>
-        <w:rPr>
-          <w:lang w:val="zh_TW" w:bidi="zh_TW"/>
-        </w:rPr>
-        <w:t>出現在更後期的經文中</w:t>
-      </w:r>
-      <w:r>
-        <w:rPr>
-          <w:lang w:val="zh_TW" w:bidi="zh_TW"/>
-        </w:rPr>
-        <w:t>。先知但以理在描述他得異象的地點時，稱它為「底格里斯大河」（</w:t>
-      </w:r>
-      <w:hyperlink r:id="rId170">
-        <w:r>
-          <w:rPr>
-            <w:lang w:val="zh_TW" w:bidi="zh_TW"/>
-          </w:rPr>
-          <w:rPr>
-            <w:color w:val="0000EE"/>
-            <w:u w:val="single"/>
-          </w:rPr>
-          <w:t>但10:4</w:t>
-        </w:r>
-      </w:hyperlink>
-      <w:r>
-        <w:rPr>
-          <w:lang w:val="zh_TW" w:bidi="zh_TW"/>
-        </w:rPr>
-        <w:t>）。那鴻書在描述巴比倫圍攻尼尼微、河閘開放的情景時，所指的河流很可能就是底格里斯河（</w:t>
-      </w:r>
-      <w:hyperlink r:id="rId171">
-        <w:r>
-          <w:rPr>
-            <w:lang w:val="zh_TW" w:bidi="zh_TW"/>
-          </w:rPr>
-          <w:rPr>
-            <w:color w:val="0000EE"/>
-            <w:u w:val="single"/>
-          </w:rPr>
-          <w:t>鴻2:6</w:t>
-        </w:r>
-      </w:hyperlink>
-      <w:r>
-        <w:rPr>
-          <w:lang w:val="zh_TW" w:bidi="zh_TW"/>
-        </w:rPr>
-        <w:t>）。</w:t>
-      </w:r>
-    </w:p>
-    <w:p>
-      <w:pPr/>
-      <w:r>
-        <w:rPr>
-          <w:lang w:val="zh_TW" w:bidi="zh_TW"/>
-        </w:rPr>
-      </w:r>
-      <w:r>
-        <w:rPr>
-          <w:lang w:val="zh_TW" w:bidi="zh_TW"/>
-        </w:rPr>
-        <w:t>若把底格里斯河兩條主要支流包括在內，底格里斯河全長約1,844公里（1,146英里）。其源頭是名為哥倫吉克（Golenjik）的山中湖泊，距離幼發拉底河的河道僅數公里（約兩、三英里）。</w:t>
-      </w:r>
-    </w:p>
-    <w:p>
-      <w:pPr/>
-      <w:r>
-        <w:rPr>
-          <w:lang w:val="zh_TW" w:bidi="zh_TW"/>
-        </w:rPr>
-      </w:r>
-      <w:r>
-        <w:rPr>
-          <w:lang w:val="zh_TW" w:bidi="zh_TW"/>
-        </w:rPr>
-        <w:t>底格里斯河與該地區多數河流相似，水量隨季節變化而不同。洪水期自三月初開始，約於五月上旬至中旬達到高峰。雖然船隻可以在河上行駛，但歷史記載顯示，人們並沒有廣泛使用這條河於貿易往來。然而，在亞述帝國強盛的時期，底格里斯河在政治上具有重要地位。三個主要的亞述城（尼尼微、亞述和迦拉）都建於其河岸旁。然而，底格里斯河始終不足以成為堅固的天然屏障，無法有效抵禦外敵的攻擊。</w:t>
-      </w:r>
-      <w:r>
-        <w:rPr>
-          <w:lang w:val="zh_TW" w:bidi="zh_TW"/>
-        </w:rPr>
-      </w:r>
-      <w:r>
-        <w:rPr>
-          <w:lang w:val="zh_TW" w:bidi="zh_TW"/>
-        </w:rPr>
-      </w:r>
-    </w:p>
-    <w:p>
-      <w:pPr/>
-      <w:r>
-        <w:rPr>
-          <w:lang w:val="zh_TW" w:bidi="zh_TW"/>
-        </w:rPr>
-      </w:r>
-    </w:p>
-    <w:p>
-      <w:pPr>
-        <w:pStyle w:val="Heading2"/>
-      </w:pPr>
-      <w:r>
-        <w:rPr>
-          <w:lang w:val="zh_TW" w:bidi="zh_TW"/>
-        </w:rPr>
-        <w:t>底買</w:t>
-      </w:r>
-      <w:r>
-        <w:rPr>
-          <w:lang w:val="zh_TW" w:bidi="zh_TW"/>
-        </w:rPr>
-      </w:r>
-    </w:p>
-    <w:p>
-      <w:pPr/>
-      <w:r>
-        <w:rPr>
-          <w:lang w:val="zh_TW" w:bidi="zh_TW"/>
-        </w:rPr>
-      </w:r>
-      <w:r>
-        <w:rPr>
-          <w:lang w:val="zh_TW" w:bidi="zh_TW"/>
-        </w:rPr>
-        <w:t>底買是巴底買的父親。耶穌在通往耶利哥的城門附近，醫治了名叫瞎子巴底買的視力。（</w:t>
-      </w:r>
-      <w:hyperlink r:id="rId172">
-        <w:r>
-          <w:rPr>
-            <w:lang w:val="zh_TW" w:bidi="zh_TW"/>
-          </w:rPr>
-          <w:rPr>
-            <w:color w:val="0000EE"/>
-            <w:u w:val="single"/>
-          </w:rPr>
-          <w:t>馬可福音10:46</w:t>
-        </w:r>
-      </w:hyperlink>
-      <w:r>
-        <w:rPr>
-          <w:lang w:val="zh_TW" w:bidi="zh_TW"/>
-        </w:rPr>
-        <w:t>）。</w:t>
-      </w:r>
-      <w:r>
-        <w:rPr>
-          <w:lang w:val="zh_TW" w:bidi="zh_TW"/>
-        </w:rPr>
-      </w:r>
-      <w:r>
-        <w:rPr>
-          <w:lang w:val="zh_TW" w:bidi="zh_TW"/>
-        </w:rPr>
-      </w:r>
-    </w:p>
-    <w:p>
-      <w:pPr/>
-      <w:r>
-        <w:rPr>
-          <w:lang w:val="zh_TW" w:bidi="zh_TW"/>
-        </w:rPr>
-      </w:r>
-    </w:p>
-    <w:p>
-      <w:pPr>
-        <w:pStyle w:val="Heading2"/>
-      </w:pPr>
-      <w:r>
-        <w:rPr>
-          <w:lang w:val="zh_TW" w:bidi="zh_TW"/>
-        </w:rPr>
-        <w:t>底拿</w:t>
-      </w:r>
-      <w:r>
-        <w:rPr>
-          <w:lang w:val="zh_TW" w:bidi="zh_TW"/>
-        </w:rPr>
-      </w:r>
-    </w:p>
-    <w:p>
-      <w:pPr/>
-      <w:r>
-        <w:rPr>
-          <w:lang w:val="zh_TW" w:bidi="zh_TW"/>
-        </w:rPr>
-      </w:r>
-      <w:r>
-        <w:rPr>
-          <w:lang w:val="zh_TW" w:bidi="zh_TW"/>
-        </w:rPr>
-        <w:t>雅各和利亞所生的女兒（</w:t>
-      </w:r>
-      <w:hyperlink r:id="rId173">
-        <w:r>
-          <w:rPr>
-            <w:lang w:val="zh_TW" w:bidi="zh_TW"/>
-          </w:rPr>
-          <w:rPr>
-            <w:color w:val="0000EE"/>
-            <w:u w:val="single"/>
-          </w:rPr>
-          <w:t>創30:21</w:t>
-        </w:r>
-      </w:hyperlink>
-      <w:r>
-        <w:rPr>
-          <w:lang w:val="zh_TW" w:bidi="zh_TW"/>
-        </w:rPr>
-        <w:t>），她的名字意思是「審判」。底拿與家人住在迦南人的示劍城（</w:t>
-      </w:r>
-      <w:hyperlink r:id="rId174">
-        <w:r>
-          <w:rPr>
-            <w:lang w:val="zh_TW" w:bidi="zh_TW"/>
-          </w:rPr>
-          <w:rPr>
-            <w:color w:val="0000EE"/>
-            <w:u w:val="single"/>
-          </w:rPr>
-          <w:t>33:18</w:t>
-        </w:r>
-      </w:hyperlink>
-      <w:r>
-        <w:rPr>
-          <w:lang w:val="zh_TW" w:bidi="zh_TW"/>
-        </w:rPr>
-        <w:t>），有一次，她出去探訪附近一些信奉異教的婦女（</w:t>
-      </w:r>
-      <w:hyperlink r:id="rId175">
-        <w:r>
-          <w:rPr>
-            <w:lang w:val="zh_TW" w:bidi="zh_TW"/>
-          </w:rPr>
-          <w:rPr>
-            <w:color w:val="0000EE"/>
-            <w:u w:val="single"/>
-          </w:rPr>
-          <w:t>34:1</w:t>
-        </w:r>
-      </w:hyperlink>
-      <w:r>
-        <w:rPr>
-          <w:lang w:val="zh_TW" w:bidi="zh_TW"/>
-        </w:rPr>
-        <w:t>）。當地的希未人首領示劍看見了她。那時底拿的兄弟正在田間牧放牲畜，示劍便強暴了她。後來，示劍請求雅各把底拿嫁給他。</w:t>
-      </w:r>
-    </w:p>
-    <w:p>
-      <w:pPr/>
-      <w:r>
-        <w:rPr>
-          <w:lang w:val="zh_TW" w:bidi="zh_TW"/>
-        </w:rPr>
-      </w:r>
-      <w:r>
-        <w:rPr>
-          <w:lang w:val="zh_TW" w:bidi="zh_TW"/>
-        </w:rPr>
-        <w:t>雅各的兒子因妹妹受辱而十分憤怒，於是策劃報復。他們同意這門婚事，但條件是所有希未男子都必須受割禮。示劍的父親哈抹答應了這個要求。當那些迦南男子仍因割禮的傷口而無法行動時，底拿的兄弟利未和西緬率眾屠殺那城的人，把所有男子都殺了。他們把底拿帶回來，又搶掠了那座城。兄弟二人為自己的行為辯護，認為這是對迦南人把妹妹當作妓女對待的公正報應（</w:t>
-      </w:r>
-      <w:hyperlink r:id="rId176">
-        <w:r>
-          <w:rPr>
-            <w:lang w:val="zh_TW" w:bidi="zh_TW"/>
-          </w:rPr>
-          <w:rPr>
-            <w:color w:val="0000EE"/>
-            <w:u w:val="single"/>
-          </w:rPr>
-          <w:t>創34:27–31</w:t>
-        </w:r>
-      </w:hyperlink>
-      <w:r>
-        <w:rPr>
-          <w:lang w:val="zh_TW" w:bidi="zh_TW"/>
-        </w:rPr>
-        <w:t>）。後來，雅各因西緬和利未使用暴力的刀劍（</w:t>
-      </w:r>
-      <w:hyperlink r:id="rId177">
-        <w:r>
-          <w:rPr>
-            <w:lang w:val="zh_TW" w:bidi="zh_TW"/>
-          </w:rPr>
-          <w:rPr>
-            <w:color w:val="0000EE"/>
-            <w:u w:val="single"/>
-          </w:rPr>
-          <w:t>49:5</w:t>
-        </w:r>
-      </w:hyperlink>
-      <w:r>
-        <w:rPr>
-          <w:lang w:val="zh_TW" w:bidi="zh_TW"/>
-        </w:rPr>
-        <w:t>）而咒詛他們。</w:t>
-      </w:r>
-      <w:r>
-        <w:rPr>
-          <w:lang w:val="zh_TW" w:bidi="zh_TW"/>
-        </w:rPr>
-      </w:r>
-      <w:r>
-        <w:rPr>
-          <w:lang w:val="zh_TW" w:bidi="zh_TW"/>
-        </w:rPr>
-      </w:r>
-    </w:p>
-    <w:p>
-      <w:pPr/>
-      <w:r>
-        <w:rPr>
-          <w:lang w:val="zh_TW" w:bidi="zh_TW"/>
-        </w:rPr>
-      </w:r>
-    </w:p>
-    <w:p>
-      <w:pPr>
-        <w:pStyle w:val="Heading2"/>
-      </w:pPr>
-      <w:r>
-        <w:rPr>
-          <w:lang w:val="zh_TW" w:bidi="zh_TW"/>
-        </w:rPr>
-        <w:t>底珊</w:t>
-      </w:r>
-      <w:r>
-        <w:rPr>
-          <w:lang w:val="zh_TW" w:bidi="zh_TW"/>
-        </w:rPr>
-      </w:r>
-    </w:p>
-    <w:p>
-      <w:pPr/>
-      <w:r>
-        <w:rPr>
-          <w:lang w:val="zh_TW" w:bidi="zh_TW"/>
-        </w:rPr>
-      </w:r>
-      <w:r>
-        <w:rPr>
-          <w:lang w:val="zh_TW" w:bidi="zh_TW"/>
-        </w:rPr>
-        <w:t>西珥地的一位族長。西珥位於死海西南方的山區。底珊的父親是何利人西珥（</w:t>
-      </w:r>
-      <w:hyperlink r:id="rId178">
-        <w:r>
-          <w:rPr>
-            <w:lang w:val="zh_TW" w:bidi="zh_TW"/>
-          </w:rPr>
-          <w:rPr>
-            <w:color w:val="0000EE"/>
-            <w:u w:val="single"/>
-          </w:rPr>
-          <w:t>創36:21</w:t>
-        </w:r>
-      </w:hyperlink>
-      <w:r>
-        <w:rPr>
-          <w:lang w:val="zh_TW" w:bidi="zh_TW"/>
-        </w:rPr>
-        <w:t>；</w:t>
-      </w:r>
-      <w:hyperlink r:id="rId179">
-        <w:r>
-          <w:rPr>
-            <w:lang w:val="zh_TW" w:bidi="zh_TW"/>
-          </w:rPr>
-          <w:rPr>
-            <w:color w:val="0000EE"/>
-            <w:u w:val="single"/>
-          </w:rPr>
-          <w:t>代上1:38</w:t>
-        </w:r>
-      </w:hyperlink>
-      <w:r>
-        <w:rPr>
-          <w:lang w:val="zh_TW" w:bidi="zh_TW"/>
-        </w:rPr>
-        <w:t>）。後來，以東人把何利人趕出他們的土地（</w:t>
-      </w:r>
-      <w:hyperlink r:id="rId180">
-        <w:r>
-          <w:rPr>
-            <w:lang w:val="zh_TW" w:bidi="zh_TW"/>
-          </w:rPr>
-          <w:rPr>
-            <w:color w:val="0000EE"/>
-            <w:u w:val="single"/>
-          </w:rPr>
-          <w:t>申2:12</w:t>
-        </w:r>
-      </w:hyperlink>
-      <w:r>
-        <w:rPr>
-          <w:lang w:val="zh_TW" w:bidi="zh_TW"/>
-        </w:rPr>
-        <w:t>）。在後來的舊約聖經中，西珥和以東常常互換使用，都是指同一個地區。</w:t>
-      </w:r>
-      <w:r>
-        <w:rPr>
-          <w:lang w:val="zh_TW" w:bidi="zh_TW"/>
-        </w:rPr>
-      </w:r>
-      <w:r>
-        <w:rPr>
-          <w:lang w:val="zh_TW" w:bidi="zh_TW"/>
-        </w:rPr>
-      </w:r>
-    </w:p>
-    <w:p>
-      <w:pPr/>
-      <w:r>
-        <w:rPr>
-          <w:lang w:val="zh_TW" w:bidi="zh_TW"/>
-        </w:rPr>
-      </w:r>
-    </w:p>
-    <w:p>
-      <w:pPr>
-        <w:pStyle w:val="Heading2"/>
-      </w:pPr>
-      <w:r>
-        <w:rPr>
-          <w:lang w:val="zh_TW" w:bidi="zh_TW"/>
-        </w:rPr>
-        <w:t>底順</w:t>
-      </w:r>
-      <w:r>
-        <w:rPr>
-          <w:lang w:val="zh_TW" w:bidi="zh_TW"/>
-        </w:rPr>
+      <w:r>
+        <w:rPr>
+          <w:lang w:val="zh_TW" w:bidi="zh_TW"/>
+        </w:rPr>
+        <w:t>「過犯」和「得罪」也可以指使別人跌倒或做錯事。這有三種情況會發生：</w:t>
       </w:r>
     </w:p>
     <w:p>
@@ -5117,11 +743,18 @@
       </w:r>
       <w:r>
         <w:rPr>
-          <w:lang w:val="zh_TW" w:bidi="zh_TW"/>
-        </w:rPr>
-        <w:t>西珥的第五個兒子，也是以東地一位何利人的族長（</w:t>
-      </w:r>
-      <w:hyperlink r:id="rId178">
+          <w:b/>
+          <w:lang w:val="zh_TW" w:bidi="zh_TW"/>
+        </w:rPr>
+        <w:t>個人原因</w:t>
+      </w:r>
+      <w:r>
+        <w:rPr>
+          <w:lang w:val="zh_TW" w:bidi="zh_TW"/>
+        </w:rPr>
+        <w:t>：人裡面的某些東西可能使自己跌倒。耶穌強調這件事的嚴重性，並且提出要採取極端的做法來避免（</w:t>
+      </w:r>
+      <w:hyperlink r:id="rId33">
         <w:r>
           <w:rPr>
             <w:lang w:val="zh_TW" w:bidi="zh_TW"/>
@@ -5130,16 +763,16 @@
             <w:color w:val="0000EE"/>
             <w:u w:val="single"/>
           </w:rPr>
-          <w:t>創36:21</w:t>
+          <w:t>太5:29–30</w:t>
         </w:r>
       </w:hyperlink>
       <w:r>
         <w:rPr>
           <w:lang w:val="zh_TW" w:bidi="zh_TW"/>
         </w:rPr>
-        <w:t>；</w:t>
-      </w:r>
-      <w:hyperlink r:id="rId179">
+        <w:t>，</w:t>
+      </w:r>
+      <w:hyperlink r:id="rId34">
         <w:r>
           <w:rPr>
             <w:lang w:val="zh_TW" w:bidi="zh_TW"/>
@@ -5148,14 +781,14 @@
             <w:color w:val="0000EE"/>
             <w:u w:val="single"/>
           </w:rPr>
-          <w:t>代上1:38</w:t>
+          <w:t>18:8–9</w:t>
         </w:r>
       </w:hyperlink>
       <w:r>
         <w:rPr>
           <w:lang w:val="zh_TW" w:bidi="zh_TW"/>
         </w:rPr>
-        <w:t>），後來，以東人把他的族人趕出了原本居住的地方。</w:t>
+        <w:t>）。</w:t>
       </w:r>
     </w:p>
     <w:p>
@@ -5171,11 +804,18 @@
       </w:r>
       <w:r>
         <w:rPr>
-          <w:lang w:val="zh_TW" w:bidi="zh_TW"/>
-        </w:rPr>
-        <w:t>西珥的孫子、亞拿的兒子，也是一位何利人的族長。他是以掃妻子阿何利巴瑪的兄弟（</w:t>
-      </w:r>
-      <w:hyperlink r:id="rId181">
+          <w:b/>
+          <w:lang w:val="zh_TW" w:bidi="zh_TW"/>
+        </w:rPr>
+        <w:t>使別人跌倒</w:t>
+      </w:r>
+      <w:r>
+        <w:rPr>
+          <w:lang w:val="zh_TW" w:bidi="zh_TW"/>
+        </w:rPr>
+        <w:t>：一個人的某些行為可能使別人跌倒。耶穌警告說：「這世界有禍了，因為將人絆倒；絆倒人的事是免不了的，但那絆倒人的有禍了！」（</w:t>
+      </w:r>
+      <w:hyperlink r:id="rId35">
         <w:r>
           <w:rPr>
             <w:lang w:val="zh_TW" w:bidi="zh_TW"/>
@@ -5184,16 +824,16 @@
             <w:color w:val="0000EE"/>
             <w:u w:val="single"/>
           </w:rPr>
-          <w:t>創36:25</w:t>
+          <w:t>太18:7</w:t>
         </w:r>
       </w:hyperlink>
       <w:r>
         <w:rPr>
           <w:lang w:val="zh_TW" w:bidi="zh_TW"/>
         </w:rPr>
-        <w:t>；</w:t>
-      </w:r>
-      <w:hyperlink r:id="rId182">
+        <w:t>）。新約聖經教導我們要過一種不使別人跌倒的生活（</w:t>
+      </w:r>
+      <w:hyperlink r:id="rId36">
         <w:r>
           <w:rPr>
             <w:lang w:val="zh_TW" w:bidi="zh_TW"/>
@@ -5202,24 +842,291 @@
             <w:color w:val="0000EE"/>
             <w:u w:val="single"/>
           </w:rPr>
-          <w:t>代上1:41</w:t>
+          <w:t>羅14:13</w:t>
         </w:r>
       </w:hyperlink>
       <w:r>
         <w:rPr>
           <w:lang w:val="zh_TW" w:bidi="zh_TW"/>
         </w:rPr>
+        <w:t>）。使徒保羅說：「不可因食物毀壞神的工程。凡物固然潔淨，但有人因食物叫人跌倒，就是他的罪了。無論是吃肉是喝酒，是甚麼別的事，叫弟兄跌倒，一概不做才好」（</w:t>
+      </w:r>
+      <w:hyperlink r:id="rId37">
+        <w:r>
+          <w:rPr>
+            <w:lang w:val="zh_TW" w:bidi="zh_TW"/>
+          </w:rPr>
+          <w:rPr>
+            <w:color w:val="0000EE"/>
+            <w:u w:val="single"/>
+          </w:rPr>
+          <w:t>羅14:20–21</w:t>
+        </w:r>
+      </w:hyperlink>
+      <w:r>
+        <w:rPr>
+          <w:lang w:val="zh_TW" w:bidi="zh_TW"/>
+        </w:rPr>
+        <w:t>；參</w:t>
+      </w:r>
+      <w:hyperlink r:id="rId38">
+        <w:r>
+          <w:rPr>
+            <w:lang w:val="zh_TW" w:bidi="zh_TW"/>
+          </w:rPr>
+          <w:rPr>
+            <w:color w:val="0000EE"/>
+            <w:u w:val="single"/>
+          </w:rPr>
+          <w:t>林前10:32</w:t>
+        </w:r>
+      </w:hyperlink>
+      <w:r>
+        <w:rPr>
+          <w:lang w:val="zh_TW" w:bidi="zh_TW"/>
+        </w:rPr>
+        <w:t>；</w:t>
+      </w:r>
+      <w:hyperlink r:id="rId39">
+        <w:r>
+          <w:rPr>
+            <w:lang w:val="zh_TW" w:bidi="zh_TW"/>
+          </w:rPr>
+          <w:rPr>
+            <w:color w:val="0000EE"/>
+            <w:u w:val="single"/>
+          </w:rPr>
+          <w:t>林後6:3</w:t>
+        </w:r>
+      </w:hyperlink>
+      <w:r>
+        <w:rPr>
+          <w:lang w:val="zh_TW" w:bidi="zh_TW"/>
+        </w:rPr>
         <w:t>）。</w:t>
       </w:r>
-      <w:r>
-        <w:rPr>
-          <w:lang w:val="zh_TW" w:bidi="zh_TW"/>
-        </w:rPr>
-      </w:r>
-      <w:r>
-        <w:rPr>
-          <w:lang w:val="zh_TW" w:bidi="zh_TW"/>
-        </w:rPr>
+    </w:p>
+    <w:p>
+      <w:pPr>
+        <w:pStyle w:val="ListNumber"/>
+        <w:spacing w:line="240" w:lineRule="auto"/>
+        <w:ind w:left="720"/>
+      </w:pPr>
+      <w:r>
+        <w:rPr>
+          <w:lang w:val="zh_TW" w:bidi="zh_TW"/>
+        </w:rPr>
+      </w:r>
+      <w:r>
+        <w:rPr>
+          <w:b/>
+          <w:lang w:val="zh_TW" w:bidi="zh_TW"/>
+        </w:rPr>
+        <w:t>因真理而跌倒</w:t>
+      </w:r>
+      <w:r>
+        <w:rPr>
+          <w:lang w:val="zh_TW" w:bidi="zh_TW"/>
+        </w:rPr>
+        <w:t>：即使傳講真理的人並沒有錯，人也可能因真理而跌倒。以賽亞形容神是「絆腳的石頭，跌人的磐石」（</w:t>
+      </w:r>
+      <w:hyperlink r:id="rId40">
+        <w:r>
+          <w:rPr>
+            <w:lang w:val="zh_TW" w:bidi="zh_TW"/>
+          </w:rPr>
+          <w:rPr>
+            <w:color w:val="0000EE"/>
+            <w:u w:val="single"/>
+          </w:rPr>
+          <w:t>賽8:14</w:t>
+        </w:r>
+      </w:hyperlink>
+      <w:r>
+        <w:rPr>
+          <w:lang w:val="zh_TW" w:bidi="zh_TW"/>
+        </w:rPr>
+        <w:t>），因為人不一定接受祂的吩咐，也不一定接受信靠祂的道路。新約聖經將這些話用在基督福音所帶來的絆倒上（</w:t>
+      </w:r>
+      <w:hyperlink r:id="rId41">
+        <w:r>
+          <w:rPr>
+            <w:lang w:val="zh_TW" w:bidi="zh_TW"/>
+          </w:rPr>
+          <w:rPr>
+            <w:color w:val="0000EE"/>
+            <w:u w:val="single"/>
+          </w:rPr>
+          <w:t>羅9:32–33</w:t>
+        </w:r>
+      </w:hyperlink>
+      <w:r>
+        <w:rPr>
+          <w:lang w:val="zh_TW" w:bidi="zh_TW"/>
+        </w:rPr>
+        <w:t>；</w:t>
+      </w:r>
+      <w:hyperlink r:id="rId42">
+        <w:r>
+          <w:rPr>
+            <w:lang w:val="zh_TW" w:bidi="zh_TW"/>
+          </w:rPr>
+          <w:rPr>
+            <w:color w:val="0000EE"/>
+            <w:u w:val="single"/>
+          </w:rPr>
+          <w:t>彼前2:8</w:t>
+        </w:r>
+      </w:hyperlink>
+      <w:r>
+        <w:rPr>
+          <w:lang w:val="zh_TW" w:bidi="zh_TW"/>
+        </w:rPr>
+        <w:t>）。耶穌事奉期間，人因祂而跌倒：有人因祂卑微的出身而跌倒（</w:t>
+      </w:r>
+      <w:hyperlink r:id="rId43">
+        <w:r>
+          <w:rPr>
+            <w:lang w:val="zh_TW" w:bidi="zh_TW"/>
+          </w:rPr>
+          <w:rPr>
+            <w:color w:val="0000EE"/>
+            <w:u w:val="single"/>
+          </w:rPr>
+          <w:t>太13:57</w:t>
+        </w:r>
+      </w:hyperlink>
+      <w:r>
+        <w:rPr>
+          <w:lang w:val="zh_TW" w:bidi="zh_TW"/>
+        </w:rPr>
+        <w:t>），有人因祂所說所行的而跌倒（</w:t>
+      </w:r>
+      <w:hyperlink r:id="rId44">
+        <w:r>
+          <w:rPr>
+            <w:lang w:val="zh_TW" w:bidi="zh_TW"/>
+          </w:rPr>
+          <w:rPr>
+            <w:color w:val="0000EE"/>
+            <w:u w:val="single"/>
+          </w:rPr>
+          <w:t>太15:12</w:t>
+        </w:r>
+      </w:hyperlink>
+      <w:r>
+        <w:rPr>
+          <w:lang w:val="zh_TW" w:bidi="zh_TW"/>
+        </w:rPr>
+        <w:t>），也有人因跟從祂要付上的代價而跌倒（</w:t>
+      </w:r>
+      <w:hyperlink r:id="rId45">
+        <w:r>
+          <w:rPr>
+            <w:lang w:val="zh_TW" w:bidi="zh_TW"/>
+          </w:rPr>
+          <w:rPr>
+            <w:color w:val="0000EE"/>
+            <w:u w:val="single"/>
+          </w:rPr>
+          <w:t>太13:21</w:t>
+        </w:r>
+      </w:hyperlink>
+      <w:r>
+        <w:rPr>
+          <w:lang w:val="zh_TW" w:bidi="zh_TW"/>
+        </w:rPr>
+        <w:t>）。有些門徒也因一些教導跌倒，就退去不再跟從祂（</w:t>
+      </w:r>
+      <w:hyperlink r:id="rId46">
+        <w:r>
+          <w:rPr>
+            <w:lang w:val="zh_TW" w:bidi="zh_TW"/>
+          </w:rPr>
+          <w:rPr>
+            <w:color w:val="0000EE"/>
+            <w:u w:val="single"/>
+          </w:rPr>
+          <w:t>約6:61</w:t>
+        </w:r>
+      </w:hyperlink>
+      <w:r>
+        <w:rPr>
+          <w:lang w:val="zh_TW" w:bidi="zh_TW"/>
+        </w:rPr>
+        <w:t>）。到最後，眾人都要因祂跌倒，並且離開祂逃走（</w:t>
+      </w:r>
+      <w:hyperlink r:id="rId47">
+        <w:r>
+          <w:rPr>
+            <w:lang w:val="zh_TW" w:bidi="zh_TW"/>
+          </w:rPr>
+          <w:rPr>
+            <w:color w:val="0000EE"/>
+            <w:u w:val="single"/>
+          </w:rPr>
+          <w:t>太26:31</w:t>
+        </w:r>
+      </w:hyperlink>
+      <w:r>
+        <w:rPr>
+          <w:lang w:val="zh_TW" w:bidi="zh_TW"/>
+        </w:rPr>
+        <w:t>、</w:t>
+      </w:r>
+      <w:hyperlink r:id="rId47">
+        <w:r>
+          <w:rPr>
+            <w:lang w:val="zh_TW" w:bidi="zh_TW"/>
+          </w:rPr>
+          <w:rPr>
+            <w:color w:val="0000EE"/>
+            <w:u w:val="single"/>
+          </w:rPr>
+          <w:t>56</w:t>
+        </w:r>
+      </w:hyperlink>
+      <w:r>
+        <w:rPr>
+          <w:lang w:val="zh_TW" w:bidi="zh_TW"/>
+        </w:rPr>
+        <w:t>）。保羅也提到傳講基督十字架會帶來的絆倒。他如果傳講一個不會叫任何人反感的信息，就可以避免逼迫（</w:t>
+      </w:r>
+      <w:hyperlink r:id="rId48">
+        <w:r>
+          <w:rPr>
+            <w:lang w:val="zh_TW" w:bidi="zh_TW"/>
+          </w:rPr>
+          <w:rPr>
+            <w:color w:val="0000EE"/>
+            <w:u w:val="single"/>
+          </w:rPr>
+          <w:t>加5:11</w:t>
+        </w:r>
+      </w:hyperlink>
+      <w:r>
+        <w:rPr>
+          <w:lang w:val="zh_TW" w:bidi="zh_TW"/>
+        </w:rPr>
+        <w:t>）。但他選擇傳十字架，儘管猶太人將這當作絆腳石，外邦人也將這當作愚拙（</w:t>
+      </w:r>
+      <w:hyperlink r:id="rId49">
+        <w:r>
+          <w:rPr>
+            <w:lang w:val="zh_TW" w:bidi="zh_TW"/>
+          </w:rPr>
+          <w:rPr>
+            <w:color w:val="0000EE"/>
+            <w:u w:val="single"/>
+          </w:rPr>
+          <w:t>林前1:23</w:t>
+        </w:r>
+      </w:hyperlink>
+      <w:r>
+        <w:rPr>
+          <w:lang w:val="zh_TW" w:bidi="zh_TW"/>
+        </w:rPr>
+        <w:t>）。</w:t>
       </w:r>
     </w:p>
     <w:p>
@@ -5229,16 +1136,29 @@
           <w:lang w:val="zh_TW" w:bidi="zh_TW"/>
         </w:rPr>
       </w:r>
-    </w:p>
-    <w:p>
-      <w:pPr>
-        <w:pStyle w:val="Heading2"/>
-      </w:pPr>
-      <w:r>
-        <w:rPr>
-          <w:lang w:val="zh_TW" w:bidi="zh_TW"/>
-        </w:rPr>
-        <w:t>第一次猶太起義</w:t>
+      <w:r>
+        <w:rPr>
+          <w:i/>
+          <w:lang w:val="zh_TW" w:bidi="zh_TW"/>
+        </w:rPr>
+        <w:t xml:space="preserve">另見 </w:t>
+      </w:r>
+      <w:r>
+        <w:rPr>
+          <w:lang w:val="zh_TW" w:bidi="zh_TW"/>
+        </w:rPr>
+        <w:t>罪</w:t>
+      </w:r>
+      <w:r>
+        <w:rPr>
+          <w:lang w:val="zh_TW" w:bidi="zh_TW"/>
+        </w:rPr>
+        <w:t>。</w:t>
+      </w:r>
+      <w:r>
+        <w:rPr>
+          <w:lang w:val="zh_TW" w:bidi="zh_TW"/>
+        </w:rPr>
       </w:r>
       <w:r>
         <w:rPr>
@@ -5253,29 +1173,21 @@
           <w:lang w:val="zh_TW" w:bidi="zh_TW"/>
         </w:rPr>
       </w:r>
-      <w:r>
-        <w:rPr>
-          <w:lang w:val="zh_TW" w:bidi="zh_TW"/>
-        </w:rPr>
-        <w:t>公元66年至70年間發生的一次起義，起因於一連串猶太地區羅馬巡撫的治理不當。隨著最後一位猶太王亞基帕一世（Agrippa I，</w:t>
-      </w:r>
-      <w:hyperlink r:id="rId183">
-        <w:r>
-          <w:rPr>
-            <w:lang w:val="zh_TW" w:bidi="zh_TW"/>
-          </w:rPr>
-          <w:rPr>
-            <w:color w:val="0000EE"/>
-            <w:u w:val="single"/>
-          </w:rPr>
-          <w:t>徒12章</w:t>
-        </w:r>
-      </w:hyperlink>
-      <w:r>
-        <w:rPr>
-          <w:lang w:val="zh_TW" w:bidi="zh_TW"/>
-        </w:rPr>
-        <w:t>中的希律王）於公元44年去世，接下來的20年間，猶太人在巴勒斯坦遭受逼迫和羞辱。動亂升級為起義只差一導火線，而這個最終的導火線由公元64年任命的羅馬巡撫弗羅魯斯（Florus）引發。他在公元66年要求從聖殿庫房中索取錢財，激怒猶太人，因而引發了起義。在他的統治下，羅馬士兵屠殺猶太人並劫掠他們的財物。</w:t>
+    </w:p>
+    <w:p>
+      <w:pPr>
+        <w:pStyle w:val="Heading2"/>
+      </w:pPr>
+      <w:r>
+        <w:rPr>
+          <w:lang w:val="zh_TW" w:bidi="zh_TW"/>
+        </w:rPr>
+        <w:t>德拉</w:t>
+      </w:r>
+      <w:r>
+        <w:rPr>
+          <w:lang w:val="zh_TW" w:bidi="zh_TW"/>
+        </w:rPr>
       </w:r>
     </w:p>
     <w:p>
@@ -5289,51 +1201,9 @@
         <w:rPr>
           <w:lang w:val="zh_TW" w:bidi="zh_TW"/>
         </w:rPr>
-        <w:t>叛亂迅速蔓延整個巴勒斯坦，同時在地中海東部的幾個城之間引發猶太人與異教徒的普遍衝突。巴勒斯坦的起義由奮銳黨領導——這是一個長期希望羅馬人退出巴勒斯坦的猶太團體。猶太人在伯和崙山口的首次戰役中取得勝利後，皇帝尼祿（Nero）派遣其最善戰的將軍維斯帕先（Vespasian）執行對叛軍的懲罰行動。</w:t>
-      </w:r>
-    </w:p>
-    <w:p>
-      <w:pPr/>
-      <w:r>
-        <w:rPr>
-          <w:lang w:val="zh_TW" w:bidi="zh_TW"/>
-        </w:rPr>
-      </w:r>
-      <w:r>
-        <w:rPr>
-          <w:lang w:val="zh_TW" w:bidi="zh_TW"/>
-        </w:rPr>
-        <w:t>到公元67年底，羅馬重新控制了整個加利利地區及其它北部地區。在公元67年和68年間，羅馬在撒馬利亞和猶太地區推動進一步攻勢，使猶太人只剩下四個據點。然而，此時羅馬的戰役卻趨於放緩。公元68年，尼祿自殺。經歷了三位短命的皇帝後，維斯帕先將軍於公元69年掌握了帝國的控制權。他的兒子提圖斯（Titus）接管了巴勒斯坦的軍隊，並於公元70年圍攻耶路撒冷。</w:t>
-      </w:r>
-    </w:p>
-    <w:p>
-      <w:pPr/>
-      <w:r>
-        <w:rPr>
-          <w:lang w:val="zh_TW" w:bidi="zh_TW"/>
-        </w:rPr>
-      </w:r>
-      <w:r>
-        <w:rPr>
-          <w:lang w:val="zh_TW" w:bidi="zh_TW"/>
-        </w:rPr>
-        <w:t>耶路撒冷的猶太人本可利用羅馬內部的混亂來加強自己的地位，並解決內部猶太團體間的爭端，但他們並沒有樣做。然而，提圖斯帶領八萬士兵抵達，迫使他們團結起來，為城市做最後的抵抗。</w:t>
-      </w:r>
-    </w:p>
-    <w:p>
-      <w:pPr/>
-      <w:r>
-        <w:rPr>
-          <w:lang w:val="zh_TW" w:bidi="zh_TW"/>
-        </w:rPr>
-      </w:r>
-      <w:r>
-        <w:rPr>
-          <w:lang w:val="zh_TW" w:bidi="zh_TW"/>
-        </w:rPr>
-        <w:t>圍攻持續了五個月。耶路撒冷的猶太人英勇反擊，羅馬軍隊只能緩慢推進。公元70年8月初，猶太歷史上出現悲慘的一幕：聖殿的晨祭和晚祭首次中斷。大約在8月29日，在情況仍未明的狀況下，聖殿的至聖所被燒毀，整個聖殿被摧毀，這應驗了耶穌的預言（</w:t>
-      </w:r>
-      <w:hyperlink r:id="rId184">
+        <w:t>在挪亞幾個兒子的後裔名單中，他是約坍的兒子（</w:t>
+      </w:r>
+      <w:hyperlink r:id="rId50">
         <w:r>
           <w:rPr>
             <w:lang w:val="zh_TW" w:bidi="zh_TW"/>
@@ -5342,7 +1212,7 @@
             <w:color w:val="0000EE"/>
             <w:u w:val="single"/>
           </w:rPr>
-          <w:t>太24:1–2</w:t>
+          <w:t>創10:27</w:t>
         </w:r>
       </w:hyperlink>
       <w:r>
@@ -5351,7 +1221,7 @@
         </w:rPr>
         <w:t>；</w:t>
       </w:r>
-      <w:hyperlink r:id="rId185">
+      <w:hyperlink r:id="rId51">
         <w:r>
           <w:rPr>
             <w:lang w:val="zh_TW" w:bidi="zh_TW"/>
@@ -5360,89 +1230,14 @@
             <w:color w:val="0000EE"/>
             <w:u w:val="single"/>
           </w:rPr>
-          <w:t>可13:1–2</w:t>
+          <w:t>代上1:21</w:t>
         </w:r>
       </w:hyperlink>
       <w:r>
         <w:rPr>
           <w:lang w:val="zh_TW" w:bidi="zh_TW"/>
         </w:rPr>
-        <w:t>；</w:t>
-      </w:r>
-      <w:hyperlink r:id="rId186">
-        <w:r>
-          <w:rPr>
-            <w:lang w:val="zh_TW" w:bidi="zh_TW"/>
-          </w:rPr>
-          <w:rPr>
-            <w:color w:val="0000EE"/>
-            <w:u w:val="single"/>
-          </w:rPr>
-          <w:t>路19:43–44，</w:t>
-        </w:r>
-      </w:hyperlink>
-      <w:hyperlink r:id="rId187">
-        <w:r>
-          <w:rPr>
-            <w:lang w:val="zh_TW" w:bidi="zh_TW"/>
-          </w:rPr>
-          <w:rPr>
-            <w:color w:val="0000EE"/>
-            <w:u w:val="single"/>
-          </w:rPr>
-          <w:t>21:5–7</w:t>
-        </w:r>
-      </w:hyperlink>
-      <w:r>
-        <w:rPr>
-          <w:lang w:val="zh_TW" w:bidi="zh_TW"/>
-        </w:rPr>
-        <w:t>）。隨後的抵抗持續了一個月，但到9月底，這座被毀的城完全陷落。此次起義中，約有一百萬猶太人喪生，九十萬人被擄。</w:t>
-      </w:r>
-    </w:p>
-    <w:p>
-      <w:pPr/>
-      <w:r>
-        <w:rPr>
-          <w:lang w:val="zh_TW" w:bidi="zh_TW"/>
-        </w:rPr>
-      </w:r>
-      <w:r>
-        <w:rPr>
-          <w:i/>
-          <w:lang w:val="zh_TW" w:bidi="zh_TW"/>
-        </w:rPr>
-        <w:t>另見</w:t>
-      </w:r>
-      <w:r>
-        <w:rPr>
-          <w:lang w:val="zh_TW" w:bidi="zh_TW"/>
-        </w:rPr>
-        <w:t xml:space="preserve"> </w:t>
-      </w:r>
-      <w:r>
-        <w:rPr>
-          <w:lang w:val="zh_TW" w:bidi="zh_TW"/>
-        </w:rPr>
-        <w:t>以色列的歷史；</w:t>
-      </w:r>
-      <w:r>
-        <w:rPr>
-          <w:lang w:val="zh_TW" w:bidi="zh_TW"/>
-        </w:rPr>
-        <w:t>耶路撒冷；</w:t>
-      </w:r>
-      <w:r>
-        <w:rPr>
-          <w:lang w:val="zh_TW" w:bidi="zh_TW"/>
-        </w:rPr>
-        <w:t>猶太教</w:t>
-      </w:r>
-      <w:r>
-        <w:rPr>
-          <w:lang w:val="zh_TW" w:bidi="zh_TW"/>
-        </w:rPr>
-        <w:t>。</w:t>
+        <w:t>）。這個名字也許指某個阿拉伯宗族或領地，其中的人居住在或靠近棕樹生長的地區，正如名字所暗示的（德拉是希伯來詞dikla的變體，意指棗樹或棕樹）。</w:t>
       </w:r>
       <w:r>
         <w:rPr>

--- a/zht/docx/029.content.docx
+++ b/zht/docx/029.content.docx
@@ -312,126 +312,84 @@
         </w:rPr>
         <w:t>罪主要是得罪神。例如，以東人報復猶大，得罪耶和華，所以耶和華審判他們（</w:t>
       </w:r>
-      <w:hyperlink r:id="rId13">
-        <w:r>
-          <w:rPr>
-            <w:lang w:val="zh_TW" w:bidi="zh_TW"/>
-          </w:rPr>
-          <w:rPr>
-            <w:color w:val="0000EE"/>
-            <w:u w:val="single"/>
-          </w:rPr>
-          <w:t>結25:12–13</w:t>
-        </w:r>
-      </w:hyperlink>
+      <w:r>
+        <w:rPr>
+          <w:lang w:val="zh_TW" w:bidi="zh_TW"/>
+        </w:rPr>
+        <w:t>結25:12–13</w:t>
+      </w:r>
       <w:r>
         <w:rPr>
           <w:lang w:val="zh_TW" w:bidi="zh_TW"/>
         </w:rPr>
         <w:t>）。以色列人拜巴力，得罪神（</w:t>
       </w:r>
-      <w:hyperlink r:id="rId14">
-        <w:r>
-          <w:rPr>
-            <w:lang w:val="zh_TW" w:bidi="zh_TW"/>
-          </w:rPr>
-          <w:rPr>
-            <w:color w:val="0000EE"/>
-            <w:u w:val="single"/>
-          </w:rPr>
-          <w:t>何13:1</w:t>
-        </w:r>
-      </w:hyperlink>
+      <w:r>
+        <w:rPr>
+          <w:lang w:val="zh_TW" w:bidi="zh_TW"/>
+        </w:rPr>
+        <w:t>何13:1</w:t>
+      </w:r>
       <w:r>
         <w:rPr>
           <w:lang w:val="zh_TW" w:bidi="zh_TW"/>
         </w:rPr>
         <w:t>）。人違背神的律法也叫作犯罪（</w:t>
       </w:r>
-      <w:hyperlink r:id="rId15">
-        <w:r>
-          <w:rPr>
-            <w:lang w:val="zh_TW" w:bidi="zh_TW"/>
-          </w:rPr>
-          <w:rPr>
-            <w:color w:val="0000EE"/>
-            <w:u w:val="single"/>
-          </w:rPr>
-          <w:t>申19:15</w:t>
-        </w:r>
-      </w:hyperlink>
+      <w:r>
+        <w:rPr>
+          <w:lang w:val="zh_TW" w:bidi="zh_TW"/>
+        </w:rPr>
+        <w:t>申19:15</w:t>
+      </w:r>
       <w:r>
         <w:rPr>
           <w:lang w:val="zh_TW" w:bidi="zh_TW"/>
         </w:rPr>
         <w:t>，參</w:t>
       </w:r>
-      <w:hyperlink r:id="rId16">
-        <w:r>
-          <w:rPr>
-            <w:lang w:val="zh_TW" w:bidi="zh_TW"/>
-          </w:rPr>
-          <w:rPr>
-            <w:color w:val="0000EE"/>
-            <w:u w:val="single"/>
-          </w:rPr>
-          <w:t>22:26</w:t>
-        </w:r>
-      </w:hyperlink>
+      <w:r>
+        <w:rPr>
+          <w:lang w:val="zh_TW" w:bidi="zh_TW"/>
+        </w:rPr>
+        <w:t>22:26</w:t>
+      </w:r>
       <w:r>
         <w:rPr>
           <w:lang w:val="zh_TW" w:bidi="zh_TW"/>
         </w:rPr>
         <w:t>，</w:t>
       </w:r>
-      <w:hyperlink r:id="rId17">
-        <w:r>
-          <w:rPr>
-            <w:lang w:val="zh_TW" w:bidi="zh_TW"/>
-          </w:rPr>
-          <w:rPr>
-            <w:color w:val="0000EE"/>
-            <w:u w:val="single"/>
-          </w:rPr>
-          <w:t>25:2</w:t>
-        </w:r>
-      </w:hyperlink>
+      <w:r>
+        <w:rPr>
+          <w:lang w:val="zh_TW" w:bidi="zh_TW"/>
+        </w:rPr>
+        <w:t>25:2</w:t>
+      </w:r>
       <w:r>
         <w:rPr>
           <w:lang w:val="zh_TW" w:bidi="zh_TW"/>
         </w:rPr>
         <w:t>）。在新約聖經裡，雅各也提到人得罪神和犯了神的律法（</w:t>
       </w:r>
-      <w:hyperlink r:id="rId18">
-        <w:r>
-          <w:rPr>
-            <w:lang w:val="zh_TW" w:bidi="zh_TW"/>
-          </w:rPr>
-          <w:rPr>
-            <w:color w:val="0000EE"/>
-            <w:u w:val="single"/>
-          </w:rPr>
-          <w:t>雅2:10</w:t>
-        </w:r>
-      </w:hyperlink>
+      <w:r>
+        <w:rPr>
+          <w:lang w:val="zh_TW" w:bidi="zh_TW"/>
+        </w:rPr>
+        <w:t>雅2:10</w:t>
+      </w:r>
       <w:r>
         <w:rPr>
           <w:lang w:val="zh_TW" w:bidi="zh_TW"/>
         </w:rPr>
         <w:t>，</w:t>
       </w:r>
-      <w:hyperlink r:id="rId19">
-        <w:r>
-          <w:rPr>
-            <w:lang w:val="zh_TW" w:bidi="zh_TW"/>
-          </w:rPr>
-          <w:rPr>
-            <w:color w:val="0000EE"/>
-            <w:u w:val="single"/>
-          </w:rPr>
-          <w:t>3:2</w:t>
-        </w:r>
-      </w:hyperlink>
+      <w:r>
+        <w:rPr>
+          <w:lang w:val="zh_TW" w:bidi="zh_TW"/>
+        </w:rPr>
+        <w:t>3:2</w:t>
+      </w:r>
       <w:r>
         <w:rPr>
           <w:lang w:val="zh_TW" w:bidi="zh_TW"/>
@@ -452,108 +410,72 @@
         </w:rPr>
         <w:t>聖經中也談到人與人之間的得罪。例如，亞伯拉罕得罪了亞比米勒（</w:t>
       </w:r>
-      <w:hyperlink r:id="rId20">
-        <w:r>
-          <w:rPr>
-            <w:lang w:val="zh_TW" w:bidi="zh_TW"/>
-          </w:rPr>
-          <w:rPr>
-            <w:color w:val="0000EE"/>
-            <w:u w:val="single"/>
-          </w:rPr>
-          <w:t>創20:9</w:t>
-        </w:r>
-      </w:hyperlink>
+      <w:r>
+        <w:rPr>
+          <w:lang w:val="zh_TW" w:bidi="zh_TW"/>
+        </w:rPr>
+        <w:t>創20:9</w:t>
+      </w:r>
       <w:r>
         <w:rPr>
           <w:lang w:val="zh_TW" w:bidi="zh_TW"/>
         </w:rPr>
         <w:t>）。法老的酒政和膳長得罪了他們的主人（</w:t>
       </w:r>
-      <w:hyperlink r:id="rId21">
-        <w:r>
-          <w:rPr>
-            <w:lang w:val="zh_TW" w:bidi="zh_TW"/>
-          </w:rPr>
-          <w:rPr>
-            <w:color w:val="0000EE"/>
-            <w:u w:val="single"/>
-          </w:rPr>
-          <w:t>創40:1</w:t>
-        </w:r>
-      </w:hyperlink>
+      <w:r>
+        <w:rPr>
+          <w:lang w:val="zh_TW" w:bidi="zh_TW"/>
+        </w:rPr>
+        <w:t>創40:1</w:t>
+      </w:r>
       <w:r>
         <w:rPr>
           <w:lang w:val="zh_TW" w:bidi="zh_TW"/>
         </w:rPr>
         <w:t>）。有時，人只是指控別人得罪自己，其實並沒有真作錯事（例：</w:t>
       </w:r>
-      <w:hyperlink r:id="rId22">
-        <w:r>
-          <w:rPr>
-            <w:lang w:val="zh_TW" w:bidi="zh_TW"/>
-          </w:rPr>
-          <w:rPr>
-            <w:color w:val="0000EE"/>
-            <w:u w:val="single"/>
-          </w:rPr>
-          <w:t>創31:36</w:t>
-        </w:r>
-      </w:hyperlink>
+      <w:r>
+        <w:rPr>
+          <w:lang w:val="zh_TW" w:bidi="zh_TW"/>
+        </w:rPr>
+        <w:t>創31:36</w:t>
+      </w:r>
       <w:r>
         <w:rPr>
           <w:lang w:val="zh_TW" w:bidi="zh_TW"/>
         </w:rPr>
         <w:t>；</w:t>
       </w:r>
-      <w:hyperlink r:id="rId23">
-        <w:r>
-          <w:rPr>
-            <w:lang w:val="zh_TW" w:bidi="zh_TW"/>
-          </w:rPr>
-          <w:rPr>
-            <w:color w:val="0000EE"/>
-            <w:u w:val="single"/>
-          </w:rPr>
-          <w:t>王下18:14</w:t>
-        </w:r>
-      </w:hyperlink>
+      <w:r>
+        <w:rPr>
+          <w:lang w:val="zh_TW" w:bidi="zh_TW"/>
+        </w:rPr>
+        <w:t>王下18:14</w:t>
+      </w:r>
       <w:r>
         <w:rPr>
           <w:lang w:val="zh_TW" w:bidi="zh_TW"/>
         </w:rPr>
         <w:t>；</w:t>
       </w:r>
-      <w:hyperlink r:id="rId24">
-        <w:r>
-          <w:rPr>
-            <w:lang w:val="zh_TW" w:bidi="zh_TW"/>
-          </w:rPr>
-          <w:rPr>
-            <w:color w:val="0000EE"/>
-            <w:u w:val="single"/>
-          </w:rPr>
-          <w:t>耶37:18</w:t>
-        </w:r>
-      </w:hyperlink>
+      <w:r>
+        <w:rPr>
+          <w:lang w:val="zh_TW" w:bidi="zh_TW"/>
+        </w:rPr>
+        <w:t>耶37:18</w:t>
+      </w:r>
       <w:r>
         <w:rPr>
           <w:lang w:val="zh_TW" w:bidi="zh_TW"/>
         </w:rPr>
         <w:t>）。保羅在羅馬巡撫波求‧非斯都面前為自己辯護時說：「無論猶太人的律法，或是聖殿，或是凱撒，我都沒有干犯」（</w:t>
       </w:r>
-      <w:hyperlink r:id="rId25">
-        <w:r>
-          <w:rPr>
-            <w:lang w:val="zh_TW" w:bidi="zh_TW"/>
-          </w:rPr>
-          <w:rPr>
-            <w:color w:val="0000EE"/>
-            <w:u w:val="single"/>
-          </w:rPr>
-          <w:t>徒25:8</w:t>
-        </w:r>
-      </w:hyperlink>
+      <w:r>
+        <w:rPr>
+          <w:lang w:val="zh_TW" w:bidi="zh_TW"/>
+        </w:rPr>
+        <w:t>徒25:8</w:t>
+      </w:r>
       <w:r>
         <w:rPr>
           <w:lang w:val="zh_TW" w:bidi="zh_TW"/>
@@ -574,126 +496,84 @@
         </w:rPr>
         <w:t>聖經也教導人怎樣處理真正得罪神和得罪人的事。人應當承認自己有罪，並且向神認罪（</w:t>
       </w:r>
-      <w:hyperlink r:id="rId26">
-        <w:r>
-          <w:rPr>
-            <w:lang w:val="zh_TW" w:bidi="zh_TW"/>
-          </w:rPr>
-          <w:rPr>
-            <w:color w:val="0000EE"/>
-            <w:u w:val="single"/>
-          </w:rPr>
-          <w:t>何5:15</w:t>
-        </w:r>
-      </w:hyperlink>
+      <w:r>
+        <w:rPr>
+          <w:lang w:val="zh_TW" w:bidi="zh_TW"/>
+        </w:rPr>
+        <w:t>何5:15</w:t>
+      </w:r>
       <w:r>
         <w:rPr>
           <w:lang w:val="zh_TW" w:bidi="zh_TW"/>
         </w:rPr>
         <w:t>）。人在神面前合宜的回應是：「不再犯罪」（</w:t>
       </w:r>
-      <w:hyperlink r:id="rId27">
-        <w:r>
-          <w:rPr>
-            <w:lang w:val="zh_TW" w:bidi="zh_TW"/>
-          </w:rPr>
-          <w:rPr>
-            <w:color w:val="0000EE"/>
-            <w:u w:val="single"/>
-          </w:rPr>
-          <w:t>伯34:31</w:t>
-        </w:r>
-      </w:hyperlink>
+      <w:r>
+        <w:rPr>
+          <w:lang w:val="zh_TW" w:bidi="zh_TW"/>
+        </w:rPr>
+        <w:t>伯34:31</w:t>
+      </w:r>
       <w:r>
         <w:rPr>
           <w:lang w:val="zh_TW" w:bidi="zh_TW"/>
         </w:rPr>
         <w:t>）。人需要補救自己的過犯，也要饒恕別人的過犯（</w:t>
       </w:r>
-      <w:hyperlink r:id="rId28">
-        <w:r>
-          <w:rPr>
-            <w:lang w:val="zh_TW" w:bidi="zh_TW"/>
-          </w:rPr>
-          <w:rPr>
-            <w:color w:val="0000EE"/>
-            <w:u w:val="single"/>
-          </w:rPr>
-          <w:t>傳10:4</w:t>
-        </w:r>
-      </w:hyperlink>
+      <w:r>
+        <w:rPr>
+          <w:lang w:val="zh_TW" w:bidi="zh_TW"/>
+        </w:rPr>
+        <w:t>傳10:4</w:t>
+      </w:r>
       <w:r>
         <w:rPr>
           <w:lang w:val="zh_TW" w:bidi="zh_TW"/>
         </w:rPr>
         <w:t>；</w:t>
       </w:r>
-      <w:hyperlink r:id="rId29">
-        <w:r>
-          <w:rPr>
-            <w:lang w:val="zh_TW" w:bidi="zh_TW"/>
-          </w:rPr>
-          <w:rPr>
-            <w:color w:val="0000EE"/>
-            <w:u w:val="single"/>
-          </w:rPr>
-          <w:t>箴17:9</w:t>
-        </w:r>
-      </w:hyperlink>
+      <w:r>
+        <w:rPr>
+          <w:lang w:val="zh_TW" w:bidi="zh_TW"/>
+        </w:rPr>
+        <w:t>箴17:9</w:t>
+      </w:r>
       <w:r>
         <w:rPr>
           <w:lang w:val="zh_TW" w:bidi="zh_TW"/>
         </w:rPr>
         <w:t>，</w:t>
       </w:r>
-      <w:hyperlink r:id="rId30">
-        <w:r>
-          <w:rPr>
-            <w:lang w:val="zh_TW" w:bidi="zh_TW"/>
-          </w:rPr>
-          <w:rPr>
-            <w:color w:val="0000EE"/>
-            <w:u w:val="single"/>
-          </w:rPr>
-          <w:t>19:11</w:t>
-        </w:r>
-      </w:hyperlink>
+      <w:r>
+        <w:rPr>
+          <w:lang w:val="zh_TW" w:bidi="zh_TW"/>
+        </w:rPr>
+        <w:t>19:11</w:t>
+      </w:r>
       <w:r>
         <w:rPr>
           <w:lang w:val="zh_TW" w:bidi="zh_TW"/>
         </w:rPr>
         <w:t>）。耶穌基督為我們的過犯而死（</w:t>
       </w:r>
-      <w:hyperlink r:id="rId31">
-        <w:r>
-          <w:rPr>
-            <w:lang w:val="zh_TW" w:bidi="zh_TW"/>
-          </w:rPr>
-          <w:rPr>
-            <w:color w:val="0000EE"/>
-            <w:u w:val="single"/>
-          </w:rPr>
-          <w:t>羅4:25</w:t>
-        </w:r>
-      </w:hyperlink>
+      <w:r>
+        <w:rPr>
+          <w:lang w:val="zh_TW" w:bidi="zh_TW"/>
+        </w:rPr>
+        <w:t>羅4:25</w:t>
+      </w:r>
       <w:r>
         <w:rPr>
           <w:lang w:val="zh_TW" w:bidi="zh_TW"/>
         </w:rPr>
         <w:t>，</w:t>
       </w:r>
-      <w:hyperlink r:id="rId32">
-        <w:r>
-          <w:rPr>
-            <w:lang w:val="zh_TW" w:bidi="zh_TW"/>
-          </w:rPr>
-          <w:rPr>
-            <w:color w:val="0000EE"/>
-            <w:u w:val="single"/>
-          </w:rPr>
-          <w:t>5:15–21</w:t>
-        </w:r>
-      </w:hyperlink>
+      <w:r>
+        <w:rPr>
+          <w:lang w:val="zh_TW" w:bidi="zh_TW"/>
+        </w:rPr>
+        <w:t>5:15–21</w:t>
+      </w:r>
       <w:r>
         <w:rPr>
           <w:lang w:val="zh_TW" w:bidi="zh_TW"/>
@@ -754,36 +634,24 @@
         </w:rPr>
         <w:t>：人裡面的某些東西可能使自己跌倒。耶穌強調這件事的嚴重性，並且提出要採取極端的做法來避免（</w:t>
       </w:r>
-      <w:hyperlink r:id="rId33">
-        <w:r>
-          <w:rPr>
-            <w:lang w:val="zh_TW" w:bidi="zh_TW"/>
-          </w:rPr>
-          <w:rPr>
-            <w:color w:val="0000EE"/>
-            <w:u w:val="single"/>
-          </w:rPr>
-          <w:t>太5:29–30</w:t>
-        </w:r>
-      </w:hyperlink>
+      <w:r>
+        <w:rPr>
+          <w:lang w:val="zh_TW" w:bidi="zh_TW"/>
+        </w:rPr>
+        <w:t>太5:29–30</w:t>
+      </w:r>
       <w:r>
         <w:rPr>
           <w:lang w:val="zh_TW" w:bidi="zh_TW"/>
         </w:rPr>
         <w:t>，</w:t>
       </w:r>
-      <w:hyperlink r:id="rId34">
-        <w:r>
-          <w:rPr>
-            <w:lang w:val="zh_TW" w:bidi="zh_TW"/>
-          </w:rPr>
-          <w:rPr>
-            <w:color w:val="0000EE"/>
-            <w:u w:val="single"/>
-          </w:rPr>
-          <w:t>18:8–9</w:t>
-        </w:r>
-      </w:hyperlink>
+      <w:r>
+        <w:rPr>
+          <w:lang w:val="zh_TW" w:bidi="zh_TW"/>
+        </w:rPr>
+        <w:t>18:8–9</w:t>
+      </w:r>
       <w:r>
         <w:rPr>
           <w:lang w:val="zh_TW" w:bidi="zh_TW"/>
@@ -815,90 +683,60 @@
         </w:rPr>
         <w:t>：一個人的某些行為可能使別人跌倒。耶穌警告說：「這世界有禍了，因為將人絆倒；絆倒人的事是免不了的，但那絆倒人的有禍了！」（</w:t>
       </w:r>
-      <w:hyperlink r:id="rId35">
-        <w:r>
-          <w:rPr>
-            <w:lang w:val="zh_TW" w:bidi="zh_TW"/>
-          </w:rPr>
-          <w:rPr>
-            <w:color w:val="0000EE"/>
-            <w:u w:val="single"/>
-          </w:rPr>
-          <w:t>太18:7</w:t>
-        </w:r>
-      </w:hyperlink>
+      <w:r>
+        <w:rPr>
+          <w:lang w:val="zh_TW" w:bidi="zh_TW"/>
+        </w:rPr>
+        <w:t>太18:7</w:t>
+      </w:r>
       <w:r>
         <w:rPr>
           <w:lang w:val="zh_TW" w:bidi="zh_TW"/>
         </w:rPr>
         <w:t>）。新約聖經教導我們要過一種不使別人跌倒的生活（</w:t>
       </w:r>
-      <w:hyperlink r:id="rId36">
-        <w:r>
-          <w:rPr>
-            <w:lang w:val="zh_TW" w:bidi="zh_TW"/>
-          </w:rPr>
-          <w:rPr>
-            <w:color w:val="0000EE"/>
-            <w:u w:val="single"/>
-          </w:rPr>
-          <w:t>羅14:13</w:t>
-        </w:r>
-      </w:hyperlink>
+      <w:r>
+        <w:rPr>
+          <w:lang w:val="zh_TW" w:bidi="zh_TW"/>
+        </w:rPr>
+        <w:t>羅14:13</w:t>
+      </w:r>
       <w:r>
         <w:rPr>
           <w:lang w:val="zh_TW" w:bidi="zh_TW"/>
         </w:rPr>
         <w:t>）。使徒保羅說：「不可因食物毀壞神的工程。凡物固然潔淨，但有人因食物叫人跌倒，就是他的罪了。無論是吃肉是喝酒，是甚麼別的事，叫弟兄跌倒，一概不做才好」（</w:t>
       </w:r>
-      <w:hyperlink r:id="rId37">
-        <w:r>
-          <w:rPr>
-            <w:lang w:val="zh_TW" w:bidi="zh_TW"/>
-          </w:rPr>
-          <w:rPr>
-            <w:color w:val="0000EE"/>
-            <w:u w:val="single"/>
-          </w:rPr>
-          <w:t>羅14:20–21</w:t>
-        </w:r>
-      </w:hyperlink>
+      <w:r>
+        <w:rPr>
+          <w:lang w:val="zh_TW" w:bidi="zh_TW"/>
+        </w:rPr>
+        <w:t>羅14:20–21</w:t>
+      </w:r>
       <w:r>
         <w:rPr>
           <w:lang w:val="zh_TW" w:bidi="zh_TW"/>
         </w:rPr>
         <w:t>；參</w:t>
       </w:r>
-      <w:hyperlink r:id="rId38">
-        <w:r>
-          <w:rPr>
-            <w:lang w:val="zh_TW" w:bidi="zh_TW"/>
-          </w:rPr>
-          <w:rPr>
-            <w:color w:val="0000EE"/>
-            <w:u w:val="single"/>
-          </w:rPr>
-          <w:t>林前10:32</w:t>
-        </w:r>
-      </w:hyperlink>
+      <w:r>
+        <w:rPr>
+          <w:lang w:val="zh_TW" w:bidi="zh_TW"/>
+        </w:rPr>
+        <w:t>林前10:32</w:t>
+      </w:r>
       <w:r>
         <w:rPr>
           <w:lang w:val="zh_TW" w:bidi="zh_TW"/>
         </w:rPr>
         <w:t>；</w:t>
       </w:r>
-      <w:hyperlink r:id="rId39">
-        <w:r>
-          <w:rPr>
-            <w:lang w:val="zh_TW" w:bidi="zh_TW"/>
-          </w:rPr>
-          <w:rPr>
-            <w:color w:val="0000EE"/>
-            <w:u w:val="single"/>
-          </w:rPr>
-          <w:t>林後6:3</w:t>
-        </w:r>
-      </w:hyperlink>
+      <w:r>
+        <w:rPr>
+          <w:lang w:val="zh_TW" w:bidi="zh_TW"/>
+        </w:rPr>
+        <w:t>林後6:3</w:t>
+      </w:r>
       <w:r>
         <w:rPr>
           <w:lang w:val="zh_TW" w:bidi="zh_TW"/>
@@ -930,198 +768,132 @@
         </w:rPr>
         <w:t>：即使傳講真理的人並沒有錯，人也可能因真理而跌倒。以賽亞形容神是「絆腳的石頭，跌人的磐石」（</w:t>
       </w:r>
-      <w:hyperlink r:id="rId40">
-        <w:r>
-          <w:rPr>
-            <w:lang w:val="zh_TW" w:bidi="zh_TW"/>
-          </w:rPr>
-          <w:rPr>
-            <w:color w:val="0000EE"/>
-            <w:u w:val="single"/>
-          </w:rPr>
-          <w:t>賽8:14</w:t>
-        </w:r>
-      </w:hyperlink>
+      <w:r>
+        <w:rPr>
+          <w:lang w:val="zh_TW" w:bidi="zh_TW"/>
+        </w:rPr>
+        <w:t>賽8:14</w:t>
+      </w:r>
       <w:r>
         <w:rPr>
           <w:lang w:val="zh_TW" w:bidi="zh_TW"/>
         </w:rPr>
         <w:t>），因為人不一定接受祂的吩咐，也不一定接受信靠祂的道路。新約聖經將這些話用在基督福音所帶來的絆倒上（</w:t>
       </w:r>
-      <w:hyperlink r:id="rId41">
-        <w:r>
-          <w:rPr>
-            <w:lang w:val="zh_TW" w:bidi="zh_TW"/>
-          </w:rPr>
-          <w:rPr>
-            <w:color w:val="0000EE"/>
-            <w:u w:val="single"/>
-          </w:rPr>
-          <w:t>羅9:32–33</w:t>
-        </w:r>
-      </w:hyperlink>
+      <w:r>
+        <w:rPr>
+          <w:lang w:val="zh_TW" w:bidi="zh_TW"/>
+        </w:rPr>
+        <w:t>羅9:32–33</w:t>
+      </w:r>
       <w:r>
         <w:rPr>
           <w:lang w:val="zh_TW" w:bidi="zh_TW"/>
         </w:rPr>
         <w:t>；</w:t>
       </w:r>
-      <w:hyperlink r:id="rId42">
-        <w:r>
-          <w:rPr>
-            <w:lang w:val="zh_TW" w:bidi="zh_TW"/>
-          </w:rPr>
-          <w:rPr>
-            <w:color w:val="0000EE"/>
-            <w:u w:val="single"/>
-          </w:rPr>
-          <w:t>彼前2:8</w:t>
-        </w:r>
-      </w:hyperlink>
+      <w:r>
+        <w:rPr>
+          <w:lang w:val="zh_TW" w:bidi="zh_TW"/>
+        </w:rPr>
+        <w:t>彼前2:8</w:t>
+      </w:r>
       <w:r>
         <w:rPr>
           <w:lang w:val="zh_TW" w:bidi="zh_TW"/>
         </w:rPr>
         <w:t>）。耶穌事奉期間，人因祂而跌倒：有人因祂卑微的出身而跌倒（</w:t>
       </w:r>
-      <w:hyperlink r:id="rId43">
-        <w:r>
-          <w:rPr>
-            <w:lang w:val="zh_TW" w:bidi="zh_TW"/>
-          </w:rPr>
-          <w:rPr>
-            <w:color w:val="0000EE"/>
-            <w:u w:val="single"/>
-          </w:rPr>
-          <w:t>太13:57</w:t>
-        </w:r>
-      </w:hyperlink>
+      <w:r>
+        <w:rPr>
+          <w:lang w:val="zh_TW" w:bidi="zh_TW"/>
+        </w:rPr>
+        <w:t>太13:57</w:t>
+      </w:r>
       <w:r>
         <w:rPr>
           <w:lang w:val="zh_TW" w:bidi="zh_TW"/>
         </w:rPr>
         <w:t>），有人因祂所說所行的而跌倒（</w:t>
       </w:r>
-      <w:hyperlink r:id="rId44">
-        <w:r>
-          <w:rPr>
-            <w:lang w:val="zh_TW" w:bidi="zh_TW"/>
-          </w:rPr>
-          <w:rPr>
-            <w:color w:val="0000EE"/>
-            <w:u w:val="single"/>
-          </w:rPr>
-          <w:t>太15:12</w:t>
-        </w:r>
-      </w:hyperlink>
+      <w:r>
+        <w:rPr>
+          <w:lang w:val="zh_TW" w:bidi="zh_TW"/>
+        </w:rPr>
+        <w:t>太15:12</w:t>
+      </w:r>
       <w:r>
         <w:rPr>
           <w:lang w:val="zh_TW" w:bidi="zh_TW"/>
         </w:rPr>
         <w:t>），也有人因跟從祂要付上的代價而跌倒（</w:t>
       </w:r>
-      <w:hyperlink r:id="rId45">
-        <w:r>
-          <w:rPr>
-            <w:lang w:val="zh_TW" w:bidi="zh_TW"/>
-          </w:rPr>
-          <w:rPr>
-            <w:color w:val="0000EE"/>
-            <w:u w:val="single"/>
-          </w:rPr>
-          <w:t>太13:21</w:t>
-        </w:r>
-      </w:hyperlink>
+      <w:r>
+        <w:rPr>
+          <w:lang w:val="zh_TW" w:bidi="zh_TW"/>
+        </w:rPr>
+        <w:t>太13:21</w:t>
+      </w:r>
       <w:r>
         <w:rPr>
           <w:lang w:val="zh_TW" w:bidi="zh_TW"/>
         </w:rPr>
         <w:t>）。有些門徒也因一些教導跌倒，就退去不再跟從祂（</w:t>
       </w:r>
-      <w:hyperlink r:id="rId46">
-        <w:r>
-          <w:rPr>
-            <w:lang w:val="zh_TW" w:bidi="zh_TW"/>
-          </w:rPr>
-          <w:rPr>
-            <w:color w:val="0000EE"/>
-            <w:u w:val="single"/>
-          </w:rPr>
-          <w:t>約6:61</w:t>
-        </w:r>
-      </w:hyperlink>
+      <w:r>
+        <w:rPr>
+          <w:lang w:val="zh_TW" w:bidi="zh_TW"/>
+        </w:rPr>
+        <w:t>約6:61</w:t>
+      </w:r>
       <w:r>
         <w:rPr>
           <w:lang w:val="zh_TW" w:bidi="zh_TW"/>
         </w:rPr>
         <w:t>）。到最後，眾人都要因祂跌倒，並且離開祂逃走（</w:t>
       </w:r>
-      <w:hyperlink r:id="rId47">
-        <w:r>
-          <w:rPr>
-            <w:lang w:val="zh_TW" w:bidi="zh_TW"/>
-          </w:rPr>
-          <w:rPr>
-            <w:color w:val="0000EE"/>
-            <w:u w:val="single"/>
-          </w:rPr>
-          <w:t>太26:31</w:t>
-        </w:r>
-      </w:hyperlink>
+      <w:r>
+        <w:rPr>
+          <w:lang w:val="zh_TW" w:bidi="zh_TW"/>
+        </w:rPr>
+        <w:t>太26:31</w:t>
+      </w:r>
       <w:r>
         <w:rPr>
           <w:lang w:val="zh_TW" w:bidi="zh_TW"/>
         </w:rPr>
         <w:t>、</w:t>
       </w:r>
-      <w:hyperlink r:id="rId47">
-        <w:r>
-          <w:rPr>
-            <w:lang w:val="zh_TW" w:bidi="zh_TW"/>
-          </w:rPr>
-          <w:rPr>
-            <w:color w:val="0000EE"/>
-            <w:u w:val="single"/>
-          </w:rPr>
-          <w:t>56</w:t>
-        </w:r>
-      </w:hyperlink>
+      <w:r>
+        <w:rPr>
+          <w:lang w:val="zh_TW" w:bidi="zh_TW"/>
+        </w:rPr>
+        <w:t>56</w:t>
+      </w:r>
       <w:r>
         <w:rPr>
           <w:lang w:val="zh_TW" w:bidi="zh_TW"/>
         </w:rPr>
         <w:t>）。保羅也提到傳講基督十字架會帶來的絆倒。他如果傳講一個不會叫任何人反感的信息，就可以避免逼迫（</w:t>
       </w:r>
-      <w:hyperlink r:id="rId48">
-        <w:r>
-          <w:rPr>
-            <w:lang w:val="zh_TW" w:bidi="zh_TW"/>
-          </w:rPr>
-          <w:rPr>
-            <w:color w:val="0000EE"/>
-            <w:u w:val="single"/>
-          </w:rPr>
-          <w:t>加5:11</w:t>
-        </w:r>
-      </w:hyperlink>
+      <w:r>
+        <w:rPr>
+          <w:lang w:val="zh_TW" w:bidi="zh_TW"/>
+        </w:rPr>
+        <w:t>加5:11</w:t>
+      </w:r>
       <w:r>
         <w:rPr>
           <w:lang w:val="zh_TW" w:bidi="zh_TW"/>
         </w:rPr>
         <w:t>）。但他選擇傳十字架，儘管猶太人將這當作絆腳石，外邦人也將這當作愚拙（</w:t>
       </w:r>
-      <w:hyperlink r:id="rId49">
-        <w:r>
-          <w:rPr>
-            <w:lang w:val="zh_TW" w:bidi="zh_TW"/>
-          </w:rPr>
-          <w:rPr>
-            <w:color w:val="0000EE"/>
-            <w:u w:val="single"/>
-          </w:rPr>
-          <w:t>林前1:23</w:t>
-        </w:r>
-      </w:hyperlink>
+      <w:r>
+        <w:rPr>
+          <w:lang w:val="zh_TW" w:bidi="zh_TW"/>
+        </w:rPr>
+        <w:t>林前1:23</w:t>
+      </w:r>
       <w:r>
         <w:rPr>
           <w:lang w:val="zh_TW" w:bidi="zh_TW"/>
@@ -1203,36 +975,24 @@
         </w:rPr>
         <w:t>在挪亞幾個兒子的後裔名單中，他是約坍的兒子（</w:t>
       </w:r>
-      <w:hyperlink r:id="rId50">
-        <w:r>
-          <w:rPr>
-            <w:lang w:val="zh_TW" w:bidi="zh_TW"/>
-          </w:rPr>
-          <w:rPr>
-            <w:color w:val="0000EE"/>
-            <w:u w:val="single"/>
-          </w:rPr>
-          <w:t>創10:27</w:t>
-        </w:r>
-      </w:hyperlink>
+      <w:r>
+        <w:rPr>
+          <w:lang w:val="zh_TW" w:bidi="zh_TW"/>
+        </w:rPr>
+        <w:t>創10:27</w:t>
+      </w:r>
       <w:r>
         <w:rPr>
           <w:lang w:val="zh_TW" w:bidi="zh_TW"/>
         </w:rPr>
         <w:t>；</w:t>
       </w:r>
-      <w:hyperlink r:id="rId51">
-        <w:r>
-          <w:rPr>
-            <w:lang w:val="zh_TW" w:bidi="zh_TW"/>
-          </w:rPr>
-          <w:rPr>
-            <w:color w:val="0000EE"/>
-            <w:u w:val="single"/>
-          </w:rPr>
-          <w:t>代上1:21</w:t>
-        </w:r>
-      </w:hyperlink>
+      <w:r>
+        <w:rPr>
+          <w:lang w:val="zh_TW" w:bidi="zh_TW"/>
+        </w:rPr>
+        <w:t>代上1:21</w:t>
+      </w:r>
       <w:r>
         <w:rPr>
           <w:lang w:val="zh_TW" w:bidi="zh_TW"/>
